--- a/Компьютерные сети/cisco Отчет.docx
+++ b/Компьютерные сети/cisco Отчет.docx
@@ -6,7 +6,6 @@
       <w:tblPr>
         <w:tblStyle w:val="a3"/>
         <w:tblW w:w="5000" w:type="pct"/>
-        <w:tblInd w:w="0" w:type="dxa"/>
         <w:tblBorders>
           <w:top w:val="none" w:sz="0" w:space="0" w:color="auto"/>
           <w:left w:val="none" w:sz="0" w:space="0" w:color="auto"/>
@@ -64,10 +63,10 @@
                           </pic:cNvPicPr>
                         </pic:nvPicPr>
                         <pic:blipFill>
-                          <a:blip r:embed="rId5" cstate="print">
+                          <a:blip r:embed="rId6" cstate="print">
                             <a:extLst>
                               <a:ext uri="{28A0092B-C50C-407E-A947-70E740481C1C}">
-                                <a14:useLocalDpi xmlns:a14="http://schemas.microsoft.com/office/drawing/2010/main" xmlns:wps="http://schemas.microsoft.com/office/word/2010/wordprocessingShape" xmlns:wpi="http://schemas.microsoft.com/office/word/2010/wordprocessingInk" xmlns:wpg="http://schemas.microsoft.com/office/word/2010/wordprocessingGroup" xmlns:w14="http://schemas.microsoft.com/office/word/2010/wordml" xmlns:w="http://schemas.openxmlformats.org/wordprocessingml/2006/main" xmlns:w10="urn:schemas-microsoft-com:office:word" xmlns:wp14="http://schemas.microsoft.com/office/word/2010/wordprocessingDrawing" xmlns:v="urn:schemas-microsoft-com:vml" xmlns:o="urn:schemas-microsoft-com:office:office" xmlns:mc="http://schemas.openxmlformats.org/markup-compatibility/2006" xmlns:wpc="http://schemas.microsoft.com/office/word/2010/wordprocessingCanvas" xmlns="" val="0"/>
+                                <a14:useLocalDpi xmlns="" xmlns:wpc="http://schemas.microsoft.com/office/word/2010/wordprocessingCanvas" xmlns:mc="http://schemas.openxmlformats.org/markup-compatibility/2006" xmlns:o="urn:schemas-microsoft-com:office:office" xmlns:v="urn:schemas-microsoft-com:vml" xmlns:wp14="http://schemas.microsoft.com/office/word/2010/wordprocessingDrawing" xmlns:w10="urn:schemas-microsoft-com:office:word" xmlns:w="http://schemas.openxmlformats.org/wordprocessingml/2006/main" xmlns:w14="http://schemas.microsoft.com/office/word/2010/wordml" xmlns:wpg="http://schemas.microsoft.com/office/word/2010/wordprocessingGroup" xmlns:wpi="http://schemas.microsoft.com/office/word/2010/wordprocessingInk" xmlns:wps="http://schemas.microsoft.com/office/word/2010/wordprocessingShape" xmlns:a14="http://schemas.microsoft.com/office/drawing/2010/main" val="0"/>
                               </a:ext>
                             </a:extLst>
                           </a:blip>
@@ -687,6 +686,24 @@
     <w:p>
       <w:pPr>
         <w:spacing w:after="200"/>
+        <w:jc w:val="right"/>
+        <w:rPr>
+          <w:noProof/>
+          <w:lang w:eastAsia="ru-RU"/>
+        </w:rPr>
+      </w:pPr>
+      <w:r>
+        <w:rPr>
+          <w:noProof/>
+          <w:lang w:eastAsia="ru-RU"/>
+        </w:rPr>
+        <w:t>Рисунок 1</w:t>
+      </w:r>
+    </w:p>
+    <w:p>
+      <w:pPr>
+        <w:spacing w:after="200"/>
+        <w:jc w:val="center"/>
         <w:rPr>
           <w:noProof/>
           <w:lang w:eastAsia="ru-RU"/>
@@ -699,60 +716,9 @@
         </w:rPr>
         <w:drawing>
           <wp:inline distT="0" distB="0" distL="0" distR="0">
-            <wp:extent cx="5207000" cy="2743200"/>
-            <wp:effectExtent l="0" t="0" r="0" b="0"/>
+            <wp:extent cx="6061363" cy="3193303"/>
+            <wp:effectExtent l="19050" t="0" r="0" b="0"/>
             <wp:docPr id="2" name="Рисунок 2"/>
-            <wp:cNvGraphicFramePr>
-              <a:graphicFrameLocks xmlns:a="http://schemas.openxmlformats.org/drawingml/2006/main" noChangeAspect="1"/>
-            </wp:cNvGraphicFramePr>
-            <a:graphic xmlns:a="http://schemas.openxmlformats.org/drawingml/2006/main">
-              <a:graphicData uri="http://schemas.openxmlformats.org/drawingml/2006/picture">
-                <pic:pic xmlns:pic="http://schemas.openxmlformats.org/drawingml/2006/picture">
-                  <pic:nvPicPr>
-                    <pic:cNvPr id="0" name=""/>
-                    <pic:cNvPicPr/>
-                  </pic:nvPicPr>
-                  <pic:blipFill>
-                    <a:blip r:embed="rId6" cstate="print"/>
-                    <a:stretch>
-                      <a:fillRect/>
-                    </a:stretch>
-                  </pic:blipFill>
-                  <pic:spPr>
-                    <a:xfrm>
-                      <a:off x="0" y="0"/>
-                      <a:ext cx="5207000" cy="2743200"/>
-                    </a:xfrm>
-                    <a:prstGeom prst="rect">
-                      <a:avLst/>
-                    </a:prstGeom>
-                  </pic:spPr>
-                </pic:pic>
-              </a:graphicData>
-            </a:graphic>
-          </wp:inline>
-        </w:drawing>
-      </w:r>
-    </w:p>
-    <w:p>
-      <w:pPr>
-        <w:spacing w:after="200"/>
-        <w:rPr>
-          <w:rFonts w:ascii="Times New Roman" w:hAnsi="Times New Roman" w:cs="Times New Roman"/>
-          <w:sz w:val="28"/>
-          <w:szCs w:val="28"/>
-        </w:rPr>
-      </w:pPr>
-      <w:r>
-        <w:rPr>
-          <w:noProof/>
-          <w:lang w:eastAsia="ru-RU"/>
-        </w:rPr>
-        <w:drawing>
-          <wp:inline distT="0" distB="0" distL="0" distR="0">
-            <wp:extent cx="4368800" cy="2012950"/>
-            <wp:effectExtent l="0" t="0" r="0" b="6350"/>
-            <wp:docPr id="4" name="Рисунок 4"/>
             <wp:cNvGraphicFramePr>
               <a:graphicFrameLocks xmlns:a="http://schemas.openxmlformats.org/drawingml/2006/main" noChangeAspect="1"/>
             </wp:cNvGraphicFramePr>
@@ -772,7 +738,7 @@
                   <pic:spPr>
                     <a:xfrm>
                       <a:off x="0" y="0"/>
-                      <a:ext cx="4368800" cy="2012950"/>
+                      <a:ext cx="6061363" cy="3193303"/>
                     </a:xfrm>
                     <a:prstGeom prst="rect">
                       <a:avLst/>
@@ -786,6 +752,32 @@
       </w:r>
     </w:p>
     <w:p>
+      <w:pPr>
+        <w:spacing w:after="200"/>
+        <w:jc w:val="right"/>
+        <w:rPr>
+          <w:noProof/>
+          <w:lang w:eastAsia="ru-RU"/>
+        </w:rPr>
+      </w:pPr>
+      <w:r>
+        <w:rPr>
+          <w:noProof/>
+          <w:lang w:eastAsia="ru-RU"/>
+        </w:rPr>
+        <w:t>Рисунок 2</w:t>
+      </w:r>
+    </w:p>
+    <w:p>
+      <w:pPr>
+        <w:spacing w:after="200"/>
+        <w:jc w:val="center"/>
+        <w:rPr>
+          <w:rFonts w:ascii="Times New Roman" w:hAnsi="Times New Roman" w:cs="Times New Roman"/>
+          <w:sz w:val="28"/>
+          <w:szCs w:val="28"/>
+        </w:rPr>
+      </w:pPr>
       <w:r>
         <w:rPr>
           <w:noProof/>
@@ -793,9 +785,9 @@
         </w:rPr>
         <w:drawing>
           <wp:inline distT="0" distB="0" distL="0" distR="0">
-            <wp:extent cx="4756150" cy="2559050"/>
-            <wp:effectExtent l="0" t="0" r="6350" b="0"/>
-            <wp:docPr id="3" name="Рисунок 3"/>
+            <wp:extent cx="5853545" cy="2697055"/>
+            <wp:effectExtent l="19050" t="0" r="0" b="0"/>
+            <wp:docPr id="4" name="Рисунок 4"/>
             <wp:cNvGraphicFramePr>
               <a:graphicFrameLocks xmlns:a="http://schemas.openxmlformats.org/drawingml/2006/main" noChangeAspect="1"/>
             </wp:cNvGraphicFramePr>
@@ -815,7 +807,7 @@
                   <pic:spPr>
                     <a:xfrm>
                       <a:off x="0" y="0"/>
-                      <a:ext cx="4756150" cy="2559050"/>
+                      <a:ext cx="5850453" cy="2695630"/>
                     </a:xfrm>
                     <a:prstGeom prst="rect">
                       <a:avLst/>
@@ -830,960 +822,67 @@
     </w:p>
     <w:p>
       <w:pPr>
-        <w:spacing w:after="0" w:line="240" w:lineRule="auto"/>
-        <w:rPr>
-          <w:rFonts w:ascii="Times New Roman" w:eastAsia="Times New Roman" w:hAnsi="Times New Roman" w:cs="Times New Roman"/>
-          <w:kern w:val="0"/>
-          <w:lang w:eastAsia="ru-RU"/>
-        </w:rPr>
-      </w:pPr>
-    </w:p>
-    <w:p>
-      <w:pPr>
-        <w:pStyle w:val="2"/>
-        <w:rPr>
-          <w:rFonts w:eastAsia="Times New Roman"/>
-          <w:lang w:eastAsia="ru-RU"/>
-        </w:rPr>
-      </w:pPr>
-      <w:r>
-        <w:rPr>
-          <w:rFonts w:eastAsia="Times New Roman"/>
-          <w:lang w:eastAsia="ru-RU"/>
+        <w:rPr>
+          <w:rFonts w:ascii="Times New Roman" w:hAnsi="Times New Roman" w:cs="Times New Roman"/>
+          <w:sz w:val="28"/>
+          <w:szCs w:val="28"/>
+        </w:rPr>
+      </w:pPr>
+    </w:p>
+    <w:p>
+      <w:pPr>
+        <w:rPr>
+          <w:rFonts w:ascii="Times New Roman" w:hAnsi="Times New Roman" w:cs="Times New Roman"/>
+          <w:sz w:val="28"/>
+          <w:szCs w:val="28"/>
+        </w:rPr>
+      </w:pPr>
+    </w:p>
+    <w:p>
+      <w:pPr>
+        <w:tabs>
+          <w:tab w:val="left" w:pos="3633"/>
+        </w:tabs>
+        <w:rPr>
+          <w:rFonts w:ascii="Times New Roman" w:hAnsi="Times New Roman" w:cs="Times New Roman"/>
+          <w:sz w:val="28"/>
+          <w:szCs w:val="28"/>
+        </w:rPr>
+      </w:pPr>
+      <w:r>
+        <w:rPr>
+          <w:rFonts w:ascii="Times New Roman" w:hAnsi="Times New Roman" w:cs="Times New Roman"/>
+          <w:sz w:val="28"/>
+          <w:szCs w:val="28"/>
+        </w:rPr>
+        <w:tab/>
+      </w:r>
+    </w:p>
+    <w:p>
+      <w:pPr>
+        <w:tabs>
+          <w:tab w:val="left" w:pos="3633"/>
+        </w:tabs>
+        <w:jc w:val="right"/>
+        <w:rPr>
+          <w:rFonts w:ascii="Times New Roman" w:hAnsi="Times New Roman" w:cs="Times New Roman"/>
+          <w:sz w:val="28"/>
+          <w:szCs w:val="28"/>
+        </w:rPr>
+      </w:pPr>
+      <w:r>
+        <w:rPr>
+          <w:rFonts w:ascii="Times New Roman" w:hAnsi="Times New Roman" w:cs="Times New Roman"/>
+          <w:sz w:val="28"/>
+          <w:szCs w:val="28"/>
         </w:rPr>
         <w:lastRenderedPageBreak/>
-        <w:t>Контрольные вопросы:</w:t>
-      </w:r>
-    </w:p>
-    <w:p>
-      <w:pPr>
-        <w:rPr>
-          <w:lang w:eastAsia="ru-RU"/>
-        </w:rPr>
-      </w:pPr>
-    </w:p>
-    <w:p>
-      <w:pPr>
-        <w:pStyle w:val="a6"/>
-        <w:numPr>
-          <w:ilvl w:val="0"/>
-          <w:numId w:val="2"/>
-        </w:numPr>
-        <w:spacing w:after="0" w:line="240" w:lineRule="auto"/>
-        <w:rPr>
-          <w:rFonts w:ascii="Times New Roman" w:eastAsia="Times New Roman" w:hAnsi="Times New Roman" w:cs="Times New Roman"/>
-          <w:kern w:val="0"/>
-          <w:lang w:eastAsia="ru-RU"/>
-        </w:rPr>
-      </w:pPr>
-      <w:r>
-        <w:rPr>
-          <w:rFonts w:ascii="markup-bold" w:eastAsia="Times New Roman" w:hAnsi="markup-bold" w:cs="Times New Roman"/>
-          <w:kern w:val="0"/>
-          <w:lang w:eastAsia="ru-RU"/>
-        </w:rPr>
-        <w:t>Режим симуляции используется:</w:t>
-      </w:r>
-      <w:r>
-        <w:rPr>
-          <w:rFonts w:ascii="Times New Roman" w:eastAsia="Times New Roman" w:hAnsi="Times New Roman" w:cs="Times New Roman"/>
-          <w:kern w:val="0"/>
-          <w:lang w:eastAsia="ru-RU"/>
-        </w:rPr>
-        <w:t xml:space="preserve"> Для пошагового наблюдения за передачей пакетов данных, анализа их движения по сети, отладки конфигураций и понимания работы сетевых протоколов. </w:t>
-      </w:r>
-    </w:p>
-    <w:p>
-      <w:pPr>
-        <w:pStyle w:val="a6"/>
-        <w:numPr>
-          <w:ilvl w:val="0"/>
-          <w:numId w:val="2"/>
-        </w:numPr>
-        <w:spacing w:after="0" w:line="240" w:lineRule="auto"/>
-        <w:rPr>
-          <w:rFonts w:ascii="Times New Roman" w:eastAsia="Times New Roman" w:hAnsi="Times New Roman" w:cs="Times New Roman"/>
-          <w:kern w:val="0"/>
-          <w:lang w:eastAsia="ru-RU"/>
-        </w:rPr>
-      </w:pPr>
-      <w:r>
-        <w:rPr>
-          <w:rFonts w:ascii="markup-bold" w:eastAsia="Times New Roman" w:hAnsi="markup-bold" w:cs="Times New Roman"/>
-          <w:kern w:val="0"/>
-          <w:lang w:eastAsia="ru-RU"/>
-        </w:rPr>
-        <w:t>Просмотр прохождения пакета по уровням OSI:</w:t>
-      </w:r>
-      <w:r>
-        <w:rPr>
-          <w:rFonts w:ascii="Times New Roman" w:eastAsia="Times New Roman" w:hAnsi="Times New Roman" w:cs="Times New Roman"/>
-          <w:kern w:val="0"/>
-          <w:lang w:eastAsia="ru-RU"/>
-        </w:rPr>
-        <w:t xml:space="preserve"> В режиме симуляции, при выборе пакета, можно увидеть его структуру по каждому уровню модели OSI (вкладки "OSI </w:t>
-      </w:r>
-      <w:proofErr w:type="spellStart"/>
-      <w:r>
-        <w:rPr>
-          <w:rFonts w:ascii="Times New Roman" w:eastAsia="Times New Roman" w:hAnsi="Times New Roman" w:cs="Times New Roman"/>
-          <w:kern w:val="0"/>
-          <w:lang w:eastAsia="ru-RU"/>
-        </w:rPr>
-        <w:t>Model</w:t>
-      </w:r>
-      <w:proofErr w:type="spellEnd"/>
-      <w:r>
-        <w:rPr>
-          <w:rFonts w:ascii="Times New Roman" w:eastAsia="Times New Roman" w:hAnsi="Times New Roman" w:cs="Times New Roman"/>
-          <w:kern w:val="0"/>
-          <w:lang w:eastAsia="ru-RU"/>
-        </w:rPr>
-        <w:t>", "</w:t>
-      </w:r>
-      <w:proofErr w:type="spellStart"/>
-      <w:r>
-        <w:rPr>
-          <w:rFonts w:ascii="Times New Roman" w:eastAsia="Times New Roman" w:hAnsi="Times New Roman" w:cs="Times New Roman"/>
-          <w:kern w:val="0"/>
-          <w:lang w:eastAsia="ru-RU"/>
-        </w:rPr>
-        <w:t>Event</w:t>
-      </w:r>
-      <w:proofErr w:type="spellEnd"/>
-      <w:r>
-        <w:rPr>
-          <w:rFonts w:ascii="Times New Roman" w:eastAsia="Times New Roman" w:hAnsi="Times New Roman" w:cs="Times New Roman"/>
-          <w:kern w:val="0"/>
-          <w:lang w:eastAsia="ru-RU"/>
-        </w:rPr>
-        <w:t xml:space="preserve"> </w:t>
-      </w:r>
-      <w:proofErr w:type="spellStart"/>
-      <w:r>
-        <w:rPr>
-          <w:rFonts w:ascii="Times New Roman" w:eastAsia="Times New Roman" w:hAnsi="Times New Roman" w:cs="Times New Roman"/>
-          <w:kern w:val="0"/>
-          <w:lang w:eastAsia="ru-RU"/>
-        </w:rPr>
-        <w:t>List</w:t>
-      </w:r>
-      <w:proofErr w:type="spellEnd"/>
-      <w:r>
-        <w:rPr>
-          <w:rFonts w:ascii="Times New Roman" w:eastAsia="Times New Roman" w:hAnsi="Times New Roman" w:cs="Times New Roman"/>
-          <w:kern w:val="0"/>
-          <w:lang w:eastAsia="ru-RU"/>
-        </w:rPr>
-        <w:t xml:space="preserve">"). </w:t>
-      </w:r>
-    </w:p>
-    <w:p>
-      <w:pPr>
-        <w:pStyle w:val="a6"/>
-        <w:numPr>
-          <w:ilvl w:val="0"/>
-          <w:numId w:val="2"/>
-        </w:numPr>
-        <w:spacing w:after="0" w:line="240" w:lineRule="auto"/>
-        <w:rPr>
-          <w:rFonts w:ascii="Times New Roman" w:eastAsia="Times New Roman" w:hAnsi="Times New Roman" w:cs="Times New Roman"/>
-          <w:kern w:val="0"/>
-          <w:lang w:eastAsia="ru-RU"/>
-        </w:rPr>
-      </w:pPr>
-      <w:r>
-        <w:rPr>
-          <w:rFonts w:ascii="markup-bold" w:eastAsia="Times New Roman" w:hAnsi="markup-bold" w:cs="Times New Roman"/>
-          <w:kern w:val="0"/>
-          <w:lang w:eastAsia="ru-RU"/>
-        </w:rPr>
-        <w:t>Определение причины сбоя:</w:t>
-      </w:r>
-      <w:r>
-        <w:rPr>
-          <w:rFonts w:ascii="Times New Roman" w:eastAsia="Times New Roman" w:hAnsi="Times New Roman" w:cs="Times New Roman"/>
-          <w:kern w:val="0"/>
-          <w:lang w:eastAsia="ru-RU"/>
-        </w:rPr>
-        <w:t xml:space="preserve"> </w:t>
-      </w:r>
-      <w:r>
-        <w:rPr>
-          <w:rFonts w:ascii="markup-bold" w:eastAsia="Times New Roman" w:hAnsi="markup-bold" w:cs="Times New Roman"/>
-          <w:kern w:val="0"/>
-          <w:lang w:eastAsia="ru-RU"/>
-        </w:rPr>
-        <w:t>Да</w:t>
-      </w:r>
-      <w:r>
-        <w:rPr>
-          <w:rFonts w:ascii="Times New Roman" w:eastAsia="Times New Roman" w:hAnsi="Times New Roman" w:cs="Times New Roman"/>
-          <w:kern w:val="0"/>
-          <w:lang w:eastAsia="ru-RU"/>
-        </w:rPr>
-        <w:t>, можно. Анализируя "</w:t>
-      </w:r>
-      <w:proofErr w:type="spellStart"/>
-      <w:r>
-        <w:rPr>
-          <w:rFonts w:ascii="Times New Roman" w:eastAsia="Times New Roman" w:hAnsi="Times New Roman" w:cs="Times New Roman"/>
-          <w:kern w:val="0"/>
-          <w:lang w:eastAsia="ru-RU"/>
-        </w:rPr>
-        <w:t>Event</w:t>
-      </w:r>
-      <w:proofErr w:type="spellEnd"/>
-      <w:r>
-        <w:rPr>
-          <w:rFonts w:ascii="Times New Roman" w:eastAsia="Times New Roman" w:hAnsi="Times New Roman" w:cs="Times New Roman"/>
-          <w:kern w:val="0"/>
-          <w:lang w:eastAsia="ru-RU"/>
-        </w:rPr>
-        <w:t xml:space="preserve"> </w:t>
-      </w:r>
-      <w:proofErr w:type="spellStart"/>
-      <w:r>
-        <w:rPr>
-          <w:rFonts w:ascii="Times New Roman" w:eastAsia="Times New Roman" w:hAnsi="Times New Roman" w:cs="Times New Roman"/>
-          <w:kern w:val="0"/>
-          <w:lang w:eastAsia="ru-RU"/>
-        </w:rPr>
-        <w:t>List</w:t>
-      </w:r>
-      <w:proofErr w:type="spellEnd"/>
-      <w:r>
-        <w:rPr>
-          <w:rFonts w:ascii="Times New Roman" w:eastAsia="Times New Roman" w:hAnsi="Times New Roman" w:cs="Times New Roman"/>
-          <w:kern w:val="0"/>
-          <w:lang w:eastAsia="ru-RU"/>
-        </w:rPr>
-        <w:t xml:space="preserve">" (список событий) и отслеживая движение пакета, можно увидеть, на каком устройстве или на каком этапе он </w:t>
-      </w:r>
-      <w:proofErr w:type="gramStart"/>
-      <w:r>
-        <w:rPr>
-          <w:rFonts w:ascii="Times New Roman" w:eastAsia="Times New Roman" w:hAnsi="Times New Roman" w:cs="Times New Roman"/>
-          <w:kern w:val="0"/>
-          <w:lang w:eastAsia="ru-RU"/>
-        </w:rPr>
-        <w:t>был</w:t>
-      </w:r>
-      <w:proofErr w:type="gramEnd"/>
-      <w:r>
-        <w:rPr>
-          <w:rFonts w:ascii="Times New Roman" w:eastAsia="Times New Roman" w:hAnsi="Times New Roman" w:cs="Times New Roman"/>
-          <w:kern w:val="0"/>
-          <w:lang w:eastAsia="ru-RU"/>
-        </w:rPr>
-        <w:t xml:space="preserve"> отброшен (</w:t>
-      </w:r>
-      <w:proofErr w:type="spellStart"/>
-      <w:r>
-        <w:rPr>
-          <w:rFonts w:ascii="Times New Roman" w:eastAsia="Times New Roman" w:hAnsi="Times New Roman" w:cs="Times New Roman"/>
-          <w:kern w:val="0"/>
-          <w:lang w:eastAsia="ru-RU"/>
-        </w:rPr>
-        <w:t>drop</w:t>
-      </w:r>
-      <w:proofErr w:type="spellEnd"/>
-      <w:r>
-        <w:rPr>
-          <w:rFonts w:ascii="Times New Roman" w:eastAsia="Times New Roman" w:hAnsi="Times New Roman" w:cs="Times New Roman"/>
-          <w:kern w:val="0"/>
-          <w:lang w:eastAsia="ru-RU"/>
-        </w:rPr>
-        <w:t>) или не достиг цели, и понять причину.</w:t>
-      </w:r>
-    </w:p>
-    <w:p>
-      <w:pPr>
-        <w:pStyle w:val="a6"/>
-        <w:numPr>
-          <w:ilvl w:val="0"/>
-          <w:numId w:val="2"/>
-        </w:numPr>
-        <w:spacing w:after="0" w:line="240" w:lineRule="auto"/>
-        <w:rPr>
-          <w:rFonts w:ascii="Times New Roman" w:eastAsia="Times New Roman" w:hAnsi="Times New Roman" w:cs="Times New Roman"/>
-          <w:kern w:val="0"/>
-          <w:lang w:eastAsia="ru-RU"/>
-        </w:rPr>
-      </w:pPr>
-      <w:r>
-        <w:rPr>
-          <w:rFonts w:ascii="markup-bold" w:eastAsia="Times New Roman" w:hAnsi="markup-bold" w:cs="Times New Roman"/>
-          <w:kern w:val="0"/>
-          <w:lang w:eastAsia="ru-RU"/>
-        </w:rPr>
-        <w:t>IP адреса отправителя и получателя в пакете IP:</w:t>
-      </w:r>
-      <w:r>
-        <w:rPr>
-          <w:rFonts w:ascii="Times New Roman" w:eastAsia="Times New Roman" w:hAnsi="Times New Roman" w:cs="Times New Roman"/>
-          <w:kern w:val="0"/>
-          <w:lang w:eastAsia="ru-RU"/>
-        </w:rPr>
-        <w:t xml:space="preserve"> Указываются в заголовке IP-пакета. Отправитель (</w:t>
-      </w:r>
-      <w:proofErr w:type="spellStart"/>
-      <w:r>
-        <w:rPr>
-          <w:rFonts w:ascii="Times New Roman" w:eastAsia="Times New Roman" w:hAnsi="Times New Roman" w:cs="Times New Roman"/>
-          <w:kern w:val="0"/>
-          <w:lang w:eastAsia="ru-RU"/>
-        </w:rPr>
-        <w:t>Source</w:t>
-      </w:r>
-      <w:proofErr w:type="spellEnd"/>
-      <w:r>
-        <w:rPr>
-          <w:rFonts w:ascii="Times New Roman" w:eastAsia="Times New Roman" w:hAnsi="Times New Roman" w:cs="Times New Roman"/>
-          <w:kern w:val="0"/>
-          <w:lang w:eastAsia="ru-RU"/>
-        </w:rPr>
-        <w:t xml:space="preserve"> IP </w:t>
-      </w:r>
-      <w:proofErr w:type="spellStart"/>
-      <w:r>
-        <w:rPr>
-          <w:rFonts w:ascii="Times New Roman" w:eastAsia="Times New Roman" w:hAnsi="Times New Roman" w:cs="Times New Roman"/>
-          <w:kern w:val="0"/>
-          <w:lang w:eastAsia="ru-RU"/>
-        </w:rPr>
-        <w:t>Address</w:t>
-      </w:r>
-      <w:proofErr w:type="spellEnd"/>
-      <w:r>
-        <w:rPr>
-          <w:rFonts w:ascii="Times New Roman" w:eastAsia="Times New Roman" w:hAnsi="Times New Roman" w:cs="Times New Roman"/>
-          <w:kern w:val="0"/>
-          <w:lang w:eastAsia="ru-RU"/>
-        </w:rPr>
-        <w:t>) — это адрес устройства, которое отправило пакет. Получатель (</w:t>
-      </w:r>
-      <w:proofErr w:type="spellStart"/>
-      <w:r>
-        <w:rPr>
-          <w:rFonts w:ascii="Times New Roman" w:eastAsia="Times New Roman" w:hAnsi="Times New Roman" w:cs="Times New Roman"/>
-          <w:kern w:val="0"/>
-          <w:lang w:eastAsia="ru-RU"/>
-        </w:rPr>
-        <w:t>Destination</w:t>
-      </w:r>
-      <w:proofErr w:type="spellEnd"/>
-      <w:r>
-        <w:rPr>
-          <w:rFonts w:ascii="Times New Roman" w:eastAsia="Times New Roman" w:hAnsi="Times New Roman" w:cs="Times New Roman"/>
-          <w:kern w:val="0"/>
-          <w:lang w:eastAsia="ru-RU"/>
-        </w:rPr>
-        <w:t xml:space="preserve"> IP </w:t>
-      </w:r>
-      <w:proofErr w:type="spellStart"/>
-      <w:r>
-        <w:rPr>
-          <w:rFonts w:ascii="Times New Roman" w:eastAsia="Times New Roman" w:hAnsi="Times New Roman" w:cs="Times New Roman"/>
-          <w:kern w:val="0"/>
-          <w:lang w:eastAsia="ru-RU"/>
-        </w:rPr>
-        <w:t>Address</w:t>
-      </w:r>
-      <w:proofErr w:type="spellEnd"/>
-      <w:r>
-        <w:rPr>
-          <w:rFonts w:ascii="Times New Roman" w:eastAsia="Times New Roman" w:hAnsi="Times New Roman" w:cs="Times New Roman"/>
-          <w:kern w:val="0"/>
-          <w:lang w:eastAsia="ru-RU"/>
-        </w:rPr>
-        <w:t xml:space="preserve">) — это адрес устройства, которому пакет предназначен. </w:t>
-      </w:r>
-    </w:p>
-    <w:p>
-      <w:pPr>
-        <w:pStyle w:val="a6"/>
-        <w:numPr>
-          <w:ilvl w:val="0"/>
-          <w:numId w:val="2"/>
-        </w:numPr>
-        <w:spacing w:after="0" w:line="240" w:lineRule="auto"/>
-        <w:rPr>
-          <w:rFonts w:ascii="Times New Roman" w:eastAsia="Times New Roman" w:hAnsi="Times New Roman" w:cs="Times New Roman"/>
-          <w:kern w:val="0"/>
-          <w:lang w:eastAsia="ru-RU"/>
-        </w:rPr>
-      </w:pPr>
-      <w:r>
-        <w:rPr>
-          <w:rFonts w:ascii="markup-bold" w:eastAsia="Times New Roman" w:hAnsi="markup-bold" w:cs="Times New Roman"/>
-          <w:kern w:val="0"/>
-          <w:lang w:eastAsia="ru-RU"/>
-        </w:rPr>
-        <w:t>Изменение фильтров списка событий:</w:t>
-      </w:r>
-      <w:r>
-        <w:rPr>
-          <w:rFonts w:ascii="Times New Roman" w:eastAsia="Times New Roman" w:hAnsi="Times New Roman" w:cs="Times New Roman"/>
-          <w:kern w:val="0"/>
-          <w:lang w:eastAsia="ru-RU"/>
-        </w:rPr>
-        <w:t xml:space="preserve"> В окне "</w:t>
-      </w:r>
-      <w:proofErr w:type="spellStart"/>
-      <w:r>
-        <w:rPr>
-          <w:rFonts w:ascii="Times New Roman" w:eastAsia="Times New Roman" w:hAnsi="Times New Roman" w:cs="Times New Roman"/>
-          <w:kern w:val="0"/>
-          <w:lang w:eastAsia="ru-RU"/>
-        </w:rPr>
-        <w:t>Simulation</w:t>
-      </w:r>
-      <w:proofErr w:type="spellEnd"/>
-      <w:r>
-        <w:rPr>
-          <w:rFonts w:ascii="Times New Roman" w:eastAsia="Times New Roman" w:hAnsi="Times New Roman" w:cs="Times New Roman"/>
-          <w:kern w:val="0"/>
-          <w:lang w:eastAsia="ru-RU"/>
-        </w:rPr>
-        <w:t xml:space="preserve"> </w:t>
-      </w:r>
-      <w:proofErr w:type="spellStart"/>
-      <w:r>
-        <w:rPr>
-          <w:rFonts w:ascii="Times New Roman" w:eastAsia="Times New Roman" w:hAnsi="Times New Roman" w:cs="Times New Roman"/>
-          <w:kern w:val="0"/>
-          <w:lang w:eastAsia="ru-RU"/>
-        </w:rPr>
-        <w:t>Mode</w:t>
-      </w:r>
-      <w:proofErr w:type="spellEnd"/>
-      <w:r>
-        <w:rPr>
-          <w:rFonts w:ascii="Times New Roman" w:eastAsia="Times New Roman" w:hAnsi="Times New Roman" w:cs="Times New Roman"/>
-          <w:kern w:val="0"/>
-          <w:lang w:eastAsia="ru-RU"/>
-        </w:rPr>
-        <w:t>" есть кнопка "</w:t>
-      </w:r>
-      <w:proofErr w:type="spellStart"/>
-      <w:r>
-        <w:rPr>
-          <w:rFonts w:ascii="Times New Roman" w:eastAsia="Times New Roman" w:hAnsi="Times New Roman" w:cs="Times New Roman"/>
-          <w:kern w:val="0"/>
-          <w:lang w:eastAsia="ru-RU"/>
-        </w:rPr>
-        <w:t>Edit</w:t>
-      </w:r>
-      <w:proofErr w:type="spellEnd"/>
-      <w:r>
-        <w:rPr>
-          <w:rFonts w:ascii="Times New Roman" w:eastAsia="Times New Roman" w:hAnsi="Times New Roman" w:cs="Times New Roman"/>
-          <w:kern w:val="0"/>
-          <w:lang w:eastAsia="ru-RU"/>
-        </w:rPr>
-        <w:t xml:space="preserve"> </w:t>
-      </w:r>
-      <w:proofErr w:type="spellStart"/>
-      <w:r>
-        <w:rPr>
-          <w:rFonts w:ascii="Times New Roman" w:eastAsia="Times New Roman" w:hAnsi="Times New Roman" w:cs="Times New Roman"/>
-          <w:kern w:val="0"/>
-          <w:lang w:eastAsia="ru-RU"/>
-        </w:rPr>
-        <w:t>Filters</w:t>
-      </w:r>
-      <w:proofErr w:type="spellEnd"/>
-      <w:r>
-        <w:rPr>
-          <w:rFonts w:ascii="Times New Roman" w:eastAsia="Times New Roman" w:hAnsi="Times New Roman" w:cs="Times New Roman"/>
-          <w:kern w:val="0"/>
-          <w:lang w:eastAsia="ru-RU"/>
-        </w:rPr>
-        <w:t>", которая позволяет выбрать, какие типы событий (например, ARP, ICMP, HTTP, DHCP) отображать в "</w:t>
-      </w:r>
-      <w:proofErr w:type="spellStart"/>
-      <w:r>
-        <w:rPr>
-          <w:rFonts w:ascii="Times New Roman" w:eastAsia="Times New Roman" w:hAnsi="Times New Roman" w:cs="Times New Roman"/>
-          <w:kern w:val="0"/>
-          <w:lang w:eastAsia="ru-RU"/>
-        </w:rPr>
-        <w:t>Event</w:t>
-      </w:r>
-      <w:proofErr w:type="spellEnd"/>
-      <w:r>
-        <w:rPr>
-          <w:rFonts w:ascii="Times New Roman" w:eastAsia="Times New Roman" w:hAnsi="Times New Roman" w:cs="Times New Roman"/>
-          <w:kern w:val="0"/>
-          <w:lang w:eastAsia="ru-RU"/>
-        </w:rPr>
-        <w:t xml:space="preserve"> </w:t>
-      </w:r>
-      <w:proofErr w:type="spellStart"/>
-      <w:r>
-        <w:rPr>
-          <w:rFonts w:ascii="Times New Roman" w:eastAsia="Times New Roman" w:hAnsi="Times New Roman" w:cs="Times New Roman"/>
-          <w:kern w:val="0"/>
-          <w:lang w:eastAsia="ru-RU"/>
-        </w:rPr>
-        <w:t>List</w:t>
-      </w:r>
-      <w:proofErr w:type="spellEnd"/>
-      <w:r>
-        <w:rPr>
-          <w:rFonts w:ascii="Times New Roman" w:eastAsia="Times New Roman" w:hAnsi="Times New Roman" w:cs="Times New Roman"/>
-          <w:kern w:val="0"/>
-          <w:lang w:eastAsia="ru-RU"/>
-        </w:rPr>
-        <w:t xml:space="preserve">". </w:t>
-      </w:r>
-    </w:p>
-    <w:p>
-      <w:pPr>
-        <w:pStyle w:val="a6"/>
-        <w:numPr>
-          <w:ilvl w:val="0"/>
-          <w:numId w:val="2"/>
-        </w:numPr>
-        <w:spacing w:after="0" w:line="240" w:lineRule="auto"/>
-        <w:rPr>
-          <w:rFonts w:ascii="Times New Roman" w:eastAsia="Times New Roman" w:hAnsi="Times New Roman" w:cs="Times New Roman"/>
-          <w:kern w:val="0"/>
-          <w:lang w:eastAsia="ru-RU"/>
-        </w:rPr>
-      </w:pPr>
-      <w:r>
-        <w:rPr>
-          <w:rFonts w:ascii="markup-bold" w:eastAsia="Times New Roman" w:hAnsi="markup-bold" w:cs="Times New Roman"/>
-          <w:kern w:val="0"/>
-          <w:lang w:eastAsia="ru-RU"/>
-        </w:rPr>
-        <w:t>Определение задействованных протоколов:</w:t>
-      </w:r>
-      <w:r>
-        <w:rPr>
-          <w:rFonts w:ascii="Times New Roman" w:eastAsia="Times New Roman" w:hAnsi="Times New Roman" w:cs="Times New Roman"/>
-          <w:kern w:val="0"/>
-          <w:lang w:eastAsia="ru-RU"/>
-        </w:rPr>
-        <w:t xml:space="preserve"> В "</w:t>
-      </w:r>
-      <w:proofErr w:type="spellStart"/>
-      <w:r>
-        <w:rPr>
-          <w:rFonts w:ascii="Times New Roman" w:eastAsia="Times New Roman" w:hAnsi="Times New Roman" w:cs="Times New Roman"/>
-          <w:kern w:val="0"/>
-          <w:lang w:eastAsia="ru-RU"/>
-        </w:rPr>
-        <w:t>Event</w:t>
-      </w:r>
-      <w:proofErr w:type="spellEnd"/>
-      <w:r>
-        <w:rPr>
-          <w:rFonts w:ascii="Times New Roman" w:eastAsia="Times New Roman" w:hAnsi="Times New Roman" w:cs="Times New Roman"/>
-          <w:kern w:val="0"/>
-          <w:lang w:eastAsia="ru-RU"/>
-        </w:rPr>
-        <w:t xml:space="preserve"> </w:t>
-      </w:r>
-      <w:proofErr w:type="spellStart"/>
-      <w:r>
-        <w:rPr>
-          <w:rFonts w:ascii="Times New Roman" w:eastAsia="Times New Roman" w:hAnsi="Times New Roman" w:cs="Times New Roman"/>
-          <w:kern w:val="0"/>
-          <w:lang w:eastAsia="ru-RU"/>
-        </w:rPr>
-        <w:t>List</w:t>
-      </w:r>
-      <w:proofErr w:type="spellEnd"/>
-      <w:r>
-        <w:rPr>
-          <w:rFonts w:ascii="Times New Roman" w:eastAsia="Times New Roman" w:hAnsi="Times New Roman" w:cs="Times New Roman"/>
-          <w:kern w:val="0"/>
-          <w:lang w:eastAsia="ru-RU"/>
-        </w:rPr>
-        <w:t xml:space="preserve">" отображаются типы событий (а значит, и протоколов), которые генерируются или обрабатываются устройствами. Также при выборе пакета можно видеть, какие протоколы использовались на каждом уровне OSI. </w:t>
-      </w:r>
-    </w:p>
-    <w:p>
-      <w:pPr>
-        <w:pStyle w:val="a6"/>
-        <w:numPr>
-          <w:ilvl w:val="0"/>
-          <w:numId w:val="2"/>
-        </w:numPr>
-        <w:spacing w:after="0" w:line="240" w:lineRule="auto"/>
-        <w:rPr>
-          <w:rFonts w:ascii="Times New Roman" w:eastAsia="Times New Roman" w:hAnsi="Times New Roman" w:cs="Times New Roman"/>
-          <w:kern w:val="0"/>
-          <w:lang w:eastAsia="ru-RU"/>
-        </w:rPr>
-      </w:pPr>
-      <w:r>
-        <w:rPr>
-          <w:rFonts w:ascii="markup-bold" w:eastAsia="Times New Roman" w:hAnsi="markup-bold" w:cs="Times New Roman"/>
-          <w:kern w:val="0"/>
-          <w:lang w:eastAsia="ru-RU"/>
-        </w:rPr>
-        <w:t>Прослеживание изменения содержимого пакета:</w:t>
-      </w:r>
-      <w:r>
-        <w:rPr>
-          <w:rFonts w:ascii="Times New Roman" w:eastAsia="Times New Roman" w:hAnsi="Times New Roman" w:cs="Times New Roman"/>
-          <w:kern w:val="0"/>
-          <w:lang w:eastAsia="ru-RU"/>
-        </w:rPr>
-        <w:t xml:space="preserve"> При выборе пакета в "</w:t>
-      </w:r>
-      <w:proofErr w:type="spellStart"/>
-      <w:r>
-        <w:rPr>
-          <w:rFonts w:ascii="Times New Roman" w:eastAsia="Times New Roman" w:hAnsi="Times New Roman" w:cs="Times New Roman"/>
-          <w:kern w:val="0"/>
-          <w:lang w:eastAsia="ru-RU"/>
-        </w:rPr>
-        <w:t>Event</w:t>
-      </w:r>
-      <w:proofErr w:type="spellEnd"/>
-      <w:r>
-        <w:rPr>
-          <w:rFonts w:ascii="Times New Roman" w:eastAsia="Times New Roman" w:hAnsi="Times New Roman" w:cs="Times New Roman"/>
-          <w:kern w:val="0"/>
-          <w:lang w:eastAsia="ru-RU"/>
-        </w:rPr>
-        <w:t xml:space="preserve"> </w:t>
-      </w:r>
-      <w:proofErr w:type="spellStart"/>
-      <w:r>
-        <w:rPr>
-          <w:rFonts w:ascii="Times New Roman" w:eastAsia="Times New Roman" w:hAnsi="Times New Roman" w:cs="Times New Roman"/>
-          <w:kern w:val="0"/>
-          <w:lang w:eastAsia="ru-RU"/>
-        </w:rPr>
-        <w:t>List</w:t>
-      </w:r>
-      <w:proofErr w:type="spellEnd"/>
-      <w:r>
-        <w:rPr>
-          <w:rFonts w:ascii="Times New Roman" w:eastAsia="Times New Roman" w:hAnsi="Times New Roman" w:cs="Times New Roman"/>
-          <w:kern w:val="0"/>
-          <w:lang w:eastAsia="ru-RU"/>
-        </w:rPr>
-        <w:t>" можно перейти по его истории (стрелками "</w:t>
-      </w:r>
-      <w:proofErr w:type="spellStart"/>
-      <w:r>
-        <w:rPr>
-          <w:rFonts w:ascii="Times New Roman" w:eastAsia="Times New Roman" w:hAnsi="Times New Roman" w:cs="Times New Roman"/>
-          <w:kern w:val="0"/>
-          <w:lang w:eastAsia="ru-RU"/>
-        </w:rPr>
-        <w:t>Back</w:t>
-      </w:r>
-      <w:proofErr w:type="spellEnd"/>
-      <w:r>
-        <w:rPr>
-          <w:rFonts w:ascii="Times New Roman" w:eastAsia="Times New Roman" w:hAnsi="Times New Roman" w:cs="Times New Roman"/>
-          <w:kern w:val="0"/>
-          <w:lang w:eastAsia="ru-RU"/>
-        </w:rPr>
-        <w:t>" и "</w:t>
-      </w:r>
-      <w:proofErr w:type="spellStart"/>
-      <w:r>
-        <w:rPr>
-          <w:rFonts w:ascii="Times New Roman" w:eastAsia="Times New Roman" w:hAnsi="Times New Roman" w:cs="Times New Roman"/>
-          <w:kern w:val="0"/>
-          <w:lang w:eastAsia="ru-RU"/>
-        </w:rPr>
-        <w:t>Next</w:t>
-      </w:r>
-      <w:proofErr w:type="spellEnd"/>
-      <w:r>
-        <w:rPr>
-          <w:rFonts w:ascii="Times New Roman" w:eastAsia="Times New Roman" w:hAnsi="Times New Roman" w:cs="Times New Roman"/>
-          <w:kern w:val="0"/>
-          <w:lang w:eastAsia="ru-RU"/>
-        </w:rPr>
-        <w:t>") и в деталях пакета на каждом уровне видеть, как изменяется его содержимое (</w:t>
-      </w:r>
-      <w:proofErr w:type="gramStart"/>
-      <w:r>
-        <w:rPr>
-          <w:rFonts w:ascii="Times New Roman" w:eastAsia="Times New Roman" w:hAnsi="Times New Roman" w:cs="Times New Roman"/>
-          <w:kern w:val="0"/>
-          <w:lang w:eastAsia="ru-RU"/>
-        </w:rPr>
-        <w:t>добавляются</w:t>
-      </w:r>
-      <w:proofErr w:type="gramEnd"/>
-      <w:r>
-        <w:rPr>
-          <w:rFonts w:ascii="Times New Roman" w:eastAsia="Times New Roman" w:hAnsi="Times New Roman" w:cs="Times New Roman"/>
-          <w:kern w:val="0"/>
-          <w:lang w:eastAsia="ru-RU"/>
-        </w:rPr>
-        <w:t xml:space="preserve">/изменяются заголовки разных протоколов) при прохождении через устройства. </w:t>
-      </w:r>
-    </w:p>
-    <w:p>
-      <w:pPr>
-        <w:pStyle w:val="a6"/>
-        <w:numPr>
-          <w:ilvl w:val="0"/>
-          <w:numId w:val="2"/>
-        </w:numPr>
-        <w:spacing w:after="0" w:line="240" w:lineRule="auto"/>
-        <w:rPr>
-          <w:rFonts w:ascii="Times New Roman" w:eastAsia="Times New Roman" w:hAnsi="Times New Roman" w:cs="Times New Roman"/>
-          <w:kern w:val="0"/>
-          <w:lang w:eastAsia="ru-RU"/>
-        </w:rPr>
-      </w:pPr>
-      <w:r>
-        <w:rPr>
-          <w:rFonts w:ascii="markup-bold" w:eastAsia="Times New Roman" w:hAnsi="markup-bold" w:cs="Times New Roman"/>
-          <w:kern w:val="0"/>
-          <w:lang w:eastAsia="ru-RU"/>
-        </w:rPr>
-        <w:t>Основные возможности режима симуляции:</w:t>
-      </w:r>
-      <w:r>
-        <w:rPr>
-          <w:rFonts w:ascii="Times New Roman" w:eastAsia="Times New Roman" w:hAnsi="Times New Roman" w:cs="Times New Roman"/>
-          <w:kern w:val="0"/>
-          <w:lang w:eastAsia="ru-RU"/>
-        </w:rPr>
-        <w:t xml:space="preserve"> </w:t>
-      </w:r>
-    </w:p>
-    <w:p>
-      <w:pPr>
-        <w:pStyle w:val="a6"/>
-        <w:numPr>
-          <w:ilvl w:val="0"/>
-          <w:numId w:val="1"/>
-        </w:numPr>
-        <w:spacing w:after="0" w:line="240" w:lineRule="auto"/>
-        <w:rPr>
-          <w:rFonts w:ascii="Times New Roman" w:eastAsia="Times New Roman" w:hAnsi="Times New Roman" w:cs="Times New Roman"/>
-          <w:kern w:val="0"/>
-          <w:lang w:eastAsia="ru-RU"/>
-        </w:rPr>
-      </w:pPr>
-      <w:r>
-        <w:rPr>
-          <w:rFonts w:ascii="Times New Roman" w:eastAsia="Times New Roman" w:hAnsi="Times New Roman" w:cs="Times New Roman"/>
-          <w:kern w:val="0"/>
-          <w:lang w:eastAsia="ru-RU"/>
-        </w:rPr>
-        <w:t xml:space="preserve">Пошаговое отслеживание передачи пакетов. </w:t>
-      </w:r>
-    </w:p>
-    <w:p>
-      <w:pPr>
-        <w:pStyle w:val="a6"/>
-        <w:numPr>
-          <w:ilvl w:val="0"/>
-          <w:numId w:val="1"/>
-        </w:numPr>
-        <w:spacing w:after="0" w:line="240" w:lineRule="auto"/>
-        <w:rPr>
-          <w:rFonts w:ascii="Times New Roman" w:eastAsia="Times New Roman" w:hAnsi="Times New Roman" w:cs="Times New Roman"/>
-          <w:kern w:val="0"/>
-          <w:lang w:eastAsia="ru-RU"/>
-        </w:rPr>
-      </w:pPr>
-      <w:r>
-        <w:rPr>
-          <w:rFonts w:ascii="Times New Roman" w:eastAsia="Times New Roman" w:hAnsi="Times New Roman" w:cs="Times New Roman"/>
-          <w:kern w:val="0"/>
-          <w:lang w:eastAsia="ru-RU"/>
-        </w:rPr>
-        <w:t>Визуализац</w:t>
-      </w:r>
-      <w:r>
-        <w:rPr>
-          <w:rFonts w:ascii="Times New Roman" w:eastAsia="Times New Roman" w:hAnsi="Times New Roman" w:cs="Times New Roman"/>
-          <w:kern w:val="0"/>
-          <w:lang w:eastAsia="ru-RU"/>
-        </w:rPr>
-        <w:t xml:space="preserve">ия работы сетевых протоколов. </w:t>
-      </w:r>
-    </w:p>
-    <w:p>
-      <w:pPr>
-        <w:pStyle w:val="a6"/>
-        <w:numPr>
-          <w:ilvl w:val="0"/>
-          <w:numId w:val="1"/>
-        </w:numPr>
-        <w:spacing w:after="0" w:line="240" w:lineRule="auto"/>
-        <w:rPr>
-          <w:rFonts w:ascii="Times New Roman" w:eastAsia="Times New Roman" w:hAnsi="Times New Roman" w:cs="Times New Roman"/>
-          <w:kern w:val="0"/>
-          <w:lang w:eastAsia="ru-RU"/>
-        </w:rPr>
-      </w:pPr>
-      <w:r>
-        <w:rPr>
-          <w:rFonts w:ascii="Times New Roman" w:eastAsia="Times New Roman" w:hAnsi="Times New Roman" w:cs="Times New Roman"/>
-          <w:kern w:val="0"/>
-          <w:lang w:eastAsia="ru-RU"/>
-        </w:rPr>
-        <w:t xml:space="preserve">Анализ движения пакетов по уровням OSI. </w:t>
-      </w:r>
-    </w:p>
-    <w:p>
-      <w:pPr>
-        <w:pStyle w:val="a6"/>
-        <w:numPr>
-          <w:ilvl w:val="0"/>
-          <w:numId w:val="1"/>
-        </w:numPr>
-        <w:spacing w:after="0" w:line="240" w:lineRule="auto"/>
-        <w:rPr>
-          <w:rFonts w:ascii="Times New Roman" w:eastAsia="Times New Roman" w:hAnsi="Times New Roman" w:cs="Times New Roman"/>
-          <w:kern w:val="0"/>
-          <w:lang w:eastAsia="ru-RU"/>
-        </w:rPr>
-      </w:pPr>
-      <w:r>
-        <w:rPr>
-          <w:rFonts w:ascii="Times New Roman" w:eastAsia="Times New Roman" w:hAnsi="Times New Roman" w:cs="Times New Roman"/>
-          <w:kern w:val="0"/>
-          <w:lang w:eastAsia="ru-RU"/>
-        </w:rPr>
-        <w:t>Иденти</w:t>
-      </w:r>
-      <w:r>
-        <w:rPr>
-          <w:rFonts w:ascii="Times New Roman" w:eastAsia="Times New Roman" w:hAnsi="Times New Roman" w:cs="Times New Roman"/>
-          <w:kern w:val="0"/>
-          <w:lang w:eastAsia="ru-RU"/>
-        </w:rPr>
-        <w:t xml:space="preserve">фикация причин сетевых сбоев. </w:t>
-      </w:r>
-    </w:p>
-    <w:p>
-      <w:pPr>
-        <w:pStyle w:val="a6"/>
-        <w:numPr>
-          <w:ilvl w:val="0"/>
-          <w:numId w:val="1"/>
-        </w:numPr>
-        <w:spacing w:after="0" w:line="240" w:lineRule="auto"/>
-        <w:rPr>
-          <w:rFonts w:ascii="Times New Roman" w:eastAsia="Times New Roman" w:hAnsi="Times New Roman" w:cs="Times New Roman"/>
-          <w:kern w:val="0"/>
-          <w:lang w:eastAsia="ru-RU"/>
-        </w:rPr>
-      </w:pPr>
-      <w:r>
-        <w:rPr>
-          <w:rFonts w:ascii="Times New Roman" w:eastAsia="Times New Roman" w:hAnsi="Times New Roman" w:cs="Times New Roman"/>
-          <w:kern w:val="0"/>
-          <w:lang w:eastAsia="ru-RU"/>
-        </w:rPr>
-        <w:t>От</w:t>
-      </w:r>
-      <w:r>
-        <w:rPr>
-          <w:rFonts w:ascii="Times New Roman" w:eastAsia="Times New Roman" w:hAnsi="Times New Roman" w:cs="Times New Roman"/>
-          <w:kern w:val="0"/>
-          <w:lang w:eastAsia="ru-RU"/>
-        </w:rPr>
-        <w:t xml:space="preserve">ладка конфигураций устройств. </w:t>
-      </w:r>
-    </w:p>
-    <w:p>
-      <w:pPr>
-        <w:pStyle w:val="a6"/>
-        <w:numPr>
-          <w:ilvl w:val="0"/>
-          <w:numId w:val="1"/>
-        </w:numPr>
-        <w:spacing w:after="0" w:line="240" w:lineRule="auto"/>
-        <w:rPr>
-          <w:rFonts w:ascii="Times New Roman" w:eastAsia="Times New Roman" w:hAnsi="Times New Roman" w:cs="Times New Roman"/>
-          <w:kern w:val="0"/>
-          <w:lang w:eastAsia="ru-RU"/>
-        </w:rPr>
-      </w:pPr>
-      <w:r>
-        <w:rPr>
-          <w:rFonts w:ascii="Times New Roman" w:eastAsia="Times New Roman" w:hAnsi="Times New Roman" w:cs="Times New Roman"/>
-          <w:kern w:val="0"/>
-          <w:lang w:eastAsia="ru-RU"/>
-        </w:rPr>
-        <w:t>Настройка фильтров дл</w:t>
-      </w:r>
-      <w:r>
-        <w:rPr>
-          <w:rFonts w:ascii="Times New Roman" w:eastAsia="Times New Roman" w:hAnsi="Times New Roman" w:cs="Times New Roman"/>
-          <w:kern w:val="0"/>
-          <w:lang w:eastAsia="ru-RU"/>
-        </w:rPr>
-        <w:t xml:space="preserve">я отображения нужных событий. </w:t>
-      </w:r>
-    </w:p>
-    <w:p>
-      <w:pPr>
-        <w:pStyle w:val="a6"/>
-        <w:numPr>
-          <w:ilvl w:val="0"/>
-          <w:numId w:val="1"/>
-        </w:numPr>
-        <w:spacing w:after="0" w:line="240" w:lineRule="auto"/>
-        <w:rPr>
-          <w:rFonts w:ascii="Times New Roman" w:eastAsia="Times New Roman" w:hAnsi="Times New Roman" w:cs="Times New Roman"/>
-          <w:kern w:val="0"/>
-          <w:lang w:eastAsia="ru-RU"/>
-        </w:rPr>
-      </w:pPr>
-      <w:r>
-        <w:rPr>
-          <w:rFonts w:ascii="Times New Roman" w:eastAsia="Times New Roman" w:hAnsi="Times New Roman" w:cs="Times New Roman"/>
-          <w:kern w:val="0"/>
-          <w:lang w:eastAsia="ru-RU"/>
-        </w:rPr>
-        <w:t>Наблюдение за изменением содержимого пакетов.</w:t>
-      </w:r>
-    </w:p>
-    <w:p/>
-    <w:p/>
-    <w:p/>
-    <w:p/>
-    <w:p/>
-    <w:p/>
-    <w:p>
-      <w:bookmarkStart w:id="0" w:name="_GoBack"/>
-      <w:bookmarkEnd w:id="0"/>
-    </w:p>
-    <w:p/>
-    <w:p/>
-    <w:p/>
-    <w:p/>
-    <w:p>
-      <w:pPr>
-        <w:pStyle w:val="1"/>
-        <w:rPr>
-          <w:rFonts w:ascii="Times New Roman" w:hAnsi="Times New Roman" w:cs="Times New Roman"/>
-        </w:rPr>
-      </w:pPr>
-      <w:r>
-        <w:rPr>
-          <w:rFonts w:ascii="Times New Roman" w:hAnsi="Times New Roman" w:cs="Times New Roman"/>
-        </w:rPr>
-        <w:t>Лабораторная работа №2. Настройка сетевых сервисов.</w:t>
-      </w:r>
-    </w:p>
-    <w:p>
-      <w:pPr>
-        <w:rPr>
-          <w:lang w:val="en-US"/>
-        </w:rPr>
+        <w:t>Рисунок 3</w:t>
+      </w:r>
+    </w:p>
+    <w:p>
+      <w:pPr>
+        <w:jc w:val="center"/>
       </w:pPr>
       <w:r>
         <w:rPr>
@@ -1792,9 +891,9 @@
         </w:rPr>
         <w:drawing>
           <wp:inline distT="0" distB="0" distL="0" distR="0">
-            <wp:extent cx="4464050" cy="2755900"/>
-            <wp:effectExtent l="0" t="0" r="0" b="6350"/>
-            <wp:docPr id="6" name="Рисунок 6"/>
+            <wp:extent cx="5694218" cy="3063778"/>
+            <wp:effectExtent l="19050" t="0" r="1732" b="0"/>
+            <wp:docPr id="3" name="Рисунок 3"/>
             <wp:cNvGraphicFramePr>
               <a:graphicFrameLocks xmlns:a="http://schemas.openxmlformats.org/drawingml/2006/main" noChangeAspect="1"/>
             </wp:cNvGraphicFramePr>
@@ -1814,7 +913,7 @@
                   <pic:spPr>
                     <a:xfrm>
                       <a:off x="0" y="0"/>
-                      <a:ext cx="4464050" cy="2755900"/>
+                      <a:ext cx="5700649" cy="3067238"/>
                     </a:xfrm>
                     <a:prstGeom prst="rect">
                       <a:avLst/>
@@ -1829,6 +928,1005 @@
     </w:p>
     <w:p>
       <w:pPr>
+        <w:spacing w:after="0" w:line="240" w:lineRule="auto"/>
+        <w:rPr>
+          <w:rFonts w:ascii="Times New Roman" w:eastAsia="Times New Roman" w:hAnsi="Times New Roman" w:cs="Times New Roman"/>
+          <w:kern w:val="0"/>
+          <w:lang w:eastAsia="ru-RU"/>
+        </w:rPr>
+      </w:pPr>
+    </w:p>
+    <w:p>
+      <w:pPr>
+        <w:pStyle w:val="2"/>
+        <w:rPr>
+          <w:rFonts w:eastAsia="Times New Roman"/>
+          <w:lang w:eastAsia="ru-RU"/>
+        </w:rPr>
+      </w:pPr>
+      <w:r>
+        <w:rPr>
+          <w:rFonts w:eastAsia="Times New Roman"/>
+          <w:lang w:eastAsia="ru-RU"/>
+        </w:rPr>
+        <w:t>Контрольные вопросы:</w:t>
+      </w:r>
+    </w:p>
+    <w:p>
+      <w:pPr>
+        <w:rPr>
+          <w:lang w:eastAsia="ru-RU"/>
+        </w:rPr>
+      </w:pPr>
+    </w:p>
+    <w:p>
+      <w:pPr>
+        <w:pStyle w:val="a6"/>
+        <w:numPr>
+          <w:ilvl w:val="0"/>
+          <w:numId w:val="2"/>
+        </w:numPr>
+        <w:spacing w:after="0" w:line="240" w:lineRule="auto"/>
+        <w:rPr>
+          <w:rFonts w:ascii="Times New Roman" w:eastAsia="Times New Roman" w:hAnsi="Times New Roman" w:cs="Times New Roman"/>
+          <w:kern w:val="0"/>
+          <w:lang w:eastAsia="ru-RU"/>
+        </w:rPr>
+      </w:pPr>
+      <w:r>
+        <w:rPr>
+          <w:rFonts w:ascii="markup-bold" w:eastAsia="Times New Roman" w:hAnsi="markup-bold" w:cs="Times New Roman"/>
+          <w:b/>
+          <w:kern w:val="0"/>
+          <w:lang w:eastAsia="ru-RU"/>
+        </w:rPr>
+        <w:t>Режим симуляции используется</w:t>
+      </w:r>
+      <w:r>
+        <w:rPr>
+          <w:rFonts w:ascii="markup-bold" w:eastAsia="Times New Roman" w:hAnsi="markup-bold" w:cs="Times New Roman"/>
+          <w:kern w:val="0"/>
+          <w:lang w:eastAsia="ru-RU"/>
+        </w:rPr>
+        <w:t>:</w:t>
+      </w:r>
+      <w:r>
+        <w:rPr>
+          <w:rFonts w:ascii="Times New Roman" w:eastAsia="Times New Roman" w:hAnsi="Times New Roman" w:cs="Times New Roman"/>
+          <w:kern w:val="0"/>
+          <w:lang w:eastAsia="ru-RU"/>
+        </w:rPr>
+        <w:t xml:space="preserve"> Для пошагового наблюдения за передачей пакетов данных, анализа их движения по сети, отладки конфигураций и понимания работы сетевых протоколов. </w:t>
+      </w:r>
+    </w:p>
+    <w:p>
+      <w:pPr>
+        <w:pStyle w:val="a6"/>
+        <w:numPr>
+          <w:ilvl w:val="0"/>
+          <w:numId w:val="2"/>
+        </w:numPr>
+        <w:spacing w:after="0" w:line="240" w:lineRule="auto"/>
+        <w:rPr>
+          <w:rFonts w:ascii="Times New Roman" w:eastAsia="Times New Roman" w:hAnsi="Times New Roman" w:cs="Times New Roman"/>
+          <w:kern w:val="0"/>
+          <w:lang w:eastAsia="ru-RU"/>
+        </w:rPr>
+      </w:pPr>
+      <w:r>
+        <w:rPr>
+          <w:rFonts w:ascii="markup-bold" w:eastAsia="Times New Roman" w:hAnsi="markup-bold" w:cs="Times New Roman"/>
+          <w:b/>
+          <w:kern w:val="0"/>
+          <w:lang w:eastAsia="ru-RU"/>
+        </w:rPr>
+        <w:t>Просмотр прохождения пакета по уровням OSI:</w:t>
+      </w:r>
+      <w:r>
+        <w:rPr>
+          <w:rFonts w:ascii="Times New Roman" w:eastAsia="Times New Roman" w:hAnsi="Times New Roman" w:cs="Times New Roman"/>
+          <w:kern w:val="0"/>
+          <w:lang w:eastAsia="ru-RU"/>
+        </w:rPr>
+        <w:t xml:space="preserve"> В режиме симуляции, при выборе пакета, можно увидеть его структуру по каждому уровню модели OSI (вкладки "OSI </w:t>
+      </w:r>
+      <w:proofErr w:type="spellStart"/>
+      <w:r>
+        <w:rPr>
+          <w:rFonts w:ascii="Times New Roman" w:eastAsia="Times New Roman" w:hAnsi="Times New Roman" w:cs="Times New Roman"/>
+          <w:kern w:val="0"/>
+          <w:lang w:eastAsia="ru-RU"/>
+        </w:rPr>
+        <w:t>Model</w:t>
+      </w:r>
+      <w:proofErr w:type="spellEnd"/>
+      <w:r>
+        <w:rPr>
+          <w:rFonts w:ascii="Times New Roman" w:eastAsia="Times New Roman" w:hAnsi="Times New Roman" w:cs="Times New Roman"/>
+          <w:kern w:val="0"/>
+          <w:lang w:eastAsia="ru-RU"/>
+        </w:rPr>
+        <w:t>", "</w:t>
+      </w:r>
+      <w:proofErr w:type="spellStart"/>
+      <w:r>
+        <w:rPr>
+          <w:rFonts w:ascii="Times New Roman" w:eastAsia="Times New Roman" w:hAnsi="Times New Roman" w:cs="Times New Roman"/>
+          <w:kern w:val="0"/>
+          <w:lang w:eastAsia="ru-RU"/>
+        </w:rPr>
+        <w:t>Event</w:t>
+      </w:r>
+      <w:proofErr w:type="spellEnd"/>
+      <w:r>
+        <w:rPr>
+          <w:rFonts w:ascii="Times New Roman" w:eastAsia="Times New Roman" w:hAnsi="Times New Roman" w:cs="Times New Roman"/>
+          <w:kern w:val="0"/>
+          <w:lang w:eastAsia="ru-RU"/>
+        </w:rPr>
+        <w:t xml:space="preserve"> </w:t>
+      </w:r>
+      <w:proofErr w:type="spellStart"/>
+      <w:r>
+        <w:rPr>
+          <w:rFonts w:ascii="Times New Roman" w:eastAsia="Times New Roman" w:hAnsi="Times New Roman" w:cs="Times New Roman"/>
+          <w:kern w:val="0"/>
+          <w:lang w:eastAsia="ru-RU"/>
+        </w:rPr>
+        <w:t>List</w:t>
+      </w:r>
+      <w:proofErr w:type="spellEnd"/>
+      <w:r>
+        <w:rPr>
+          <w:rFonts w:ascii="Times New Roman" w:eastAsia="Times New Roman" w:hAnsi="Times New Roman" w:cs="Times New Roman"/>
+          <w:kern w:val="0"/>
+          <w:lang w:eastAsia="ru-RU"/>
+        </w:rPr>
+        <w:t xml:space="preserve">"). </w:t>
+      </w:r>
+    </w:p>
+    <w:p>
+      <w:pPr>
+        <w:pStyle w:val="a6"/>
+        <w:numPr>
+          <w:ilvl w:val="0"/>
+          <w:numId w:val="2"/>
+        </w:numPr>
+        <w:spacing w:after="0" w:line="240" w:lineRule="auto"/>
+        <w:rPr>
+          <w:rFonts w:ascii="Times New Roman" w:eastAsia="Times New Roman" w:hAnsi="Times New Roman" w:cs="Times New Roman"/>
+          <w:kern w:val="0"/>
+          <w:lang w:eastAsia="ru-RU"/>
+        </w:rPr>
+      </w:pPr>
+      <w:r>
+        <w:rPr>
+          <w:rFonts w:ascii="markup-bold" w:eastAsia="Times New Roman" w:hAnsi="markup-bold" w:cs="Times New Roman"/>
+          <w:b/>
+          <w:kern w:val="0"/>
+          <w:lang w:eastAsia="ru-RU"/>
+        </w:rPr>
+        <w:t>Определение причины сбоя</w:t>
+      </w:r>
+      <w:r>
+        <w:rPr>
+          <w:rFonts w:ascii="markup-bold" w:eastAsia="Times New Roman" w:hAnsi="markup-bold" w:cs="Times New Roman"/>
+          <w:kern w:val="0"/>
+          <w:lang w:eastAsia="ru-RU"/>
+        </w:rPr>
+        <w:t>:</w:t>
+      </w:r>
+      <w:r>
+        <w:rPr>
+          <w:rFonts w:ascii="Times New Roman" w:eastAsia="Times New Roman" w:hAnsi="Times New Roman" w:cs="Times New Roman"/>
+          <w:kern w:val="0"/>
+          <w:lang w:eastAsia="ru-RU"/>
+        </w:rPr>
+        <w:t xml:space="preserve"> </w:t>
+      </w:r>
+      <w:r>
+        <w:rPr>
+          <w:rFonts w:ascii="markup-bold" w:eastAsia="Times New Roman" w:hAnsi="markup-bold" w:cs="Times New Roman"/>
+          <w:kern w:val="0"/>
+          <w:lang w:eastAsia="ru-RU"/>
+        </w:rPr>
+        <w:t>Да</w:t>
+      </w:r>
+      <w:r>
+        <w:rPr>
+          <w:rFonts w:ascii="Times New Roman" w:eastAsia="Times New Roman" w:hAnsi="Times New Roman" w:cs="Times New Roman"/>
+          <w:kern w:val="0"/>
+          <w:lang w:eastAsia="ru-RU"/>
+        </w:rPr>
+        <w:t>, можно. Анализируя "</w:t>
+      </w:r>
+      <w:proofErr w:type="spellStart"/>
+      <w:r>
+        <w:rPr>
+          <w:rFonts w:ascii="Times New Roman" w:eastAsia="Times New Roman" w:hAnsi="Times New Roman" w:cs="Times New Roman"/>
+          <w:kern w:val="0"/>
+          <w:lang w:eastAsia="ru-RU"/>
+        </w:rPr>
+        <w:t>Event</w:t>
+      </w:r>
+      <w:proofErr w:type="spellEnd"/>
+      <w:r>
+        <w:rPr>
+          <w:rFonts w:ascii="Times New Roman" w:eastAsia="Times New Roman" w:hAnsi="Times New Roman" w:cs="Times New Roman"/>
+          <w:kern w:val="0"/>
+          <w:lang w:eastAsia="ru-RU"/>
+        </w:rPr>
+        <w:t xml:space="preserve"> </w:t>
+      </w:r>
+      <w:proofErr w:type="spellStart"/>
+      <w:r>
+        <w:rPr>
+          <w:rFonts w:ascii="Times New Roman" w:eastAsia="Times New Roman" w:hAnsi="Times New Roman" w:cs="Times New Roman"/>
+          <w:kern w:val="0"/>
+          <w:lang w:eastAsia="ru-RU"/>
+        </w:rPr>
+        <w:t>List</w:t>
+      </w:r>
+      <w:proofErr w:type="spellEnd"/>
+      <w:r>
+        <w:rPr>
+          <w:rFonts w:ascii="Times New Roman" w:eastAsia="Times New Roman" w:hAnsi="Times New Roman" w:cs="Times New Roman"/>
+          <w:kern w:val="0"/>
+          <w:lang w:eastAsia="ru-RU"/>
+        </w:rPr>
+        <w:t xml:space="preserve">" (список событий) и отслеживая движение пакета, можно увидеть, на каком устройстве или на каком этапе он </w:t>
+      </w:r>
+      <w:proofErr w:type="gramStart"/>
+      <w:r>
+        <w:rPr>
+          <w:rFonts w:ascii="Times New Roman" w:eastAsia="Times New Roman" w:hAnsi="Times New Roman" w:cs="Times New Roman"/>
+          <w:kern w:val="0"/>
+          <w:lang w:eastAsia="ru-RU"/>
+        </w:rPr>
+        <w:t>был</w:t>
+      </w:r>
+      <w:proofErr w:type="gramEnd"/>
+      <w:r>
+        <w:rPr>
+          <w:rFonts w:ascii="Times New Roman" w:eastAsia="Times New Roman" w:hAnsi="Times New Roman" w:cs="Times New Roman"/>
+          <w:kern w:val="0"/>
+          <w:lang w:eastAsia="ru-RU"/>
+        </w:rPr>
+        <w:t xml:space="preserve"> отброшен (</w:t>
+      </w:r>
+      <w:proofErr w:type="spellStart"/>
+      <w:r>
+        <w:rPr>
+          <w:rFonts w:ascii="Times New Roman" w:eastAsia="Times New Roman" w:hAnsi="Times New Roman" w:cs="Times New Roman"/>
+          <w:kern w:val="0"/>
+          <w:lang w:eastAsia="ru-RU"/>
+        </w:rPr>
+        <w:t>drop</w:t>
+      </w:r>
+      <w:proofErr w:type="spellEnd"/>
+      <w:r>
+        <w:rPr>
+          <w:rFonts w:ascii="Times New Roman" w:eastAsia="Times New Roman" w:hAnsi="Times New Roman" w:cs="Times New Roman"/>
+          <w:kern w:val="0"/>
+          <w:lang w:eastAsia="ru-RU"/>
+        </w:rPr>
+        <w:t>) или не достиг цели, и понять причину.</w:t>
+      </w:r>
+    </w:p>
+    <w:p>
+      <w:pPr>
+        <w:pStyle w:val="a6"/>
+        <w:numPr>
+          <w:ilvl w:val="0"/>
+          <w:numId w:val="2"/>
+        </w:numPr>
+        <w:spacing w:after="0" w:line="240" w:lineRule="auto"/>
+        <w:rPr>
+          <w:rFonts w:ascii="Times New Roman" w:eastAsia="Times New Roman" w:hAnsi="Times New Roman" w:cs="Times New Roman"/>
+          <w:kern w:val="0"/>
+          <w:lang w:eastAsia="ru-RU"/>
+        </w:rPr>
+      </w:pPr>
+      <w:r>
+        <w:rPr>
+          <w:rFonts w:ascii="markup-bold" w:eastAsia="Times New Roman" w:hAnsi="markup-bold" w:cs="Times New Roman"/>
+          <w:b/>
+          <w:kern w:val="0"/>
+          <w:lang w:eastAsia="ru-RU"/>
+        </w:rPr>
+        <w:t>IP адреса отправителя и получателя в пакете IP</w:t>
+      </w:r>
+      <w:r>
+        <w:rPr>
+          <w:rFonts w:ascii="markup-bold" w:eastAsia="Times New Roman" w:hAnsi="markup-bold" w:cs="Times New Roman"/>
+          <w:kern w:val="0"/>
+          <w:lang w:eastAsia="ru-RU"/>
+        </w:rPr>
+        <w:t>:</w:t>
+      </w:r>
+      <w:r>
+        <w:rPr>
+          <w:rFonts w:ascii="Times New Roman" w:eastAsia="Times New Roman" w:hAnsi="Times New Roman" w:cs="Times New Roman"/>
+          <w:kern w:val="0"/>
+          <w:lang w:eastAsia="ru-RU"/>
+        </w:rPr>
+        <w:t xml:space="preserve"> Указываются в заголовке IP-пакета. Отправитель (</w:t>
+      </w:r>
+      <w:proofErr w:type="spellStart"/>
+      <w:r>
+        <w:rPr>
+          <w:rFonts w:ascii="Times New Roman" w:eastAsia="Times New Roman" w:hAnsi="Times New Roman" w:cs="Times New Roman"/>
+          <w:kern w:val="0"/>
+          <w:lang w:eastAsia="ru-RU"/>
+        </w:rPr>
+        <w:t>Source</w:t>
+      </w:r>
+      <w:proofErr w:type="spellEnd"/>
+      <w:r>
+        <w:rPr>
+          <w:rFonts w:ascii="Times New Roman" w:eastAsia="Times New Roman" w:hAnsi="Times New Roman" w:cs="Times New Roman"/>
+          <w:kern w:val="0"/>
+          <w:lang w:eastAsia="ru-RU"/>
+        </w:rPr>
+        <w:t xml:space="preserve"> IP </w:t>
+      </w:r>
+      <w:proofErr w:type="spellStart"/>
+      <w:r>
+        <w:rPr>
+          <w:rFonts w:ascii="Times New Roman" w:eastAsia="Times New Roman" w:hAnsi="Times New Roman" w:cs="Times New Roman"/>
+          <w:kern w:val="0"/>
+          <w:lang w:eastAsia="ru-RU"/>
+        </w:rPr>
+        <w:t>Address</w:t>
+      </w:r>
+      <w:proofErr w:type="spellEnd"/>
+      <w:r>
+        <w:rPr>
+          <w:rFonts w:ascii="Times New Roman" w:eastAsia="Times New Roman" w:hAnsi="Times New Roman" w:cs="Times New Roman"/>
+          <w:kern w:val="0"/>
+          <w:lang w:eastAsia="ru-RU"/>
+        </w:rPr>
+        <w:t>) — это адрес устройства, которое отправило пакет. Получатель (</w:t>
+      </w:r>
+      <w:proofErr w:type="spellStart"/>
+      <w:r>
+        <w:rPr>
+          <w:rFonts w:ascii="Times New Roman" w:eastAsia="Times New Roman" w:hAnsi="Times New Roman" w:cs="Times New Roman"/>
+          <w:kern w:val="0"/>
+          <w:lang w:eastAsia="ru-RU"/>
+        </w:rPr>
+        <w:t>Destination</w:t>
+      </w:r>
+      <w:proofErr w:type="spellEnd"/>
+      <w:r>
+        <w:rPr>
+          <w:rFonts w:ascii="Times New Roman" w:eastAsia="Times New Roman" w:hAnsi="Times New Roman" w:cs="Times New Roman"/>
+          <w:kern w:val="0"/>
+          <w:lang w:eastAsia="ru-RU"/>
+        </w:rPr>
+        <w:t xml:space="preserve"> IP </w:t>
+      </w:r>
+      <w:proofErr w:type="spellStart"/>
+      <w:r>
+        <w:rPr>
+          <w:rFonts w:ascii="Times New Roman" w:eastAsia="Times New Roman" w:hAnsi="Times New Roman" w:cs="Times New Roman"/>
+          <w:kern w:val="0"/>
+          <w:lang w:eastAsia="ru-RU"/>
+        </w:rPr>
+        <w:t>Address</w:t>
+      </w:r>
+      <w:proofErr w:type="spellEnd"/>
+      <w:r>
+        <w:rPr>
+          <w:rFonts w:ascii="Times New Roman" w:eastAsia="Times New Roman" w:hAnsi="Times New Roman" w:cs="Times New Roman"/>
+          <w:kern w:val="0"/>
+          <w:lang w:eastAsia="ru-RU"/>
+        </w:rPr>
+        <w:t xml:space="preserve">) — это адрес устройства, которому пакет предназначен. </w:t>
+      </w:r>
+    </w:p>
+    <w:p>
+      <w:pPr>
+        <w:pStyle w:val="a6"/>
+        <w:numPr>
+          <w:ilvl w:val="0"/>
+          <w:numId w:val="2"/>
+        </w:numPr>
+        <w:spacing w:after="0" w:line="240" w:lineRule="auto"/>
+        <w:rPr>
+          <w:rFonts w:ascii="Times New Roman" w:eastAsia="Times New Roman" w:hAnsi="Times New Roman" w:cs="Times New Roman"/>
+          <w:kern w:val="0"/>
+          <w:lang w:eastAsia="ru-RU"/>
+        </w:rPr>
+      </w:pPr>
+      <w:r>
+        <w:rPr>
+          <w:rFonts w:ascii="markup-bold" w:eastAsia="Times New Roman" w:hAnsi="markup-bold" w:cs="Times New Roman"/>
+          <w:b/>
+          <w:kern w:val="0"/>
+          <w:lang w:eastAsia="ru-RU"/>
+        </w:rPr>
+        <w:t>Изменение фильтров списка событий</w:t>
+      </w:r>
+      <w:r>
+        <w:rPr>
+          <w:rFonts w:ascii="markup-bold" w:eastAsia="Times New Roman" w:hAnsi="markup-bold" w:cs="Times New Roman"/>
+          <w:kern w:val="0"/>
+          <w:lang w:eastAsia="ru-RU"/>
+        </w:rPr>
+        <w:t>:</w:t>
+      </w:r>
+      <w:r>
+        <w:rPr>
+          <w:rFonts w:ascii="Times New Roman" w:eastAsia="Times New Roman" w:hAnsi="Times New Roman" w:cs="Times New Roman"/>
+          <w:kern w:val="0"/>
+          <w:lang w:eastAsia="ru-RU"/>
+        </w:rPr>
+        <w:t xml:space="preserve"> В окне "</w:t>
+      </w:r>
+      <w:proofErr w:type="spellStart"/>
+      <w:r>
+        <w:rPr>
+          <w:rFonts w:ascii="Times New Roman" w:eastAsia="Times New Roman" w:hAnsi="Times New Roman" w:cs="Times New Roman"/>
+          <w:kern w:val="0"/>
+          <w:lang w:eastAsia="ru-RU"/>
+        </w:rPr>
+        <w:t>Simulation</w:t>
+      </w:r>
+      <w:proofErr w:type="spellEnd"/>
+      <w:r>
+        <w:rPr>
+          <w:rFonts w:ascii="Times New Roman" w:eastAsia="Times New Roman" w:hAnsi="Times New Roman" w:cs="Times New Roman"/>
+          <w:kern w:val="0"/>
+          <w:lang w:eastAsia="ru-RU"/>
+        </w:rPr>
+        <w:t xml:space="preserve"> </w:t>
+      </w:r>
+      <w:proofErr w:type="spellStart"/>
+      <w:r>
+        <w:rPr>
+          <w:rFonts w:ascii="Times New Roman" w:eastAsia="Times New Roman" w:hAnsi="Times New Roman" w:cs="Times New Roman"/>
+          <w:kern w:val="0"/>
+          <w:lang w:eastAsia="ru-RU"/>
+        </w:rPr>
+        <w:t>Mode</w:t>
+      </w:r>
+      <w:proofErr w:type="spellEnd"/>
+      <w:r>
+        <w:rPr>
+          <w:rFonts w:ascii="Times New Roman" w:eastAsia="Times New Roman" w:hAnsi="Times New Roman" w:cs="Times New Roman"/>
+          <w:kern w:val="0"/>
+          <w:lang w:eastAsia="ru-RU"/>
+        </w:rPr>
+        <w:t>" есть кнопка "</w:t>
+      </w:r>
+      <w:proofErr w:type="spellStart"/>
+      <w:r>
+        <w:rPr>
+          <w:rFonts w:ascii="Times New Roman" w:eastAsia="Times New Roman" w:hAnsi="Times New Roman" w:cs="Times New Roman"/>
+          <w:kern w:val="0"/>
+          <w:lang w:eastAsia="ru-RU"/>
+        </w:rPr>
+        <w:t>Edit</w:t>
+      </w:r>
+      <w:proofErr w:type="spellEnd"/>
+      <w:r>
+        <w:rPr>
+          <w:rFonts w:ascii="Times New Roman" w:eastAsia="Times New Roman" w:hAnsi="Times New Roman" w:cs="Times New Roman"/>
+          <w:kern w:val="0"/>
+          <w:lang w:eastAsia="ru-RU"/>
+        </w:rPr>
+        <w:t xml:space="preserve"> </w:t>
+      </w:r>
+      <w:proofErr w:type="spellStart"/>
+      <w:r>
+        <w:rPr>
+          <w:rFonts w:ascii="Times New Roman" w:eastAsia="Times New Roman" w:hAnsi="Times New Roman" w:cs="Times New Roman"/>
+          <w:kern w:val="0"/>
+          <w:lang w:eastAsia="ru-RU"/>
+        </w:rPr>
+        <w:t>Filters</w:t>
+      </w:r>
+      <w:proofErr w:type="spellEnd"/>
+      <w:r>
+        <w:rPr>
+          <w:rFonts w:ascii="Times New Roman" w:eastAsia="Times New Roman" w:hAnsi="Times New Roman" w:cs="Times New Roman"/>
+          <w:kern w:val="0"/>
+          <w:lang w:eastAsia="ru-RU"/>
+        </w:rPr>
+        <w:t>", которая позволяет выбрать, какие типы событий (например, ARP, ICMP, HTTP, DHCP) отображать в "</w:t>
+      </w:r>
+      <w:proofErr w:type="spellStart"/>
+      <w:r>
+        <w:rPr>
+          <w:rFonts w:ascii="Times New Roman" w:eastAsia="Times New Roman" w:hAnsi="Times New Roman" w:cs="Times New Roman"/>
+          <w:kern w:val="0"/>
+          <w:lang w:eastAsia="ru-RU"/>
+        </w:rPr>
+        <w:t>Event</w:t>
+      </w:r>
+      <w:proofErr w:type="spellEnd"/>
+      <w:r>
+        <w:rPr>
+          <w:rFonts w:ascii="Times New Roman" w:eastAsia="Times New Roman" w:hAnsi="Times New Roman" w:cs="Times New Roman"/>
+          <w:kern w:val="0"/>
+          <w:lang w:eastAsia="ru-RU"/>
+        </w:rPr>
+        <w:t xml:space="preserve"> </w:t>
+      </w:r>
+      <w:proofErr w:type="spellStart"/>
+      <w:r>
+        <w:rPr>
+          <w:rFonts w:ascii="Times New Roman" w:eastAsia="Times New Roman" w:hAnsi="Times New Roman" w:cs="Times New Roman"/>
+          <w:kern w:val="0"/>
+          <w:lang w:eastAsia="ru-RU"/>
+        </w:rPr>
+        <w:t>List</w:t>
+      </w:r>
+      <w:proofErr w:type="spellEnd"/>
+      <w:r>
+        <w:rPr>
+          <w:rFonts w:ascii="Times New Roman" w:eastAsia="Times New Roman" w:hAnsi="Times New Roman" w:cs="Times New Roman"/>
+          <w:kern w:val="0"/>
+          <w:lang w:eastAsia="ru-RU"/>
+        </w:rPr>
+        <w:t xml:space="preserve">". </w:t>
+      </w:r>
+    </w:p>
+    <w:p>
+      <w:pPr>
+        <w:pStyle w:val="a6"/>
+        <w:numPr>
+          <w:ilvl w:val="0"/>
+          <w:numId w:val="2"/>
+        </w:numPr>
+        <w:spacing w:after="0" w:line="240" w:lineRule="auto"/>
+        <w:rPr>
+          <w:rFonts w:ascii="Times New Roman" w:eastAsia="Times New Roman" w:hAnsi="Times New Roman" w:cs="Times New Roman"/>
+          <w:kern w:val="0"/>
+          <w:lang w:eastAsia="ru-RU"/>
+        </w:rPr>
+      </w:pPr>
+      <w:r>
+        <w:rPr>
+          <w:rFonts w:ascii="markup-bold" w:eastAsia="Times New Roman" w:hAnsi="markup-bold" w:cs="Times New Roman"/>
+          <w:b/>
+          <w:kern w:val="0"/>
+          <w:lang w:eastAsia="ru-RU"/>
+        </w:rPr>
+        <w:t>Определение задействованных протоколов:</w:t>
+      </w:r>
+      <w:r>
+        <w:rPr>
+          <w:rFonts w:ascii="Times New Roman" w:eastAsia="Times New Roman" w:hAnsi="Times New Roman" w:cs="Times New Roman"/>
+          <w:kern w:val="0"/>
+          <w:lang w:eastAsia="ru-RU"/>
+        </w:rPr>
+        <w:t xml:space="preserve"> В "</w:t>
+      </w:r>
+      <w:proofErr w:type="spellStart"/>
+      <w:r>
+        <w:rPr>
+          <w:rFonts w:ascii="Times New Roman" w:eastAsia="Times New Roman" w:hAnsi="Times New Roman" w:cs="Times New Roman"/>
+          <w:kern w:val="0"/>
+          <w:lang w:eastAsia="ru-RU"/>
+        </w:rPr>
+        <w:t>Event</w:t>
+      </w:r>
+      <w:proofErr w:type="spellEnd"/>
+      <w:r>
+        <w:rPr>
+          <w:rFonts w:ascii="Times New Roman" w:eastAsia="Times New Roman" w:hAnsi="Times New Roman" w:cs="Times New Roman"/>
+          <w:kern w:val="0"/>
+          <w:lang w:eastAsia="ru-RU"/>
+        </w:rPr>
+        <w:t xml:space="preserve"> </w:t>
+      </w:r>
+      <w:proofErr w:type="spellStart"/>
+      <w:r>
+        <w:rPr>
+          <w:rFonts w:ascii="Times New Roman" w:eastAsia="Times New Roman" w:hAnsi="Times New Roman" w:cs="Times New Roman"/>
+          <w:kern w:val="0"/>
+          <w:lang w:eastAsia="ru-RU"/>
+        </w:rPr>
+        <w:t>List</w:t>
+      </w:r>
+      <w:proofErr w:type="spellEnd"/>
+      <w:r>
+        <w:rPr>
+          <w:rFonts w:ascii="Times New Roman" w:eastAsia="Times New Roman" w:hAnsi="Times New Roman" w:cs="Times New Roman"/>
+          <w:kern w:val="0"/>
+          <w:lang w:eastAsia="ru-RU"/>
+        </w:rPr>
+        <w:t xml:space="preserve">" отображаются типы событий (а значит, и протоколов), которые генерируются или обрабатываются устройствами. Также при выборе пакета можно видеть, какие протоколы использовались на каждом уровне OSI. </w:t>
+      </w:r>
+    </w:p>
+    <w:p>
+      <w:pPr>
+        <w:pStyle w:val="a6"/>
+        <w:numPr>
+          <w:ilvl w:val="0"/>
+          <w:numId w:val="2"/>
+        </w:numPr>
+        <w:spacing w:after="0" w:line="240" w:lineRule="auto"/>
+        <w:rPr>
+          <w:rFonts w:ascii="Times New Roman" w:eastAsia="Times New Roman" w:hAnsi="Times New Roman" w:cs="Times New Roman"/>
+          <w:kern w:val="0"/>
+          <w:lang w:eastAsia="ru-RU"/>
+        </w:rPr>
+      </w:pPr>
+      <w:r>
+        <w:rPr>
+          <w:rFonts w:ascii="markup-bold" w:eastAsia="Times New Roman" w:hAnsi="markup-bold" w:cs="Times New Roman"/>
+          <w:b/>
+          <w:kern w:val="0"/>
+          <w:lang w:eastAsia="ru-RU"/>
+        </w:rPr>
+        <w:t>Прослеживание изменения содержимого пакета:</w:t>
+      </w:r>
+      <w:r>
+        <w:rPr>
+          <w:rFonts w:ascii="Times New Roman" w:eastAsia="Times New Roman" w:hAnsi="Times New Roman" w:cs="Times New Roman"/>
+          <w:kern w:val="0"/>
+          <w:lang w:eastAsia="ru-RU"/>
+        </w:rPr>
+        <w:t xml:space="preserve"> При выборе пакета в "</w:t>
+      </w:r>
+      <w:proofErr w:type="spellStart"/>
+      <w:r>
+        <w:rPr>
+          <w:rFonts w:ascii="Times New Roman" w:eastAsia="Times New Roman" w:hAnsi="Times New Roman" w:cs="Times New Roman"/>
+          <w:kern w:val="0"/>
+          <w:lang w:eastAsia="ru-RU"/>
+        </w:rPr>
+        <w:t>Event</w:t>
+      </w:r>
+      <w:proofErr w:type="spellEnd"/>
+      <w:r>
+        <w:rPr>
+          <w:rFonts w:ascii="Times New Roman" w:eastAsia="Times New Roman" w:hAnsi="Times New Roman" w:cs="Times New Roman"/>
+          <w:kern w:val="0"/>
+          <w:lang w:eastAsia="ru-RU"/>
+        </w:rPr>
+        <w:t xml:space="preserve"> </w:t>
+      </w:r>
+      <w:proofErr w:type="spellStart"/>
+      <w:r>
+        <w:rPr>
+          <w:rFonts w:ascii="Times New Roman" w:eastAsia="Times New Roman" w:hAnsi="Times New Roman" w:cs="Times New Roman"/>
+          <w:kern w:val="0"/>
+          <w:lang w:eastAsia="ru-RU"/>
+        </w:rPr>
+        <w:t>List</w:t>
+      </w:r>
+      <w:proofErr w:type="spellEnd"/>
+      <w:r>
+        <w:rPr>
+          <w:rFonts w:ascii="Times New Roman" w:eastAsia="Times New Roman" w:hAnsi="Times New Roman" w:cs="Times New Roman"/>
+          <w:kern w:val="0"/>
+          <w:lang w:eastAsia="ru-RU"/>
+        </w:rPr>
+        <w:t>" можно перейти по его истории (стрелками "</w:t>
+      </w:r>
+      <w:proofErr w:type="spellStart"/>
+      <w:r>
+        <w:rPr>
+          <w:rFonts w:ascii="Times New Roman" w:eastAsia="Times New Roman" w:hAnsi="Times New Roman" w:cs="Times New Roman"/>
+          <w:kern w:val="0"/>
+          <w:lang w:eastAsia="ru-RU"/>
+        </w:rPr>
+        <w:t>Back</w:t>
+      </w:r>
+      <w:proofErr w:type="spellEnd"/>
+      <w:r>
+        <w:rPr>
+          <w:rFonts w:ascii="Times New Roman" w:eastAsia="Times New Roman" w:hAnsi="Times New Roman" w:cs="Times New Roman"/>
+          <w:kern w:val="0"/>
+          <w:lang w:eastAsia="ru-RU"/>
+        </w:rPr>
+        <w:t>" и "</w:t>
+      </w:r>
+      <w:proofErr w:type="spellStart"/>
+      <w:r>
+        <w:rPr>
+          <w:rFonts w:ascii="Times New Roman" w:eastAsia="Times New Roman" w:hAnsi="Times New Roman" w:cs="Times New Roman"/>
+          <w:kern w:val="0"/>
+          <w:lang w:eastAsia="ru-RU"/>
+        </w:rPr>
+        <w:t>Next</w:t>
+      </w:r>
+      <w:proofErr w:type="spellEnd"/>
+      <w:r>
+        <w:rPr>
+          <w:rFonts w:ascii="Times New Roman" w:eastAsia="Times New Roman" w:hAnsi="Times New Roman" w:cs="Times New Roman"/>
+          <w:kern w:val="0"/>
+          <w:lang w:eastAsia="ru-RU"/>
+        </w:rPr>
+        <w:t>") и в деталях пакета на каждом уровне видеть, как изменяется его содержимое (</w:t>
+      </w:r>
+      <w:proofErr w:type="gramStart"/>
+      <w:r>
+        <w:rPr>
+          <w:rFonts w:ascii="Times New Roman" w:eastAsia="Times New Roman" w:hAnsi="Times New Roman" w:cs="Times New Roman"/>
+          <w:kern w:val="0"/>
+          <w:lang w:eastAsia="ru-RU"/>
+        </w:rPr>
+        <w:t>добавляются</w:t>
+      </w:r>
+      <w:proofErr w:type="gramEnd"/>
+      <w:r>
+        <w:rPr>
+          <w:rFonts w:ascii="Times New Roman" w:eastAsia="Times New Roman" w:hAnsi="Times New Roman" w:cs="Times New Roman"/>
+          <w:kern w:val="0"/>
+          <w:lang w:eastAsia="ru-RU"/>
+        </w:rPr>
+        <w:t xml:space="preserve">/изменяются заголовки разных протоколов) при прохождении через устройства. </w:t>
+      </w:r>
+    </w:p>
+    <w:p>
+      <w:pPr>
+        <w:pStyle w:val="a6"/>
+        <w:numPr>
+          <w:ilvl w:val="0"/>
+          <w:numId w:val="2"/>
+        </w:numPr>
+        <w:spacing w:after="0" w:line="240" w:lineRule="auto"/>
+        <w:rPr>
+          <w:rFonts w:ascii="Times New Roman" w:eastAsia="Times New Roman" w:hAnsi="Times New Roman" w:cs="Times New Roman"/>
+          <w:kern w:val="0"/>
+          <w:lang w:eastAsia="ru-RU"/>
+        </w:rPr>
+      </w:pPr>
+      <w:r>
+        <w:rPr>
+          <w:rFonts w:ascii="markup-bold" w:eastAsia="Times New Roman" w:hAnsi="markup-bold" w:cs="Times New Roman"/>
+          <w:b/>
+          <w:kern w:val="0"/>
+          <w:lang w:eastAsia="ru-RU"/>
+        </w:rPr>
+        <w:t>Основные возможности режима симуляции</w:t>
+      </w:r>
+      <w:r>
+        <w:rPr>
+          <w:rFonts w:ascii="markup-bold" w:eastAsia="Times New Roman" w:hAnsi="markup-bold" w:cs="Times New Roman"/>
+          <w:kern w:val="0"/>
+          <w:lang w:eastAsia="ru-RU"/>
+        </w:rPr>
+        <w:t>:</w:t>
+      </w:r>
+      <w:r>
+        <w:rPr>
+          <w:rFonts w:ascii="Times New Roman" w:eastAsia="Times New Roman" w:hAnsi="Times New Roman" w:cs="Times New Roman"/>
+          <w:kern w:val="0"/>
+          <w:lang w:eastAsia="ru-RU"/>
+        </w:rPr>
+        <w:t xml:space="preserve"> </w:t>
+      </w:r>
+    </w:p>
+    <w:p>
+      <w:pPr>
+        <w:pStyle w:val="a6"/>
+        <w:numPr>
+          <w:ilvl w:val="0"/>
+          <w:numId w:val="1"/>
+        </w:numPr>
+        <w:spacing w:after="0" w:line="240" w:lineRule="auto"/>
+        <w:rPr>
+          <w:rFonts w:ascii="Times New Roman" w:eastAsia="Times New Roman" w:hAnsi="Times New Roman" w:cs="Times New Roman"/>
+          <w:kern w:val="0"/>
+          <w:lang w:eastAsia="ru-RU"/>
+        </w:rPr>
+      </w:pPr>
+      <w:r>
+        <w:rPr>
+          <w:rFonts w:ascii="Times New Roman" w:eastAsia="Times New Roman" w:hAnsi="Times New Roman" w:cs="Times New Roman"/>
+          <w:kern w:val="0"/>
+          <w:lang w:eastAsia="ru-RU"/>
+        </w:rPr>
+        <w:t xml:space="preserve">Пошаговое отслеживание передачи пакетов. </w:t>
+      </w:r>
+    </w:p>
+    <w:p>
+      <w:pPr>
+        <w:pStyle w:val="a6"/>
+        <w:numPr>
+          <w:ilvl w:val="0"/>
+          <w:numId w:val="1"/>
+        </w:numPr>
+        <w:spacing w:after="0" w:line="240" w:lineRule="auto"/>
+        <w:rPr>
+          <w:rFonts w:ascii="Times New Roman" w:eastAsia="Times New Roman" w:hAnsi="Times New Roman" w:cs="Times New Roman"/>
+          <w:kern w:val="0"/>
+          <w:lang w:eastAsia="ru-RU"/>
+        </w:rPr>
+      </w:pPr>
+      <w:r>
+        <w:rPr>
+          <w:rFonts w:ascii="Times New Roman" w:eastAsia="Times New Roman" w:hAnsi="Times New Roman" w:cs="Times New Roman"/>
+          <w:kern w:val="0"/>
+          <w:lang w:eastAsia="ru-RU"/>
+        </w:rPr>
+        <w:lastRenderedPageBreak/>
+        <w:t>Визуализац</w:t>
+      </w:r>
+      <w:r>
+        <w:rPr>
+          <w:rFonts w:ascii="Times New Roman" w:eastAsia="Times New Roman" w:hAnsi="Times New Roman" w:cs="Times New Roman"/>
+          <w:kern w:val="0"/>
+          <w:lang w:eastAsia="ru-RU"/>
+        </w:rPr>
+        <w:t xml:space="preserve">ия работы сетевых протоколов. </w:t>
+      </w:r>
+    </w:p>
+    <w:p>
+      <w:pPr>
+        <w:pStyle w:val="a6"/>
+        <w:numPr>
+          <w:ilvl w:val="0"/>
+          <w:numId w:val="1"/>
+        </w:numPr>
+        <w:spacing w:after="0" w:line="240" w:lineRule="auto"/>
+        <w:rPr>
+          <w:rFonts w:ascii="Times New Roman" w:eastAsia="Times New Roman" w:hAnsi="Times New Roman" w:cs="Times New Roman"/>
+          <w:kern w:val="0"/>
+          <w:lang w:eastAsia="ru-RU"/>
+        </w:rPr>
+      </w:pPr>
+      <w:r>
+        <w:rPr>
+          <w:rFonts w:ascii="Times New Roman" w:eastAsia="Times New Roman" w:hAnsi="Times New Roman" w:cs="Times New Roman"/>
+          <w:kern w:val="0"/>
+          <w:lang w:eastAsia="ru-RU"/>
+        </w:rPr>
+        <w:t xml:space="preserve">Анализ движения пакетов по уровням OSI. </w:t>
+      </w:r>
+    </w:p>
+    <w:p>
+      <w:pPr>
+        <w:pStyle w:val="a6"/>
+        <w:numPr>
+          <w:ilvl w:val="0"/>
+          <w:numId w:val="1"/>
+        </w:numPr>
+        <w:spacing w:after="0" w:line="240" w:lineRule="auto"/>
+        <w:rPr>
+          <w:rFonts w:ascii="Times New Roman" w:eastAsia="Times New Roman" w:hAnsi="Times New Roman" w:cs="Times New Roman"/>
+          <w:kern w:val="0"/>
+          <w:lang w:eastAsia="ru-RU"/>
+        </w:rPr>
+      </w:pPr>
+      <w:r>
+        <w:rPr>
+          <w:rFonts w:ascii="Times New Roman" w:eastAsia="Times New Roman" w:hAnsi="Times New Roman" w:cs="Times New Roman"/>
+          <w:kern w:val="0"/>
+          <w:lang w:eastAsia="ru-RU"/>
+        </w:rPr>
+        <w:t>Иденти</w:t>
+      </w:r>
+      <w:r>
+        <w:rPr>
+          <w:rFonts w:ascii="Times New Roman" w:eastAsia="Times New Roman" w:hAnsi="Times New Roman" w:cs="Times New Roman"/>
+          <w:kern w:val="0"/>
+          <w:lang w:eastAsia="ru-RU"/>
+        </w:rPr>
+        <w:t xml:space="preserve">фикация причин сетевых сбоев. </w:t>
+      </w:r>
+    </w:p>
+    <w:p>
+      <w:pPr>
+        <w:pStyle w:val="a6"/>
+        <w:numPr>
+          <w:ilvl w:val="0"/>
+          <w:numId w:val="1"/>
+        </w:numPr>
+        <w:spacing w:after="0" w:line="240" w:lineRule="auto"/>
+        <w:rPr>
+          <w:rFonts w:ascii="Times New Roman" w:eastAsia="Times New Roman" w:hAnsi="Times New Roman" w:cs="Times New Roman"/>
+          <w:kern w:val="0"/>
+          <w:lang w:eastAsia="ru-RU"/>
+        </w:rPr>
+      </w:pPr>
+      <w:r>
+        <w:rPr>
+          <w:rFonts w:ascii="Times New Roman" w:eastAsia="Times New Roman" w:hAnsi="Times New Roman" w:cs="Times New Roman"/>
+          <w:kern w:val="0"/>
+          <w:lang w:eastAsia="ru-RU"/>
+        </w:rPr>
+        <w:t>От</w:t>
+      </w:r>
+      <w:r>
+        <w:rPr>
+          <w:rFonts w:ascii="Times New Roman" w:eastAsia="Times New Roman" w:hAnsi="Times New Roman" w:cs="Times New Roman"/>
+          <w:kern w:val="0"/>
+          <w:lang w:eastAsia="ru-RU"/>
+        </w:rPr>
+        <w:t xml:space="preserve">ладка конфигураций устройств. </w:t>
+      </w:r>
+    </w:p>
+    <w:p>
+      <w:pPr>
+        <w:pStyle w:val="a6"/>
+        <w:numPr>
+          <w:ilvl w:val="0"/>
+          <w:numId w:val="1"/>
+        </w:numPr>
+        <w:spacing w:after="0" w:line="240" w:lineRule="auto"/>
+        <w:rPr>
+          <w:rFonts w:ascii="Times New Roman" w:eastAsia="Times New Roman" w:hAnsi="Times New Roman" w:cs="Times New Roman"/>
+          <w:kern w:val="0"/>
+          <w:lang w:eastAsia="ru-RU"/>
+        </w:rPr>
+      </w:pPr>
+      <w:r>
+        <w:rPr>
+          <w:rFonts w:ascii="Times New Roman" w:eastAsia="Times New Roman" w:hAnsi="Times New Roman" w:cs="Times New Roman"/>
+          <w:kern w:val="0"/>
+          <w:lang w:eastAsia="ru-RU"/>
+        </w:rPr>
+        <w:t>Настройка фильтров дл</w:t>
+      </w:r>
+      <w:r>
+        <w:rPr>
+          <w:rFonts w:ascii="Times New Roman" w:eastAsia="Times New Roman" w:hAnsi="Times New Roman" w:cs="Times New Roman"/>
+          <w:kern w:val="0"/>
+          <w:lang w:eastAsia="ru-RU"/>
+        </w:rPr>
+        <w:t xml:space="preserve">я отображения нужных событий. </w:t>
+      </w:r>
+    </w:p>
+    <w:p>
+      <w:pPr>
+        <w:pStyle w:val="a6"/>
+        <w:numPr>
+          <w:ilvl w:val="0"/>
+          <w:numId w:val="1"/>
+        </w:numPr>
+        <w:spacing w:after="0" w:line="240" w:lineRule="auto"/>
+        <w:rPr>
+          <w:rFonts w:ascii="Times New Roman" w:eastAsia="Times New Roman" w:hAnsi="Times New Roman" w:cs="Times New Roman"/>
+          <w:kern w:val="0"/>
+          <w:lang w:eastAsia="ru-RU"/>
+        </w:rPr>
+      </w:pPr>
+      <w:r>
+        <w:rPr>
+          <w:rFonts w:ascii="Times New Roman" w:eastAsia="Times New Roman" w:hAnsi="Times New Roman" w:cs="Times New Roman"/>
+          <w:kern w:val="0"/>
+          <w:lang w:eastAsia="ru-RU"/>
+        </w:rPr>
+        <w:t>Наблюдение за изменением содержимого пакетов.</w:t>
+      </w:r>
+    </w:p>
+    <w:p>
+      <w:bookmarkStart w:id="0" w:name="_GoBack"/>
+      <w:bookmarkEnd w:id="0"/>
+    </w:p>
+    <w:p/>
+    <w:p>
+      <w:pPr>
+        <w:pStyle w:val="1"/>
+        <w:rPr>
+          <w:rFonts w:ascii="Times New Roman" w:hAnsi="Times New Roman" w:cs="Times New Roman"/>
+        </w:rPr>
+      </w:pPr>
+      <w:r>
+        <w:rPr>
+          <w:rFonts w:ascii="Times New Roman" w:hAnsi="Times New Roman" w:cs="Times New Roman"/>
+        </w:rPr>
+        <w:t>Лабораторная работа №2. Настройка сетевых сервисов.</w:t>
+      </w:r>
+    </w:p>
+    <w:p>
+      <w:pPr>
+        <w:jc w:val="right"/>
+      </w:pPr>
+      <w:r>
+        <w:t>Рисунок 4</w:t>
+      </w:r>
+    </w:p>
+    <w:p>
+      <w:pPr>
+        <w:jc w:val="center"/>
         <w:rPr>
           <w:lang w:val="en-US"/>
         </w:rPr>
@@ -1840,9 +1938,9 @@
         </w:rPr>
         <w:drawing>
           <wp:inline distT="0" distB="0" distL="0" distR="0">
-            <wp:extent cx="4540250" cy="2673350"/>
-            <wp:effectExtent l="0" t="0" r="0" b="0"/>
-            <wp:docPr id="5" name="Рисунок 5"/>
+            <wp:extent cx="4870189" cy="3415145"/>
+            <wp:effectExtent l="19050" t="0" r="6611" b="0"/>
+            <wp:docPr id="6" name="Рисунок 6"/>
             <wp:cNvGraphicFramePr>
               <a:graphicFrameLocks xmlns:a="http://schemas.openxmlformats.org/drawingml/2006/main" noChangeAspect="1"/>
             </wp:cNvGraphicFramePr>
@@ -1855,6 +1953,7 @@
                   </pic:nvPicPr>
                   <pic:blipFill>
                     <a:blip r:embed="rId10" cstate="print"/>
+                    <a:srcRect l="9351" t="13043" r="27795" b="15719"/>
                     <a:stretch>
                       <a:fillRect/>
                     </a:stretch>
@@ -1862,7 +1961,7 @@
                   <pic:spPr>
                     <a:xfrm>
                       <a:off x="0" y="0"/>
-                      <a:ext cx="4540250" cy="2673350"/>
+                      <a:ext cx="4875373" cy="3418780"/>
                     </a:xfrm>
                     <a:prstGeom prst="rect">
                       <a:avLst/>
@@ -1877,6 +1976,27 @@
     </w:p>
     <w:p>
       <w:pPr>
+        <w:tabs>
+          <w:tab w:val="left" w:pos="6000"/>
+        </w:tabs>
+        <w:jc w:val="right"/>
+        <w:rPr>
+          <w:noProof/>
+          <w:lang w:eastAsia="ru-RU"/>
+        </w:rPr>
+      </w:pPr>
+      <w:r>
+        <w:rPr>
+          <w:noProof/>
+          <w:lang w:eastAsia="ru-RU"/>
+        </w:rPr>
+        <w:tab/>
+        <w:t>Рисунок 5</w:t>
+      </w:r>
+    </w:p>
+    <w:p>
+      <w:pPr>
+        <w:jc w:val="center"/>
         <w:rPr>
           <w:lang w:val="en-US"/>
         </w:rPr>
@@ -1888,9 +2008,9 @@
         </w:rPr>
         <w:drawing>
           <wp:inline distT="0" distB="0" distL="0" distR="0">
-            <wp:extent cx="4368800" cy="2184400"/>
-            <wp:effectExtent l="0" t="0" r="0" b="6350"/>
-            <wp:docPr id="7" name="Рисунок 7"/>
+            <wp:extent cx="3983181" cy="2345341"/>
+            <wp:effectExtent l="19050" t="0" r="0" b="0"/>
+            <wp:docPr id="5" name="Рисунок 5"/>
             <wp:cNvGraphicFramePr>
               <a:graphicFrameLocks xmlns:a="http://schemas.openxmlformats.org/drawingml/2006/main" noChangeAspect="1"/>
             </wp:cNvGraphicFramePr>
@@ -1910,7 +2030,7 @@
                   <pic:spPr>
                     <a:xfrm>
                       <a:off x="0" y="0"/>
-                      <a:ext cx="4368800" cy="2184400"/>
+                      <a:ext cx="3985715" cy="2346833"/>
                     </a:xfrm>
                     <a:prstGeom prst="rect">
                       <a:avLst/>
@@ -1930,14 +2050,53 @@
           <w:lang w:eastAsia="ru-RU"/>
         </w:rPr>
       </w:pPr>
-      <w:r>
+    </w:p>
+    <w:p>
+      <w:pPr>
         <w:rPr>
           <w:noProof/>
           <w:lang w:eastAsia="ru-RU"/>
         </w:rPr>
-        <w:lastRenderedPageBreak/>
-        <w:t>Лаба 3</w:t>
-      </w:r>
+      </w:pPr>
+    </w:p>
+    <w:p>
+      <w:pPr>
+        <w:rPr>
+          <w:noProof/>
+          <w:lang w:eastAsia="ru-RU"/>
+        </w:rPr>
+      </w:pPr>
+    </w:p>
+    <w:p>
+      <w:pPr>
+        <w:rPr>
+          <w:noProof/>
+          <w:lang w:eastAsia="ru-RU"/>
+        </w:rPr>
+      </w:pPr>
+    </w:p>
+    <w:p>
+      <w:pPr>
+        <w:rPr>
+          <w:noProof/>
+          <w:lang w:eastAsia="ru-RU"/>
+        </w:rPr>
+      </w:pPr>
+    </w:p>
+    <w:p>
+      <w:pPr>
+        <w:rPr>
+          <w:lang w:val="en-US"/>
+        </w:rPr>
+      </w:pPr>
+    </w:p>
+    <w:p>
+      <w:pPr>
+        <w:rPr>
+          <w:noProof/>
+          <w:lang w:eastAsia="ru-RU"/>
+        </w:rPr>
+      </w:pPr>
     </w:p>
     <w:p>
       <w:pPr>
@@ -2447,9 +2606,9 @@
         </w:rPr>
         <w:drawing>
           <wp:inline distT="0" distB="0" distL="0" distR="0">
-            <wp:extent cx="5940425" cy="2810084"/>
+            <wp:extent cx="5940425" cy="4876883"/>
             <wp:effectExtent l="19050" t="0" r="3175" b="0"/>
-            <wp:docPr id="22" name="Рисунок 22"/>
+            <wp:docPr id="12" name="Рисунок 1"/>
             <wp:cNvGraphicFramePr>
               <a:graphicFrameLocks xmlns:a="http://schemas.openxmlformats.org/drawingml/2006/main" noChangeAspect="1"/>
             </wp:cNvGraphicFramePr>
@@ -2457,7 +2616,7 @@
               <a:graphicData uri="http://schemas.openxmlformats.org/drawingml/2006/picture">
                 <pic:pic xmlns:pic="http://schemas.openxmlformats.org/drawingml/2006/picture">
                   <pic:nvPicPr>
-                    <pic:cNvPr id="0" name="Picture 22"/>
+                    <pic:cNvPr id="0" name="Picture 1"/>
                     <pic:cNvPicPr>
                       <a:picLocks noChangeAspect="1" noChangeArrowheads="1"/>
                     </pic:cNvPicPr>
@@ -2472,7 +2631,7 @@
                   <pic:spPr bwMode="auto">
                     <a:xfrm>
                       <a:off x="0" y="0"/>
-                      <a:ext cx="5940425" cy="2810084"/>
+                      <a:ext cx="5940425" cy="4876883"/>
                     </a:xfrm>
                     <a:prstGeom prst="rect">
                       <a:avLst/>
@@ -2496,6 +2655,156 @@
       <w:pPr>
         <w:jc w:val="center"/>
       </w:pPr>
+      <w:r>
+        <w:drawing>
+          <wp:inline distT="0" distB="0" distL="0" distR="0">
+            <wp:extent cx="5225263" cy="2653145"/>
+            <wp:effectExtent l="19050" t="0" r="0" b="0"/>
+            <wp:docPr id="14" name="Рисунок 6"/>
+            <wp:cNvGraphicFramePr>
+              <a:graphicFrameLocks xmlns:a="http://schemas.openxmlformats.org/drawingml/2006/main" noChangeAspect="1"/>
+            </wp:cNvGraphicFramePr>
+            <a:graphic xmlns:a="http://schemas.openxmlformats.org/drawingml/2006/main">
+              <a:graphicData uri="http://schemas.openxmlformats.org/drawingml/2006/picture">
+                <pic:pic xmlns:pic="http://schemas.openxmlformats.org/drawingml/2006/picture">
+                  <pic:nvPicPr>
+                    <pic:cNvPr id="1" name=""/>
+                    <pic:cNvPicPr/>
+                  </pic:nvPicPr>
+                  <pic:blipFill rotWithShape="1">
+                    <a:blip r:embed="rId20" cstate="print"/>
+                    <a:srcRect l="7848" t="15659" r="556"/>
+                    <a:stretch/>
+                  </pic:blipFill>
+                  <pic:spPr bwMode="auto">
+                    <a:xfrm>
+                      <a:off x="0" y="0"/>
+                      <a:ext cx="5225263" cy="2653145"/>
+                    </a:xfrm>
+                    <a:prstGeom prst="rect">
+                      <a:avLst/>
+                    </a:prstGeom>
+                    <a:ln>
+                      <a:noFill/>
+                    </a:ln>
+                    <a:extLst>
+                      <a:ext uri="{53640926-AAD7-44D8-BBD7-CCE9431645EC}">
+                        <a14:shadowObscured xmlns:a14="http://schemas.microsoft.com/office/drawing/2010/main" xmlns:wps="http://schemas.microsoft.com/office/word/2010/wordprocessingShape" xmlns:wpi="http://schemas.microsoft.com/office/word/2010/wordprocessingInk" xmlns:wpg="http://schemas.microsoft.com/office/word/2010/wordprocessingGroup" xmlns:w16se="http://schemas.microsoft.com/office/word/2015/wordml/symex" xmlns:w16="http://schemas.microsoft.com/office/word/2018/wordml" xmlns:w16cid="http://schemas.microsoft.com/office/word/2016/wordml/cid" xmlns:w16cex="http://schemas.microsoft.com/office/word/2018/wordml/cex" xmlns:w15="http://schemas.microsoft.com/office/word/2012/wordml" xmlns:w14="http://schemas.microsoft.com/office/word/2010/wordml" xmlns:w="http://schemas.openxmlformats.org/wordprocessingml/2006/main" xmlns:w10="urn:schemas-microsoft-com:office:word" xmlns:wp14="http://schemas.microsoft.com/office/word/2010/wordprocessingDrawing" xmlns:v="urn:schemas-microsoft-com:vml" xmlns:o="urn:schemas-microsoft-com:office:office" xmlns:am3d="http://schemas.microsoft.com/office/drawing/2017/model3d" xmlns:aink="http://schemas.microsoft.com/office/drawing/2016/ink" xmlns:mc="http://schemas.openxmlformats.org/markup-compatibility/2006" xmlns:cx8="http://schemas.microsoft.com/office/drawing/2016/5/14/chartex" xmlns:cx7="http://schemas.microsoft.com/office/drawing/2016/5/13/chartex" xmlns:cx6="http://schemas.microsoft.com/office/drawing/2016/5/12/chartex" xmlns:cx5="http://schemas.microsoft.com/office/drawing/2016/5/11/chartex" xmlns:cx4="http://schemas.microsoft.com/office/drawing/2016/5/10/chartex" xmlns:cx3="http://schemas.microsoft.com/office/drawing/2016/5/9/chartex" xmlns:cx2="http://schemas.microsoft.com/office/drawing/2015/10/21/chartex" xmlns:cx1="http://schemas.microsoft.com/office/drawing/2015/9/8/chartex" xmlns:cx="http://schemas.microsoft.com/office/drawing/2014/chartex" xmlns:wpc="http://schemas.microsoft.com/office/word/2010/wordprocessingCanvas" xmlns=""/>
+                      </a:ext>
+                    </a:extLst>
+                  </pic:spPr>
+                </pic:pic>
+              </a:graphicData>
+            </a:graphic>
+          </wp:inline>
+        </w:drawing>
+      </w:r>
+    </w:p>
+    <w:p>
+      <w:pPr>
+        <w:tabs>
+          <w:tab w:val="left" w:pos="3731"/>
+        </w:tabs>
+      </w:pPr>
+      <w:r>
+        <w:lastRenderedPageBreak/>
+        <w:tab/>
+      </w:r>
+      <w:r>
+        <w:drawing>
+          <wp:inline distT="0" distB="0" distL="0" distR="0">
+            <wp:extent cx="4011295" cy="2389909"/>
+            <wp:effectExtent l="19050" t="0" r="8255" b="0"/>
+            <wp:docPr id="15" name="Рисунок 11"/>
+            <wp:cNvGraphicFramePr>
+              <a:graphicFrameLocks xmlns:a="http://schemas.openxmlformats.org/drawingml/2006/main" noChangeAspect="1"/>
+            </wp:cNvGraphicFramePr>
+            <a:graphic xmlns:a="http://schemas.openxmlformats.org/drawingml/2006/main">
+              <a:graphicData uri="http://schemas.openxmlformats.org/drawingml/2006/picture">
+                <pic:pic xmlns:pic="http://schemas.openxmlformats.org/drawingml/2006/picture">
+                  <pic:nvPicPr>
+                    <pic:cNvPr id="1" name=""/>
+                    <pic:cNvPicPr/>
+                  </pic:nvPicPr>
+                  <pic:blipFill rotWithShape="1">
+                    <a:blip r:embed="rId21" cstate="print"/>
+                    <a:srcRect l="23685" t="9922"/>
+                    <a:stretch/>
+                  </pic:blipFill>
+                  <pic:spPr bwMode="auto">
+                    <a:xfrm>
+                      <a:off x="0" y="0"/>
+                      <a:ext cx="4011295" cy="2389909"/>
+                    </a:xfrm>
+                    <a:prstGeom prst="rect">
+                      <a:avLst/>
+                    </a:prstGeom>
+                    <a:ln>
+                      <a:noFill/>
+                    </a:ln>
+                    <a:extLst>
+                      <a:ext uri="{53640926-AAD7-44D8-BBD7-CCE9431645EC}">
+                        <a14:shadowObscured xmlns:a14="http://schemas.microsoft.com/office/drawing/2010/main" xmlns:wps="http://schemas.microsoft.com/office/word/2010/wordprocessingShape" xmlns:wpi="http://schemas.microsoft.com/office/word/2010/wordprocessingInk" xmlns:wpg="http://schemas.microsoft.com/office/word/2010/wordprocessingGroup" xmlns:w16se="http://schemas.microsoft.com/office/word/2015/wordml/symex" xmlns:w16="http://schemas.microsoft.com/office/word/2018/wordml" xmlns:w16cid="http://schemas.microsoft.com/office/word/2016/wordml/cid" xmlns:w16cex="http://schemas.microsoft.com/office/word/2018/wordml/cex" xmlns:w15="http://schemas.microsoft.com/office/word/2012/wordml" xmlns:w14="http://schemas.microsoft.com/office/word/2010/wordml" xmlns:w="http://schemas.openxmlformats.org/wordprocessingml/2006/main" xmlns:w10="urn:schemas-microsoft-com:office:word" xmlns:wp14="http://schemas.microsoft.com/office/word/2010/wordprocessingDrawing" xmlns:v="urn:schemas-microsoft-com:vml" xmlns:o="urn:schemas-microsoft-com:office:office" xmlns:am3d="http://schemas.microsoft.com/office/drawing/2017/model3d" xmlns:aink="http://schemas.microsoft.com/office/drawing/2016/ink" xmlns:mc="http://schemas.openxmlformats.org/markup-compatibility/2006" xmlns:cx8="http://schemas.microsoft.com/office/drawing/2016/5/14/chartex" xmlns:cx7="http://schemas.microsoft.com/office/drawing/2016/5/13/chartex" xmlns:cx6="http://schemas.microsoft.com/office/drawing/2016/5/12/chartex" xmlns:cx5="http://schemas.microsoft.com/office/drawing/2016/5/11/chartex" xmlns:cx4="http://schemas.microsoft.com/office/drawing/2016/5/10/chartex" xmlns:cx3="http://schemas.microsoft.com/office/drawing/2016/5/9/chartex" xmlns:cx2="http://schemas.microsoft.com/office/drawing/2015/10/21/chartex" xmlns:cx1="http://schemas.microsoft.com/office/drawing/2015/9/8/chartex" xmlns:cx="http://schemas.microsoft.com/office/drawing/2014/chartex" xmlns:wpc="http://schemas.microsoft.com/office/word/2010/wordprocessingCanvas" xmlns=""/>
+                      </a:ext>
+                    </a:extLst>
+                  </pic:spPr>
+                </pic:pic>
+              </a:graphicData>
+            </a:graphic>
+          </wp:inline>
+        </w:drawing>
+      </w:r>
+    </w:p>
+    <w:p>
+      <w:pPr>
+        <w:tabs>
+          <w:tab w:val="left" w:pos="3731"/>
+        </w:tabs>
+      </w:pPr>
+      <w:r>
+        <w:drawing>
+          <wp:inline distT="0" distB="0" distL="0" distR="0">
+            <wp:extent cx="5008880" cy="2417618"/>
+            <wp:effectExtent l="19050" t="0" r="1270" b="0"/>
+            <wp:docPr id="17" name="Рисунок 12"/>
+            <wp:cNvGraphicFramePr>
+              <a:graphicFrameLocks xmlns:a="http://schemas.openxmlformats.org/drawingml/2006/main" noChangeAspect="1"/>
+            </wp:cNvGraphicFramePr>
+            <a:graphic xmlns:a="http://schemas.openxmlformats.org/drawingml/2006/main">
+              <a:graphicData uri="http://schemas.openxmlformats.org/drawingml/2006/picture">
+                <pic:pic xmlns:pic="http://schemas.openxmlformats.org/drawingml/2006/picture">
+                  <pic:nvPicPr>
+                    <pic:cNvPr id="1" name=""/>
+                    <pic:cNvPicPr/>
+                  </pic:nvPicPr>
+                  <pic:blipFill rotWithShape="1">
+                    <a:blip r:embed="rId22" cstate="print"/>
+                    <a:srcRect l="5641" t="12750"/>
+                    <a:stretch/>
+                  </pic:blipFill>
+                  <pic:spPr bwMode="auto">
+                    <a:xfrm>
+                      <a:off x="0" y="0"/>
+                      <a:ext cx="5008880" cy="2417618"/>
+                    </a:xfrm>
+                    <a:prstGeom prst="rect">
+                      <a:avLst/>
+                    </a:prstGeom>
+                    <a:ln>
+                      <a:noFill/>
+                    </a:ln>
+                    <a:extLst>
+                      <a:ext uri="{53640926-AAD7-44D8-BBD7-CCE9431645EC}">
+                        <a14:shadowObscured xmlns:a14="http://schemas.microsoft.com/office/drawing/2010/main" xmlns:wps="http://schemas.microsoft.com/office/word/2010/wordprocessingShape" xmlns:wpi="http://schemas.microsoft.com/office/word/2010/wordprocessingInk" xmlns:wpg="http://schemas.microsoft.com/office/word/2010/wordprocessingGroup" xmlns:w16se="http://schemas.microsoft.com/office/word/2015/wordml/symex" xmlns:w16="http://schemas.microsoft.com/office/word/2018/wordml" xmlns:w16cid="http://schemas.microsoft.com/office/word/2016/wordml/cid" xmlns:w16cex="http://schemas.microsoft.com/office/word/2018/wordml/cex" xmlns:w15="http://schemas.microsoft.com/office/word/2012/wordml" xmlns:w14="http://schemas.microsoft.com/office/word/2010/wordml" xmlns:w="http://schemas.openxmlformats.org/wordprocessingml/2006/main" xmlns:w10="urn:schemas-microsoft-com:office:word" xmlns:wp14="http://schemas.microsoft.com/office/word/2010/wordprocessingDrawing" xmlns:v="urn:schemas-microsoft-com:vml" xmlns:o="urn:schemas-microsoft-com:office:office" xmlns:am3d="http://schemas.microsoft.com/office/drawing/2017/model3d" xmlns:aink="http://schemas.microsoft.com/office/drawing/2016/ink" xmlns:mc="http://schemas.openxmlformats.org/markup-compatibility/2006" xmlns:cx8="http://schemas.microsoft.com/office/drawing/2016/5/14/chartex" xmlns:cx7="http://schemas.microsoft.com/office/drawing/2016/5/13/chartex" xmlns:cx6="http://schemas.microsoft.com/office/drawing/2016/5/12/chartex" xmlns:cx5="http://schemas.microsoft.com/office/drawing/2016/5/11/chartex" xmlns:cx4="http://schemas.microsoft.com/office/drawing/2016/5/10/chartex" xmlns:cx3="http://schemas.microsoft.com/office/drawing/2016/5/9/chartex" xmlns:cx2="http://schemas.microsoft.com/office/drawing/2015/10/21/chartex" xmlns:cx1="http://schemas.microsoft.com/office/drawing/2015/9/8/chartex" xmlns:cx="http://schemas.microsoft.com/office/drawing/2014/chartex" xmlns:wpc="http://schemas.microsoft.com/office/word/2010/wordprocessingCanvas" xmlns=""/>
+                      </a:ext>
+                    </a:extLst>
+                  </pic:spPr>
+                </pic:pic>
+              </a:graphicData>
+            </a:graphic>
+          </wp:inline>
+        </w:drawing>
+      </w:r>
     </w:p>
     <w:sectPr>
       <w:pgSz w:w="11906" w:h="16838"/>
@@ -2974,6 +3283,7 @@
       <w:szCs w:val="24"/>
     </w:rPr>
     <w:tblPr>
+      <w:tblInd w:w="0" w:type="dxa"/>
       <w:tblBorders>
         <w:top w:val="single" w:sz="4" w:space="0" w:color="auto"/>
         <w:left w:val="single" w:sz="4" w:space="0" w:color="auto"/>
@@ -3707,4 +4017,16 @@
   <a:objectDefaults/>
   <a:extraClrSchemeLst/>
 </a:theme>
+</file>
+
+<file path=customXml/item1.xml><?xml version="1.0" encoding="utf-8"?>
+<b:Sources xmlns:b="http://schemas.openxmlformats.org/officeDocument/2006/bibliography" xmlns="http://schemas.openxmlformats.org/officeDocument/2006/bibliography" SelectedStyle="\APA.XSL" StyleName="APA"/>
+</file>
+
+<file path=customXml/itemProps1.xml><?xml version="1.0" encoding="utf-8"?>
+<ds:datastoreItem xmlns:ds="http://schemas.openxmlformats.org/officeDocument/2006/customXml" ds:itemID="{67232FFB-5CB8-46F9-95B0-0C468D367A51}">
+  <ds:schemaRefs>
+    <ds:schemaRef ds:uri="http://schemas.openxmlformats.org/officeDocument/2006/bibliography"/>
+  </ds:schemaRefs>
+</ds:datastoreItem>
 </file>
--- a/Компьютерные сети/cisco Отчет.docx
+++ b/Компьютерные сети/cisco Отчет.docx
@@ -277,8 +277,8 @@
               <w:jc w:val="right"/>
               <w:rPr>
                 <w:rFonts w:ascii="Times New Roman" w:hAnsi="Times New Roman" w:cs="Times New Roman"/>
-                <w:sz w:val="20"/>
-                <w:szCs w:val="20"/>
+                <w:sz w:val="28"/>
+                <w:szCs w:val="28"/>
               </w:rPr>
             </w:pPr>
           </w:p>
@@ -288,8 +288,8 @@
               <w:jc w:val="right"/>
               <w:rPr>
                 <w:rFonts w:ascii="Times New Roman" w:hAnsi="Times New Roman" w:cs="Times New Roman"/>
-                <w:sz w:val="20"/>
-                <w:szCs w:val="20"/>
+                <w:sz w:val="28"/>
+                <w:szCs w:val="28"/>
               </w:rPr>
             </w:pPr>
           </w:p>
@@ -331,16 +331,16 @@
         <w:rPr>
           <w:rFonts w:ascii="Times New Roman" w:hAnsi="Times New Roman" w:cs="Times New Roman"/>
           <w:b/>
-          <w:sz w:val="40"/>
-          <w:szCs w:val="40"/>
+          <w:sz w:val="28"/>
+          <w:szCs w:val="28"/>
         </w:rPr>
       </w:pPr>
       <w:r>
         <w:rPr>
           <w:rFonts w:ascii="Times New Roman" w:hAnsi="Times New Roman" w:cs="Times New Roman"/>
           <w:b/>
-          <w:sz w:val="40"/>
-          <w:szCs w:val="40"/>
+          <w:sz w:val="28"/>
+          <w:szCs w:val="28"/>
           <w:lang w:val="en-US"/>
         </w:rPr>
         <w:t>Cisco</w:t>
@@ -556,11 +556,15 @@
       <w:pPr>
         <w:rPr>
           <w:rFonts w:ascii="Times New Roman" w:hAnsi="Times New Roman" w:cs="Times New Roman"/>
-        </w:rPr>
-      </w:pPr>
-      <w:r>
-        <w:rPr>
-          <w:rFonts w:ascii="Times New Roman" w:hAnsi="Times New Roman" w:cs="Times New Roman"/>
+          <w:sz w:val="28"/>
+          <w:szCs w:val="28"/>
+        </w:rPr>
+      </w:pPr>
+      <w:r>
+        <w:rPr>
+          <w:rFonts w:ascii="Times New Roman" w:hAnsi="Times New Roman" w:cs="Times New Roman"/>
+          <w:sz w:val="28"/>
+          <w:szCs w:val="28"/>
         </w:rPr>
         <w:t>Отчётная работа защищена с оценкой «___» __________________</w:t>
       </w:r>
@@ -569,6 +573,8 @@
       <w:pPr>
         <w:rPr>
           <w:rFonts w:ascii="Times New Roman" w:hAnsi="Times New Roman" w:cs="Times New Roman"/>
+          <w:sz w:val="28"/>
+          <w:szCs w:val="28"/>
         </w:rPr>
       </w:pPr>
     </w:p>
@@ -578,48 +584,62 @@
           <w:rFonts w:ascii="Times New Roman" w:hAnsi="Times New Roman" w:cs="Times New Roman"/>
           <w:b/>
           <w:bCs/>
-        </w:rPr>
-      </w:pPr>
-    </w:p>
-    <w:p>
-      <w:pPr>
-        <w:rPr>
-          <w:rFonts w:ascii="Times New Roman" w:hAnsi="Times New Roman" w:cs="Times New Roman"/>
-        </w:rPr>
-      </w:pPr>
-    </w:p>
-    <w:p>
-      <w:pPr>
-        <w:rPr>
-          <w:rFonts w:ascii="Times New Roman" w:hAnsi="Times New Roman" w:cs="Times New Roman"/>
-        </w:rPr>
-      </w:pPr>
-    </w:p>
-    <w:p>
-      <w:pPr>
-        <w:rPr>
-          <w:rFonts w:ascii="Times New Roman" w:hAnsi="Times New Roman" w:cs="Times New Roman"/>
-        </w:rPr>
-      </w:pPr>
-    </w:p>
-    <w:p>
-      <w:pPr>
-        <w:rPr>
-          <w:rFonts w:ascii="Times New Roman" w:hAnsi="Times New Roman" w:cs="Times New Roman"/>
-        </w:rPr>
-      </w:pPr>
-    </w:p>
-    <w:p>
-      <w:pPr>
-        <w:rPr>
-          <w:rFonts w:ascii="Times New Roman" w:hAnsi="Times New Roman" w:cs="Times New Roman"/>
-        </w:rPr>
-      </w:pPr>
-    </w:p>
-    <w:p>
-      <w:pPr>
-        <w:rPr>
-          <w:rFonts w:ascii="Times New Roman" w:hAnsi="Times New Roman" w:cs="Times New Roman"/>
+          <w:sz w:val="28"/>
+          <w:szCs w:val="28"/>
+        </w:rPr>
+      </w:pPr>
+    </w:p>
+    <w:p>
+      <w:pPr>
+        <w:rPr>
+          <w:rFonts w:ascii="Times New Roman" w:hAnsi="Times New Roman" w:cs="Times New Roman"/>
+          <w:sz w:val="28"/>
+          <w:szCs w:val="28"/>
+        </w:rPr>
+      </w:pPr>
+    </w:p>
+    <w:p>
+      <w:pPr>
+        <w:rPr>
+          <w:rFonts w:ascii="Times New Roman" w:hAnsi="Times New Roman" w:cs="Times New Roman"/>
+          <w:sz w:val="28"/>
+          <w:szCs w:val="28"/>
+        </w:rPr>
+      </w:pPr>
+    </w:p>
+    <w:p>
+      <w:pPr>
+        <w:rPr>
+          <w:rFonts w:ascii="Times New Roman" w:hAnsi="Times New Roman" w:cs="Times New Roman"/>
+          <w:sz w:val="28"/>
+          <w:szCs w:val="28"/>
+        </w:rPr>
+      </w:pPr>
+    </w:p>
+    <w:p>
+      <w:pPr>
+        <w:rPr>
+          <w:rFonts w:ascii="Times New Roman" w:hAnsi="Times New Roman" w:cs="Times New Roman"/>
+          <w:sz w:val="28"/>
+          <w:szCs w:val="28"/>
+        </w:rPr>
+      </w:pPr>
+    </w:p>
+    <w:p>
+      <w:pPr>
+        <w:rPr>
+          <w:rFonts w:ascii="Times New Roman" w:hAnsi="Times New Roman" w:cs="Times New Roman"/>
+          <w:sz w:val="28"/>
+          <w:szCs w:val="28"/>
+        </w:rPr>
+      </w:pPr>
+    </w:p>
+    <w:p>
+      <w:pPr>
+        <w:rPr>
+          <w:rFonts w:ascii="Times New Roman" w:hAnsi="Times New Roman" w:cs="Times New Roman"/>
+          <w:sz w:val="28"/>
+          <w:szCs w:val="28"/>
         </w:rPr>
       </w:pPr>
     </w:p>
@@ -654,6 +674,7 @@
     <w:p>
       <w:pPr>
         <w:pStyle w:val="1"/>
+        <w:jc w:val="center"/>
       </w:pPr>
       <w:r>
         <w:t xml:space="preserve">Лабораторная работа №1. Режим симуляции в </w:t>
@@ -685,33 +706,32 @@
     </w:p>
     <w:p>
       <w:pPr>
-        <w:spacing w:after="200"/>
-        <w:jc w:val="right"/>
+        <w:pStyle w:val="1"/>
+        <w:jc w:val="center"/>
         <w:rPr>
           <w:noProof/>
           <w:lang w:eastAsia="ru-RU"/>
         </w:rPr>
       </w:pPr>
-      <w:r>
-        <w:rPr>
-          <w:noProof/>
-          <w:lang w:eastAsia="ru-RU"/>
-        </w:rPr>
-        <w:t>Рисунок 1</w:t>
-      </w:r>
     </w:p>
     <w:p>
       <w:pPr>
         <w:spacing w:after="200"/>
         <w:jc w:val="center"/>
         <w:rPr>
+          <w:rFonts w:ascii="Times New Roman" w:hAnsi="Times New Roman" w:cs="Times New Roman"/>
           <w:noProof/>
-          <w:lang w:eastAsia="ru-RU"/>
-        </w:rPr>
-      </w:pPr>
-      <w:r>
-        <w:rPr>
+          <w:sz w:val="28"/>
+          <w:szCs w:val="28"/>
+          <w:lang w:eastAsia="ru-RU"/>
+        </w:rPr>
+      </w:pPr>
+      <w:r>
+        <w:rPr>
+          <w:rFonts w:ascii="Times New Roman" w:hAnsi="Times New Roman" w:cs="Times New Roman"/>
           <w:noProof/>
+          <w:sz w:val="28"/>
+          <w:szCs w:val="28"/>
           <w:lang w:eastAsia="ru-RU"/>
         </w:rPr>
         <w:drawing>
@@ -756,17 +776,13 @@
         <w:spacing w:after="200"/>
         <w:jc w:val="right"/>
         <w:rPr>
+          <w:rFonts w:ascii="Times New Roman" w:hAnsi="Times New Roman" w:cs="Times New Roman"/>
           <w:noProof/>
-          <w:lang w:eastAsia="ru-RU"/>
-        </w:rPr>
-      </w:pPr>
-      <w:r>
-        <w:rPr>
-          <w:noProof/>
-          <w:lang w:eastAsia="ru-RU"/>
-        </w:rPr>
-        <w:t>Рисунок 2</w:t>
-      </w:r>
+          <w:sz w:val="28"/>
+          <w:szCs w:val="28"/>
+          <w:lang w:val="en-US" w:eastAsia="ru-RU"/>
+        </w:rPr>
+      </w:pPr>
     </w:p>
     <w:p>
       <w:pPr>
@@ -780,7 +796,10 @@
       </w:pPr>
       <w:r>
         <w:rPr>
+          <w:rFonts w:ascii="Times New Roman" w:hAnsi="Times New Roman" w:cs="Times New Roman"/>
           <w:noProof/>
+          <w:sz w:val="28"/>
+          <w:szCs w:val="28"/>
           <w:lang w:eastAsia="ru-RU"/>
         </w:rPr>
         <w:drawing>
@@ -855,6 +874,7 @@
           <w:sz w:val="28"/>
           <w:szCs w:val="28"/>
         </w:rPr>
+        <w:lastRenderedPageBreak/>
         <w:tab/>
       </w:r>
     </w:p>
@@ -868,25 +888,25 @@
           <w:rFonts w:ascii="Times New Roman" w:hAnsi="Times New Roman" w:cs="Times New Roman"/>
           <w:sz w:val="28"/>
           <w:szCs w:val="28"/>
-        </w:rPr>
-      </w:pPr>
-      <w:r>
-        <w:rPr>
-          <w:rFonts w:ascii="Times New Roman" w:hAnsi="Times New Roman" w:cs="Times New Roman"/>
-          <w:sz w:val="28"/>
-          <w:szCs w:val="28"/>
-        </w:rPr>
-        <w:lastRenderedPageBreak/>
-        <w:t>Рисунок 3</w:t>
-      </w:r>
+          <w:lang w:val="en-US"/>
+        </w:rPr>
+      </w:pPr>
     </w:p>
     <w:p>
       <w:pPr>
         <w:jc w:val="center"/>
-      </w:pPr>
-      <w:r>
-        <w:rPr>
+        <w:rPr>
+          <w:rFonts w:ascii="Times New Roman" w:hAnsi="Times New Roman" w:cs="Times New Roman"/>
+          <w:sz w:val="28"/>
+          <w:szCs w:val="28"/>
+        </w:rPr>
+      </w:pPr>
+      <w:r>
+        <w:rPr>
+          <w:rFonts w:ascii="Times New Roman" w:hAnsi="Times New Roman" w:cs="Times New Roman"/>
           <w:noProof/>
+          <w:sz w:val="28"/>
+          <w:szCs w:val="28"/>
           <w:lang w:eastAsia="ru-RU"/>
         </w:rPr>
         <w:drawing>
@@ -932,6 +952,8 @@
         <w:rPr>
           <w:rFonts w:ascii="Times New Roman" w:eastAsia="Times New Roman" w:hAnsi="Times New Roman" w:cs="Times New Roman"/>
           <w:kern w:val="0"/>
+          <w:sz w:val="28"/>
+          <w:szCs w:val="28"/>
           <w:lang w:eastAsia="ru-RU"/>
         </w:rPr>
       </w:pPr>
@@ -939,22 +961,17 @@
     <w:p>
       <w:pPr>
         <w:pStyle w:val="2"/>
-        <w:rPr>
-          <w:rFonts w:eastAsia="Times New Roman"/>
-          <w:lang w:eastAsia="ru-RU"/>
-        </w:rPr>
-      </w:pPr>
-      <w:r>
-        <w:rPr>
-          <w:rFonts w:eastAsia="Times New Roman"/>
-          <w:lang w:eastAsia="ru-RU"/>
-        </w:rPr>
+      </w:pPr>
+      <w:r>
         <w:t>Контрольные вопросы:</w:t>
       </w:r>
     </w:p>
     <w:p>
       <w:pPr>
         <w:rPr>
+          <w:rFonts w:ascii="Times New Roman" w:hAnsi="Times New Roman" w:cs="Times New Roman"/>
+          <w:sz w:val="28"/>
+          <w:szCs w:val="28"/>
           <w:lang w:eastAsia="ru-RU"/>
         </w:rPr>
       </w:pPr>
@@ -970,33 +987,31 @@
         <w:rPr>
           <w:rFonts w:ascii="Times New Roman" w:eastAsia="Times New Roman" w:hAnsi="Times New Roman" w:cs="Times New Roman"/>
           <w:kern w:val="0"/>
-          <w:lang w:eastAsia="ru-RU"/>
-        </w:rPr>
-      </w:pPr>
-      <w:r>
-        <w:rPr>
-          <w:rFonts w:ascii="markup-bold" w:eastAsia="Times New Roman" w:hAnsi="markup-bold" w:cs="Times New Roman"/>
+          <w:sz w:val="28"/>
+          <w:szCs w:val="28"/>
+          <w:lang w:eastAsia="ru-RU"/>
+        </w:rPr>
+      </w:pPr>
+      <w:r>
+        <w:rPr>
+          <w:rFonts w:ascii="Times New Roman" w:eastAsia="Times New Roman" w:hAnsi="Times New Roman" w:cs="Times New Roman"/>
           <w:b/>
           <w:kern w:val="0"/>
+          <w:sz w:val="28"/>
+          <w:szCs w:val="28"/>
           <w:lang w:eastAsia="ru-RU"/>
         </w:rPr>
         <w:t>Режим симуляции используется</w:t>
-      </w:r>
-      <w:r>
-        <w:rPr>
-          <w:rFonts w:ascii="markup-bold" w:eastAsia="Times New Roman" w:hAnsi="markup-bold" w:cs="Times New Roman"/>
-          <w:kern w:val="0"/>
-          <w:lang w:eastAsia="ru-RU"/>
-        </w:rPr>
-        <w:t>:</w:t>
       </w:r>
       <w:r>
         <w:rPr>
           <w:rFonts w:ascii="Times New Roman" w:eastAsia="Times New Roman" w:hAnsi="Times New Roman" w:cs="Times New Roman"/>
           <w:kern w:val="0"/>
-          <w:lang w:eastAsia="ru-RU"/>
-        </w:rPr>
-        <w:t xml:space="preserve"> Для пошагового наблюдения за передачей пакетов данных, анализа их движения по сети, отладки конфигураций и понимания работы сетевых протоколов. </w:t>
+          <w:sz w:val="28"/>
+          <w:szCs w:val="28"/>
+          <w:lang w:eastAsia="ru-RU"/>
+        </w:rPr>
+        <w:t xml:space="preserve">: Для пошагового наблюдения за передачей пакетов данных, анализа их движения по сети, отладки конфигураций и понимания работы сетевых протоколов. </w:t>
       </w:r>
     </w:p>
     <w:p>
@@ -1010,14 +1025,18 @@
         <w:rPr>
           <w:rFonts w:ascii="Times New Roman" w:eastAsia="Times New Roman" w:hAnsi="Times New Roman" w:cs="Times New Roman"/>
           <w:kern w:val="0"/>
-          <w:lang w:eastAsia="ru-RU"/>
-        </w:rPr>
-      </w:pPr>
-      <w:r>
-        <w:rPr>
-          <w:rFonts w:ascii="markup-bold" w:eastAsia="Times New Roman" w:hAnsi="markup-bold" w:cs="Times New Roman"/>
+          <w:sz w:val="28"/>
+          <w:szCs w:val="28"/>
+          <w:lang w:eastAsia="ru-RU"/>
+        </w:rPr>
+      </w:pPr>
+      <w:r>
+        <w:rPr>
+          <w:rFonts w:ascii="Times New Roman" w:eastAsia="Times New Roman" w:hAnsi="Times New Roman" w:cs="Times New Roman"/>
           <w:b/>
           <w:kern w:val="0"/>
+          <w:sz w:val="28"/>
+          <w:szCs w:val="28"/>
           <w:lang w:eastAsia="ru-RU"/>
         </w:rPr>
         <w:t>Просмотр прохождения пакета по уровням OSI:</w:t>
@@ -1026,6 +1045,8 @@
         <w:rPr>
           <w:rFonts w:ascii="Times New Roman" w:eastAsia="Times New Roman" w:hAnsi="Times New Roman" w:cs="Times New Roman"/>
           <w:kern w:val="0"/>
+          <w:sz w:val="28"/>
+          <w:szCs w:val="28"/>
           <w:lang w:eastAsia="ru-RU"/>
         </w:rPr>
         <w:t xml:space="preserve"> В режиме симуляции, при выборе пакета, можно увидеть его структуру по каждому уровню модели OSI (вкладки "OSI </w:t>
@@ -1035,6 +1056,8 @@
         <w:rPr>
           <w:rFonts w:ascii="Times New Roman" w:eastAsia="Times New Roman" w:hAnsi="Times New Roman" w:cs="Times New Roman"/>
           <w:kern w:val="0"/>
+          <w:sz w:val="28"/>
+          <w:szCs w:val="28"/>
           <w:lang w:eastAsia="ru-RU"/>
         </w:rPr>
         <w:t>Model</w:t>
@@ -1044,6 +1067,8 @@
         <w:rPr>
           <w:rFonts w:ascii="Times New Roman" w:eastAsia="Times New Roman" w:hAnsi="Times New Roman" w:cs="Times New Roman"/>
           <w:kern w:val="0"/>
+          <w:sz w:val="28"/>
+          <w:szCs w:val="28"/>
           <w:lang w:eastAsia="ru-RU"/>
         </w:rPr>
         <w:t>", "</w:t>
@@ -1053,6 +1078,8 @@
         <w:rPr>
           <w:rFonts w:ascii="Times New Roman" w:eastAsia="Times New Roman" w:hAnsi="Times New Roman" w:cs="Times New Roman"/>
           <w:kern w:val="0"/>
+          <w:sz w:val="28"/>
+          <w:szCs w:val="28"/>
           <w:lang w:eastAsia="ru-RU"/>
         </w:rPr>
         <w:t>Event</w:t>
@@ -1062,6 +1089,8 @@
         <w:rPr>
           <w:rFonts w:ascii="Times New Roman" w:eastAsia="Times New Roman" w:hAnsi="Times New Roman" w:cs="Times New Roman"/>
           <w:kern w:val="0"/>
+          <w:sz w:val="28"/>
+          <w:szCs w:val="28"/>
           <w:lang w:eastAsia="ru-RU"/>
         </w:rPr>
         <w:t xml:space="preserve"> </w:t>
@@ -1071,6 +1100,8 @@
         <w:rPr>
           <w:rFonts w:ascii="Times New Roman" w:eastAsia="Times New Roman" w:hAnsi="Times New Roman" w:cs="Times New Roman"/>
           <w:kern w:val="0"/>
+          <w:sz w:val="28"/>
+          <w:szCs w:val="28"/>
           <w:lang w:eastAsia="ru-RU"/>
         </w:rPr>
         <w:t>List</w:t>
@@ -1080,6 +1111,8 @@
         <w:rPr>
           <w:rFonts w:ascii="Times New Roman" w:eastAsia="Times New Roman" w:hAnsi="Times New Roman" w:cs="Times New Roman"/>
           <w:kern w:val="0"/>
+          <w:sz w:val="28"/>
+          <w:szCs w:val="28"/>
           <w:lang w:eastAsia="ru-RU"/>
         </w:rPr>
         <w:t xml:space="preserve">"). </w:t>
@@ -1096,118 +1129,116 @@
         <w:rPr>
           <w:rFonts w:ascii="Times New Roman" w:eastAsia="Times New Roman" w:hAnsi="Times New Roman" w:cs="Times New Roman"/>
           <w:kern w:val="0"/>
-          <w:lang w:eastAsia="ru-RU"/>
-        </w:rPr>
-      </w:pPr>
-      <w:r>
-        <w:rPr>
-          <w:rFonts w:ascii="markup-bold" w:eastAsia="Times New Roman" w:hAnsi="markup-bold" w:cs="Times New Roman"/>
+          <w:sz w:val="28"/>
+          <w:szCs w:val="28"/>
+          <w:lang w:eastAsia="ru-RU"/>
+        </w:rPr>
+      </w:pPr>
+      <w:r>
+        <w:rPr>
+          <w:rFonts w:ascii="Times New Roman" w:eastAsia="Times New Roman" w:hAnsi="Times New Roman" w:cs="Times New Roman"/>
           <w:b/>
           <w:kern w:val="0"/>
+          <w:sz w:val="28"/>
+          <w:szCs w:val="28"/>
           <w:lang w:eastAsia="ru-RU"/>
         </w:rPr>
         <w:t>Определение причины сбоя</w:t>
-      </w:r>
-      <w:r>
-        <w:rPr>
-          <w:rFonts w:ascii="markup-bold" w:eastAsia="Times New Roman" w:hAnsi="markup-bold" w:cs="Times New Roman"/>
-          <w:kern w:val="0"/>
-          <w:lang w:eastAsia="ru-RU"/>
-        </w:rPr>
-        <w:t>:</w:t>
       </w:r>
       <w:r>
         <w:rPr>
           <w:rFonts w:ascii="Times New Roman" w:eastAsia="Times New Roman" w:hAnsi="Times New Roman" w:cs="Times New Roman"/>
           <w:kern w:val="0"/>
-          <w:lang w:eastAsia="ru-RU"/>
-        </w:rPr>
-        <w:t xml:space="preserve"> </w:t>
-      </w:r>
-      <w:r>
-        <w:rPr>
-          <w:rFonts w:ascii="markup-bold" w:eastAsia="Times New Roman" w:hAnsi="markup-bold" w:cs="Times New Roman"/>
-          <w:kern w:val="0"/>
-          <w:lang w:eastAsia="ru-RU"/>
-        </w:rPr>
-        <w:t>Да</w:t>
-      </w:r>
+          <w:sz w:val="28"/>
+          <w:szCs w:val="28"/>
+          <w:lang w:eastAsia="ru-RU"/>
+        </w:rPr>
+        <w:t>: Да, можно. Анализируя "</w:t>
+      </w:r>
+      <w:proofErr w:type="spellStart"/>
       <w:r>
         <w:rPr>
           <w:rFonts w:ascii="Times New Roman" w:eastAsia="Times New Roman" w:hAnsi="Times New Roman" w:cs="Times New Roman"/>
           <w:kern w:val="0"/>
-          <w:lang w:eastAsia="ru-RU"/>
-        </w:rPr>
-        <w:t>, можно. Анализируя "</w:t>
-      </w:r>
-      <w:proofErr w:type="spellStart"/>
+          <w:sz w:val="28"/>
+          <w:szCs w:val="28"/>
+          <w:lang w:eastAsia="ru-RU"/>
+        </w:rPr>
+        <w:t>Event</w:t>
+      </w:r>
+      <w:proofErr w:type="spellEnd"/>
       <w:r>
         <w:rPr>
           <w:rFonts w:ascii="Times New Roman" w:eastAsia="Times New Roman" w:hAnsi="Times New Roman" w:cs="Times New Roman"/>
           <w:kern w:val="0"/>
-          <w:lang w:eastAsia="ru-RU"/>
-        </w:rPr>
-        <w:t>Event</w:t>
-      </w:r>
-      <w:proofErr w:type="spellEnd"/>
+          <w:sz w:val="28"/>
+          <w:szCs w:val="28"/>
+          <w:lang w:eastAsia="ru-RU"/>
+        </w:rPr>
+        <w:t xml:space="preserve"> </w:t>
+      </w:r>
+      <w:proofErr w:type="spellStart"/>
       <w:r>
         <w:rPr>
           <w:rFonts w:ascii="Times New Roman" w:eastAsia="Times New Roman" w:hAnsi="Times New Roman" w:cs="Times New Roman"/>
           <w:kern w:val="0"/>
-          <w:lang w:eastAsia="ru-RU"/>
-        </w:rPr>
-        <w:t xml:space="preserve"> </w:t>
-      </w:r>
-      <w:proofErr w:type="spellStart"/>
+          <w:sz w:val="28"/>
+          <w:szCs w:val="28"/>
+          <w:lang w:eastAsia="ru-RU"/>
+        </w:rPr>
+        <w:t>List</w:t>
+      </w:r>
+      <w:proofErr w:type="spellEnd"/>
       <w:r>
         <w:rPr>
           <w:rFonts w:ascii="Times New Roman" w:eastAsia="Times New Roman" w:hAnsi="Times New Roman" w:cs="Times New Roman"/>
           <w:kern w:val="0"/>
-          <w:lang w:eastAsia="ru-RU"/>
-        </w:rPr>
-        <w:t>List</w:t>
-      </w:r>
-      <w:proofErr w:type="spellEnd"/>
+          <w:sz w:val="28"/>
+          <w:szCs w:val="28"/>
+          <w:lang w:eastAsia="ru-RU"/>
+        </w:rPr>
+        <w:t xml:space="preserve">" (список событий) и отслеживая движение пакета, можно увидеть, на каком устройстве или на каком этапе он </w:t>
+      </w:r>
+      <w:proofErr w:type="gramStart"/>
       <w:r>
         <w:rPr>
           <w:rFonts w:ascii="Times New Roman" w:eastAsia="Times New Roman" w:hAnsi="Times New Roman" w:cs="Times New Roman"/>
           <w:kern w:val="0"/>
-          <w:lang w:eastAsia="ru-RU"/>
-        </w:rPr>
-        <w:t xml:space="preserve">" (список событий) и отслеживая движение пакета, можно увидеть, на каком устройстве или на каком этапе он </w:t>
-      </w:r>
-      <w:proofErr w:type="gramStart"/>
+          <w:sz w:val="28"/>
+          <w:szCs w:val="28"/>
+          <w:lang w:eastAsia="ru-RU"/>
+        </w:rPr>
+        <w:t>был</w:t>
+      </w:r>
+      <w:proofErr w:type="gramEnd"/>
       <w:r>
         <w:rPr>
           <w:rFonts w:ascii="Times New Roman" w:eastAsia="Times New Roman" w:hAnsi="Times New Roman" w:cs="Times New Roman"/>
           <w:kern w:val="0"/>
-          <w:lang w:eastAsia="ru-RU"/>
-        </w:rPr>
-        <w:t>был</w:t>
-      </w:r>
-      <w:proofErr w:type="gramEnd"/>
+          <w:sz w:val="28"/>
+          <w:szCs w:val="28"/>
+          <w:lang w:eastAsia="ru-RU"/>
+        </w:rPr>
+        <w:t xml:space="preserve"> отброшен (</w:t>
+      </w:r>
+      <w:proofErr w:type="spellStart"/>
       <w:r>
         <w:rPr>
           <w:rFonts w:ascii="Times New Roman" w:eastAsia="Times New Roman" w:hAnsi="Times New Roman" w:cs="Times New Roman"/>
           <w:kern w:val="0"/>
-          <w:lang w:eastAsia="ru-RU"/>
-        </w:rPr>
-        <w:t xml:space="preserve"> отброшен (</w:t>
-      </w:r>
-      <w:proofErr w:type="spellStart"/>
+          <w:sz w:val="28"/>
+          <w:szCs w:val="28"/>
+          <w:lang w:eastAsia="ru-RU"/>
+        </w:rPr>
+        <w:t>drop</w:t>
+      </w:r>
+      <w:proofErr w:type="spellEnd"/>
       <w:r>
         <w:rPr>
           <w:rFonts w:ascii="Times New Roman" w:eastAsia="Times New Roman" w:hAnsi="Times New Roman" w:cs="Times New Roman"/>
           <w:kern w:val="0"/>
-          <w:lang w:eastAsia="ru-RU"/>
-        </w:rPr>
-        <w:t>drop</w:t>
-      </w:r>
-      <w:proofErr w:type="spellEnd"/>
-      <w:r>
-        <w:rPr>
-          <w:rFonts w:ascii="Times New Roman" w:eastAsia="Times New Roman" w:hAnsi="Times New Roman" w:cs="Times New Roman"/>
-          <w:kern w:val="0"/>
+          <w:sz w:val="28"/>
+          <w:szCs w:val="28"/>
           <w:lang w:eastAsia="ru-RU"/>
         </w:rPr>
         <w:t>) или не достиг цели, и понять причину.</w:t>
@@ -1224,39 +1255,39 @@
         <w:rPr>
           <w:rFonts w:ascii="Times New Roman" w:eastAsia="Times New Roman" w:hAnsi="Times New Roman" w:cs="Times New Roman"/>
           <w:kern w:val="0"/>
-          <w:lang w:eastAsia="ru-RU"/>
-        </w:rPr>
-      </w:pPr>
-      <w:r>
-        <w:rPr>
-          <w:rFonts w:ascii="markup-bold" w:eastAsia="Times New Roman" w:hAnsi="markup-bold" w:cs="Times New Roman"/>
+          <w:sz w:val="28"/>
+          <w:szCs w:val="28"/>
+          <w:lang w:eastAsia="ru-RU"/>
+        </w:rPr>
+      </w:pPr>
+      <w:r>
+        <w:rPr>
+          <w:rFonts w:ascii="Times New Roman" w:eastAsia="Times New Roman" w:hAnsi="Times New Roman" w:cs="Times New Roman"/>
           <w:b/>
           <w:kern w:val="0"/>
+          <w:sz w:val="28"/>
+          <w:szCs w:val="28"/>
           <w:lang w:eastAsia="ru-RU"/>
         </w:rPr>
         <w:t>IP адреса отправителя и получателя в пакете IP</w:t>
-      </w:r>
-      <w:r>
-        <w:rPr>
-          <w:rFonts w:ascii="markup-bold" w:eastAsia="Times New Roman" w:hAnsi="markup-bold" w:cs="Times New Roman"/>
-          <w:kern w:val="0"/>
-          <w:lang w:eastAsia="ru-RU"/>
-        </w:rPr>
-        <w:t>:</w:t>
       </w:r>
       <w:r>
         <w:rPr>
           <w:rFonts w:ascii="Times New Roman" w:eastAsia="Times New Roman" w:hAnsi="Times New Roman" w:cs="Times New Roman"/>
           <w:kern w:val="0"/>
-          <w:lang w:eastAsia="ru-RU"/>
-        </w:rPr>
-        <w:t xml:space="preserve"> Указываются в заголовке IP-пакета. Отправитель (</w:t>
+          <w:sz w:val="28"/>
+          <w:szCs w:val="28"/>
+          <w:lang w:eastAsia="ru-RU"/>
+        </w:rPr>
+        <w:t>: Указываются в заголовке IP-пакета. Отправитель (</w:t>
       </w:r>
       <w:proofErr w:type="spellStart"/>
       <w:r>
         <w:rPr>
           <w:rFonts w:ascii="Times New Roman" w:eastAsia="Times New Roman" w:hAnsi="Times New Roman" w:cs="Times New Roman"/>
           <w:kern w:val="0"/>
+          <w:sz w:val="28"/>
+          <w:szCs w:val="28"/>
           <w:lang w:eastAsia="ru-RU"/>
         </w:rPr>
         <w:t>Source</w:t>
@@ -1266,6 +1297,8 @@
         <w:rPr>
           <w:rFonts w:ascii="Times New Roman" w:eastAsia="Times New Roman" w:hAnsi="Times New Roman" w:cs="Times New Roman"/>
           <w:kern w:val="0"/>
+          <w:sz w:val="28"/>
+          <w:szCs w:val="28"/>
           <w:lang w:eastAsia="ru-RU"/>
         </w:rPr>
         <w:t xml:space="preserve"> IP </w:t>
@@ -1275,6 +1308,8 @@
         <w:rPr>
           <w:rFonts w:ascii="Times New Roman" w:eastAsia="Times New Roman" w:hAnsi="Times New Roman" w:cs="Times New Roman"/>
           <w:kern w:val="0"/>
+          <w:sz w:val="28"/>
+          <w:szCs w:val="28"/>
           <w:lang w:eastAsia="ru-RU"/>
         </w:rPr>
         <w:t>Address</w:t>
@@ -1284,6 +1319,8 @@
         <w:rPr>
           <w:rFonts w:ascii="Times New Roman" w:eastAsia="Times New Roman" w:hAnsi="Times New Roman" w:cs="Times New Roman"/>
           <w:kern w:val="0"/>
+          <w:sz w:val="28"/>
+          <w:szCs w:val="28"/>
           <w:lang w:eastAsia="ru-RU"/>
         </w:rPr>
         <w:t>) — это адрес устройства, которое отправило пакет. Получатель (</w:t>
@@ -1293,6 +1330,8 @@
         <w:rPr>
           <w:rFonts w:ascii="Times New Roman" w:eastAsia="Times New Roman" w:hAnsi="Times New Roman" w:cs="Times New Roman"/>
           <w:kern w:val="0"/>
+          <w:sz w:val="28"/>
+          <w:szCs w:val="28"/>
           <w:lang w:eastAsia="ru-RU"/>
         </w:rPr>
         <w:t>Destination</w:t>
@@ -1302,6 +1341,8 @@
         <w:rPr>
           <w:rFonts w:ascii="Times New Roman" w:eastAsia="Times New Roman" w:hAnsi="Times New Roman" w:cs="Times New Roman"/>
           <w:kern w:val="0"/>
+          <w:sz w:val="28"/>
+          <w:szCs w:val="28"/>
           <w:lang w:eastAsia="ru-RU"/>
         </w:rPr>
         <w:t xml:space="preserve"> IP </w:t>
@@ -1311,6 +1352,8 @@
         <w:rPr>
           <w:rFonts w:ascii="Times New Roman" w:eastAsia="Times New Roman" w:hAnsi="Times New Roman" w:cs="Times New Roman"/>
           <w:kern w:val="0"/>
+          <w:sz w:val="28"/>
+          <w:szCs w:val="28"/>
           <w:lang w:eastAsia="ru-RU"/>
         </w:rPr>
         <w:t>Address</w:t>
@@ -1320,6 +1363,8 @@
         <w:rPr>
           <w:rFonts w:ascii="Times New Roman" w:eastAsia="Times New Roman" w:hAnsi="Times New Roman" w:cs="Times New Roman"/>
           <w:kern w:val="0"/>
+          <w:sz w:val="28"/>
+          <w:szCs w:val="28"/>
           <w:lang w:eastAsia="ru-RU"/>
         </w:rPr>
         <w:t xml:space="preserve">) — это адрес устройства, которому пакет предназначен. </w:t>
@@ -1336,39 +1381,39 @@
         <w:rPr>
           <w:rFonts w:ascii="Times New Roman" w:eastAsia="Times New Roman" w:hAnsi="Times New Roman" w:cs="Times New Roman"/>
           <w:kern w:val="0"/>
-          <w:lang w:eastAsia="ru-RU"/>
-        </w:rPr>
-      </w:pPr>
-      <w:r>
-        <w:rPr>
-          <w:rFonts w:ascii="markup-bold" w:eastAsia="Times New Roman" w:hAnsi="markup-bold" w:cs="Times New Roman"/>
+          <w:sz w:val="28"/>
+          <w:szCs w:val="28"/>
+          <w:lang w:eastAsia="ru-RU"/>
+        </w:rPr>
+      </w:pPr>
+      <w:r>
+        <w:rPr>
+          <w:rFonts w:ascii="Times New Roman" w:eastAsia="Times New Roman" w:hAnsi="Times New Roman" w:cs="Times New Roman"/>
           <w:b/>
           <w:kern w:val="0"/>
+          <w:sz w:val="28"/>
+          <w:szCs w:val="28"/>
           <w:lang w:eastAsia="ru-RU"/>
         </w:rPr>
         <w:t>Изменение фильтров списка событий</w:t>
-      </w:r>
-      <w:r>
-        <w:rPr>
-          <w:rFonts w:ascii="markup-bold" w:eastAsia="Times New Roman" w:hAnsi="markup-bold" w:cs="Times New Roman"/>
-          <w:kern w:val="0"/>
-          <w:lang w:eastAsia="ru-RU"/>
-        </w:rPr>
-        <w:t>:</w:t>
       </w:r>
       <w:r>
         <w:rPr>
           <w:rFonts w:ascii="Times New Roman" w:eastAsia="Times New Roman" w:hAnsi="Times New Roman" w:cs="Times New Roman"/>
           <w:kern w:val="0"/>
-          <w:lang w:eastAsia="ru-RU"/>
-        </w:rPr>
-        <w:t xml:space="preserve"> В окне "</w:t>
+          <w:sz w:val="28"/>
+          <w:szCs w:val="28"/>
+          <w:lang w:eastAsia="ru-RU"/>
+        </w:rPr>
+        <w:t>: В окне "</w:t>
       </w:r>
       <w:proofErr w:type="spellStart"/>
       <w:r>
         <w:rPr>
           <w:rFonts w:ascii="Times New Roman" w:eastAsia="Times New Roman" w:hAnsi="Times New Roman" w:cs="Times New Roman"/>
           <w:kern w:val="0"/>
+          <w:sz w:val="28"/>
+          <w:szCs w:val="28"/>
           <w:lang w:eastAsia="ru-RU"/>
         </w:rPr>
         <w:t>Simulation</w:t>
@@ -1378,6 +1423,8 @@
         <w:rPr>
           <w:rFonts w:ascii="Times New Roman" w:eastAsia="Times New Roman" w:hAnsi="Times New Roman" w:cs="Times New Roman"/>
           <w:kern w:val="0"/>
+          <w:sz w:val="28"/>
+          <w:szCs w:val="28"/>
           <w:lang w:eastAsia="ru-RU"/>
         </w:rPr>
         <w:t xml:space="preserve"> </w:t>
@@ -1387,6 +1434,8 @@
         <w:rPr>
           <w:rFonts w:ascii="Times New Roman" w:eastAsia="Times New Roman" w:hAnsi="Times New Roman" w:cs="Times New Roman"/>
           <w:kern w:val="0"/>
+          <w:sz w:val="28"/>
+          <w:szCs w:val="28"/>
           <w:lang w:eastAsia="ru-RU"/>
         </w:rPr>
         <w:t>Mode</w:t>
@@ -1396,6 +1445,8 @@
         <w:rPr>
           <w:rFonts w:ascii="Times New Roman" w:eastAsia="Times New Roman" w:hAnsi="Times New Roman" w:cs="Times New Roman"/>
           <w:kern w:val="0"/>
+          <w:sz w:val="28"/>
+          <w:szCs w:val="28"/>
           <w:lang w:eastAsia="ru-RU"/>
         </w:rPr>
         <w:t>" есть кнопка "</w:t>
@@ -1405,6 +1456,8 @@
         <w:rPr>
           <w:rFonts w:ascii="Times New Roman" w:eastAsia="Times New Roman" w:hAnsi="Times New Roman" w:cs="Times New Roman"/>
           <w:kern w:val="0"/>
+          <w:sz w:val="28"/>
+          <w:szCs w:val="28"/>
           <w:lang w:eastAsia="ru-RU"/>
         </w:rPr>
         <w:t>Edit</w:t>
@@ -1414,6 +1467,8 @@
         <w:rPr>
           <w:rFonts w:ascii="Times New Roman" w:eastAsia="Times New Roman" w:hAnsi="Times New Roman" w:cs="Times New Roman"/>
           <w:kern w:val="0"/>
+          <w:sz w:val="28"/>
+          <w:szCs w:val="28"/>
           <w:lang w:eastAsia="ru-RU"/>
         </w:rPr>
         <w:t xml:space="preserve"> </w:t>
@@ -1423,6 +1478,8 @@
         <w:rPr>
           <w:rFonts w:ascii="Times New Roman" w:eastAsia="Times New Roman" w:hAnsi="Times New Roman" w:cs="Times New Roman"/>
           <w:kern w:val="0"/>
+          <w:sz w:val="28"/>
+          <w:szCs w:val="28"/>
           <w:lang w:eastAsia="ru-RU"/>
         </w:rPr>
         <w:t>Filters</w:t>
@@ -1432,6 +1489,8 @@
         <w:rPr>
           <w:rFonts w:ascii="Times New Roman" w:eastAsia="Times New Roman" w:hAnsi="Times New Roman" w:cs="Times New Roman"/>
           <w:kern w:val="0"/>
+          <w:sz w:val="28"/>
+          <w:szCs w:val="28"/>
           <w:lang w:eastAsia="ru-RU"/>
         </w:rPr>
         <w:t>", которая позволяет выбрать, какие типы событий (например, ARP, ICMP, HTTP, DHCP) отображать в "</w:t>
@@ -1441,6 +1500,8 @@
         <w:rPr>
           <w:rFonts w:ascii="Times New Roman" w:eastAsia="Times New Roman" w:hAnsi="Times New Roman" w:cs="Times New Roman"/>
           <w:kern w:val="0"/>
+          <w:sz w:val="28"/>
+          <w:szCs w:val="28"/>
           <w:lang w:eastAsia="ru-RU"/>
         </w:rPr>
         <w:t>Event</w:t>
@@ -1450,6 +1511,8 @@
         <w:rPr>
           <w:rFonts w:ascii="Times New Roman" w:eastAsia="Times New Roman" w:hAnsi="Times New Roman" w:cs="Times New Roman"/>
           <w:kern w:val="0"/>
+          <w:sz w:val="28"/>
+          <w:szCs w:val="28"/>
           <w:lang w:eastAsia="ru-RU"/>
         </w:rPr>
         <w:t xml:space="preserve"> </w:t>
@@ -1459,6 +1522,8 @@
         <w:rPr>
           <w:rFonts w:ascii="Times New Roman" w:eastAsia="Times New Roman" w:hAnsi="Times New Roman" w:cs="Times New Roman"/>
           <w:kern w:val="0"/>
+          <w:sz w:val="28"/>
+          <w:szCs w:val="28"/>
           <w:lang w:eastAsia="ru-RU"/>
         </w:rPr>
         <w:t>List</w:t>
@@ -1468,6 +1533,8 @@
         <w:rPr>
           <w:rFonts w:ascii="Times New Roman" w:eastAsia="Times New Roman" w:hAnsi="Times New Roman" w:cs="Times New Roman"/>
           <w:kern w:val="0"/>
+          <w:sz w:val="28"/>
+          <w:szCs w:val="28"/>
           <w:lang w:eastAsia="ru-RU"/>
         </w:rPr>
         <w:t xml:space="preserve">". </w:t>
@@ -1484,14 +1551,18 @@
         <w:rPr>
           <w:rFonts w:ascii="Times New Roman" w:eastAsia="Times New Roman" w:hAnsi="Times New Roman" w:cs="Times New Roman"/>
           <w:kern w:val="0"/>
-          <w:lang w:eastAsia="ru-RU"/>
-        </w:rPr>
-      </w:pPr>
-      <w:r>
-        <w:rPr>
-          <w:rFonts w:ascii="markup-bold" w:eastAsia="Times New Roman" w:hAnsi="markup-bold" w:cs="Times New Roman"/>
+          <w:sz w:val="28"/>
+          <w:szCs w:val="28"/>
+          <w:lang w:eastAsia="ru-RU"/>
+        </w:rPr>
+      </w:pPr>
+      <w:r>
+        <w:rPr>
+          <w:rFonts w:ascii="Times New Roman" w:eastAsia="Times New Roman" w:hAnsi="Times New Roman" w:cs="Times New Roman"/>
           <w:b/>
           <w:kern w:val="0"/>
+          <w:sz w:val="28"/>
+          <w:szCs w:val="28"/>
           <w:lang w:eastAsia="ru-RU"/>
         </w:rPr>
         <w:t>Определение задействованных протоколов:</w:t>
@@ -1500,6 +1571,8 @@
         <w:rPr>
           <w:rFonts w:ascii="Times New Roman" w:eastAsia="Times New Roman" w:hAnsi="Times New Roman" w:cs="Times New Roman"/>
           <w:kern w:val="0"/>
+          <w:sz w:val="28"/>
+          <w:szCs w:val="28"/>
           <w:lang w:eastAsia="ru-RU"/>
         </w:rPr>
         <w:t xml:space="preserve"> В "</w:t>
@@ -1509,6 +1582,8 @@
         <w:rPr>
           <w:rFonts w:ascii="Times New Roman" w:eastAsia="Times New Roman" w:hAnsi="Times New Roman" w:cs="Times New Roman"/>
           <w:kern w:val="0"/>
+          <w:sz w:val="28"/>
+          <w:szCs w:val="28"/>
           <w:lang w:eastAsia="ru-RU"/>
         </w:rPr>
         <w:t>Event</w:t>
@@ -1518,6 +1593,8 @@
         <w:rPr>
           <w:rFonts w:ascii="Times New Roman" w:eastAsia="Times New Roman" w:hAnsi="Times New Roman" w:cs="Times New Roman"/>
           <w:kern w:val="0"/>
+          <w:sz w:val="28"/>
+          <w:szCs w:val="28"/>
           <w:lang w:eastAsia="ru-RU"/>
         </w:rPr>
         <w:t xml:space="preserve"> </w:t>
@@ -1527,6 +1604,8 @@
         <w:rPr>
           <w:rFonts w:ascii="Times New Roman" w:eastAsia="Times New Roman" w:hAnsi="Times New Roman" w:cs="Times New Roman"/>
           <w:kern w:val="0"/>
+          <w:sz w:val="28"/>
+          <w:szCs w:val="28"/>
           <w:lang w:eastAsia="ru-RU"/>
         </w:rPr>
         <w:t>List</w:t>
@@ -1536,9 +1615,22 @@
         <w:rPr>
           <w:rFonts w:ascii="Times New Roman" w:eastAsia="Times New Roman" w:hAnsi="Times New Roman" w:cs="Times New Roman"/>
           <w:kern w:val="0"/>
-          <w:lang w:eastAsia="ru-RU"/>
-        </w:rPr>
-        <w:t xml:space="preserve">" отображаются типы событий (а значит, и протоколов), которые генерируются или обрабатываются устройствами. Также при выборе пакета можно видеть, какие протоколы использовались на каждом уровне OSI. </w:t>
+          <w:sz w:val="28"/>
+          <w:szCs w:val="28"/>
+          <w:lang w:eastAsia="ru-RU"/>
+        </w:rPr>
+        <w:t xml:space="preserve">" отображаются типы событий (а значит, и протоколов), которые генерируются или обрабатываются устройствами. Также при выборе </w:t>
+      </w:r>
+      <w:r>
+        <w:rPr>
+          <w:rFonts w:ascii="Times New Roman" w:eastAsia="Times New Roman" w:hAnsi="Times New Roman" w:cs="Times New Roman"/>
+          <w:kern w:val="0"/>
+          <w:sz w:val="28"/>
+          <w:szCs w:val="28"/>
+          <w:lang w:eastAsia="ru-RU"/>
+        </w:rPr>
+        <w:lastRenderedPageBreak/>
+        <w:t xml:space="preserve">пакета можно видеть, какие протоколы использовались на каждом уровне OSI. </w:t>
       </w:r>
     </w:p>
     <w:p>
@@ -1552,14 +1644,18 @@
         <w:rPr>
           <w:rFonts w:ascii="Times New Roman" w:eastAsia="Times New Roman" w:hAnsi="Times New Roman" w:cs="Times New Roman"/>
           <w:kern w:val="0"/>
-          <w:lang w:eastAsia="ru-RU"/>
-        </w:rPr>
-      </w:pPr>
-      <w:r>
-        <w:rPr>
-          <w:rFonts w:ascii="markup-bold" w:eastAsia="Times New Roman" w:hAnsi="markup-bold" w:cs="Times New Roman"/>
+          <w:sz w:val="28"/>
+          <w:szCs w:val="28"/>
+          <w:lang w:eastAsia="ru-RU"/>
+        </w:rPr>
+      </w:pPr>
+      <w:r>
+        <w:rPr>
+          <w:rFonts w:ascii="Times New Roman" w:eastAsia="Times New Roman" w:hAnsi="Times New Roman" w:cs="Times New Roman"/>
           <w:b/>
           <w:kern w:val="0"/>
+          <w:sz w:val="28"/>
+          <w:szCs w:val="28"/>
           <w:lang w:eastAsia="ru-RU"/>
         </w:rPr>
         <w:t>Прослеживание изменения содержимого пакета:</w:t>
@@ -1568,6 +1664,8 @@
         <w:rPr>
           <w:rFonts w:ascii="Times New Roman" w:eastAsia="Times New Roman" w:hAnsi="Times New Roman" w:cs="Times New Roman"/>
           <w:kern w:val="0"/>
+          <w:sz w:val="28"/>
+          <w:szCs w:val="28"/>
           <w:lang w:eastAsia="ru-RU"/>
         </w:rPr>
         <w:t xml:space="preserve"> При выборе пакета в "</w:t>
@@ -1577,6 +1675,8 @@
         <w:rPr>
           <w:rFonts w:ascii="Times New Roman" w:eastAsia="Times New Roman" w:hAnsi="Times New Roman" w:cs="Times New Roman"/>
           <w:kern w:val="0"/>
+          <w:sz w:val="28"/>
+          <w:szCs w:val="28"/>
           <w:lang w:eastAsia="ru-RU"/>
         </w:rPr>
         <w:t>Event</w:t>
@@ -1586,6 +1686,8 @@
         <w:rPr>
           <w:rFonts w:ascii="Times New Roman" w:eastAsia="Times New Roman" w:hAnsi="Times New Roman" w:cs="Times New Roman"/>
           <w:kern w:val="0"/>
+          <w:sz w:val="28"/>
+          <w:szCs w:val="28"/>
           <w:lang w:eastAsia="ru-RU"/>
         </w:rPr>
         <w:t xml:space="preserve"> </w:t>
@@ -1595,6 +1697,8 @@
         <w:rPr>
           <w:rFonts w:ascii="Times New Roman" w:eastAsia="Times New Roman" w:hAnsi="Times New Roman" w:cs="Times New Roman"/>
           <w:kern w:val="0"/>
+          <w:sz w:val="28"/>
+          <w:szCs w:val="28"/>
           <w:lang w:eastAsia="ru-RU"/>
         </w:rPr>
         <w:t>List</w:t>
@@ -1604,6 +1708,8 @@
         <w:rPr>
           <w:rFonts w:ascii="Times New Roman" w:eastAsia="Times New Roman" w:hAnsi="Times New Roman" w:cs="Times New Roman"/>
           <w:kern w:val="0"/>
+          <w:sz w:val="28"/>
+          <w:szCs w:val="28"/>
           <w:lang w:eastAsia="ru-RU"/>
         </w:rPr>
         <w:t>" можно перейти по его истории (стрелками "</w:t>
@@ -1613,6 +1719,8 @@
         <w:rPr>
           <w:rFonts w:ascii="Times New Roman" w:eastAsia="Times New Roman" w:hAnsi="Times New Roman" w:cs="Times New Roman"/>
           <w:kern w:val="0"/>
+          <w:sz w:val="28"/>
+          <w:szCs w:val="28"/>
           <w:lang w:eastAsia="ru-RU"/>
         </w:rPr>
         <w:t>Back</w:t>
@@ -1622,6 +1730,8 @@
         <w:rPr>
           <w:rFonts w:ascii="Times New Roman" w:eastAsia="Times New Roman" w:hAnsi="Times New Roman" w:cs="Times New Roman"/>
           <w:kern w:val="0"/>
+          <w:sz w:val="28"/>
+          <w:szCs w:val="28"/>
           <w:lang w:eastAsia="ru-RU"/>
         </w:rPr>
         <w:t>" и "</w:t>
@@ -1631,6 +1741,8 @@
         <w:rPr>
           <w:rFonts w:ascii="Times New Roman" w:eastAsia="Times New Roman" w:hAnsi="Times New Roman" w:cs="Times New Roman"/>
           <w:kern w:val="0"/>
+          <w:sz w:val="28"/>
+          <w:szCs w:val="28"/>
           <w:lang w:eastAsia="ru-RU"/>
         </w:rPr>
         <w:t>Next</w:t>
@@ -1640,6 +1752,8 @@
         <w:rPr>
           <w:rFonts w:ascii="Times New Roman" w:eastAsia="Times New Roman" w:hAnsi="Times New Roman" w:cs="Times New Roman"/>
           <w:kern w:val="0"/>
+          <w:sz w:val="28"/>
+          <w:szCs w:val="28"/>
           <w:lang w:eastAsia="ru-RU"/>
         </w:rPr>
         <w:t>") и в деталях пакета на каждом уровне видеть, как изменяется его содержимое (</w:t>
@@ -1649,6 +1763,8 @@
         <w:rPr>
           <w:rFonts w:ascii="Times New Roman" w:eastAsia="Times New Roman" w:hAnsi="Times New Roman" w:cs="Times New Roman"/>
           <w:kern w:val="0"/>
+          <w:sz w:val="28"/>
+          <w:szCs w:val="28"/>
           <w:lang w:eastAsia="ru-RU"/>
         </w:rPr>
         <w:t>добавляются</w:t>
@@ -1658,6 +1774,8 @@
         <w:rPr>
           <w:rFonts w:ascii="Times New Roman" w:eastAsia="Times New Roman" w:hAnsi="Times New Roman" w:cs="Times New Roman"/>
           <w:kern w:val="0"/>
+          <w:sz w:val="28"/>
+          <w:szCs w:val="28"/>
           <w:lang w:eastAsia="ru-RU"/>
         </w:rPr>
         <w:t xml:space="preserve">/изменяются заголовки разных протоколов) при прохождении через устройства. </w:t>
@@ -1674,33 +1792,31 @@
         <w:rPr>
           <w:rFonts w:ascii="Times New Roman" w:eastAsia="Times New Roman" w:hAnsi="Times New Roman" w:cs="Times New Roman"/>
           <w:kern w:val="0"/>
-          <w:lang w:eastAsia="ru-RU"/>
-        </w:rPr>
-      </w:pPr>
-      <w:r>
-        <w:rPr>
-          <w:rFonts w:ascii="markup-bold" w:eastAsia="Times New Roman" w:hAnsi="markup-bold" w:cs="Times New Roman"/>
+          <w:sz w:val="28"/>
+          <w:szCs w:val="28"/>
+          <w:lang w:eastAsia="ru-RU"/>
+        </w:rPr>
+      </w:pPr>
+      <w:r>
+        <w:rPr>
+          <w:rFonts w:ascii="Times New Roman" w:eastAsia="Times New Roman" w:hAnsi="Times New Roman" w:cs="Times New Roman"/>
           <w:b/>
           <w:kern w:val="0"/>
+          <w:sz w:val="28"/>
+          <w:szCs w:val="28"/>
           <w:lang w:eastAsia="ru-RU"/>
         </w:rPr>
         <w:t>Основные возможности режима симуляции</w:t>
-      </w:r>
-      <w:r>
-        <w:rPr>
-          <w:rFonts w:ascii="markup-bold" w:eastAsia="Times New Roman" w:hAnsi="markup-bold" w:cs="Times New Roman"/>
-          <w:kern w:val="0"/>
-          <w:lang w:eastAsia="ru-RU"/>
-        </w:rPr>
-        <w:t>:</w:t>
       </w:r>
       <w:r>
         <w:rPr>
           <w:rFonts w:ascii="Times New Roman" w:eastAsia="Times New Roman" w:hAnsi="Times New Roman" w:cs="Times New Roman"/>
           <w:kern w:val="0"/>
-          <w:lang w:eastAsia="ru-RU"/>
-        </w:rPr>
-        <w:t xml:space="preserve"> </w:t>
+          <w:sz w:val="28"/>
+          <w:szCs w:val="28"/>
+          <w:lang w:eastAsia="ru-RU"/>
+        </w:rPr>
+        <w:t xml:space="preserve">: </w:t>
       </w:r>
     </w:p>
     <w:p>
@@ -1714,6 +1830,8 @@
         <w:rPr>
           <w:rFonts w:ascii="Times New Roman" w:eastAsia="Times New Roman" w:hAnsi="Times New Roman" w:cs="Times New Roman"/>
           <w:kern w:val="0"/>
+          <w:sz w:val="28"/>
+          <w:szCs w:val="28"/>
           <w:lang w:eastAsia="ru-RU"/>
         </w:rPr>
       </w:pPr>
@@ -1721,6 +1839,8 @@
         <w:rPr>
           <w:rFonts w:ascii="Times New Roman" w:eastAsia="Times New Roman" w:hAnsi="Times New Roman" w:cs="Times New Roman"/>
           <w:kern w:val="0"/>
+          <w:sz w:val="28"/>
+          <w:szCs w:val="28"/>
           <w:lang w:eastAsia="ru-RU"/>
         </w:rPr>
         <w:t xml:space="preserve">Пошаговое отслеживание передачи пакетов. </w:t>
@@ -1737,6 +1857,8 @@
         <w:rPr>
           <w:rFonts w:ascii="Times New Roman" w:eastAsia="Times New Roman" w:hAnsi="Times New Roman" w:cs="Times New Roman"/>
           <w:kern w:val="0"/>
+          <w:sz w:val="28"/>
+          <w:szCs w:val="28"/>
           <w:lang w:eastAsia="ru-RU"/>
         </w:rPr>
       </w:pPr>
@@ -1744,18 +1866,11 @@
         <w:rPr>
           <w:rFonts w:ascii="Times New Roman" w:eastAsia="Times New Roman" w:hAnsi="Times New Roman" w:cs="Times New Roman"/>
           <w:kern w:val="0"/>
-          <w:lang w:eastAsia="ru-RU"/>
-        </w:rPr>
-        <w:lastRenderedPageBreak/>
-        <w:t>Визуализац</w:t>
-      </w:r>
-      <w:r>
-        <w:rPr>
-          <w:rFonts w:ascii="Times New Roman" w:eastAsia="Times New Roman" w:hAnsi="Times New Roman" w:cs="Times New Roman"/>
-          <w:kern w:val="0"/>
-          <w:lang w:eastAsia="ru-RU"/>
-        </w:rPr>
-        <w:t xml:space="preserve">ия работы сетевых протоколов. </w:t>
+          <w:sz w:val="28"/>
+          <w:szCs w:val="28"/>
+          <w:lang w:eastAsia="ru-RU"/>
+        </w:rPr>
+        <w:t xml:space="preserve">Визуализация работы сетевых протоколов. </w:t>
       </w:r>
     </w:p>
     <w:p>
@@ -1769,6 +1884,8 @@
         <w:rPr>
           <w:rFonts w:ascii="Times New Roman" w:eastAsia="Times New Roman" w:hAnsi="Times New Roman" w:cs="Times New Roman"/>
           <w:kern w:val="0"/>
+          <w:sz w:val="28"/>
+          <w:szCs w:val="28"/>
           <w:lang w:eastAsia="ru-RU"/>
         </w:rPr>
       </w:pPr>
@@ -1776,6 +1893,8 @@
         <w:rPr>
           <w:rFonts w:ascii="Times New Roman" w:eastAsia="Times New Roman" w:hAnsi="Times New Roman" w:cs="Times New Roman"/>
           <w:kern w:val="0"/>
+          <w:sz w:val="28"/>
+          <w:szCs w:val="28"/>
           <w:lang w:eastAsia="ru-RU"/>
         </w:rPr>
         <w:t xml:space="preserve">Анализ движения пакетов по уровням OSI. </w:t>
@@ -1792,6 +1911,8 @@
         <w:rPr>
           <w:rFonts w:ascii="Times New Roman" w:eastAsia="Times New Roman" w:hAnsi="Times New Roman" w:cs="Times New Roman"/>
           <w:kern w:val="0"/>
+          <w:sz w:val="28"/>
+          <w:szCs w:val="28"/>
           <w:lang w:eastAsia="ru-RU"/>
         </w:rPr>
       </w:pPr>
@@ -1799,17 +1920,11 @@
         <w:rPr>
           <w:rFonts w:ascii="Times New Roman" w:eastAsia="Times New Roman" w:hAnsi="Times New Roman" w:cs="Times New Roman"/>
           <w:kern w:val="0"/>
-          <w:lang w:eastAsia="ru-RU"/>
-        </w:rPr>
-        <w:t>Иденти</w:t>
-      </w:r>
-      <w:r>
-        <w:rPr>
-          <w:rFonts w:ascii="Times New Roman" w:eastAsia="Times New Roman" w:hAnsi="Times New Roman" w:cs="Times New Roman"/>
-          <w:kern w:val="0"/>
-          <w:lang w:eastAsia="ru-RU"/>
-        </w:rPr>
-        <w:t xml:space="preserve">фикация причин сетевых сбоев. </w:t>
+          <w:sz w:val="28"/>
+          <w:szCs w:val="28"/>
+          <w:lang w:eastAsia="ru-RU"/>
+        </w:rPr>
+        <w:t xml:space="preserve">Идентификация причин сетевых сбоев. </w:t>
       </w:r>
     </w:p>
     <w:p>
@@ -1823,6 +1938,8 @@
         <w:rPr>
           <w:rFonts w:ascii="Times New Roman" w:eastAsia="Times New Roman" w:hAnsi="Times New Roman" w:cs="Times New Roman"/>
           <w:kern w:val="0"/>
+          <w:sz w:val="28"/>
+          <w:szCs w:val="28"/>
           <w:lang w:eastAsia="ru-RU"/>
         </w:rPr>
       </w:pPr>
@@ -1830,17 +1947,11 @@
         <w:rPr>
           <w:rFonts w:ascii="Times New Roman" w:eastAsia="Times New Roman" w:hAnsi="Times New Roman" w:cs="Times New Roman"/>
           <w:kern w:val="0"/>
-          <w:lang w:eastAsia="ru-RU"/>
-        </w:rPr>
-        <w:t>От</w:t>
-      </w:r>
-      <w:r>
-        <w:rPr>
-          <w:rFonts w:ascii="Times New Roman" w:eastAsia="Times New Roman" w:hAnsi="Times New Roman" w:cs="Times New Roman"/>
-          <w:kern w:val="0"/>
-          <w:lang w:eastAsia="ru-RU"/>
-        </w:rPr>
-        <w:t xml:space="preserve">ладка конфигураций устройств. </w:t>
+          <w:sz w:val="28"/>
+          <w:szCs w:val="28"/>
+          <w:lang w:eastAsia="ru-RU"/>
+        </w:rPr>
+        <w:t xml:space="preserve">Отладка конфигураций устройств. </w:t>
       </w:r>
     </w:p>
     <w:p>
@@ -1854,6 +1965,8 @@
         <w:rPr>
           <w:rFonts w:ascii="Times New Roman" w:eastAsia="Times New Roman" w:hAnsi="Times New Roman" w:cs="Times New Roman"/>
           <w:kern w:val="0"/>
+          <w:sz w:val="28"/>
+          <w:szCs w:val="28"/>
           <w:lang w:eastAsia="ru-RU"/>
         </w:rPr>
       </w:pPr>
@@ -1861,17 +1974,11 @@
         <w:rPr>
           <w:rFonts w:ascii="Times New Roman" w:eastAsia="Times New Roman" w:hAnsi="Times New Roman" w:cs="Times New Roman"/>
           <w:kern w:val="0"/>
-          <w:lang w:eastAsia="ru-RU"/>
-        </w:rPr>
-        <w:t>Настройка фильтров дл</w:t>
-      </w:r>
-      <w:r>
-        <w:rPr>
-          <w:rFonts w:ascii="Times New Roman" w:eastAsia="Times New Roman" w:hAnsi="Times New Roman" w:cs="Times New Roman"/>
-          <w:kern w:val="0"/>
-          <w:lang w:eastAsia="ru-RU"/>
-        </w:rPr>
-        <w:t xml:space="preserve">я отображения нужных событий. </w:t>
+          <w:sz w:val="28"/>
+          <w:szCs w:val="28"/>
+          <w:lang w:eastAsia="ru-RU"/>
+        </w:rPr>
+        <w:t xml:space="preserve">Настройка фильтров для отображения нужных событий. </w:t>
       </w:r>
     </w:p>
     <w:p>
@@ -1885,6 +1992,8 @@
         <w:rPr>
           <w:rFonts w:ascii="Times New Roman" w:eastAsia="Times New Roman" w:hAnsi="Times New Roman" w:cs="Times New Roman"/>
           <w:kern w:val="0"/>
+          <w:sz w:val="28"/>
+          <w:szCs w:val="28"/>
           <w:lang w:eastAsia="ru-RU"/>
         </w:rPr>
       </w:pPr>
@@ -1892,48 +2001,68 @@
         <w:rPr>
           <w:rFonts w:ascii="Times New Roman" w:eastAsia="Times New Roman" w:hAnsi="Times New Roman" w:cs="Times New Roman"/>
           <w:kern w:val="0"/>
+          <w:sz w:val="28"/>
+          <w:szCs w:val="28"/>
           <w:lang w:eastAsia="ru-RU"/>
         </w:rPr>
         <w:t>Наблюдение за изменением содержимого пакетов.</w:t>
       </w:r>
     </w:p>
     <w:p>
+      <w:pPr>
+        <w:rPr>
+          <w:rFonts w:ascii="Times New Roman" w:hAnsi="Times New Roman" w:cs="Times New Roman"/>
+          <w:sz w:val="28"/>
+          <w:szCs w:val="28"/>
+        </w:rPr>
+      </w:pPr>
       <w:bookmarkStart w:id="0" w:name="_GoBack"/>
       <w:bookmarkEnd w:id="0"/>
     </w:p>
-    <w:p/>
+    <w:p>
+      <w:pPr>
+        <w:rPr>
+          <w:rFonts w:ascii="Times New Roman" w:hAnsi="Times New Roman" w:cs="Times New Roman"/>
+          <w:sz w:val="28"/>
+          <w:szCs w:val="28"/>
+        </w:rPr>
+      </w:pPr>
+    </w:p>
     <w:p>
       <w:pPr>
         <w:pStyle w:val="1"/>
-        <w:rPr>
-          <w:rFonts w:ascii="Times New Roman" w:hAnsi="Times New Roman" w:cs="Times New Roman"/>
-        </w:rPr>
-      </w:pPr>
-      <w:r>
-        <w:rPr>
-          <w:rFonts w:ascii="Times New Roman" w:hAnsi="Times New Roman" w:cs="Times New Roman"/>
-        </w:rPr>
+        <w:jc w:val="center"/>
+      </w:pPr>
+      <w:r>
         <w:t>Лабораторная работа №2. Настройка сетевых сервисов.</w:t>
       </w:r>
     </w:p>
     <w:p>
       <w:pPr>
         <w:jc w:val="right"/>
-      </w:pPr>
-      <w:r>
-        <w:t>Рисунок 4</w:t>
-      </w:r>
+        <w:rPr>
+          <w:rFonts w:ascii="Times New Roman" w:hAnsi="Times New Roman" w:cs="Times New Roman"/>
+          <w:sz w:val="28"/>
+          <w:szCs w:val="28"/>
+        </w:rPr>
+      </w:pPr>
     </w:p>
     <w:p>
       <w:pPr>
         <w:jc w:val="center"/>
         <w:rPr>
+          <w:rFonts w:ascii="Times New Roman" w:hAnsi="Times New Roman" w:cs="Times New Roman"/>
+          <w:sz w:val="28"/>
+          <w:szCs w:val="28"/>
           <w:lang w:val="en-US"/>
         </w:rPr>
       </w:pPr>
       <w:r>
         <w:rPr>
+          <w:rFonts w:ascii="Times New Roman" w:hAnsi="Times New Roman" w:cs="Times New Roman"/>
           <w:noProof/>
+          <w:sz w:val="28"/>
+          <w:szCs w:val="28"/>
           <w:lang w:eastAsia="ru-RU"/>
         </w:rPr>
         <w:drawing>
@@ -1979,33 +2108,43 @@
         <w:tabs>
           <w:tab w:val="left" w:pos="6000"/>
         </w:tabs>
-        <w:jc w:val="right"/>
-        <w:rPr>
+        <w:rPr>
+          <w:rFonts w:ascii="Times New Roman" w:hAnsi="Times New Roman" w:cs="Times New Roman"/>
           <w:noProof/>
-          <w:lang w:eastAsia="ru-RU"/>
-        </w:rPr>
-      </w:pPr>
-      <w:r>
-        <w:rPr>
+          <w:sz w:val="28"/>
+          <w:szCs w:val="28"/>
+          <w:lang w:eastAsia="ru-RU"/>
+        </w:rPr>
+      </w:pPr>
+      <w:r>
+        <w:rPr>
+          <w:rFonts w:ascii="Times New Roman" w:hAnsi="Times New Roman" w:cs="Times New Roman"/>
           <w:noProof/>
-          <w:lang w:eastAsia="ru-RU"/>
-        </w:rPr>
-        <w:tab/>
-        <w:t>Рисунок 5</w:t>
+          <w:sz w:val="28"/>
+          <w:szCs w:val="28"/>
+          <w:lang w:eastAsia="ru-RU"/>
+        </w:rPr>
+        <w:t>Результат:</w:t>
       </w:r>
     </w:p>
     <w:p>
       <w:pPr>
         <w:jc w:val="center"/>
         <w:rPr>
-          <w:lang w:val="en-US"/>
-        </w:rPr>
-      </w:pPr>
-      <w:r>
-        <w:rPr>
+          <w:rFonts w:ascii="Times New Roman" w:hAnsi="Times New Roman" w:cs="Times New Roman"/>
+          <w:sz w:val="28"/>
+          <w:szCs w:val="28"/>
+        </w:rPr>
+      </w:pPr>
+      <w:r>
+        <w:rPr>
+          <w:rFonts w:ascii="Times New Roman" w:hAnsi="Times New Roman" w:cs="Times New Roman"/>
           <w:noProof/>
-          <w:lang w:eastAsia="ru-RU"/>
-        </w:rPr>
+          <w:sz w:val="28"/>
+          <w:szCs w:val="28"/>
+          <w:lang w:eastAsia="ru-RU"/>
+        </w:rPr>
+        <w:lastRenderedPageBreak/>
         <w:drawing>
           <wp:inline distT="0" distB="0" distL="0" distR="0">
             <wp:extent cx="3983181" cy="2345341"/>
@@ -2045,74 +2184,1567 @@
     </w:p>
     <w:p>
       <w:pPr>
-        <w:rPr>
+        <w:pStyle w:val="2"/>
+      </w:pPr>
+      <w:r>
+        <w:t>Контрольные вопросы:</w:t>
+      </w:r>
+    </w:p>
+    <w:p>
+      <w:pPr>
+        <w:pStyle w:val="a6"/>
+        <w:numPr>
+          <w:ilvl w:val="0"/>
+          <w:numId w:val="3"/>
+        </w:numPr>
+        <w:rPr>
+          <w:rFonts w:ascii="Times New Roman" w:hAnsi="Times New Roman" w:cs="Times New Roman"/>
+          <w:sz w:val="28"/>
+          <w:szCs w:val="28"/>
+        </w:rPr>
+      </w:pPr>
+      <w:r>
+        <w:rPr>
+          <w:rFonts w:ascii="Times New Roman" w:hAnsi="Times New Roman" w:cs="Times New Roman"/>
+          <w:sz w:val="28"/>
+          <w:szCs w:val="28"/>
+        </w:rPr>
+        <w:t xml:space="preserve">Рекурсивный DNS-запрос: Клиент просит DNS-сервер найти IP. Сервер сам ищет, обращаясь к корневым, TLD и </w:t>
+      </w:r>
+      <w:proofErr w:type="spellStart"/>
+      <w:r>
+        <w:rPr>
+          <w:rFonts w:ascii="Times New Roman" w:hAnsi="Times New Roman" w:cs="Times New Roman"/>
+          <w:sz w:val="28"/>
+          <w:szCs w:val="28"/>
+        </w:rPr>
+        <w:t>авторитативным</w:t>
+      </w:r>
+      <w:proofErr w:type="spellEnd"/>
+      <w:r>
+        <w:rPr>
+          <w:rFonts w:ascii="Times New Roman" w:hAnsi="Times New Roman" w:cs="Times New Roman"/>
+          <w:sz w:val="28"/>
+          <w:szCs w:val="28"/>
+        </w:rPr>
+        <w:t xml:space="preserve"> серверам, </w:t>
+      </w:r>
+      <w:proofErr w:type="spellStart"/>
+      <w:r>
+        <w:rPr>
+          <w:rFonts w:ascii="Times New Roman" w:hAnsi="Times New Roman" w:cs="Times New Roman"/>
+          <w:sz w:val="28"/>
+          <w:szCs w:val="28"/>
+        </w:rPr>
+        <w:t>кеширует</w:t>
+      </w:r>
+      <w:proofErr w:type="spellEnd"/>
+      <w:r>
+        <w:rPr>
+          <w:rFonts w:ascii="Times New Roman" w:hAnsi="Times New Roman" w:cs="Times New Roman"/>
+          <w:sz w:val="28"/>
+          <w:szCs w:val="28"/>
+        </w:rPr>
+        <w:t xml:space="preserve"> и отдает ответ.</w:t>
+      </w:r>
+    </w:p>
+    <w:p>
+      <w:pPr>
+        <w:rPr>
+          <w:rFonts w:ascii="Times New Roman" w:hAnsi="Times New Roman" w:cs="Times New Roman"/>
+          <w:sz w:val="28"/>
+          <w:szCs w:val="28"/>
+        </w:rPr>
+      </w:pPr>
+    </w:p>
+    <w:p>
+      <w:pPr>
+        <w:pStyle w:val="a6"/>
+        <w:numPr>
+          <w:ilvl w:val="0"/>
+          <w:numId w:val="3"/>
+        </w:numPr>
+        <w:rPr>
+          <w:rFonts w:ascii="Times New Roman" w:hAnsi="Times New Roman" w:cs="Times New Roman"/>
+          <w:sz w:val="28"/>
+          <w:szCs w:val="28"/>
+        </w:rPr>
+      </w:pPr>
+      <w:r>
+        <w:rPr>
+          <w:rFonts w:ascii="Times New Roman" w:hAnsi="Times New Roman" w:cs="Times New Roman"/>
+          <w:sz w:val="28"/>
+          <w:szCs w:val="28"/>
+        </w:rPr>
+        <w:t>Типы записей DNS:</w:t>
+      </w:r>
+    </w:p>
+    <w:p>
+      <w:pPr>
+        <w:pStyle w:val="a6"/>
+        <w:numPr>
+          <w:ilvl w:val="0"/>
+          <w:numId w:val="5"/>
+        </w:numPr>
+        <w:rPr>
+          <w:rFonts w:ascii="Times New Roman" w:hAnsi="Times New Roman" w:cs="Times New Roman"/>
+          <w:sz w:val="28"/>
+          <w:szCs w:val="28"/>
+        </w:rPr>
+      </w:pPr>
+      <w:r>
+        <w:rPr>
+          <w:rFonts w:ascii="Times New Roman" w:hAnsi="Times New Roman" w:cs="Times New Roman"/>
+          <w:sz w:val="28"/>
+          <w:szCs w:val="28"/>
+        </w:rPr>
+        <w:t>Прямая зона: A (имя -&gt; IPv4), AAAA (имя -&gt; IPv6), CNAME (</w:t>
+      </w:r>
+      <w:proofErr w:type="spellStart"/>
+      <w:r>
+        <w:rPr>
+          <w:rFonts w:ascii="Times New Roman" w:hAnsi="Times New Roman" w:cs="Times New Roman"/>
+          <w:sz w:val="28"/>
+          <w:szCs w:val="28"/>
+        </w:rPr>
+        <w:t>алиас</w:t>
+      </w:r>
+      <w:proofErr w:type="spellEnd"/>
+      <w:r>
+        <w:rPr>
+          <w:rFonts w:ascii="Times New Roman" w:hAnsi="Times New Roman" w:cs="Times New Roman"/>
+          <w:sz w:val="28"/>
+          <w:szCs w:val="28"/>
+        </w:rPr>
+        <w:t>).</w:t>
+      </w:r>
+    </w:p>
+    <w:p>
+      <w:pPr>
+        <w:pStyle w:val="a6"/>
+        <w:numPr>
+          <w:ilvl w:val="0"/>
+          <w:numId w:val="5"/>
+        </w:numPr>
+        <w:rPr>
+          <w:rFonts w:ascii="Times New Roman" w:hAnsi="Times New Roman" w:cs="Times New Roman"/>
+          <w:sz w:val="28"/>
+          <w:szCs w:val="28"/>
+        </w:rPr>
+      </w:pPr>
+      <w:r>
+        <w:rPr>
+          <w:rFonts w:ascii="Times New Roman" w:hAnsi="Times New Roman" w:cs="Times New Roman"/>
+          <w:sz w:val="28"/>
+          <w:szCs w:val="28"/>
+        </w:rPr>
+        <w:t>Обратная зона: PTR (IP -&gt; имя).</w:t>
+      </w:r>
+    </w:p>
+    <w:p>
+      <w:pPr>
+        <w:rPr>
+          <w:rFonts w:ascii="Times New Roman" w:hAnsi="Times New Roman" w:cs="Times New Roman"/>
+          <w:sz w:val="28"/>
+          <w:szCs w:val="28"/>
+        </w:rPr>
+      </w:pPr>
+    </w:p>
+    <w:p>
+      <w:pPr>
+        <w:pStyle w:val="a6"/>
+        <w:numPr>
+          <w:ilvl w:val="0"/>
+          <w:numId w:val="3"/>
+        </w:numPr>
+        <w:rPr>
+          <w:rFonts w:ascii="Times New Roman" w:hAnsi="Times New Roman" w:cs="Times New Roman"/>
+          <w:sz w:val="28"/>
+          <w:szCs w:val="28"/>
+        </w:rPr>
+      </w:pPr>
+      <w:r>
+        <w:rPr>
+          <w:rFonts w:ascii="Times New Roman" w:hAnsi="Times New Roman" w:cs="Times New Roman"/>
+          <w:sz w:val="28"/>
+          <w:szCs w:val="28"/>
+        </w:rPr>
+        <w:t>Пересылка DNS (</w:t>
+      </w:r>
+      <w:proofErr w:type="spellStart"/>
+      <w:r>
+        <w:rPr>
+          <w:rFonts w:ascii="Times New Roman" w:hAnsi="Times New Roman" w:cs="Times New Roman"/>
+          <w:sz w:val="28"/>
+          <w:szCs w:val="28"/>
+        </w:rPr>
+        <w:t>Forwarding</w:t>
+      </w:r>
+      <w:proofErr w:type="spellEnd"/>
+      <w:r>
+        <w:rPr>
+          <w:rFonts w:ascii="Times New Roman" w:hAnsi="Times New Roman" w:cs="Times New Roman"/>
+          <w:sz w:val="28"/>
+          <w:szCs w:val="28"/>
+        </w:rPr>
+        <w:t>): В настройках DNS-сервера указываются IP-адреса других серверов, куда отправлять запросы, которые сервер не знает.</w:t>
+      </w:r>
+    </w:p>
+    <w:p>
+      <w:pPr>
+        <w:rPr>
+          <w:rFonts w:ascii="Times New Roman" w:hAnsi="Times New Roman" w:cs="Times New Roman"/>
+          <w:sz w:val="28"/>
+          <w:szCs w:val="28"/>
+        </w:rPr>
+      </w:pPr>
+    </w:p>
+    <w:p>
+      <w:pPr>
+        <w:pStyle w:val="a6"/>
+        <w:numPr>
+          <w:ilvl w:val="0"/>
+          <w:numId w:val="3"/>
+        </w:numPr>
+        <w:rPr>
+          <w:rFonts w:ascii="Times New Roman" w:hAnsi="Times New Roman" w:cs="Times New Roman"/>
+          <w:sz w:val="28"/>
+          <w:szCs w:val="28"/>
+        </w:rPr>
+      </w:pPr>
+      <w:r>
+        <w:rPr>
+          <w:rFonts w:ascii="Times New Roman" w:hAnsi="Times New Roman" w:cs="Times New Roman"/>
+          <w:sz w:val="28"/>
+          <w:szCs w:val="28"/>
+        </w:rPr>
+        <w:t>Работа DHCP: Автоматически раздает IP-адреса и сетевые настройки клиентам (</w:t>
+      </w:r>
+      <w:proofErr w:type="spellStart"/>
+      <w:r>
+        <w:rPr>
+          <w:rFonts w:ascii="Times New Roman" w:hAnsi="Times New Roman" w:cs="Times New Roman"/>
+          <w:sz w:val="28"/>
+          <w:szCs w:val="28"/>
+        </w:rPr>
+        <w:t>Discover</w:t>
+      </w:r>
+      <w:proofErr w:type="spellEnd"/>
+      <w:r>
+        <w:rPr>
+          <w:rFonts w:ascii="Times New Roman" w:hAnsi="Times New Roman" w:cs="Times New Roman"/>
+          <w:sz w:val="28"/>
+          <w:szCs w:val="28"/>
+        </w:rPr>
+        <w:t xml:space="preserve"> -&gt; </w:t>
+      </w:r>
+      <w:proofErr w:type="spellStart"/>
+      <w:r>
+        <w:rPr>
+          <w:rFonts w:ascii="Times New Roman" w:hAnsi="Times New Roman" w:cs="Times New Roman"/>
+          <w:sz w:val="28"/>
+          <w:szCs w:val="28"/>
+        </w:rPr>
+        <w:t>Offer</w:t>
+      </w:r>
+      <w:proofErr w:type="spellEnd"/>
+      <w:r>
+        <w:rPr>
+          <w:rFonts w:ascii="Times New Roman" w:hAnsi="Times New Roman" w:cs="Times New Roman"/>
+          <w:sz w:val="28"/>
+          <w:szCs w:val="28"/>
+        </w:rPr>
+        <w:t xml:space="preserve"> -&gt; </w:t>
+      </w:r>
+      <w:proofErr w:type="spellStart"/>
+      <w:r>
+        <w:rPr>
+          <w:rFonts w:ascii="Times New Roman" w:hAnsi="Times New Roman" w:cs="Times New Roman"/>
+          <w:sz w:val="28"/>
+          <w:szCs w:val="28"/>
+        </w:rPr>
+        <w:t>Request</w:t>
+      </w:r>
+      <w:proofErr w:type="spellEnd"/>
+      <w:r>
+        <w:rPr>
+          <w:rFonts w:ascii="Times New Roman" w:hAnsi="Times New Roman" w:cs="Times New Roman"/>
+          <w:sz w:val="28"/>
+          <w:szCs w:val="28"/>
+        </w:rPr>
+        <w:t xml:space="preserve"> -&gt; </w:t>
+      </w:r>
+      <w:proofErr w:type="spellStart"/>
+      <w:r>
+        <w:rPr>
+          <w:rFonts w:ascii="Times New Roman" w:hAnsi="Times New Roman" w:cs="Times New Roman"/>
+          <w:sz w:val="28"/>
+          <w:szCs w:val="28"/>
+        </w:rPr>
+        <w:t>Acknowledge</w:t>
+      </w:r>
+      <w:proofErr w:type="spellEnd"/>
+      <w:r>
+        <w:rPr>
+          <w:rFonts w:ascii="Times New Roman" w:hAnsi="Times New Roman" w:cs="Times New Roman"/>
+          <w:sz w:val="28"/>
+          <w:szCs w:val="28"/>
+        </w:rPr>
+        <w:t>).</w:t>
+      </w:r>
+    </w:p>
+    <w:p>
+      <w:pPr>
+        <w:rPr>
+          <w:rFonts w:ascii="Times New Roman" w:hAnsi="Times New Roman" w:cs="Times New Roman"/>
+          <w:sz w:val="28"/>
+          <w:szCs w:val="28"/>
+        </w:rPr>
+      </w:pPr>
+    </w:p>
+    <w:p>
+      <w:pPr>
+        <w:pStyle w:val="a6"/>
+        <w:numPr>
+          <w:ilvl w:val="0"/>
+          <w:numId w:val="3"/>
+        </w:numPr>
+        <w:rPr>
+          <w:rFonts w:ascii="Times New Roman" w:hAnsi="Times New Roman" w:cs="Times New Roman"/>
+          <w:sz w:val="28"/>
+          <w:szCs w:val="28"/>
+        </w:rPr>
+      </w:pPr>
+      <w:r>
+        <w:rPr>
+          <w:rFonts w:ascii="Times New Roman" w:hAnsi="Times New Roman" w:cs="Times New Roman"/>
+          <w:sz w:val="28"/>
+          <w:szCs w:val="28"/>
+        </w:rPr>
+        <w:t>Клиент DHCP: В сетевых настройках выбирается "Получить IP/DNS автоматически".</w:t>
+      </w:r>
+    </w:p>
+    <w:p>
+      <w:pPr>
+        <w:rPr>
+          <w:rFonts w:ascii="Times New Roman" w:hAnsi="Times New Roman" w:cs="Times New Roman"/>
+          <w:sz w:val="28"/>
+          <w:szCs w:val="28"/>
+        </w:rPr>
+      </w:pPr>
+    </w:p>
+    <w:p>
+      <w:pPr>
+        <w:pStyle w:val="a6"/>
+        <w:numPr>
+          <w:ilvl w:val="0"/>
+          <w:numId w:val="3"/>
+        </w:numPr>
+        <w:rPr>
+          <w:rFonts w:ascii="Times New Roman" w:hAnsi="Times New Roman" w:cs="Times New Roman"/>
+          <w:sz w:val="28"/>
+          <w:szCs w:val="28"/>
+        </w:rPr>
+      </w:pPr>
+      <w:r>
+        <w:rPr>
+          <w:rFonts w:ascii="Times New Roman" w:hAnsi="Times New Roman" w:cs="Times New Roman"/>
+          <w:sz w:val="28"/>
+          <w:szCs w:val="28"/>
+        </w:rPr>
+        <w:t xml:space="preserve">Папки </w:t>
+      </w:r>
+      <w:proofErr w:type="spellStart"/>
+      <w:r>
+        <w:rPr>
+          <w:rFonts w:ascii="Times New Roman" w:hAnsi="Times New Roman" w:cs="Times New Roman"/>
+          <w:sz w:val="28"/>
+          <w:szCs w:val="28"/>
+        </w:rPr>
+        <w:t>контента</w:t>
+      </w:r>
+      <w:proofErr w:type="spellEnd"/>
+      <w:r>
+        <w:rPr>
+          <w:rFonts w:ascii="Times New Roman" w:hAnsi="Times New Roman" w:cs="Times New Roman"/>
+          <w:sz w:val="28"/>
+          <w:szCs w:val="28"/>
+        </w:rPr>
+        <w:t>:</w:t>
+      </w:r>
+    </w:p>
+    <w:p>
+      <w:pPr>
+        <w:pStyle w:val="a6"/>
+        <w:numPr>
+          <w:ilvl w:val="0"/>
+          <w:numId w:val="7"/>
+        </w:numPr>
+        <w:rPr>
+          <w:rFonts w:ascii="Times New Roman" w:hAnsi="Times New Roman" w:cs="Times New Roman"/>
+          <w:sz w:val="28"/>
+          <w:szCs w:val="28"/>
+          <w:lang w:val="en-US"/>
+        </w:rPr>
+      </w:pPr>
+      <w:r>
+        <w:rPr>
+          <w:rFonts w:ascii="Times New Roman" w:hAnsi="Times New Roman" w:cs="Times New Roman"/>
+          <w:sz w:val="28"/>
+          <w:szCs w:val="28"/>
+          <w:lang w:val="en-US"/>
+        </w:rPr>
+        <w:t>Web (IIS): C:\inetpub\wwwroot (Windows)</w:t>
+      </w:r>
+    </w:p>
+    <w:p>
+      <w:pPr>
+        <w:pStyle w:val="a6"/>
+        <w:numPr>
+          <w:ilvl w:val="0"/>
+          <w:numId w:val="7"/>
+        </w:numPr>
+        <w:rPr>
+          <w:rFonts w:ascii="Times New Roman" w:hAnsi="Times New Roman" w:cs="Times New Roman"/>
+          <w:sz w:val="28"/>
+          <w:szCs w:val="28"/>
+          <w:lang w:val="en-US"/>
+        </w:rPr>
+      </w:pPr>
+      <w:r>
+        <w:rPr>
+          <w:rFonts w:ascii="Times New Roman" w:hAnsi="Times New Roman" w:cs="Times New Roman"/>
+          <w:sz w:val="28"/>
+          <w:szCs w:val="28"/>
+          <w:lang w:val="en-US"/>
+        </w:rPr>
+        <w:t>Web (Apache/</w:t>
+      </w:r>
+      <w:proofErr w:type="spellStart"/>
+      <w:r>
+        <w:rPr>
+          <w:rFonts w:ascii="Times New Roman" w:hAnsi="Times New Roman" w:cs="Times New Roman"/>
+          <w:sz w:val="28"/>
+          <w:szCs w:val="28"/>
+          <w:lang w:val="en-US"/>
+        </w:rPr>
+        <w:t>Nginx</w:t>
+      </w:r>
+      <w:proofErr w:type="spellEnd"/>
+      <w:r>
+        <w:rPr>
+          <w:rFonts w:ascii="Times New Roman" w:hAnsi="Times New Roman" w:cs="Times New Roman"/>
+          <w:sz w:val="28"/>
+          <w:szCs w:val="28"/>
+          <w:lang w:val="en-US"/>
+        </w:rPr>
+        <w:t>): /</w:t>
+      </w:r>
+      <w:proofErr w:type="spellStart"/>
+      <w:r>
+        <w:rPr>
+          <w:rFonts w:ascii="Times New Roman" w:hAnsi="Times New Roman" w:cs="Times New Roman"/>
+          <w:sz w:val="28"/>
+          <w:szCs w:val="28"/>
+          <w:lang w:val="en-US"/>
+        </w:rPr>
+        <w:t>var</w:t>
+      </w:r>
+      <w:proofErr w:type="spellEnd"/>
+      <w:r>
+        <w:rPr>
+          <w:rFonts w:ascii="Times New Roman" w:hAnsi="Times New Roman" w:cs="Times New Roman"/>
+          <w:sz w:val="28"/>
+          <w:szCs w:val="28"/>
+          <w:lang w:val="en-US"/>
+        </w:rPr>
+        <w:t>/www/html (Linux)</w:t>
+      </w:r>
+    </w:p>
+    <w:p>
+      <w:pPr>
+        <w:pStyle w:val="a6"/>
+        <w:numPr>
+          <w:ilvl w:val="0"/>
+          <w:numId w:val="7"/>
+        </w:numPr>
+        <w:rPr>
+          <w:rFonts w:ascii="Times New Roman" w:hAnsi="Times New Roman" w:cs="Times New Roman"/>
+          <w:sz w:val="28"/>
+          <w:szCs w:val="28"/>
+        </w:rPr>
+      </w:pPr>
+      <w:r>
+        <w:rPr>
+          <w:rFonts w:ascii="Times New Roman" w:hAnsi="Times New Roman" w:cs="Times New Roman"/>
+          <w:sz w:val="28"/>
+          <w:szCs w:val="28"/>
+        </w:rPr>
+        <w:t>FTP: /</w:t>
+      </w:r>
+      <w:proofErr w:type="spellStart"/>
+      <w:r>
+        <w:rPr>
+          <w:rFonts w:ascii="Times New Roman" w:hAnsi="Times New Roman" w:cs="Times New Roman"/>
+          <w:sz w:val="28"/>
+          <w:szCs w:val="28"/>
+        </w:rPr>
+        <w:t>var</w:t>
+      </w:r>
+      <w:proofErr w:type="spellEnd"/>
+      <w:r>
+        <w:rPr>
+          <w:rFonts w:ascii="Times New Roman" w:hAnsi="Times New Roman" w:cs="Times New Roman"/>
+          <w:sz w:val="28"/>
+          <w:szCs w:val="28"/>
+        </w:rPr>
+        <w:t>/</w:t>
+      </w:r>
+      <w:proofErr w:type="spellStart"/>
+      <w:r>
+        <w:rPr>
+          <w:rFonts w:ascii="Times New Roman" w:hAnsi="Times New Roman" w:cs="Times New Roman"/>
+          <w:sz w:val="28"/>
+          <w:szCs w:val="28"/>
+        </w:rPr>
+        <w:t>ftp</w:t>
+      </w:r>
+      <w:proofErr w:type="spellEnd"/>
+      <w:r>
+        <w:rPr>
+          <w:rFonts w:ascii="Times New Roman" w:hAnsi="Times New Roman" w:cs="Times New Roman"/>
+          <w:sz w:val="28"/>
+          <w:szCs w:val="28"/>
+        </w:rPr>
+        <w:t>/ или папки пользователей (</w:t>
+      </w:r>
+      <w:proofErr w:type="spellStart"/>
+      <w:r>
+        <w:rPr>
+          <w:rFonts w:ascii="Times New Roman" w:hAnsi="Times New Roman" w:cs="Times New Roman"/>
+          <w:sz w:val="28"/>
+          <w:szCs w:val="28"/>
+        </w:rPr>
+        <w:t>Linux</w:t>
+      </w:r>
+      <w:proofErr w:type="spellEnd"/>
+      <w:r>
+        <w:rPr>
+          <w:rFonts w:ascii="Times New Roman" w:hAnsi="Times New Roman" w:cs="Times New Roman"/>
+          <w:sz w:val="28"/>
+          <w:szCs w:val="28"/>
+        </w:rPr>
+        <w:t>), настраивается индивидуально.</w:t>
+      </w:r>
+    </w:p>
+    <w:p>
+      <w:pPr>
+        <w:rPr>
+          <w:rFonts w:ascii="Times New Roman" w:hAnsi="Times New Roman" w:cs="Times New Roman"/>
+          <w:sz w:val="28"/>
+          <w:szCs w:val="28"/>
+        </w:rPr>
+      </w:pPr>
+    </w:p>
+    <w:p>
+      <w:pPr>
+        <w:pStyle w:val="a6"/>
+        <w:numPr>
+          <w:ilvl w:val="0"/>
+          <w:numId w:val="3"/>
+        </w:numPr>
+        <w:rPr>
+          <w:rFonts w:ascii="Times New Roman" w:hAnsi="Times New Roman" w:cs="Times New Roman"/>
+          <w:sz w:val="28"/>
+          <w:szCs w:val="28"/>
+        </w:rPr>
+      </w:pPr>
+      <w:r>
+        <w:rPr>
+          <w:rFonts w:ascii="Times New Roman" w:hAnsi="Times New Roman" w:cs="Times New Roman"/>
+          <w:sz w:val="28"/>
+          <w:szCs w:val="28"/>
+        </w:rPr>
+        <w:t xml:space="preserve">Обратные зоны DNS в сети: Создаются вручную на </w:t>
+      </w:r>
+      <w:proofErr w:type="spellStart"/>
+      <w:r>
+        <w:rPr>
+          <w:rFonts w:ascii="Times New Roman" w:hAnsi="Times New Roman" w:cs="Times New Roman"/>
+          <w:sz w:val="28"/>
+          <w:szCs w:val="28"/>
+        </w:rPr>
+        <w:t>авторитативных</w:t>
+      </w:r>
+      <w:proofErr w:type="spellEnd"/>
+      <w:r>
+        <w:rPr>
+          <w:rFonts w:ascii="Times New Roman" w:hAnsi="Times New Roman" w:cs="Times New Roman"/>
+          <w:sz w:val="28"/>
+          <w:szCs w:val="28"/>
+        </w:rPr>
+        <w:t xml:space="preserve"> DNS-серверах и содержат PTR-записи, сопоставляющие IP с именами.</w:t>
+      </w:r>
+    </w:p>
+    <w:p>
+      <w:pPr>
+        <w:rPr>
+          <w:rFonts w:ascii="Times New Roman" w:hAnsi="Times New Roman" w:cs="Times New Roman"/>
+          <w:sz w:val="28"/>
+          <w:szCs w:val="28"/>
+        </w:rPr>
+      </w:pPr>
+    </w:p>
+    <w:p>
+      <w:pPr>
+        <w:pStyle w:val="a6"/>
+        <w:numPr>
+          <w:ilvl w:val="0"/>
+          <w:numId w:val="3"/>
+        </w:numPr>
+        <w:rPr>
+          <w:rFonts w:ascii="Times New Roman" w:hAnsi="Times New Roman" w:cs="Times New Roman"/>
+          <w:sz w:val="28"/>
+          <w:szCs w:val="28"/>
+          <w:lang w:val="en-US"/>
+        </w:rPr>
+      </w:pPr>
+      <w:r>
+        <w:rPr>
+          <w:rFonts w:ascii="Times New Roman" w:hAnsi="Times New Roman" w:cs="Times New Roman"/>
+          <w:sz w:val="28"/>
+          <w:szCs w:val="28"/>
+          <w:lang w:val="en-US"/>
+        </w:rPr>
+        <w:t xml:space="preserve">DNS </w:t>
+      </w:r>
+      <w:r>
+        <w:rPr>
+          <w:rFonts w:ascii="Times New Roman" w:hAnsi="Times New Roman" w:cs="Times New Roman"/>
+          <w:sz w:val="28"/>
+          <w:szCs w:val="28"/>
+        </w:rPr>
+        <w:t>в</w:t>
+      </w:r>
+      <w:r>
+        <w:rPr>
+          <w:rFonts w:ascii="Times New Roman" w:hAnsi="Times New Roman" w:cs="Times New Roman"/>
+          <w:sz w:val="28"/>
+          <w:szCs w:val="28"/>
+          <w:lang w:val="en-US"/>
+        </w:rPr>
+        <w:t xml:space="preserve"> Packet Tracer:</w:t>
+      </w:r>
+    </w:p>
+    <w:p>
+      <w:pPr>
+        <w:pStyle w:val="a6"/>
+        <w:numPr>
+          <w:ilvl w:val="0"/>
+          <w:numId w:val="9"/>
+        </w:numPr>
+        <w:rPr>
+          <w:rFonts w:ascii="Times New Roman" w:hAnsi="Times New Roman" w:cs="Times New Roman"/>
+          <w:sz w:val="28"/>
+          <w:szCs w:val="28"/>
+          <w:lang w:val="en-US"/>
+        </w:rPr>
+      </w:pPr>
+      <w:r>
+        <w:rPr>
+          <w:rFonts w:ascii="Times New Roman" w:hAnsi="Times New Roman" w:cs="Times New Roman"/>
+          <w:sz w:val="28"/>
+          <w:szCs w:val="28"/>
+        </w:rPr>
+        <w:t>Добавить</w:t>
+      </w:r>
+      <w:r>
+        <w:rPr>
+          <w:rFonts w:ascii="Times New Roman" w:hAnsi="Times New Roman" w:cs="Times New Roman"/>
+          <w:sz w:val="28"/>
+          <w:szCs w:val="28"/>
+          <w:lang w:val="en-US"/>
+        </w:rPr>
+        <w:t xml:space="preserve"> DNS Server.</w:t>
+      </w:r>
+    </w:p>
+    <w:p>
+      <w:pPr>
+        <w:pStyle w:val="a6"/>
+        <w:numPr>
+          <w:ilvl w:val="0"/>
+          <w:numId w:val="9"/>
+        </w:numPr>
+        <w:rPr>
+          <w:rFonts w:ascii="Times New Roman" w:hAnsi="Times New Roman" w:cs="Times New Roman"/>
+          <w:sz w:val="28"/>
+          <w:szCs w:val="28"/>
+        </w:rPr>
+      </w:pPr>
+      <w:r>
+        <w:rPr>
+          <w:rFonts w:ascii="Times New Roman" w:hAnsi="Times New Roman" w:cs="Times New Roman"/>
+          <w:sz w:val="28"/>
+          <w:szCs w:val="28"/>
+        </w:rPr>
+        <w:t xml:space="preserve">Вкладка </w:t>
+      </w:r>
+      <w:proofErr w:type="spellStart"/>
+      <w:r>
+        <w:rPr>
+          <w:rFonts w:ascii="Times New Roman" w:hAnsi="Times New Roman" w:cs="Times New Roman"/>
+          <w:sz w:val="28"/>
+          <w:szCs w:val="28"/>
+        </w:rPr>
+        <w:t>Services</w:t>
+      </w:r>
+      <w:proofErr w:type="spellEnd"/>
+      <w:r>
+        <w:rPr>
+          <w:rFonts w:ascii="Times New Roman" w:hAnsi="Times New Roman" w:cs="Times New Roman"/>
+          <w:sz w:val="28"/>
+          <w:szCs w:val="28"/>
+        </w:rPr>
+        <w:t>, включить DNS.</w:t>
+      </w:r>
+    </w:p>
+    <w:p>
+      <w:pPr>
+        <w:pStyle w:val="a6"/>
+        <w:numPr>
+          <w:ilvl w:val="0"/>
+          <w:numId w:val="9"/>
+        </w:numPr>
+        <w:rPr>
+          <w:rFonts w:ascii="Times New Roman" w:hAnsi="Times New Roman" w:cs="Times New Roman"/>
+          <w:sz w:val="28"/>
+          <w:szCs w:val="28"/>
+        </w:rPr>
+      </w:pPr>
+      <w:r>
+        <w:rPr>
+          <w:rFonts w:ascii="Times New Roman" w:hAnsi="Times New Roman" w:cs="Times New Roman"/>
+          <w:sz w:val="28"/>
+          <w:szCs w:val="28"/>
+        </w:rPr>
+        <w:t>Добавить домен (например, company.com) с IP-адресом сервера.</w:t>
+      </w:r>
+    </w:p>
+    <w:p>
+      <w:pPr>
+        <w:pStyle w:val="a6"/>
+        <w:numPr>
+          <w:ilvl w:val="0"/>
+          <w:numId w:val="9"/>
+        </w:numPr>
+        <w:rPr>
+          <w:rFonts w:ascii="Times New Roman" w:hAnsi="Times New Roman" w:cs="Times New Roman"/>
+          <w:sz w:val="28"/>
+          <w:szCs w:val="28"/>
+        </w:rPr>
+      </w:pPr>
+      <w:r>
+        <w:rPr>
+          <w:rFonts w:ascii="Times New Roman" w:hAnsi="Times New Roman" w:cs="Times New Roman"/>
+          <w:sz w:val="28"/>
+          <w:szCs w:val="28"/>
+        </w:rPr>
+        <w:t>Для обратной зоны добавить зону (например, 1.168.192.in-addr.arpa) и PTR-записи.</w:t>
+      </w:r>
+    </w:p>
+    <w:p>
+      <w:pPr>
+        <w:rPr>
+          <w:rFonts w:ascii="Times New Roman" w:hAnsi="Times New Roman" w:cs="Times New Roman"/>
+          <w:sz w:val="28"/>
+          <w:szCs w:val="28"/>
+        </w:rPr>
+      </w:pPr>
+    </w:p>
+    <w:p>
+      <w:pPr>
+        <w:pStyle w:val="a6"/>
+        <w:numPr>
+          <w:ilvl w:val="0"/>
+          <w:numId w:val="3"/>
+        </w:numPr>
+        <w:rPr>
+          <w:rFonts w:ascii="Times New Roman" w:hAnsi="Times New Roman" w:cs="Times New Roman"/>
+          <w:sz w:val="28"/>
+          <w:szCs w:val="28"/>
+        </w:rPr>
+      </w:pPr>
+      <w:r>
+        <w:rPr>
+          <w:rFonts w:ascii="Times New Roman" w:hAnsi="Times New Roman" w:cs="Times New Roman"/>
+          <w:sz w:val="28"/>
+          <w:szCs w:val="28"/>
+        </w:rPr>
+        <w:t xml:space="preserve">DHCP в </w:t>
+      </w:r>
+      <w:proofErr w:type="spellStart"/>
+      <w:r>
+        <w:rPr>
+          <w:rFonts w:ascii="Times New Roman" w:hAnsi="Times New Roman" w:cs="Times New Roman"/>
+          <w:sz w:val="28"/>
+          <w:szCs w:val="28"/>
+        </w:rPr>
+        <w:t>Packet</w:t>
+      </w:r>
+      <w:proofErr w:type="spellEnd"/>
+      <w:r>
+        <w:rPr>
+          <w:rFonts w:ascii="Times New Roman" w:hAnsi="Times New Roman" w:cs="Times New Roman"/>
+          <w:sz w:val="28"/>
+          <w:szCs w:val="28"/>
+        </w:rPr>
+        <w:t xml:space="preserve"> </w:t>
+      </w:r>
+      <w:proofErr w:type="spellStart"/>
+      <w:r>
+        <w:rPr>
+          <w:rFonts w:ascii="Times New Roman" w:hAnsi="Times New Roman" w:cs="Times New Roman"/>
+          <w:sz w:val="28"/>
+          <w:szCs w:val="28"/>
+        </w:rPr>
+        <w:t>Tracer</w:t>
+      </w:r>
+      <w:proofErr w:type="spellEnd"/>
+      <w:r>
+        <w:rPr>
+          <w:rFonts w:ascii="Times New Roman" w:hAnsi="Times New Roman" w:cs="Times New Roman"/>
+          <w:sz w:val="28"/>
+          <w:szCs w:val="28"/>
+        </w:rPr>
+        <w:t>:</w:t>
+      </w:r>
+    </w:p>
+    <w:p>
+      <w:pPr>
+        <w:pStyle w:val="a6"/>
+        <w:numPr>
+          <w:ilvl w:val="0"/>
+          <w:numId w:val="11"/>
+        </w:numPr>
+        <w:rPr>
+          <w:rFonts w:ascii="Times New Roman" w:hAnsi="Times New Roman" w:cs="Times New Roman"/>
+          <w:sz w:val="28"/>
+          <w:szCs w:val="28"/>
+        </w:rPr>
+      </w:pPr>
+      <w:r>
+        <w:rPr>
+          <w:rFonts w:ascii="Times New Roman" w:hAnsi="Times New Roman" w:cs="Times New Roman"/>
+          <w:sz w:val="28"/>
+          <w:szCs w:val="28"/>
+        </w:rPr>
+        <w:t xml:space="preserve">Добавить DHCP </w:t>
+      </w:r>
+      <w:proofErr w:type="spellStart"/>
+      <w:r>
+        <w:rPr>
+          <w:rFonts w:ascii="Times New Roman" w:hAnsi="Times New Roman" w:cs="Times New Roman"/>
+          <w:sz w:val="28"/>
+          <w:szCs w:val="28"/>
+        </w:rPr>
+        <w:t>Server</w:t>
+      </w:r>
+      <w:proofErr w:type="spellEnd"/>
+      <w:r>
+        <w:rPr>
+          <w:rFonts w:ascii="Times New Roman" w:hAnsi="Times New Roman" w:cs="Times New Roman"/>
+          <w:sz w:val="28"/>
+          <w:szCs w:val="28"/>
+        </w:rPr>
+        <w:t xml:space="preserve"> (или использовать роутер).</w:t>
+      </w:r>
+    </w:p>
+    <w:p>
+      <w:pPr>
+        <w:pStyle w:val="a6"/>
+        <w:numPr>
+          <w:ilvl w:val="0"/>
+          <w:numId w:val="11"/>
+        </w:numPr>
+        <w:rPr>
+          <w:rFonts w:ascii="Times New Roman" w:hAnsi="Times New Roman" w:cs="Times New Roman"/>
+          <w:sz w:val="28"/>
+          <w:szCs w:val="28"/>
+        </w:rPr>
+      </w:pPr>
+      <w:r>
+        <w:rPr>
+          <w:rFonts w:ascii="Times New Roman" w:hAnsi="Times New Roman" w:cs="Times New Roman"/>
+          <w:sz w:val="28"/>
+          <w:szCs w:val="28"/>
+        </w:rPr>
+        <w:t xml:space="preserve">Вкладка </w:t>
+      </w:r>
+      <w:proofErr w:type="spellStart"/>
+      <w:r>
+        <w:rPr>
+          <w:rFonts w:ascii="Times New Roman" w:hAnsi="Times New Roman" w:cs="Times New Roman"/>
+          <w:sz w:val="28"/>
+          <w:szCs w:val="28"/>
+        </w:rPr>
+        <w:t>Services</w:t>
+      </w:r>
+      <w:proofErr w:type="spellEnd"/>
+      <w:r>
+        <w:rPr>
+          <w:rFonts w:ascii="Times New Roman" w:hAnsi="Times New Roman" w:cs="Times New Roman"/>
+          <w:sz w:val="28"/>
+          <w:szCs w:val="28"/>
+        </w:rPr>
+        <w:t>, включить DHCP.</w:t>
+      </w:r>
+    </w:p>
+    <w:p>
+      <w:pPr>
+        <w:pStyle w:val="a6"/>
+        <w:numPr>
+          <w:ilvl w:val="0"/>
+          <w:numId w:val="11"/>
+        </w:numPr>
+        <w:rPr>
+          <w:rFonts w:ascii="Times New Roman" w:hAnsi="Times New Roman" w:cs="Times New Roman"/>
+          <w:sz w:val="28"/>
+          <w:szCs w:val="28"/>
+          <w:lang w:val="en-US"/>
+        </w:rPr>
+      </w:pPr>
+      <w:r>
+        <w:rPr>
+          <w:rFonts w:ascii="Times New Roman" w:hAnsi="Times New Roman" w:cs="Times New Roman"/>
+          <w:sz w:val="28"/>
+          <w:szCs w:val="28"/>
+        </w:rPr>
+        <w:t>Создать</w:t>
+      </w:r>
+      <w:r>
+        <w:rPr>
+          <w:rFonts w:ascii="Times New Roman" w:hAnsi="Times New Roman" w:cs="Times New Roman"/>
+          <w:sz w:val="28"/>
+          <w:szCs w:val="28"/>
+          <w:lang w:val="en-US"/>
+        </w:rPr>
+        <w:t xml:space="preserve"> </w:t>
+      </w:r>
+      <w:r>
+        <w:rPr>
+          <w:rFonts w:ascii="Times New Roman" w:hAnsi="Times New Roman" w:cs="Times New Roman"/>
+          <w:sz w:val="28"/>
+          <w:szCs w:val="28"/>
+        </w:rPr>
+        <w:t>пул</w:t>
+      </w:r>
+      <w:r>
+        <w:rPr>
+          <w:rFonts w:ascii="Times New Roman" w:hAnsi="Times New Roman" w:cs="Times New Roman"/>
+          <w:sz w:val="28"/>
+          <w:szCs w:val="28"/>
+          <w:lang w:val="en-US"/>
+        </w:rPr>
+        <w:t xml:space="preserve">: </w:t>
+      </w:r>
+      <w:r>
+        <w:rPr>
+          <w:rFonts w:ascii="Times New Roman" w:hAnsi="Times New Roman" w:cs="Times New Roman"/>
+          <w:sz w:val="28"/>
+          <w:szCs w:val="28"/>
+        </w:rPr>
+        <w:t>указать</w:t>
+      </w:r>
+      <w:r>
+        <w:rPr>
+          <w:rFonts w:ascii="Times New Roman" w:hAnsi="Times New Roman" w:cs="Times New Roman"/>
+          <w:sz w:val="28"/>
+          <w:szCs w:val="28"/>
+          <w:lang w:val="en-US"/>
+        </w:rPr>
+        <w:t xml:space="preserve"> Gateway, DNS Server, Start IP, Max Users.</w:t>
+      </w:r>
+    </w:p>
+    <w:p>
+      <w:pPr>
+        <w:pStyle w:val="a6"/>
+        <w:numPr>
+          <w:ilvl w:val="0"/>
+          <w:numId w:val="11"/>
+        </w:numPr>
+        <w:rPr>
+          <w:rFonts w:ascii="Times New Roman" w:hAnsi="Times New Roman" w:cs="Times New Roman"/>
+          <w:sz w:val="28"/>
+          <w:szCs w:val="28"/>
+        </w:rPr>
+      </w:pPr>
+      <w:r>
+        <w:rPr>
+          <w:rFonts w:ascii="Times New Roman" w:hAnsi="Times New Roman" w:cs="Times New Roman"/>
+          <w:sz w:val="28"/>
+          <w:szCs w:val="28"/>
+        </w:rPr>
+        <w:t>На клиентах выбрать "DHCP".</w:t>
+      </w:r>
+    </w:p>
+    <w:p>
+      <w:pPr>
+        <w:rPr>
+          <w:rFonts w:ascii="Times New Roman" w:hAnsi="Times New Roman" w:cs="Times New Roman"/>
+          <w:sz w:val="28"/>
+          <w:szCs w:val="28"/>
+        </w:rPr>
+      </w:pPr>
+    </w:p>
+    <w:p>
+      <w:pPr>
+        <w:pStyle w:val="a6"/>
+        <w:numPr>
+          <w:ilvl w:val="0"/>
+          <w:numId w:val="3"/>
+        </w:numPr>
+        <w:rPr>
+          <w:rFonts w:ascii="Times New Roman" w:hAnsi="Times New Roman" w:cs="Times New Roman"/>
+          <w:sz w:val="28"/>
+          <w:szCs w:val="28"/>
+        </w:rPr>
+      </w:pPr>
+      <w:r>
+        <w:rPr>
+          <w:rFonts w:ascii="Times New Roman" w:hAnsi="Times New Roman" w:cs="Times New Roman"/>
+          <w:sz w:val="28"/>
+          <w:szCs w:val="28"/>
+        </w:rPr>
+        <w:t xml:space="preserve">FTP в </w:t>
+      </w:r>
+      <w:proofErr w:type="spellStart"/>
+      <w:r>
+        <w:rPr>
+          <w:rFonts w:ascii="Times New Roman" w:hAnsi="Times New Roman" w:cs="Times New Roman"/>
+          <w:sz w:val="28"/>
+          <w:szCs w:val="28"/>
+        </w:rPr>
+        <w:t>Packet</w:t>
+      </w:r>
+      <w:proofErr w:type="spellEnd"/>
+      <w:r>
+        <w:rPr>
+          <w:rFonts w:ascii="Times New Roman" w:hAnsi="Times New Roman" w:cs="Times New Roman"/>
+          <w:sz w:val="28"/>
+          <w:szCs w:val="28"/>
+        </w:rPr>
+        <w:t xml:space="preserve"> </w:t>
+      </w:r>
+      <w:proofErr w:type="spellStart"/>
+      <w:r>
+        <w:rPr>
+          <w:rFonts w:ascii="Times New Roman" w:hAnsi="Times New Roman" w:cs="Times New Roman"/>
+          <w:sz w:val="28"/>
+          <w:szCs w:val="28"/>
+        </w:rPr>
+        <w:t>Tracer</w:t>
+      </w:r>
+      <w:proofErr w:type="spellEnd"/>
+      <w:r>
+        <w:rPr>
+          <w:rFonts w:ascii="Times New Roman" w:hAnsi="Times New Roman" w:cs="Times New Roman"/>
+          <w:sz w:val="28"/>
+          <w:szCs w:val="28"/>
+        </w:rPr>
+        <w:t>:</w:t>
+      </w:r>
+    </w:p>
+    <w:p>
+      <w:pPr>
+        <w:pStyle w:val="a6"/>
+        <w:numPr>
+          <w:ilvl w:val="0"/>
+          <w:numId w:val="13"/>
+        </w:numPr>
+        <w:rPr>
+          <w:rFonts w:ascii="Times New Roman" w:hAnsi="Times New Roman" w:cs="Times New Roman"/>
+          <w:sz w:val="28"/>
+          <w:szCs w:val="28"/>
+        </w:rPr>
+      </w:pPr>
+      <w:r>
+        <w:rPr>
+          <w:rFonts w:ascii="Times New Roman" w:hAnsi="Times New Roman" w:cs="Times New Roman"/>
+          <w:sz w:val="28"/>
+          <w:szCs w:val="28"/>
+        </w:rPr>
+        <w:t xml:space="preserve">Добавить </w:t>
+      </w:r>
+      <w:proofErr w:type="spellStart"/>
+      <w:r>
+        <w:rPr>
+          <w:rFonts w:ascii="Times New Roman" w:hAnsi="Times New Roman" w:cs="Times New Roman"/>
+          <w:sz w:val="28"/>
+          <w:szCs w:val="28"/>
+        </w:rPr>
+        <w:t>Server</w:t>
+      </w:r>
+      <w:proofErr w:type="spellEnd"/>
+      <w:r>
+        <w:rPr>
+          <w:rFonts w:ascii="Times New Roman" w:hAnsi="Times New Roman" w:cs="Times New Roman"/>
+          <w:sz w:val="28"/>
+          <w:szCs w:val="28"/>
+        </w:rPr>
+        <w:t>.</w:t>
+      </w:r>
+    </w:p>
+    <w:p>
+      <w:pPr>
+        <w:pStyle w:val="a6"/>
+        <w:numPr>
+          <w:ilvl w:val="0"/>
+          <w:numId w:val="13"/>
+        </w:numPr>
+        <w:rPr>
+          <w:rFonts w:ascii="Times New Roman" w:hAnsi="Times New Roman" w:cs="Times New Roman"/>
+          <w:sz w:val="28"/>
+          <w:szCs w:val="28"/>
+        </w:rPr>
+      </w:pPr>
+      <w:r>
+        <w:rPr>
+          <w:rFonts w:ascii="Times New Roman" w:hAnsi="Times New Roman" w:cs="Times New Roman"/>
+          <w:sz w:val="28"/>
+          <w:szCs w:val="28"/>
+        </w:rPr>
+        <w:t xml:space="preserve">Вкладка </w:t>
+      </w:r>
+      <w:proofErr w:type="spellStart"/>
+      <w:r>
+        <w:rPr>
+          <w:rFonts w:ascii="Times New Roman" w:hAnsi="Times New Roman" w:cs="Times New Roman"/>
+          <w:sz w:val="28"/>
+          <w:szCs w:val="28"/>
+        </w:rPr>
+        <w:t>Services</w:t>
+      </w:r>
+      <w:proofErr w:type="spellEnd"/>
+      <w:r>
+        <w:rPr>
+          <w:rFonts w:ascii="Times New Roman" w:hAnsi="Times New Roman" w:cs="Times New Roman"/>
+          <w:sz w:val="28"/>
+          <w:szCs w:val="28"/>
+        </w:rPr>
+        <w:t>, включить FTP.</w:t>
+      </w:r>
+    </w:p>
+    <w:p>
+      <w:pPr>
+        <w:pStyle w:val="a6"/>
+        <w:numPr>
+          <w:ilvl w:val="0"/>
+          <w:numId w:val="13"/>
+        </w:numPr>
+        <w:rPr>
+          <w:rFonts w:ascii="Times New Roman" w:hAnsi="Times New Roman" w:cs="Times New Roman"/>
+          <w:sz w:val="28"/>
+          <w:szCs w:val="28"/>
+        </w:rPr>
+      </w:pPr>
+      <w:r>
+        <w:rPr>
+          <w:rFonts w:ascii="Times New Roman" w:hAnsi="Times New Roman" w:cs="Times New Roman"/>
+          <w:sz w:val="28"/>
+          <w:szCs w:val="28"/>
+        </w:rPr>
+        <w:t>Добавить пользователя (</w:t>
+      </w:r>
+      <w:proofErr w:type="spellStart"/>
+      <w:r>
+        <w:rPr>
+          <w:rFonts w:ascii="Times New Roman" w:hAnsi="Times New Roman" w:cs="Times New Roman"/>
+          <w:sz w:val="28"/>
+          <w:szCs w:val="28"/>
+        </w:rPr>
+        <w:t>Username</w:t>
+      </w:r>
+      <w:proofErr w:type="spellEnd"/>
+      <w:r>
+        <w:rPr>
+          <w:rFonts w:ascii="Times New Roman" w:hAnsi="Times New Roman" w:cs="Times New Roman"/>
+          <w:sz w:val="28"/>
+          <w:szCs w:val="28"/>
+        </w:rPr>
+        <w:t xml:space="preserve">, </w:t>
+      </w:r>
+      <w:proofErr w:type="spellStart"/>
+      <w:r>
+        <w:rPr>
+          <w:rFonts w:ascii="Times New Roman" w:hAnsi="Times New Roman" w:cs="Times New Roman"/>
+          <w:sz w:val="28"/>
+          <w:szCs w:val="28"/>
+        </w:rPr>
+        <w:t>Password</w:t>
+      </w:r>
+      <w:proofErr w:type="spellEnd"/>
+      <w:r>
+        <w:rPr>
+          <w:rFonts w:ascii="Times New Roman" w:hAnsi="Times New Roman" w:cs="Times New Roman"/>
+          <w:sz w:val="28"/>
+          <w:szCs w:val="28"/>
+        </w:rPr>
+        <w:t>, права).</w:t>
+      </w:r>
+    </w:p>
+    <w:p>
+      <w:pPr>
+        <w:pStyle w:val="a6"/>
+        <w:numPr>
+          <w:ilvl w:val="0"/>
+          <w:numId w:val="13"/>
+        </w:numPr>
+        <w:rPr>
+          <w:rFonts w:ascii="Times New Roman" w:hAnsi="Times New Roman" w:cs="Times New Roman"/>
+          <w:sz w:val="28"/>
+          <w:szCs w:val="28"/>
+        </w:rPr>
+      </w:pPr>
+      <w:r>
+        <w:rPr>
+          <w:rFonts w:ascii="Times New Roman" w:hAnsi="Times New Roman" w:cs="Times New Roman"/>
+          <w:sz w:val="28"/>
+          <w:szCs w:val="28"/>
+        </w:rPr>
+        <w:t xml:space="preserve">На клиенте: </w:t>
+      </w:r>
+      <w:proofErr w:type="spellStart"/>
+      <w:r>
+        <w:rPr>
+          <w:rFonts w:ascii="Times New Roman" w:hAnsi="Times New Roman" w:cs="Times New Roman"/>
+          <w:sz w:val="28"/>
+          <w:szCs w:val="28"/>
+        </w:rPr>
+        <w:t>ftp</w:t>
+      </w:r>
+      <w:proofErr w:type="spellEnd"/>
+      <w:r>
+        <w:rPr>
+          <w:rFonts w:ascii="Times New Roman" w:hAnsi="Times New Roman" w:cs="Times New Roman"/>
+          <w:sz w:val="28"/>
+          <w:szCs w:val="28"/>
+        </w:rPr>
+        <w:t xml:space="preserve"> &lt;</w:t>
+      </w:r>
+      <w:proofErr w:type="spellStart"/>
+      <w:r>
+        <w:rPr>
+          <w:rFonts w:ascii="Times New Roman" w:hAnsi="Times New Roman" w:cs="Times New Roman"/>
+          <w:sz w:val="28"/>
+          <w:szCs w:val="28"/>
+        </w:rPr>
+        <w:t>IP-адрес_сервера</w:t>
+      </w:r>
+      <w:proofErr w:type="spellEnd"/>
+      <w:r>
+        <w:rPr>
+          <w:rFonts w:ascii="Times New Roman" w:hAnsi="Times New Roman" w:cs="Times New Roman"/>
+          <w:sz w:val="28"/>
+          <w:szCs w:val="28"/>
+        </w:rPr>
+        <w:t>&gt;, ввести логин/пароль.</w:t>
+      </w:r>
+    </w:p>
+    <w:p>
+      <w:pPr>
+        <w:rPr>
+          <w:rFonts w:ascii="Times New Roman" w:hAnsi="Times New Roman" w:cs="Times New Roman"/>
+          <w:sz w:val="28"/>
+          <w:szCs w:val="28"/>
+        </w:rPr>
+      </w:pPr>
+    </w:p>
+    <w:p>
+      <w:pPr>
+        <w:pStyle w:val="a6"/>
+        <w:numPr>
+          <w:ilvl w:val="0"/>
+          <w:numId w:val="3"/>
+        </w:numPr>
+        <w:rPr>
+          <w:rFonts w:ascii="Times New Roman" w:hAnsi="Times New Roman" w:cs="Times New Roman"/>
+          <w:sz w:val="28"/>
+          <w:szCs w:val="28"/>
+          <w:lang w:val="en-US"/>
+        </w:rPr>
+      </w:pPr>
+      <w:r>
+        <w:rPr>
+          <w:rFonts w:ascii="Times New Roman" w:hAnsi="Times New Roman" w:cs="Times New Roman"/>
+          <w:sz w:val="28"/>
+          <w:szCs w:val="28"/>
+          <w:lang w:val="en-US"/>
+        </w:rPr>
+        <w:t xml:space="preserve">Web Server </w:t>
+      </w:r>
+      <w:r>
+        <w:rPr>
+          <w:rFonts w:ascii="Times New Roman" w:hAnsi="Times New Roman" w:cs="Times New Roman"/>
+          <w:sz w:val="28"/>
+          <w:szCs w:val="28"/>
+        </w:rPr>
+        <w:t>в</w:t>
+      </w:r>
+      <w:r>
+        <w:rPr>
+          <w:rFonts w:ascii="Times New Roman" w:hAnsi="Times New Roman" w:cs="Times New Roman"/>
+          <w:sz w:val="28"/>
+          <w:szCs w:val="28"/>
+          <w:lang w:val="en-US"/>
+        </w:rPr>
+        <w:t xml:space="preserve"> Packet Tracer:</w:t>
+      </w:r>
+    </w:p>
+    <w:p>
+      <w:pPr>
+        <w:pStyle w:val="a6"/>
+        <w:numPr>
+          <w:ilvl w:val="0"/>
+          <w:numId w:val="14"/>
+        </w:numPr>
+        <w:rPr>
+          <w:rFonts w:ascii="Times New Roman" w:hAnsi="Times New Roman" w:cs="Times New Roman"/>
+          <w:sz w:val="28"/>
+          <w:szCs w:val="28"/>
+        </w:rPr>
+      </w:pPr>
+      <w:r>
+        <w:rPr>
+          <w:rFonts w:ascii="Times New Roman" w:hAnsi="Times New Roman" w:cs="Times New Roman"/>
+          <w:sz w:val="28"/>
+          <w:szCs w:val="28"/>
+        </w:rPr>
+        <w:t xml:space="preserve">Добавить </w:t>
+      </w:r>
+      <w:proofErr w:type="spellStart"/>
+      <w:r>
+        <w:rPr>
+          <w:rFonts w:ascii="Times New Roman" w:hAnsi="Times New Roman" w:cs="Times New Roman"/>
+          <w:sz w:val="28"/>
+          <w:szCs w:val="28"/>
+        </w:rPr>
+        <w:t>Server</w:t>
+      </w:r>
+      <w:proofErr w:type="spellEnd"/>
+      <w:r>
+        <w:rPr>
+          <w:rFonts w:ascii="Times New Roman" w:hAnsi="Times New Roman" w:cs="Times New Roman"/>
+          <w:sz w:val="28"/>
+          <w:szCs w:val="28"/>
+        </w:rPr>
+        <w:t>.</w:t>
+      </w:r>
+    </w:p>
+    <w:p>
+      <w:pPr>
+        <w:pStyle w:val="a6"/>
+        <w:numPr>
+          <w:ilvl w:val="0"/>
+          <w:numId w:val="14"/>
+        </w:numPr>
+        <w:rPr>
+          <w:rFonts w:ascii="Times New Roman" w:hAnsi="Times New Roman" w:cs="Times New Roman"/>
+          <w:sz w:val="28"/>
+          <w:szCs w:val="28"/>
+        </w:rPr>
+      </w:pPr>
+      <w:r>
+        <w:rPr>
+          <w:rFonts w:ascii="Times New Roman" w:hAnsi="Times New Roman" w:cs="Times New Roman"/>
+          <w:sz w:val="28"/>
+          <w:szCs w:val="28"/>
+        </w:rPr>
+        <w:t xml:space="preserve">Вкладка </w:t>
+      </w:r>
+      <w:proofErr w:type="spellStart"/>
+      <w:r>
+        <w:rPr>
+          <w:rFonts w:ascii="Times New Roman" w:hAnsi="Times New Roman" w:cs="Times New Roman"/>
+          <w:sz w:val="28"/>
+          <w:szCs w:val="28"/>
+        </w:rPr>
+        <w:t>Services</w:t>
+      </w:r>
+      <w:proofErr w:type="spellEnd"/>
+      <w:r>
+        <w:rPr>
+          <w:rFonts w:ascii="Times New Roman" w:hAnsi="Times New Roman" w:cs="Times New Roman"/>
+          <w:sz w:val="28"/>
+          <w:szCs w:val="28"/>
+        </w:rPr>
+        <w:t xml:space="preserve">, убедиться, что HTTP </w:t>
+      </w:r>
+      <w:proofErr w:type="gramStart"/>
+      <w:r>
+        <w:rPr>
+          <w:rFonts w:ascii="Times New Roman" w:hAnsi="Times New Roman" w:cs="Times New Roman"/>
+          <w:sz w:val="28"/>
+          <w:szCs w:val="28"/>
+        </w:rPr>
+        <w:t>включен</w:t>
+      </w:r>
+      <w:proofErr w:type="gramEnd"/>
+      <w:r>
+        <w:rPr>
+          <w:rFonts w:ascii="Times New Roman" w:hAnsi="Times New Roman" w:cs="Times New Roman"/>
+          <w:sz w:val="28"/>
+          <w:szCs w:val="28"/>
+        </w:rPr>
+        <w:t>.</w:t>
+      </w:r>
+    </w:p>
+    <w:p>
+      <w:pPr>
+        <w:pStyle w:val="a6"/>
+        <w:numPr>
+          <w:ilvl w:val="0"/>
+          <w:numId w:val="14"/>
+        </w:numPr>
+        <w:rPr>
+          <w:rFonts w:ascii="Times New Roman" w:hAnsi="Times New Roman" w:cs="Times New Roman"/>
+          <w:sz w:val="28"/>
+          <w:szCs w:val="28"/>
+        </w:rPr>
+      </w:pPr>
+      <w:r>
+        <w:rPr>
+          <w:rFonts w:ascii="Times New Roman" w:hAnsi="Times New Roman" w:cs="Times New Roman"/>
+          <w:sz w:val="28"/>
+          <w:szCs w:val="28"/>
+        </w:rPr>
+        <w:t>Редактировать index.html (</w:t>
+      </w:r>
+      <w:proofErr w:type="spellStart"/>
+      <w:r>
+        <w:rPr>
+          <w:rFonts w:ascii="Times New Roman" w:hAnsi="Times New Roman" w:cs="Times New Roman"/>
+          <w:sz w:val="28"/>
+          <w:szCs w:val="28"/>
+        </w:rPr>
+        <w:t>Edit</w:t>
+      </w:r>
+      <w:proofErr w:type="spellEnd"/>
+      <w:r>
+        <w:rPr>
+          <w:rFonts w:ascii="Times New Roman" w:hAnsi="Times New Roman" w:cs="Times New Roman"/>
+          <w:sz w:val="28"/>
+          <w:szCs w:val="28"/>
+        </w:rPr>
+        <w:t>).</w:t>
+      </w:r>
+    </w:p>
+    <w:p>
+      <w:pPr>
+        <w:pStyle w:val="a6"/>
+        <w:numPr>
+          <w:ilvl w:val="0"/>
+          <w:numId w:val="14"/>
+        </w:numPr>
+        <w:rPr>
+          <w:rFonts w:ascii="Times New Roman" w:hAnsi="Times New Roman" w:cs="Times New Roman"/>
+          <w:sz w:val="28"/>
+          <w:szCs w:val="28"/>
+        </w:rPr>
+      </w:pPr>
+      <w:r>
+        <w:rPr>
+          <w:rFonts w:ascii="Times New Roman" w:hAnsi="Times New Roman" w:cs="Times New Roman"/>
+          <w:sz w:val="28"/>
+          <w:szCs w:val="28"/>
+        </w:rPr>
+        <w:t xml:space="preserve">На клиенте открыть </w:t>
+      </w:r>
+      <w:proofErr w:type="spellStart"/>
+      <w:r>
+        <w:rPr>
+          <w:rFonts w:ascii="Times New Roman" w:hAnsi="Times New Roman" w:cs="Times New Roman"/>
+          <w:sz w:val="28"/>
+          <w:szCs w:val="28"/>
+        </w:rPr>
+        <w:t>Web</w:t>
+      </w:r>
+      <w:proofErr w:type="spellEnd"/>
+      <w:r>
+        <w:rPr>
+          <w:rFonts w:ascii="Times New Roman" w:hAnsi="Times New Roman" w:cs="Times New Roman"/>
+          <w:sz w:val="28"/>
+          <w:szCs w:val="28"/>
+        </w:rPr>
+        <w:t xml:space="preserve"> </w:t>
+      </w:r>
+      <w:proofErr w:type="spellStart"/>
+      <w:r>
+        <w:rPr>
+          <w:rFonts w:ascii="Times New Roman" w:hAnsi="Times New Roman" w:cs="Times New Roman"/>
+          <w:sz w:val="28"/>
+          <w:szCs w:val="28"/>
+        </w:rPr>
+        <w:t>Browser</w:t>
+      </w:r>
+      <w:proofErr w:type="spellEnd"/>
+      <w:r>
+        <w:rPr>
+          <w:rFonts w:ascii="Times New Roman" w:hAnsi="Times New Roman" w:cs="Times New Roman"/>
+          <w:sz w:val="28"/>
+          <w:szCs w:val="28"/>
+        </w:rPr>
+        <w:t xml:space="preserve"> и ввести IP-адрес сервера.</w:t>
+      </w:r>
+    </w:p>
+    <w:p>
+      <w:pPr>
+        <w:rPr>
+          <w:rFonts w:ascii="Times New Roman" w:hAnsi="Times New Roman" w:cs="Times New Roman"/>
+          <w:sz w:val="28"/>
+          <w:szCs w:val="28"/>
+        </w:rPr>
+      </w:pPr>
+    </w:p>
+    <w:p>
+      <w:pPr>
+        <w:rPr>
+          <w:rFonts w:ascii="Times New Roman" w:hAnsi="Times New Roman" w:cs="Times New Roman"/>
+          <w:sz w:val="28"/>
+          <w:szCs w:val="28"/>
+        </w:rPr>
+      </w:pPr>
+    </w:p>
+    <w:p>
+      <w:pPr>
+        <w:pStyle w:val="1"/>
+        <w:jc w:val="center"/>
+      </w:pPr>
+      <w:r>
+        <w:lastRenderedPageBreak/>
+        <w:t>Лабораторная работа №3. Знакомство с командами IOS.</w:t>
+      </w:r>
+    </w:p>
+    <w:p>
+      <w:pPr>
+        <w:rPr>
+          <w:rFonts w:ascii="Times New Roman" w:hAnsi="Times New Roman" w:cs="Times New Roman"/>
           <w:noProof/>
-          <w:lang w:eastAsia="ru-RU"/>
-        </w:rPr>
-      </w:pPr>
-    </w:p>
-    <w:p>
-      <w:pPr>
-        <w:rPr>
+          <w:sz w:val="28"/>
+          <w:szCs w:val="28"/>
+          <w:lang w:val="en-US" w:eastAsia="ru-RU"/>
+        </w:rPr>
+      </w:pPr>
+      <w:r>
+        <w:rPr>
+          <w:rFonts w:ascii="Times New Roman" w:hAnsi="Times New Roman" w:cs="Times New Roman"/>
           <w:noProof/>
-          <w:lang w:eastAsia="ru-RU"/>
-        </w:rPr>
-      </w:pPr>
-    </w:p>
-    <w:p>
-      <w:pPr>
-        <w:rPr>
-          <w:noProof/>
-          <w:lang w:eastAsia="ru-RU"/>
-        </w:rPr>
-      </w:pPr>
-    </w:p>
-    <w:p>
-      <w:pPr>
-        <w:rPr>
-          <w:noProof/>
-          <w:lang w:eastAsia="ru-RU"/>
-        </w:rPr>
-      </w:pPr>
-    </w:p>
-    <w:p>
-      <w:pPr>
-        <w:rPr>
-          <w:noProof/>
-          <w:lang w:eastAsia="ru-RU"/>
-        </w:rPr>
-      </w:pPr>
-    </w:p>
-    <w:p>
-      <w:pPr>
-        <w:rPr>
-          <w:lang w:val="en-US"/>
-        </w:rPr>
-      </w:pPr>
-    </w:p>
-    <w:p>
-      <w:pPr>
-        <w:rPr>
-          <w:noProof/>
-          <w:lang w:eastAsia="ru-RU"/>
-        </w:rPr>
-      </w:pPr>
-    </w:p>
-    <w:p>
-      <w:pPr>
-        <w:rPr>
-          <w:noProof/>
-          <w:lang w:val="en-US" w:eastAsia="ru-RU"/>
-        </w:rPr>
-      </w:pPr>
-      <w:r>
-        <w:rPr>
-          <w:noProof/>
+          <w:sz w:val="28"/>
+          <w:szCs w:val="28"/>
           <w:lang w:eastAsia="ru-RU"/>
         </w:rPr>
         <w:drawing>
           <wp:inline distT="0" distB="0" distL="0" distR="0">
-            <wp:extent cx="4807585" cy="2022475"/>
+            <wp:extent cx="5317881" cy="2237148"/>
             <wp:effectExtent l="19050" t="0" r="0" b="0"/>
             <wp:docPr id="9" name="Рисунок 4"/>
             <wp:cNvGraphicFramePr>
@@ -2137,7 +3769,7 @@
                   <pic:spPr bwMode="auto">
                     <a:xfrm>
                       <a:off x="0" y="0"/>
-                      <a:ext cx="4807585" cy="2022475"/>
+                      <a:ext cx="5327988" cy="2241400"/>
                     </a:xfrm>
                     <a:prstGeom prst="rect">
                       <a:avLst/>
@@ -2160,18 +3792,24 @@
     <w:p>
       <w:pPr>
         <w:rPr>
+          <w:rFonts w:ascii="Times New Roman" w:hAnsi="Times New Roman" w:cs="Times New Roman"/>
+          <w:sz w:val="28"/>
+          <w:szCs w:val="28"/>
           <w:lang w:val="en-US"/>
         </w:rPr>
       </w:pPr>
       <w:r>
         <w:rPr>
+          <w:rFonts w:ascii="Times New Roman" w:hAnsi="Times New Roman" w:cs="Times New Roman"/>
           <w:noProof/>
+          <w:sz w:val="28"/>
+          <w:szCs w:val="28"/>
           <w:lang w:eastAsia="ru-RU"/>
         </w:rPr>
         <w:drawing>
           <wp:inline distT="0" distB="0" distL="0" distR="0">
-            <wp:extent cx="3017421" cy="4204855"/>
-            <wp:effectExtent l="19050" t="0" r="0" b="0"/>
+            <wp:extent cx="3804565" cy="5301762"/>
+            <wp:effectExtent l="19050" t="0" r="5435" b="0"/>
             <wp:docPr id="8" name="Рисунок 1"/>
             <wp:cNvGraphicFramePr>
               <a:graphicFrameLocks xmlns:a="http://schemas.openxmlformats.org/drawingml/2006/main" noChangeAspect="1"/>
@@ -2195,7 +3833,7 @@
                   <pic:spPr bwMode="auto">
                     <a:xfrm>
                       <a:off x="0" y="0"/>
-                      <a:ext cx="3017421" cy="4204855"/>
+                      <a:ext cx="3810302" cy="5309757"/>
                     </a:xfrm>
                     <a:prstGeom prst="rect">
                       <a:avLst/>
@@ -2218,6 +3856,9 @@
     <w:p>
       <w:pPr>
         <w:rPr>
+          <w:rFonts w:ascii="Times New Roman" w:hAnsi="Times New Roman" w:cs="Times New Roman"/>
+          <w:sz w:val="28"/>
+          <w:szCs w:val="28"/>
           <w:lang w:val="en-US"/>
         </w:rPr>
       </w:pPr>
@@ -2225,19 +3866,25 @@
     <w:p>
       <w:pPr>
         <w:rPr>
+          <w:rFonts w:ascii="Times New Roman" w:hAnsi="Times New Roman" w:cs="Times New Roman"/>
           <w:noProof/>
+          <w:sz w:val="28"/>
+          <w:szCs w:val="28"/>
           <w:lang w:val="en-US" w:eastAsia="ru-RU"/>
         </w:rPr>
       </w:pPr>
       <w:r>
         <w:rPr>
+          <w:rFonts w:ascii="Times New Roman" w:hAnsi="Times New Roman" w:cs="Times New Roman"/>
           <w:noProof/>
+          <w:sz w:val="28"/>
+          <w:szCs w:val="28"/>
           <w:lang w:eastAsia="ru-RU"/>
         </w:rPr>
         <w:lastRenderedPageBreak/>
         <w:drawing>
           <wp:inline distT="0" distB="0" distL="0" distR="0">
-            <wp:extent cx="3590386" cy="4350328"/>
+            <wp:extent cx="3715283" cy="4501661"/>
             <wp:effectExtent l="19050" t="0" r="0" b="0"/>
             <wp:docPr id="10" name="Рисунок 7"/>
             <wp:cNvGraphicFramePr>
@@ -2262,7 +3909,7 @@
                   <pic:spPr bwMode="auto">
                     <a:xfrm>
                       <a:off x="0" y="0"/>
-                      <a:ext cx="3590386" cy="4350328"/>
+                      <a:ext cx="3713692" cy="4499733"/>
                     </a:xfrm>
                     <a:prstGeom prst="rect">
                       <a:avLst/>
@@ -2285,7 +3932,10 @@
     <w:p>
       <w:pPr>
         <w:rPr>
+          <w:rFonts w:ascii="Times New Roman" w:hAnsi="Times New Roman" w:cs="Times New Roman"/>
           <w:noProof/>
+          <w:sz w:val="28"/>
+          <w:szCs w:val="28"/>
           <w:lang w:val="en-US" w:eastAsia="ru-RU"/>
         </w:rPr>
       </w:pPr>
@@ -2293,12 +3943,18 @@
     <w:p>
       <w:pPr>
         <w:rPr>
+          <w:rFonts w:ascii="Times New Roman" w:hAnsi="Times New Roman" w:cs="Times New Roman"/>
+          <w:sz w:val="28"/>
+          <w:szCs w:val="28"/>
           <w:lang w:val="en-US"/>
         </w:rPr>
       </w:pPr>
       <w:r>
         <w:rPr>
+          <w:rFonts w:ascii="Times New Roman" w:hAnsi="Times New Roman" w:cs="Times New Roman"/>
           <w:noProof/>
+          <w:sz w:val="28"/>
+          <w:szCs w:val="28"/>
           <w:lang w:eastAsia="ru-RU"/>
         </w:rPr>
         <w:drawing>
@@ -2351,12 +4007,18 @@
     <w:p>
       <w:pPr>
         <w:rPr>
+          <w:rFonts w:ascii="Times New Roman" w:hAnsi="Times New Roman" w:cs="Times New Roman"/>
+          <w:sz w:val="28"/>
+          <w:szCs w:val="28"/>
           <w:lang w:val="en-US"/>
         </w:rPr>
       </w:pPr>
       <w:r>
         <w:rPr>
+          <w:rFonts w:ascii="Times New Roman" w:hAnsi="Times New Roman" w:cs="Times New Roman"/>
           <w:noProof/>
+          <w:sz w:val="28"/>
+          <w:szCs w:val="28"/>
           <w:lang w:eastAsia="ru-RU"/>
         </w:rPr>
         <w:drawing>
@@ -2409,41 +4071,88 @@
     <w:p>
       <w:pPr>
         <w:rPr>
+          <w:rFonts w:ascii="Times New Roman" w:hAnsi="Times New Roman" w:cs="Times New Roman"/>
+          <w:sz w:val="28"/>
+          <w:szCs w:val="28"/>
           <w:lang w:val="en-US"/>
         </w:rPr>
       </w:pPr>
     </w:p>
     <w:p>
-      <w:r>
-        <w:rPr>
+      <w:pPr>
+        <w:rPr>
+          <w:rFonts w:ascii="Times New Roman" w:hAnsi="Times New Roman" w:cs="Times New Roman"/>
+          <w:sz w:val="28"/>
+          <w:szCs w:val="28"/>
+        </w:rPr>
+      </w:pPr>
+      <w:r>
+        <w:rPr>
+          <w:rFonts w:ascii="Times New Roman" w:hAnsi="Times New Roman" w:cs="Times New Roman"/>
+          <w:sz w:val="28"/>
+          <w:szCs w:val="28"/>
           <w:lang w:val="en-US"/>
         </w:rPr>
-        <w:lastRenderedPageBreak/>
         <w:t>Router</w:t>
       </w:r>
       <w:r>
+        <w:rPr>
+          <w:rFonts w:ascii="Times New Roman" w:hAnsi="Times New Roman" w:cs="Times New Roman"/>
+          <w:sz w:val="28"/>
+          <w:szCs w:val="28"/>
+        </w:rPr>
         <w:t>1</w:t>
       </w:r>
     </w:p>
     <w:p>
-      <w:r>
+      <w:pPr>
+        <w:rPr>
+          <w:rFonts w:ascii="Times New Roman" w:hAnsi="Times New Roman" w:cs="Times New Roman"/>
+          <w:sz w:val="28"/>
+          <w:szCs w:val="28"/>
+        </w:rPr>
+      </w:pPr>
+      <w:r>
+        <w:rPr>
+          <w:rFonts w:ascii="Times New Roman" w:hAnsi="Times New Roman" w:cs="Times New Roman"/>
+          <w:sz w:val="28"/>
+          <w:szCs w:val="28"/>
+        </w:rPr>
         <w:t>Точно так же настраиваем второй роутер</w:t>
       </w:r>
     </w:p>
     <w:p>
-      <w:r>
+      <w:pPr>
+        <w:rPr>
+          <w:rFonts w:ascii="Times New Roman" w:hAnsi="Times New Roman" w:cs="Times New Roman"/>
+          <w:sz w:val="28"/>
+          <w:szCs w:val="28"/>
+        </w:rPr>
+      </w:pPr>
+      <w:r>
+        <w:rPr>
+          <w:rFonts w:ascii="Times New Roman" w:hAnsi="Times New Roman" w:cs="Times New Roman"/>
+          <w:sz w:val="28"/>
+          <w:szCs w:val="28"/>
+        </w:rPr>
         <w:t>Проверяем соединение</w:t>
       </w:r>
     </w:p>
     <w:p>
       <w:pPr>
         <w:rPr>
+          <w:rFonts w:ascii="Times New Roman" w:hAnsi="Times New Roman" w:cs="Times New Roman"/>
+          <w:sz w:val="28"/>
+          <w:szCs w:val="28"/>
           <w:lang w:val="en-US"/>
         </w:rPr>
       </w:pPr>
       <w:r>
         <w:rPr>
+          <w:rFonts w:ascii="Times New Roman" w:hAnsi="Times New Roman" w:cs="Times New Roman"/>
           <w:noProof/>
+          <w:sz w:val="28"/>
+          <w:szCs w:val="28"/>
           <w:lang w:eastAsia="ru-RU"/>
         </w:rPr>
         <w:drawing>
@@ -2496,12 +4205,18 @@
     <w:p>
       <w:pPr>
         <w:rPr>
+          <w:rFonts w:ascii="Times New Roman" w:hAnsi="Times New Roman" w:cs="Times New Roman"/>
+          <w:sz w:val="28"/>
+          <w:szCs w:val="28"/>
           <w:lang w:val="en-US"/>
         </w:rPr>
       </w:pPr>
       <w:r>
         <w:rPr>
+          <w:rFonts w:ascii="Times New Roman" w:hAnsi="Times New Roman" w:cs="Times New Roman"/>
           <w:noProof/>
+          <w:sz w:val="28"/>
+          <w:szCs w:val="28"/>
           <w:lang w:eastAsia="ru-RU"/>
         </w:rPr>
         <w:drawing>
@@ -2553,55 +4268,1209 @@
     </w:p>
     <w:p>
       <w:pPr>
+        <w:pStyle w:val="2"/>
+      </w:pPr>
+      <w:r>
+        <w:t>Контрольные вопросы:</w:t>
+      </w:r>
+    </w:p>
+    <w:p>
+      <w:pPr>
+        <w:pStyle w:val="a6"/>
+        <w:numPr>
+          <w:ilvl w:val="0"/>
+          <w:numId w:val="15"/>
+        </w:numPr>
+        <w:rPr>
+          <w:rFonts w:ascii="Times New Roman" w:hAnsi="Times New Roman" w:cs="Times New Roman"/>
+          <w:sz w:val="28"/>
+          <w:szCs w:val="28"/>
+        </w:rPr>
+      </w:pPr>
+      <w:r>
+        <w:rPr>
+          <w:rFonts w:ascii="Times New Roman" w:hAnsi="Times New Roman" w:cs="Times New Roman"/>
+          <w:sz w:val="28"/>
+          <w:szCs w:val="28"/>
+        </w:rPr>
+        <w:t xml:space="preserve">Посмотреть настройки роутера: </w:t>
+      </w:r>
+      <w:proofErr w:type="spellStart"/>
+      <w:r>
+        <w:rPr>
+          <w:rFonts w:ascii="Times New Roman" w:hAnsi="Times New Roman" w:cs="Times New Roman"/>
+          <w:sz w:val="28"/>
+          <w:szCs w:val="28"/>
+        </w:rPr>
+        <w:t>show</w:t>
+      </w:r>
+      <w:proofErr w:type="spellEnd"/>
+      <w:r>
+        <w:rPr>
+          <w:rFonts w:ascii="Times New Roman" w:hAnsi="Times New Roman" w:cs="Times New Roman"/>
+          <w:sz w:val="28"/>
+          <w:szCs w:val="28"/>
+        </w:rPr>
+        <w:t xml:space="preserve"> </w:t>
+      </w:r>
+      <w:proofErr w:type="spellStart"/>
+      <w:r>
+        <w:rPr>
+          <w:rFonts w:ascii="Times New Roman" w:hAnsi="Times New Roman" w:cs="Times New Roman"/>
+          <w:sz w:val="28"/>
+          <w:szCs w:val="28"/>
+        </w:rPr>
+        <w:t>running-config</w:t>
+      </w:r>
+      <w:proofErr w:type="spellEnd"/>
+      <w:r>
+        <w:rPr>
+          <w:rFonts w:ascii="Times New Roman" w:hAnsi="Times New Roman" w:cs="Times New Roman"/>
+          <w:sz w:val="28"/>
+          <w:szCs w:val="28"/>
+        </w:rPr>
+        <w:t xml:space="preserve"> (в режиме #)</w:t>
+      </w:r>
+    </w:p>
+    <w:p>
+      <w:pPr>
+        <w:pStyle w:val="a6"/>
+        <w:ind w:left="762"/>
+        <w:rPr>
+          <w:rFonts w:ascii="Times New Roman" w:hAnsi="Times New Roman" w:cs="Times New Roman"/>
+          <w:sz w:val="28"/>
+          <w:szCs w:val="28"/>
+        </w:rPr>
+      </w:pPr>
+    </w:p>
+    <w:p>
+      <w:pPr>
+        <w:pStyle w:val="a6"/>
+        <w:numPr>
+          <w:ilvl w:val="0"/>
+          <w:numId w:val="15"/>
+        </w:numPr>
+        <w:rPr>
+          <w:rFonts w:ascii="Times New Roman" w:hAnsi="Times New Roman" w:cs="Times New Roman"/>
+          <w:sz w:val="28"/>
+          <w:szCs w:val="28"/>
+        </w:rPr>
+      </w:pPr>
+      <w:r>
+        <w:rPr>
+          <w:rFonts w:ascii="Times New Roman" w:hAnsi="Times New Roman" w:cs="Times New Roman"/>
+          <w:sz w:val="28"/>
+          <w:szCs w:val="28"/>
+        </w:rPr>
+        <w:t>Настройка интерфейса роутера:</w:t>
+      </w:r>
+    </w:p>
+    <w:p>
+      <w:pPr>
+        <w:pStyle w:val="a6"/>
+        <w:numPr>
+          <w:ilvl w:val="0"/>
+          <w:numId w:val="16"/>
+        </w:numPr>
+        <w:rPr>
+          <w:rFonts w:ascii="Times New Roman" w:hAnsi="Times New Roman" w:cs="Times New Roman"/>
+          <w:sz w:val="28"/>
+          <w:szCs w:val="28"/>
+        </w:rPr>
+      </w:pPr>
+      <w:proofErr w:type="spellStart"/>
+      <w:r>
+        <w:rPr>
+          <w:rFonts w:ascii="Times New Roman" w:hAnsi="Times New Roman" w:cs="Times New Roman"/>
+          <w:sz w:val="28"/>
+          <w:szCs w:val="28"/>
+        </w:rPr>
+        <w:t>interface</w:t>
+      </w:r>
+      <w:proofErr w:type="spellEnd"/>
+      <w:r>
+        <w:rPr>
+          <w:rFonts w:ascii="Times New Roman" w:hAnsi="Times New Roman" w:cs="Times New Roman"/>
+          <w:sz w:val="28"/>
+          <w:szCs w:val="28"/>
+        </w:rPr>
+        <w:t xml:space="preserve"> G0/0 (выбрать интерфейс)</w:t>
+      </w:r>
+    </w:p>
+    <w:p>
+      <w:pPr>
+        <w:pStyle w:val="a6"/>
+        <w:numPr>
+          <w:ilvl w:val="0"/>
+          <w:numId w:val="16"/>
+        </w:numPr>
+        <w:rPr>
+          <w:rFonts w:ascii="Times New Roman" w:hAnsi="Times New Roman" w:cs="Times New Roman"/>
+          <w:sz w:val="28"/>
+          <w:szCs w:val="28"/>
+        </w:rPr>
+      </w:pPr>
+      <w:proofErr w:type="spellStart"/>
+      <w:r>
+        <w:rPr>
+          <w:rFonts w:ascii="Times New Roman" w:hAnsi="Times New Roman" w:cs="Times New Roman"/>
+          <w:sz w:val="28"/>
+          <w:szCs w:val="28"/>
+        </w:rPr>
+        <w:t>ip</w:t>
+      </w:r>
+      <w:proofErr w:type="spellEnd"/>
+      <w:r>
+        <w:rPr>
+          <w:rFonts w:ascii="Times New Roman" w:hAnsi="Times New Roman" w:cs="Times New Roman"/>
+          <w:sz w:val="28"/>
+          <w:szCs w:val="28"/>
+        </w:rPr>
+        <w:t xml:space="preserve"> </w:t>
+      </w:r>
+      <w:proofErr w:type="spellStart"/>
+      <w:r>
+        <w:rPr>
+          <w:rFonts w:ascii="Times New Roman" w:hAnsi="Times New Roman" w:cs="Times New Roman"/>
+          <w:sz w:val="28"/>
+          <w:szCs w:val="28"/>
+        </w:rPr>
+        <w:t>address</w:t>
+      </w:r>
+      <w:proofErr w:type="spellEnd"/>
+      <w:r>
+        <w:rPr>
+          <w:rFonts w:ascii="Times New Roman" w:hAnsi="Times New Roman" w:cs="Times New Roman"/>
+          <w:sz w:val="28"/>
+          <w:szCs w:val="28"/>
+        </w:rPr>
+        <w:t xml:space="preserve"> 192.168.1.1 255.255.255.0 (дать IP)</w:t>
+      </w:r>
+    </w:p>
+    <w:p>
+      <w:pPr>
+        <w:pStyle w:val="a6"/>
+        <w:numPr>
+          <w:ilvl w:val="0"/>
+          <w:numId w:val="16"/>
+        </w:numPr>
+        <w:rPr>
+          <w:rFonts w:ascii="Times New Roman" w:hAnsi="Times New Roman" w:cs="Times New Roman"/>
+          <w:sz w:val="28"/>
+          <w:szCs w:val="28"/>
+        </w:rPr>
+      </w:pPr>
+      <w:proofErr w:type="spellStart"/>
+      <w:r>
+        <w:rPr>
+          <w:rFonts w:ascii="Times New Roman" w:hAnsi="Times New Roman" w:cs="Times New Roman"/>
+          <w:sz w:val="28"/>
+          <w:szCs w:val="28"/>
+        </w:rPr>
+        <w:t>no</w:t>
+      </w:r>
+      <w:proofErr w:type="spellEnd"/>
+      <w:r>
+        <w:rPr>
+          <w:rFonts w:ascii="Times New Roman" w:hAnsi="Times New Roman" w:cs="Times New Roman"/>
+          <w:sz w:val="28"/>
+          <w:szCs w:val="28"/>
+        </w:rPr>
+        <w:t xml:space="preserve"> </w:t>
+      </w:r>
+      <w:proofErr w:type="spellStart"/>
+      <w:r>
+        <w:rPr>
+          <w:rFonts w:ascii="Times New Roman" w:hAnsi="Times New Roman" w:cs="Times New Roman"/>
+          <w:sz w:val="28"/>
+          <w:szCs w:val="28"/>
+        </w:rPr>
+        <w:t>shutdown</w:t>
+      </w:r>
+      <w:proofErr w:type="spellEnd"/>
+      <w:r>
+        <w:rPr>
+          <w:rFonts w:ascii="Times New Roman" w:hAnsi="Times New Roman" w:cs="Times New Roman"/>
+          <w:sz w:val="28"/>
+          <w:szCs w:val="28"/>
+        </w:rPr>
+        <w:t xml:space="preserve"> (включить)</w:t>
+      </w:r>
+    </w:p>
+    <w:p>
+      <w:pPr>
+        <w:pStyle w:val="a6"/>
+        <w:numPr>
+          <w:ilvl w:val="0"/>
+          <w:numId w:val="15"/>
+        </w:numPr>
+        <w:rPr>
+          <w:rFonts w:ascii="Times New Roman" w:hAnsi="Times New Roman" w:cs="Times New Roman"/>
+          <w:sz w:val="28"/>
+          <w:szCs w:val="28"/>
+        </w:rPr>
+      </w:pPr>
+      <w:r>
+        <w:rPr>
+          <w:rFonts w:ascii="Times New Roman" w:hAnsi="Times New Roman" w:cs="Times New Roman"/>
+          <w:sz w:val="28"/>
+          <w:szCs w:val="28"/>
+        </w:rPr>
+        <w:lastRenderedPageBreak/>
+        <w:t xml:space="preserve">Посмотреть настройки коммутатора: </w:t>
+      </w:r>
+      <w:proofErr w:type="spellStart"/>
+      <w:r>
+        <w:rPr>
+          <w:rFonts w:ascii="Times New Roman" w:hAnsi="Times New Roman" w:cs="Times New Roman"/>
+          <w:sz w:val="28"/>
+          <w:szCs w:val="28"/>
+        </w:rPr>
+        <w:t>show</w:t>
+      </w:r>
+      <w:proofErr w:type="spellEnd"/>
+      <w:r>
+        <w:rPr>
+          <w:rFonts w:ascii="Times New Roman" w:hAnsi="Times New Roman" w:cs="Times New Roman"/>
+          <w:sz w:val="28"/>
+          <w:szCs w:val="28"/>
+        </w:rPr>
+        <w:t xml:space="preserve"> </w:t>
+      </w:r>
+      <w:proofErr w:type="spellStart"/>
+      <w:r>
+        <w:rPr>
+          <w:rFonts w:ascii="Times New Roman" w:hAnsi="Times New Roman" w:cs="Times New Roman"/>
+          <w:sz w:val="28"/>
+          <w:szCs w:val="28"/>
+        </w:rPr>
+        <w:t>running-config</w:t>
+      </w:r>
+      <w:proofErr w:type="spellEnd"/>
+      <w:r>
+        <w:rPr>
+          <w:rFonts w:ascii="Times New Roman" w:hAnsi="Times New Roman" w:cs="Times New Roman"/>
+          <w:sz w:val="28"/>
+          <w:szCs w:val="28"/>
+        </w:rPr>
+        <w:t xml:space="preserve"> (в режиме #)</w:t>
+      </w:r>
+    </w:p>
+    <w:p>
+      <w:pPr>
+        <w:pStyle w:val="a6"/>
+        <w:ind w:left="762"/>
+        <w:rPr>
+          <w:rFonts w:ascii="Times New Roman" w:hAnsi="Times New Roman" w:cs="Times New Roman"/>
+          <w:sz w:val="28"/>
+          <w:szCs w:val="28"/>
+        </w:rPr>
+      </w:pPr>
+    </w:p>
+    <w:p>
+      <w:pPr>
+        <w:pStyle w:val="a6"/>
+        <w:numPr>
+          <w:ilvl w:val="0"/>
+          <w:numId w:val="15"/>
+        </w:numPr>
+        <w:rPr>
+          <w:rFonts w:ascii="Times New Roman" w:hAnsi="Times New Roman" w:cs="Times New Roman"/>
+          <w:sz w:val="28"/>
+          <w:szCs w:val="28"/>
+        </w:rPr>
+      </w:pPr>
+      <w:proofErr w:type="spellStart"/>
+      <w:r>
+        <w:rPr>
+          <w:rFonts w:ascii="Times New Roman" w:hAnsi="Times New Roman" w:cs="Times New Roman"/>
+          <w:sz w:val="28"/>
+          <w:szCs w:val="28"/>
+        </w:rPr>
+        <w:t>VLAN</w:t>
+      </w:r>
+      <w:proofErr w:type="gramStart"/>
+      <w:r>
+        <w:rPr>
+          <w:rFonts w:ascii="Times New Roman" w:hAnsi="Times New Roman" w:cs="Times New Roman"/>
+          <w:sz w:val="28"/>
+          <w:szCs w:val="28"/>
+        </w:rPr>
+        <w:t>ы</w:t>
+      </w:r>
+      <w:proofErr w:type="spellEnd"/>
+      <w:proofErr w:type="gramEnd"/>
+      <w:r>
+        <w:rPr>
+          <w:rFonts w:ascii="Times New Roman" w:hAnsi="Times New Roman" w:cs="Times New Roman"/>
+          <w:sz w:val="28"/>
+          <w:szCs w:val="28"/>
+        </w:rPr>
+        <w:t xml:space="preserve"> на портах коммутатора: </w:t>
+      </w:r>
+      <w:proofErr w:type="spellStart"/>
+      <w:r>
+        <w:rPr>
+          <w:rFonts w:ascii="Times New Roman" w:hAnsi="Times New Roman" w:cs="Times New Roman"/>
+          <w:sz w:val="28"/>
+          <w:szCs w:val="28"/>
+        </w:rPr>
+        <w:t>show</w:t>
+      </w:r>
+      <w:proofErr w:type="spellEnd"/>
+      <w:r>
+        <w:rPr>
+          <w:rFonts w:ascii="Times New Roman" w:hAnsi="Times New Roman" w:cs="Times New Roman"/>
+          <w:sz w:val="28"/>
+          <w:szCs w:val="28"/>
+        </w:rPr>
+        <w:t xml:space="preserve"> </w:t>
+      </w:r>
+      <w:proofErr w:type="spellStart"/>
+      <w:r>
+        <w:rPr>
+          <w:rFonts w:ascii="Times New Roman" w:hAnsi="Times New Roman" w:cs="Times New Roman"/>
+          <w:sz w:val="28"/>
+          <w:szCs w:val="28"/>
+        </w:rPr>
+        <w:t>vlan</w:t>
+      </w:r>
+      <w:proofErr w:type="spellEnd"/>
+      <w:r>
+        <w:rPr>
+          <w:rFonts w:ascii="Times New Roman" w:hAnsi="Times New Roman" w:cs="Times New Roman"/>
+          <w:sz w:val="28"/>
+          <w:szCs w:val="28"/>
+        </w:rPr>
+        <w:t xml:space="preserve"> </w:t>
+      </w:r>
+      <w:proofErr w:type="spellStart"/>
+      <w:r>
+        <w:rPr>
+          <w:rFonts w:ascii="Times New Roman" w:hAnsi="Times New Roman" w:cs="Times New Roman"/>
+          <w:sz w:val="28"/>
+          <w:szCs w:val="28"/>
+        </w:rPr>
+        <w:t>brief</w:t>
+      </w:r>
+      <w:proofErr w:type="spellEnd"/>
+    </w:p>
+    <w:p>
+      <w:pPr>
+        <w:rPr>
+          <w:rFonts w:ascii="Times New Roman" w:hAnsi="Times New Roman" w:cs="Times New Roman"/>
+          <w:sz w:val="28"/>
+          <w:szCs w:val="28"/>
+        </w:rPr>
+      </w:pPr>
+    </w:p>
+    <w:p>
+      <w:pPr>
+        <w:pStyle w:val="a6"/>
+        <w:numPr>
+          <w:ilvl w:val="0"/>
+          <w:numId w:val="15"/>
+        </w:numPr>
+        <w:rPr>
+          <w:rFonts w:ascii="Times New Roman" w:hAnsi="Times New Roman" w:cs="Times New Roman"/>
+          <w:sz w:val="28"/>
+          <w:szCs w:val="28"/>
+        </w:rPr>
+      </w:pPr>
+      <w:r>
+        <w:rPr>
+          <w:rFonts w:ascii="Times New Roman" w:hAnsi="Times New Roman" w:cs="Times New Roman"/>
+          <w:sz w:val="28"/>
+          <w:szCs w:val="28"/>
+        </w:rPr>
+        <w:t>Режимы коммутатора: &gt; (простой), # (главный), (</w:t>
+      </w:r>
+      <w:proofErr w:type="spellStart"/>
+      <w:r>
+        <w:rPr>
+          <w:rFonts w:ascii="Times New Roman" w:hAnsi="Times New Roman" w:cs="Times New Roman"/>
+          <w:sz w:val="28"/>
+          <w:szCs w:val="28"/>
+        </w:rPr>
+        <w:t>config</w:t>
+      </w:r>
+      <w:proofErr w:type="spellEnd"/>
+      <w:r>
+        <w:rPr>
+          <w:rFonts w:ascii="Times New Roman" w:hAnsi="Times New Roman" w:cs="Times New Roman"/>
+          <w:sz w:val="28"/>
+          <w:szCs w:val="28"/>
+        </w:rPr>
+        <w:t>)# (общий), (</w:t>
+      </w:r>
+      <w:proofErr w:type="spellStart"/>
+      <w:r>
+        <w:rPr>
+          <w:rFonts w:ascii="Times New Roman" w:hAnsi="Times New Roman" w:cs="Times New Roman"/>
+          <w:sz w:val="28"/>
+          <w:szCs w:val="28"/>
+        </w:rPr>
+        <w:t>config-if</w:t>
+      </w:r>
+      <w:proofErr w:type="spellEnd"/>
+      <w:r>
+        <w:rPr>
+          <w:rFonts w:ascii="Times New Roman" w:hAnsi="Times New Roman" w:cs="Times New Roman"/>
+          <w:sz w:val="28"/>
+          <w:szCs w:val="28"/>
+        </w:rPr>
+        <w:t>)# (интерфейс).</w:t>
+      </w:r>
+    </w:p>
+    <w:p>
+      <w:pPr>
+        <w:rPr>
+          <w:rFonts w:ascii="Times New Roman" w:hAnsi="Times New Roman" w:cs="Times New Roman"/>
+          <w:sz w:val="28"/>
+          <w:szCs w:val="28"/>
+        </w:rPr>
+      </w:pPr>
+    </w:p>
+    <w:p>
+      <w:pPr>
+        <w:pStyle w:val="a6"/>
+        <w:numPr>
+          <w:ilvl w:val="0"/>
+          <w:numId w:val="15"/>
+        </w:numPr>
+        <w:rPr>
+          <w:rFonts w:ascii="Times New Roman" w:hAnsi="Times New Roman" w:cs="Times New Roman"/>
+          <w:sz w:val="28"/>
+          <w:szCs w:val="28"/>
+        </w:rPr>
+      </w:pPr>
+      <w:r>
+        <w:rPr>
+          <w:rFonts w:ascii="Times New Roman" w:hAnsi="Times New Roman" w:cs="Times New Roman"/>
+          <w:sz w:val="28"/>
+          <w:szCs w:val="28"/>
+        </w:rPr>
+        <w:t xml:space="preserve">Режимы роутера: </w:t>
+      </w:r>
+      <w:proofErr w:type="gramStart"/>
+      <w:r>
+        <w:rPr>
+          <w:rFonts w:ascii="Times New Roman" w:hAnsi="Times New Roman" w:cs="Times New Roman"/>
+          <w:sz w:val="28"/>
+          <w:szCs w:val="28"/>
+        </w:rPr>
+        <w:t>Такие</w:t>
+      </w:r>
+      <w:proofErr w:type="gramEnd"/>
+      <w:r>
+        <w:rPr>
+          <w:rFonts w:ascii="Times New Roman" w:hAnsi="Times New Roman" w:cs="Times New Roman"/>
+          <w:sz w:val="28"/>
+          <w:szCs w:val="28"/>
+        </w:rPr>
+        <w:t xml:space="preserve"> же, как у коммутатора.</w:t>
+      </w:r>
+    </w:p>
+    <w:p>
+      <w:pPr>
+        <w:pStyle w:val="a6"/>
+        <w:ind w:left="762"/>
+        <w:rPr>
+          <w:rFonts w:ascii="Times New Roman" w:hAnsi="Times New Roman" w:cs="Times New Roman"/>
+          <w:sz w:val="28"/>
+          <w:szCs w:val="28"/>
+        </w:rPr>
+      </w:pPr>
+    </w:p>
+    <w:p>
+      <w:pPr>
+        <w:pStyle w:val="a6"/>
+        <w:numPr>
+          <w:ilvl w:val="0"/>
+          <w:numId w:val="15"/>
+        </w:numPr>
+        <w:rPr>
+          <w:rFonts w:ascii="Times New Roman" w:hAnsi="Times New Roman" w:cs="Times New Roman"/>
+          <w:sz w:val="28"/>
+          <w:szCs w:val="28"/>
+        </w:rPr>
+      </w:pPr>
+      <w:r>
+        <w:rPr>
+          <w:rFonts w:ascii="Times New Roman" w:hAnsi="Times New Roman" w:cs="Times New Roman"/>
+          <w:sz w:val="28"/>
+          <w:szCs w:val="28"/>
+        </w:rPr>
+        <w:t xml:space="preserve">Таблица маршрутизации роутера: </w:t>
+      </w:r>
+      <w:proofErr w:type="spellStart"/>
+      <w:r>
+        <w:rPr>
+          <w:rFonts w:ascii="Times New Roman" w:hAnsi="Times New Roman" w:cs="Times New Roman"/>
+          <w:sz w:val="28"/>
+          <w:szCs w:val="28"/>
+        </w:rPr>
+        <w:t>show</w:t>
+      </w:r>
+      <w:proofErr w:type="spellEnd"/>
+      <w:r>
+        <w:rPr>
+          <w:rFonts w:ascii="Times New Roman" w:hAnsi="Times New Roman" w:cs="Times New Roman"/>
+          <w:sz w:val="28"/>
+          <w:szCs w:val="28"/>
+        </w:rPr>
+        <w:t xml:space="preserve"> </w:t>
+      </w:r>
+      <w:proofErr w:type="spellStart"/>
+      <w:r>
+        <w:rPr>
+          <w:rFonts w:ascii="Times New Roman" w:hAnsi="Times New Roman" w:cs="Times New Roman"/>
+          <w:sz w:val="28"/>
+          <w:szCs w:val="28"/>
+        </w:rPr>
+        <w:t>ip</w:t>
+      </w:r>
+      <w:proofErr w:type="spellEnd"/>
+      <w:r>
+        <w:rPr>
+          <w:rFonts w:ascii="Times New Roman" w:hAnsi="Times New Roman" w:cs="Times New Roman"/>
+          <w:sz w:val="28"/>
+          <w:szCs w:val="28"/>
+        </w:rPr>
+        <w:t xml:space="preserve"> </w:t>
+      </w:r>
+      <w:proofErr w:type="spellStart"/>
+      <w:r>
+        <w:rPr>
+          <w:rFonts w:ascii="Times New Roman" w:hAnsi="Times New Roman" w:cs="Times New Roman"/>
+          <w:sz w:val="28"/>
+          <w:szCs w:val="28"/>
+        </w:rPr>
+        <w:t>route</w:t>
+      </w:r>
+      <w:proofErr w:type="spellEnd"/>
+    </w:p>
+    <w:p>
+      <w:pPr>
+        <w:rPr>
+          <w:rFonts w:ascii="Times New Roman" w:hAnsi="Times New Roman" w:cs="Times New Roman"/>
+          <w:sz w:val="28"/>
+          <w:szCs w:val="28"/>
+        </w:rPr>
+      </w:pPr>
+    </w:p>
+    <w:p>
+      <w:pPr>
+        <w:pStyle w:val="a6"/>
+        <w:numPr>
+          <w:ilvl w:val="0"/>
+          <w:numId w:val="15"/>
+        </w:numPr>
+        <w:rPr>
+          <w:rFonts w:ascii="Times New Roman" w:hAnsi="Times New Roman" w:cs="Times New Roman"/>
+          <w:sz w:val="28"/>
+          <w:szCs w:val="28"/>
+        </w:rPr>
+      </w:pPr>
+      <w:r>
+        <w:rPr>
+          <w:rFonts w:ascii="Times New Roman" w:hAnsi="Times New Roman" w:cs="Times New Roman"/>
+          <w:sz w:val="28"/>
+          <w:szCs w:val="28"/>
+        </w:rPr>
+        <w:t>Формирование таблицы маршрутизации:</w:t>
+      </w:r>
+    </w:p>
+    <w:p>
+      <w:pPr>
+        <w:pStyle w:val="a6"/>
+        <w:numPr>
+          <w:ilvl w:val="0"/>
+          <w:numId w:val="18"/>
+        </w:numPr>
+        <w:rPr>
+          <w:rFonts w:ascii="Times New Roman" w:hAnsi="Times New Roman" w:cs="Times New Roman"/>
+          <w:sz w:val="28"/>
+          <w:szCs w:val="28"/>
+        </w:rPr>
+      </w:pPr>
+      <w:r>
+        <w:rPr>
+          <w:rFonts w:ascii="Times New Roman" w:hAnsi="Times New Roman" w:cs="Times New Roman"/>
+          <w:sz w:val="28"/>
+          <w:szCs w:val="28"/>
+        </w:rPr>
+        <w:t xml:space="preserve">Статика: </w:t>
+      </w:r>
+      <w:proofErr w:type="spellStart"/>
+      <w:r>
+        <w:rPr>
+          <w:rFonts w:ascii="Times New Roman" w:hAnsi="Times New Roman" w:cs="Times New Roman"/>
+          <w:sz w:val="28"/>
+          <w:szCs w:val="28"/>
+        </w:rPr>
+        <w:t>ip</w:t>
+      </w:r>
+      <w:proofErr w:type="spellEnd"/>
+      <w:r>
+        <w:rPr>
+          <w:rFonts w:ascii="Times New Roman" w:hAnsi="Times New Roman" w:cs="Times New Roman"/>
+          <w:sz w:val="28"/>
+          <w:szCs w:val="28"/>
+        </w:rPr>
+        <w:t xml:space="preserve"> </w:t>
+      </w:r>
+      <w:proofErr w:type="spellStart"/>
+      <w:r>
+        <w:rPr>
+          <w:rFonts w:ascii="Times New Roman" w:hAnsi="Times New Roman" w:cs="Times New Roman"/>
+          <w:sz w:val="28"/>
+          <w:szCs w:val="28"/>
+        </w:rPr>
+        <w:t>route</w:t>
+      </w:r>
+      <w:proofErr w:type="spellEnd"/>
+      <w:r>
+        <w:rPr>
+          <w:rFonts w:ascii="Times New Roman" w:hAnsi="Times New Roman" w:cs="Times New Roman"/>
+          <w:sz w:val="28"/>
+          <w:szCs w:val="28"/>
+        </w:rPr>
+        <w:t xml:space="preserve"> 0.0.0.0 </w:t>
+      </w:r>
+      <w:proofErr w:type="spellStart"/>
+      <w:r>
+        <w:rPr>
+          <w:rFonts w:ascii="Times New Roman" w:hAnsi="Times New Roman" w:cs="Times New Roman"/>
+          <w:sz w:val="28"/>
+          <w:szCs w:val="28"/>
+        </w:rPr>
+        <w:t>0.0.0.0</w:t>
+      </w:r>
+      <w:proofErr w:type="spellEnd"/>
+      <w:r>
+        <w:rPr>
+          <w:rFonts w:ascii="Times New Roman" w:hAnsi="Times New Roman" w:cs="Times New Roman"/>
+          <w:sz w:val="28"/>
+          <w:szCs w:val="28"/>
+        </w:rPr>
+        <w:t xml:space="preserve"> 192.168.1.1</w:t>
+      </w:r>
+    </w:p>
+    <w:p>
+      <w:pPr>
+        <w:pStyle w:val="a6"/>
+        <w:numPr>
+          <w:ilvl w:val="0"/>
+          <w:numId w:val="18"/>
+        </w:numPr>
+        <w:rPr>
+          <w:rFonts w:ascii="Times New Roman" w:hAnsi="Times New Roman" w:cs="Times New Roman"/>
+          <w:sz w:val="28"/>
+          <w:szCs w:val="28"/>
+        </w:rPr>
+      </w:pPr>
+      <w:r>
+        <w:rPr>
+          <w:rFonts w:ascii="Times New Roman" w:hAnsi="Times New Roman" w:cs="Times New Roman"/>
+          <w:sz w:val="28"/>
+          <w:szCs w:val="28"/>
+        </w:rPr>
+        <w:t xml:space="preserve">Динамика: </w:t>
+      </w:r>
+      <w:proofErr w:type="spellStart"/>
+      <w:r>
+        <w:rPr>
+          <w:rFonts w:ascii="Times New Roman" w:hAnsi="Times New Roman" w:cs="Times New Roman"/>
+          <w:sz w:val="28"/>
+          <w:szCs w:val="28"/>
+        </w:rPr>
+        <w:t>router</w:t>
+      </w:r>
+      <w:proofErr w:type="spellEnd"/>
+      <w:r>
+        <w:rPr>
+          <w:rFonts w:ascii="Times New Roman" w:hAnsi="Times New Roman" w:cs="Times New Roman"/>
+          <w:sz w:val="28"/>
+          <w:szCs w:val="28"/>
+        </w:rPr>
+        <w:t xml:space="preserve"> </w:t>
+      </w:r>
+      <w:proofErr w:type="spellStart"/>
+      <w:r>
+        <w:rPr>
+          <w:rFonts w:ascii="Times New Roman" w:hAnsi="Times New Roman" w:cs="Times New Roman"/>
+          <w:sz w:val="28"/>
+          <w:szCs w:val="28"/>
+        </w:rPr>
+        <w:t>ospf</w:t>
+      </w:r>
+      <w:proofErr w:type="spellEnd"/>
+      <w:r>
+        <w:rPr>
+          <w:rFonts w:ascii="Times New Roman" w:hAnsi="Times New Roman" w:cs="Times New Roman"/>
+          <w:sz w:val="28"/>
+          <w:szCs w:val="28"/>
+        </w:rPr>
+        <w:t xml:space="preserve"> 1 (или другие протоколы)</w:t>
+      </w:r>
+    </w:p>
+    <w:p>
+      <w:pPr>
+        <w:ind w:left="360"/>
+        <w:rPr>
+          <w:rFonts w:ascii="Times New Roman" w:hAnsi="Times New Roman" w:cs="Times New Roman"/>
+          <w:sz w:val="28"/>
+          <w:szCs w:val="28"/>
+        </w:rPr>
+      </w:pPr>
+    </w:p>
+    <w:p>
+      <w:pPr>
+        <w:pStyle w:val="a6"/>
+        <w:numPr>
+          <w:ilvl w:val="0"/>
+          <w:numId w:val="15"/>
+        </w:numPr>
+        <w:rPr>
+          <w:rFonts w:ascii="Times New Roman" w:hAnsi="Times New Roman" w:cs="Times New Roman"/>
+          <w:sz w:val="28"/>
+          <w:szCs w:val="28"/>
+        </w:rPr>
+      </w:pPr>
+      <w:r>
+        <w:rPr>
+          <w:rFonts w:ascii="Times New Roman" w:hAnsi="Times New Roman" w:cs="Times New Roman"/>
+          <w:sz w:val="28"/>
+          <w:szCs w:val="28"/>
+        </w:rPr>
+        <w:t>Настройка VLAN на коммутаторе:</w:t>
+      </w:r>
+    </w:p>
+    <w:p>
+      <w:pPr>
+        <w:pStyle w:val="a6"/>
+        <w:numPr>
+          <w:ilvl w:val="0"/>
+          <w:numId w:val="20"/>
+        </w:numPr>
+        <w:rPr>
+          <w:rFonts w:ascii="Times New Roman" w:hAnsi="Times New Roman" w:cs="Times New Roman"/>
+          <w:sz w:val="28"/>
+          <w:szCs w:val="28"/>
+        </w:rPr>
+      </w:pPr>
+      <w:proofErr w:type="spellStart"/>
+      <w:r>
+        <w:rPr>
+          <w:rFonts w:ascii="Times New Roman" w:hAnsi="Times New Roman" w:cs="Times New Roman"/>
+          <w:sz w:val="28"/>
+          <w:szCs w:val="28"/>
+        </w:rPr>
+        <w:t>vlan</w:t>
+      </w:r>
+      <w:proofErr w:type="spellEnd"/>
+      <w:r>
+        <w:rPr>
+          <w:rFonts w:ascii="Times New Roman" w:hAnsi="Times New Roman" w:cs="Times New Roman"/>
+          <w:sz w:val="28"/>
+          <w:szCs w:val="28"/>
+        </w:rPr>
+        <w:t xml:space="preserve"> 10 (создать VLAN)</w:t>
+      </w:r>
+    </w:p>
+    <w:p>
+      <w:pPr>
+        <w:pStyle w:val="a6"/>
+        <w:numPr>
+          <w:ilvl w:val="0"/>
+          <w:numId w:val="20"/>
+        </w:numPr>
+        <w:rPr>
+          <w:rFonts w:ascii="Times New Roman" w:hAnsi="Times New Roman" w:cs="Times New Roman"/>
+          <w:sz w:val="28"/>
+          <w:szCs w:val="28"/>
+        </w:rPr>
+      </w:pPr>
+      <w:proofErr w:type="spellStart"/>
+      <w:r>
+        <w:rPr>
+          <w:rFonts w:ascii="Times New Roman" w:hAnsi="Times New Roman" w:cs="Times New Roman"/>
+          <w:sz w:val="28"/>
+          <w:szCs w:val="28"/>
+        </w:rPr>
+        <w:t>interface</w:t>
+      </w:r>
+      <w:proofErr w:type="spellEnd"/>
+      <w:r>
+        <w:rPr>
+          <w:rFonts w:ascii="Times New Roman" w:hAnsi="Times New Roman" w:cs="Times New Roman"/>
+          <w:sz w:val="28"/>
+          <w:szCs w:val="28"/>
+        </w:rPr>
+        <w:t xml:space="preserve"> Fa0/1 (выбрать порт)</w:t>
+      </w:r>
+    </w:p>
+    <w:p>
+      <w:pPr>
+        <w:pStyle w:val="a6"/>
+        <w:numPr>
+          <w:ilvl w:val="0"/>
+          <w:numId w:val="20"/>
+        </w:numPr>
+        <w:rPr>
+          <w:rFonts w:ascii="Times New Roman" w:hAnsi="Times New Roman" w:cs="Times New Roman"/>
+          <w:sz w:val="28"/>
+          <w:szCs w:val="28"/>
+        </w:rPr>
+      </w:pPr>
+      <w:r>
+        <w:rPr>
+          <w:rFonts w:ascii="Times New Roman" w:hAnsi="Times New Roman" w:cs="Times New Roman"/>
+          <w:sz w:val="28"/>
+          <w:szCs w:val="28"/>
+        </w:rPr>
+        <w:t>•</w:t>
+      </w:r>
+      <w:proofErr w:type="spellStart"/>
+      <w:r>
+        <w:rPr>
+          <w:rFonts w:ascii="Times New Roman" w:hAnsi="Times New Roman" w:cs="Times New Roman"/>
+          <w:sz w:val="28"/>
+          <w:szCs w:val="28"/>
+        </w:rPr>
+        <w:t>switchport</w:t>
+      </w:r>
+      <w:proofErr w:type="spellEnd"/>
+      <w:r>
+        <w:rPr>
+          <w:rFonts w:ascii="Times New Roman" w:hAnsi="Times New Roman" w:cs="Times New Roman"/>
+          <w:sz w:val="28"/>
+          <w:szCs w:val="28"/>
+        </w:rPr>
+        <w:t xml:space="preserve"> </w:t>
+      </w:r>
+      <w:proofErr w:type="spellStart"/>
+      <w:r>
+        <w:rPr>
+          <w:rFonts w:ascii="Times New Roman" w:hAnsi="Times New Roman" w:cs="Times New Roman"/>
+          <w:sz w:val="28"/>
+          <w:szCs w:val="28"/>
+        </w:rPr>
+        <w:t>mode</w:t>
+      </w:r>
+      <w:proofErr w:type="spellEnd"/>
+      <w:r>
+        <w:rPr>
+          <w:rFonts w:ascii="Times New Roman" w:hAnsi="Times New Roman" w:cs="Times New Roman"/>
+          <w:sz w:val="28"/>
+          <w:szCs w:val="28"/>
+        </w:rPr>
+        <w:t xml:space="preserve"> </w:t>
+      </w:r>
+      <w:proofErr w:type="spellStart"/>
+      <w:r>
+        <w:rPr>
+          <w:rFonts w:ascii="Times New Roman" w:hAnsi="Times New Roman" w:cs="Times New Roman"/>
+          <w:sz w:val="28"/>
+          <w:szCs w:val="28"/>
+        </w:rPr>
+        <w:t>access</w:t>
+      </w:r>
+      <w:proofErr w:type="spellEnd"/>
+      <w:r>
+        <w:rPr>
+          <w:rFonts w:ascii="Times New Roman" w:hAnsi="Times New Roman" w:cs="Times New Roman"/>
+          <w:sz w:val="28"/>
+          <w:szCs w:val="28"/>
+        </w:rPr>
+        <w:t xml:space="preserve"> (сделать портом доступа)</w:t>
+      </w:r>
+    </w:p>
+    <w:p>
+      <w:pPr>
+        <w:pStyle w:val="a6"/>
+        <w:numPr>
+          <w:ilvl w:val="0"/>
+          <w:numId w:val="20"/>
+        </w:numPr>
+        <w:rPr>
+          <w:rFonts w:ascii="Times New Roman" w:hAnsi="Times New Roman" w:cs="Times New Roman"/>
+          <w:sz w:val="28"/>
+          <w:szCs w:val="28"/>
+        </w:rPr>
+      </w:pPr>
+      <w:proofErr w:type="spellStart"/>
+      <w:r>
+        <w:rPr>
+          <w:rFonts w:ascii="Times New Roman" w:hAnsi="Times New Roman" w:cs="Times New Roman"/>
+          <w:sz w:val="28"/>
+          <w:szCs w:val="28"/>
+        </w:rPr>
+        <w:t>switchport</w:t>
+      </w:r>
+      <w:proofErr w:type="spellEnd"/>
+      <w:r>
+        <w:rPr>
+          <w:rFonts w:ascii="Times New Roman" w:hAnsi="Times New Roman" w:cs="Times New Roman"/>
+          <w:sz w:val="28"/>
+          <w:szCs w:val="28"/>
+        </w:rPr>
+        <w:t xml:space="preserve"> </w:t>
+      </w:r>
+      <w:proofErr w:type="spellStart"/>
+      <w:r>
+        <w:rPr>
+          <w:rFonts w:ascii="Times New Roman" w:hAnsi="Times New Roman" w:cs="Times New Roman"/>
+          <w:sz w:val="28"/>
+          <w:szCs w:val="28"/>
+        </w:rPr>
+        <w:t>access</w:t>
+      </w:r>
+      <w:proofErr w:type="spellEnd"/>
+      <w:r>
+        <w:rPr>
+          <w:rFonts w:ascii="Times New Roman" w:hAnsi="Times New Roman" w:cs="Times New Roman"/>
+          <w:sz w:val="28"/>
+          <w:szCs w:val="28"/>
+        </w:rPr>
+        <w:t xml:space="preserve"> </w:t>
+      </w:r>
+      <w:proofErr w:type="spellStart"/>
+      <w:r>
+        <w:rPr>
+          <w:rFonts w:ascii="Times New Roman" w:hAnsi="Times New Roman" w:cs="Times New Roman"/>
+          <w:sz w:val="28"/>
+          <w:szCs w:val="28"/>
+        </w:rPr>
+        <w:t>vlan</w:t>
+      </w:r>
+      <w:proofErr w:type="spellEnd"/>
+      <w:r>
+        <w:rPr>
+          <w:rFonts w:ascii="Times New Roman" w:hAnsi="Times New Roman" w:cs="Times New Roman"/>
+          <w:sz w:val="28"/>
+          <w:szCs w:val="28"/>
+        </w:rPr>
+        <w:t xml:space="preserve"> 10 (привязать порт к VLAN)</w:t>
+      </w:r>
+    </w:p>
+    <w:p>
+      <w:pPr>
+        <w:ind w:left="360"/>
+        <w:rPr>
+          <w:rFonts w:ascii="Times New Roman" w:hAnsi="Times New Roman" w:cs="Times New Roman"/>
+          <w:sz w:val="28"/>
+          <w:szCs w:val="28"/>
+        </w:rPr>
+      </w:pPr>
+    </w:p>
+    <w:p>
+      <w:pPr>
+        <w:pStyle w:val="a6"/>
+        <w:numPr>
+          <w:ilvl w:val="0"/>
+          <w:numId w:val="15"/>
+        </w:numPr>
+        <w:rPr>
+          <w:rFonts w:ascii="Times New Roman" w:hAnsi="Times New Roman" w:cs="Times New Roman"/>
+          <w:sz w:val="28"/>
+          <w:szCs w:val="28"/>
+        </w:rPr>
+      </w:pPr>
+      <w:r>
+        <w:rPr>
+          <w:rFonts w:ascii="Times New Roman" w:hAnsi="Times New Roman" w:cs="Times New Roman"/>
+          <w:sz w:val="28"/>
+          <w:szCs w:val="28"/>
+        </w:rPr>
+        <w:t>Взаимодействие между VLAN: Настроить "шлюз" для каждого VLAN либо на роутере (</w:t>
+      </w:r>
+      <w:proofErr w:type="spellStart"/>
+      <w:r>
+        <w:rPr>
+          <w:rFonts w:ascii="Times New Roman" w:hAnsi="Times New Roman" w:cs="Times New Roman"/>
+          <w:sz w:val="28"/>
+          <w:szCs w:val="28"/>
+        </w:rPr>
+        <w:t>суб-интерфейсы</w:t>
+      </w:r>
+      <w:proofErr w:type="spellEnd"/>
+      <w:r>
+        <w:rPr>
+          <w:rFonts w:ascii="Times New Roman" w:hAnsi="Times New Roman" w:cs="Times New Roman"/>
+          <w:sz w:val="28"/>
+          <w:szCs w:val="28"/>
+        </w:rPr>
+        <w:t xml:space="preserve"> </w:t>
+      </w:r>
+      <w:proofErr w:type="spellStart"/>
+      <w:r>
+        <w:rPr>
+          <w:rFonts w:ascii="Times New Roman" w:hAnsi="Times New Roman" w:cs="Times New Roman"/>
+          <w:sz w:val="28"/>
+          <w:szCs w:val="28"/>
+        </w:rPr>
+        <w:t>interface</w:t>
+      </w:r>
+      <w:proofErr w:type="spellEnd"/>
+      <w:r>
+        <w:rPr>
+          <w:rFonts w:ascii="Times New Roman" w:hAnsi="Times New Roman" w:cs="Times New Roman"/>
+          <w:sz w:val="28"/>
+          <w:szCs w:val="28"/>
+        </w:rPr>
+        <w:t xml:space="preserve"> G0/0.10, </w:t>
+      </w:r>
+      <w:proofErr w:type="spellStart"/>
+      <w:r>
+        <w:rPr>
+          <w:rFonts w:ascii="Times New Roman" w:hAnsi="Times New Roman" w:cs="Times New Roman"/>
+          <w:sz w:val="28"/>
+          <w:szCs w:val="28"/>
+        </w:rPr>
+        <w:t>encapsulation</w:t>
+      </w:r>
+      <w:proofErr w:type="spellEnd"/>
+      <w:r>
+        <w:rPr>
+          <w:rFonts w:ascii="Times New Roman" w:hAnsi="Times New Roman" w:cs="Times New Roman"/>
+          <w:sz w:val="28"/>
+          <w:szCs w:val="28"/>
+        </w:rPr>
+        <w:t xml:space="preserve"> dot1Q 10), либо на L3-коммутаторе (SVI </w:t>
+      </w:r>
+      <w:proofErr w:type="spellStart"/>
+      <w:r>
+        <w:rPr>
+          <w:rFonts w:ascii="Times New Roman" w:hAnsi="Times New Roman" w:cs="Times New Roman"/>
+          <w:sz w:val="28"/>
+          <w:szCs w:val="28"/>
+        </w:rPr>
+        <w:t>interface</w:t>
+      </w:r>
+      <w:proofErr w:type="spellEnd"/>
+      <w:r>
+        <w:rPr>
+          <w:rFonts w:ascii="Times New Roman" w:hAnsi="Times New Roman" w:cs="Times New Roman"/>
+          <w:sz w:val="28"/>
+          <w:szCs w:val="28"/>
+        </w:rPr>
+        <w:t xml:space="preserve"> </w:t>
+      </w:r>
+      <w:proofErr w:type="spellStart"/>
+      <w:r>
+        <w:rPr>
+          <w:rFonts w:ascii="Times New Roman" w:hAnsi="Times New Roman" w:cs="Times New Roman"/>
+          <w:sz w:val="28"/>
+          <w:szCs w:val="28"/>
+        </w:rPr>
+        <w:t>vlan</w:t>
+      </w:r>
+      <w:proofErr w:type="spellEnd"/>
+      <w:r>
+        <w:rPr>
+          <w:rFonts w:ascii="Times New Roman" w:hAnsi="Times New Roman" w:cs="Times New Roman"/>
+          <w:sz w:val="28"/>
+          <w:szCs w:val="28"/>
+        </w:rPr>
+        <w:t xml:space="preserve"> 10).</w:t>
+      </w:r>
+    </w:p>
+    <w:p>
+      <w:pPr>
         <w:jc w:val="center"/>
+        <w:rPr>
+          <w:rFonts w:ascii="Times New Roman" w:hAnsi="Times New Roman" w:cs="Times New Roman"/>
+          <w:sz w:val="28"/>
+          <w:szCs w:val="28"/>
+        </w:rPr>
       </w:pPr>
     </w:p>
     <w:p>
       <w:pPr>
         <w:jc w:val="center"/>
+        <w:rPr>
+          <w:rFonts w:ascii="Times New Roman" w:hAnsi="Times New Roman" w:cs="Times New Roman"/>
+          <w:sz w:val="28"/>
+          <w:szCs w:val="28"/>
+        </w:rPr>
       </w:pPr>
     </w:p>
     <w:p>
       <w:pPr>
         <w:jc w:val="center"/>
+        <w:rPr>
+          <w:rFonts w:ascii="Times New Roman" w:hAnsi="Times New Roman" w:cs="Times New Roman"/>
+          <w:sz w:val="28"/>
+          <w:szCs w:val="28"/>
+        </w:rPr>
       </w:pPr>
     </w:p>
     <w:p>
       <w:pPr>
         <w:jc w:val="center"/>
+        <w:rPr>
+          <w:rFonts w:ascii="Times New Roman" w:hAnsi="Times New Roman" w:cs="Times New Roman"/>
+          <w:sz w:val="28"/>
+          <w:szCs w:val="28"/>
+        </w:rPr>
       </w:pPr>
     </w:p>
     <w:p>
       <w:pPr>
         <w:jc w:val="center"/>
+        <w:rPr>
+          <w:rFonts w:ascii="Times New Roman" w:hAnsi="Times New Roman" w:cs="Times New Roman"/>
+          <w:sz w:val="28"/>
+          <w:szCs w:val="28"/>
+        </w:rPr>
       </w:pPr>
     </w:p>
     <w:p>
       <w:pPr>
         <w:jc w:val="center"/>
-      </w:pPr>
-    </w:p>
-    <w:p>
-      <w:pPr>
+        <w:rPr>
+          <w:rFonts w:ascii="Times New Roman" w:hAnsi="Times New Roman" w:cs="Times New Roman"/>
+          <w:sz w:val="28"/>
+          <w:szCs w:val="28"/>
+        </w:rPr>
+      </w:pPr>
+    </w:p>
+    <w:p>
+      <w:pPr>
+        <w:rPr>
+          <w:rFonts w:ascii="Times New Roman" w:hAnsi="Times New Roman" w:cs="Times New Roman"/>
+          <w:sz w:val="28"/>
+          <w:szCs w:val="28"/>
+        </w:rPr>
+      </w:pPr>
+    </w:p>
+    <w:p>
+      <w:pPr>
+        <w:pStyle w:val="1"/>
         <w:jc w:val="center"/>
       </w:pPr>
+      <w:r>
+        <w:lastRenderedPageBreak/>
+        <w:t>Лабораторная работа №4. Настройка статической маршрутизации.</w:t>
+      </w:r>
     </w:p>
     <w:p>
       <w:pPr>
         <w:jc w:val="center"/>
-      </w:pPr>
-      <w:r>
-        <w:lastRenderedPageBreak/>
-        <w:t>Лаба 4</w:t>
-      </w:r>
-    </w:p>
-    <w:p>
-      <w:pPr>
-        <w:jc w:val="center"/>
-      </w:pPr>
-      <w:r>
-        <w:rPr>
+        <w:rPr>
+          <w:rFonts w:ascii="Times New Roman" w:hAnsi="Times New Roman" w:cs="Times New Roman"/>
+          <w:sz w:val="28"/>
+          <w:szCs w:val="28"/>
+        </w:rPr>
+      </w:pPr>
+      <w:r>
+        <w:rPr>
+          <w:rFonts w:ascii="Times New Roman" w:hAnsi="Times New Roman" w:cs="Times New Roman"/>
           <w:noProof/>
+          <w:sz w:val="28"/>
+          <w:szCs w:val="28"/>
           <w:lang w:eastAsia="ru-RU"/>
         </w:rPr>
         <w:drawing>
@@ -2654,8 +5523,20 @@
     <w:p>
       <w:pPr>
         <w:jc w:val="center"/>
-      </w:pPr>
-      <w:r>
+        <w:rPr>
+          <w:rFonts w:ascii="Times New Roman" w:hAnsi="Times New Roman" w:cs="Times New Roman"/>
+          <w:sz w:val="28"/>
+          <w:szCs w:val="28"/>
+        </w:rPr>
+      </w:pPr>
+      <w:r>
+        <w:rPr>
+          <w:rFonts w:ascii="Times New Roman" w:hAnsi="Times New Roman" w:cs="Times New Roman"/>
+          <w:noProof/>
+          <w:sz w:val="28"/>
+          <w:szCs w:val="28"/>
+          <w:lang w:eastAsia="ru-RU"/>
+        </w:rPr>
         <w:drawing>
           <wp:inline distT="0" distB="0" distL="0" distR="0">
             <wp:extent cx="5225263" cy="2653145"/>
@@ -2705,12 +5586,29 @@
         <w:tabs>
           <w:tab w:val="left" w:pos="3731"/>
         </w:tabs>
-      </w:pPr>
-      <w:r>
+        <w:rPr>
+          <w:rFonts w:ascii="Times New Roman" w:hAnsi="Times New Roman" w:cs="Times New Roman"/>
+          <w:sz w:val="28"/>
+          <w:szCs w:val="28"/>
+        </w:rPr>
+      </w:pPr>
+      <w:r>
+        <w:rPr>
+          <w:rFonts w:ascii="Times New Roman" w:hAnsi="Times New Roman" w:cs="Times New Roman"/>
+          <w:sz w:val="28"/>
+          <w:szCs w:val="28"/>
+        </w:rPr>
         <w:lastRenderedPageBreak/>
         <w:tab/>
       </w:r>
       <w:r>
+        <w:rPr>
+          <w:rFonts w:ascii="Times New Roman" w:hAnsi="Times New Roman" w:cs="Times New Roman"/>
+          <w:noProof/>
+          <w:sz w:val="28"/>
+          <w:szCs w:val="28"/>
+          <w:lang w:eastAsia="ru-RU"/>
+        </w:rPr>
         <w:drawing>
           <wp:inline distT="0" distB="0" distL="0" distR="0">
             <wp:extent cx="4011295" cy="2389909"/>
@@ -2760,8 +5658,34 @@
         <w:tabs>
           <w:tab w:val="left" w:pos="3731"/>
         </w:tabs>
-      </w:pPr>
-      <w:r>
+        <w:rPr>
+          <w:rFonts w:ascii="Times New Roman" w:hAnsi="Times New Roman" w:cs="Times New Roman"/>
+          <w:noProof/>
+          <w:sz w:val="28"/>
+          <w:szCs w:val="28"/>
+          <w:lang w:val="en-US" w:eastAsia="ru-RU"/>
+        </w:rPr>
+      </w:pPr>
+    </w:p>
+    <w:p>
+      <w:pPr>
+        <w:tabs>
+          <w:tab w:val="left" w:pos="3731"/>
+        </w:tabs>
+        <w:rPr>
+          <w:rFonts w:ascii="Times New Roman" w:hAnsi="Times New Roman" w:cs="Times New Roman"/>
+          <w:sz w:val="28"/>
+          <w:szCs w:val="28"/>
+        </w:rPr>
+      </w:pPr>
+      <w:r>
+        <w:rPr>
+          <w:rFonts w:ascii="Times New Roman" w:hAnsi="Times New Roman" w:cs="Times New Roman"/>
+          <w:noProof/>
+          <w:sz w:val="28"/>
+          <w:szCs w:val="28"/>
+          <w:lang w:eastAsia="ru-RU"/>
+        </w:rPr>
         <w:drawing>
           <wp:inline distT="0" distB="0" distL="0" distR="0">
             <wp:extent cx="5008880" cy="2417618"/>
@@ -2806,6 +5730,1875 @@
         </w:drawing>
       </w:r>
     </w:p>
+    <w:p>
+      <w:pPr>
+        <w:rPr>
+          <w:rFonts w:ascii="Times New Roman" w:hAnsi="Times New Roman" w:cs="Times New Roman"/>
+          <w:sz w:val="28"/>
+          <w:szCs w:val="28"/>
+        </w:rPr>
+      </w:pPr>
+    </w:p>
+    <w:p>
+      <w:pPr>
+        <w:rPr>
+          <w:rFonts w:ascii="Times New Roman" w:hAnsi="Times New Roman" w:cs="Times New Roman"/>
+          <w:sz w:val="28"/>
+          <w:szCs w:val="28"/>
+        </w:rPr>
+      </w:pPr>
+    </w:p>
+    <w:p>
+      <w:pPr>
+        <w:rPr>
+          <w:rFonts w:ascii="Times New Roman" w:hAnsi="Times New Roman" w:cs="Times New Roman"/>
+          <w:sz w:val="28"/>
+          <w:szCs w:val="28"/>
+        </w:rPr>
+      </w:pPr>
+    </w:p>
+    <w:p>
+      <w:pPr>
+        <w:rPr>
+          <w:rFonts w:ascii="Times New Roman" w:hAnsi="Times New Roman" w:cs="Times New Roman"/>
+          <w:sz w:val="28"/>
+          <w:szCs w:val="28"/>
+        </w:rPr>
+      </w:pPr>
+    </w:p>
+    <w:p>
+      <w:pPr>
+        <w:rPr>
+          <w:rFonts w:ascii="Times New Roman" w:hAnsi="Times New Roman" w:cs="Times New Roman"/>
+          <w:sz w:val="28"/>
+          <w:szCs w:val="28"/>
+        </w:rPr>
+      </w:pPr>
+    </w:p>
+    <w:p>
+      <w:pPr>
+        <w:rPr>
+          <w:rFonts w:ascii="Times New Roman" w:hAnsi="Times New Roman" w:cs="Times New Roman"/>
+          <w:sz w:val="28"/>
+          <w:szCs w:val="28"/>
+        </w:rPr>
+      </w:pPr>
+    </w:p>
+    <w:p>
+      <w:pPr>
+        <w:rPr>
+          <w:rFonts w:ascii="Times New Roman" w:hAnsi="Times New Roman" w:cs="Times New Roman"/>
+          <w:sz w:val="28"/>
+          <w:szCs w:val="28"/>
+        </w:rPr>
+      </w:pPr>
+    </w:p>
+    <w:p>
+      <w:pPr>
+        <w:rPr>
+          <w:rFonts w:ascii="Times New Roman" w:hAnsi="Times New Roman" w:cs="Times New Roman"/>
+          <w:sz w:val="28"/>
+          <w:szCs w:val="28"/>
+        </w:rPr>
+      </w:pPr>
+    </w:p>
+    <w:p>
+      <w:pPr>
+        <w:tabs>
+          <w:tab w:val="left" w:pos="2738"/>
+        </w:tabs>
+        <w:rPr>
+          <w:rFonts w:ascii="Times New Roman" w:hAnsi="Times New Roman" w:cs="Times New Roman"/>
+          <w:sz w:val="28"/>
+          <w:szCs w:val="28"/>
+          <w:lang w:val="en-US"/>
+        </w:rPr>
+      </w:pPr>
+      <w:r>
+        <w:rPr>
+          <w:rFonts w:ascii="Times New Roman" w:hAnsi="Times New Roman" w:cs="Times New Roman"/>
+          <w:sz w:val="28"/>
+          <w:szCs w:val="28"/>
+        </w:rPr>
+        <w:tab/>
+      </w:r>
+    </w:p>
+    <w:p>
+      <w:pPr>
+        <w:tabs>
+          <w:tab w:val="left" w:pos="2738"/>
+        </w:tabs>
+        <w:rPr>
+          <w:rFonts w:ascii="Times New Roman" w:hAnsi="Times New Roman" w:cs="Times New Roman"/>
+          <w:sz w:val="28"/>
+          <w:szCs w:val="28"/>
+          <w:lang w:val="en-US"/>
+        </w:rPr>
+      </w:pPr>
+    </w:p>
+    <w:p>
+      <w:pPr>
+        <w:tabs>
+          <w:tab w:val="left" w:pos="2738"/>
+        </w:tabs>
+        <w:rPr>
+          <w:rFonts w:ascii="Times New Roman" w:hAnsi="Times New Roman" w:cs="Times New Roman"/>
+          <w:sz w:val="28"/>
+          <w:szCs w:val="28"/>
+        </w:rPr>
+      </w:pPr>
+    </w:p>
+    <w:p>
+      <w:pPr>
+        <w:pStyle w:val="1"/>
+      </w:pPr>
+      <w:r>
+        <w:lastRenderedPageBreak/>
+        <w:t>Лабораторная работа №5. Построение таблиц маршрутизации.</w:t>
+      </w:r>
+    </w:p>
+    <w:p>
+      <w:pPr>
+        <w:tabs>
+          <w:tab w:val="left" w:pos="2738"/>
+        </w:tabs>
+        <w:rPr>
+          <w:rFonts w:ascii="Times New Roman" w:hAnsi="Times New Roman" w:cs="Times New Roman"/>
+          <w:sz w:val="28"/>
+          <w:szCs w:val="28"/>
+        </w:rPr>
+      </w:pPr>
+    </w:p>
+    <w:p>
+      <w:pPr>
+        <w:tabs>
+          <w:tab w:val="left" w:pos="2738"/>
+        </w:tabs>
+        <w:rPr>
+          <w:rFonts w:ascii="Times New Roman" w:hAnsi="Times New Roman" w:cs="Times New Roman"/>
+          <w:sz w:val="28"/>
+          <w:szCs w:val="28"/>
+        </w:rPr>
+      </w:pPr>
+      <w:r>
+        <w:rPr>
+          <w:rFonts w:ascii="Times New Roman" w:hAnsi="Times New Roman" w:cs="Times New Roman"/>
+          <w:noProof/>
+          <w:sz w:val="28"/>
+          <w:szCs w:val="28"/>
+          <w:lang w:eastAsia="ru-RU"/>
+        </w:rPr>
+        <w:drawing>
+          <wp:inline distT="0" distB="0" distL="0" distR="0">
+            <wp:extent cx="5391150" cy="3854386"/>
+            <wp:effectExtent l="19050" t="0" r="0" b="0"/>
+            <wp:docPr id="20" name="Рисунок 2"/>
+            <wp:cNvGraphicFramePr>
+              <a:graphicFrameLocks xmlns:a="http://schemas.openxmlformats.org/drawingml/2006/main" noChangeAspect="1"/>
+            </wp:cNvGraphicFramePr>
+            <a:graphic xmlns:a="http://schemas.openxmlformats.org/drawingml/2006/main">
+              <a:graphicData uri="http://schemas.openxmlformats.org/drawingml/2006/picture">
+                <pic:pic xmlns:pic="http://schemas.openxmlformats.org/drawingml/2006/picture">
+                  <pic:nvPicPr>
+                    <pic:cNvPr id="0" name="Picture 2"/>
+                    <pic:cNvPicPr>
+                      <a:picLocks noChangeAspect="1" noChangeArrowheads="1"/>
+                    </pic:cNvPicPr>
+                  </pic:nvPicPr>
+                  <pic:blipFill>
+                    <a:blip r:embed="rId23" cstate="print"/>
+                    <a:srcRect/>
+                    <a:stretch>
+                      <a:fillRect/>
+                    </a:stretch>
+                  </pic:blipFill>
+                  <pic:spPr bwMode="auto">
+                    <a:xfrm>
+                      <a:off x="0" y="0"/>
+                      <a:ext cx="5394119" cy="3856509"/>
+                    </a:xfrm>
+                    <a:prstGeom prst="rect">
+                      <a:avLst/>
+                    </a:prstGeom>
+                    <a:noFill/>
+                  </pic:spPr>
+                </pic:pic>
+              </a:graphicData>
+            </a:graphic>
+          </wp:inline>
+        </w:drawing>
+      </w:r>
+    </w:p>
+    <w:p>
+      <w:pPr>
+        <w:tabs>
+          <w:tab w:val="left" w:pos="2738"/>
+        </w:tabs>
+        <w:rPr>
+          <w:rFonts w:ascii="Times New Roman" w:hAnsi="Times New Roman" w:cs="Times New Roman"/>
+          <w:sz w:val="28"/>
+          <w:szCs w:val="28"/>
+        </w:rPr>
+      </w:pPr>
+      <w:r>
+        <w:rPr>
+          <w:rFonts w:ascii="Times New Roman" w:hAnsi="Times New Roman" w:cs="Times New Roman"/>
+          <w:sz w:val="28"/>
+          <w:szCs w:val="28"/>
+        </w:rPr>
+        <w:t>Настройка:</w:t>
+      </w:r>
+    </w:p>
+    <w:p>
+      <w:pPr>
+        <w:tabs>
+          <w:tab w:val="left" w:pos="2738"/>
+        </w:tabs>
+        <w:rPr>
+          <w:rFonts w:ascii="Times New Roman" w:hAnsi="Times New Roman" w:cs="Times New Roman"/>
+          <w:sz w:val="28"/>
+          <w:szCs w:val="28"/>
+        </w:rPr>
+      </w:pPr>
+      <w:r>
+        <w:rPr>
+          <w:rFonts w:ascii="Times New Roman" w:hAnsi="Times New Roman" w:cs="Times New Roman"/>
+          <w:noProof/>
+          <w:sz w:val="28"/>
+          <w:szCs w:val="28"/>
+          <w:lang w:eastAsia="ru-RU"/>
+        </w:rPr>
+        <w:drawing>
+          <wp:inline distT="0" distB="0" distL="0" distR="0">
+            <wp:extent cx="4780915" cy="3817333"/>
+            <wp:effectExtent l="19050" t="0" r="635" b="0"/>
+            <wp:docPr id="7" name="Рисунок 1"/>
+            <wp:cNvGraphicFramePr>
+              <a:graphicFrameLocks xmlns:a="http://schemas.openxmlformats.org/drawingml/2006/main" noChangeAspect="1"/>
+            </wp:cNvGraphicFramePr>
+            <a:graphic xmlns:a="http://schemas.openxmlformats.org/drawingml/2006/main">
+              <a:graphicData uri="http://schemas.openxmlformats.org/drawingml/2006/picture">
+                <pic:pic xmlns:pic="http://schemas.openxmlformats.org/drawingml/2006/picture">
+                  <pic:nvPicPr>
+                    <pic:cNvPr id="0" name="Picture 1"/>
+                    <pic:cNvPicPr>
+                      <a:picLocks noChangeAspect="1" noChangeArrowheads="1"/>
+                    </pic:cNvPicPr>
+                  </pic:nvPicPr>
+                  <pic:blipFill>
+                    <a:blip r:embed="rId24" cstate="print"/>
+                    <a:srcRect/>
+                    <a:stretch>
+                      <a:fillRect/>
+                    </a:stretch>
+                  </pic:blipFill>
+                  <pic:spPr bwMode="auto">
+                    <a:xfrm>
+                      <a:off x="0" y="0"/>
+                      <a:ext cx="4780438" cy="3816952"/>
+                    </a:xfrm>
+                    <a:prstGeom prst="rect">
+                      <a:avLst/>
+                    </a:prstGeom>
+                    <a:noFill/>
+                    <a:ln w="9525">
+                      <a:noFill/>
+                      <a:miter lim="800000"/>
+                      <a:headEnd/>
+                      <a:tailEnd/>
+                    </a:ln>
+                  </pic:spPr>
+                </pic:pic>
+              </a:graphicData>
+            </a:graphic>
+          </wp:inline>
+        </w:drawing>
+      </w:r>
+    </w:p>
+    <w:p>
+      <w:pPr>
+        <w:tabs>
+          <w:tab w:val="left" w:pos="2738"/>
+        </w:tabs>
+        <w:rPr>
+          <w:rFonts w:ascii="Times New Roman" w:hAnsi="Times New Roman" w:cs="Times New Roman"/>
+          <w:sz w:val="28"/>
+          <w:szCs w:val="28"/>
+        </w:rPr>
+      </w:pPr>
+      <w:r>
+        <w:rPr>
+          <w:rFonts w:ascii="Times New Roman" w:hAnsi="Times New Roman" w:cs="Times New Roman"/>
+          <w:sz w:val="28"/>
+          <w:szCs w:val="28"/>
+        </w:rPr>
+        <w:lastRenderedPageBreak/>
+        <w:t>Результат:</w:t>
+      </w:r>
+    </w:p>
+    <w:p>
+      <w:pPr>
+        <w:tabs>
+          <w:tab w:val="left" w:pos="3393"/>
+        </w:tabs>
+        <w:rPr>
+          <w:rFonts w:ascii="Times New Roman" w:hAnsi="Times New Roman" w:cs="Times New Roman"/>
+          <w:sz w:val="28"/>
+          <w:szCs w:val="28"/>
+        </w:rPr>
+      </w:pPr>
+      <w:r>
+        <w:rPr>
+          <w:rFonts w:ascii="Times New Roman" w:hAnsi="Times New Roman" w:cs="Times New Roman"/>
+          <w:sz w:val="28"/>
+          <w:szCs w:val="28"/>
+        </w:rPr>
+        <w:tab/>
+      </w:r>
+      <w:r>
+        <w:rPr>
+          <w:rFonts w:ascii="Times New Roman" w:hAnsi="Times New Roman" w:cs="Times New Roman"/>
+          <w:noProof/>
+          <w:sz w:val="28"/>
+          <w:szCs w:val="28"/>
+          <w:lang w:eastAsia="ru-RU"/>
+        </w:rPr>
+        <w:drawing>
+          <wp:inline distT="0" distB="0" distL="0" distR="0">
+            <wp:extent cx="4780915" cy="2452254"/>
+            <wp:effectExtent l="19050" t="0" r="635" b="0"/>
+            <wp:docPr id="18" name="Рисунок 19"/>
+            <wp:cNvGraphicFramePr/>
+            <a:graphic xmlns:a="http://schemas.openxmlformats.org/drawingml/2006/main">
+              <a:graphicData uri="http://schemas.openxmlformats.org/drawingml/2006/picture">
+                <pic:pic xmlns:pic="http://schemas.openxmlformats.org/drawingml/2006/picture">
+                  <pic:nvPicPr>
+                    <pic:cNvPr id="14" name="Рисунок 14"/>
+                    <pic:cNvPicPr/>
+                  </pic:nvPicPr>
+                  <pic:blipFill rotWithShape="1">
+                    <a:blip r:embed="rId25" cstate="print"/>
+                    <a:srcRect t="11485" r="3068" b="20545"/>
+                    <a:stretch/>
+                  </pic:blipFill>
+                  <pic:spPr bwMode="auto">
+                    <a:xfrm>
+                      <a:off x="0" y="0"/>
+                      <a:ext cx="4780915" cy="2452254"/>
+                    </a:xfrm>
+                    <a:prstGeom prst="rect">
+                      <a:avLst/>
+                    </a:prstGeom>
+                    <a:ln>
+                      <a:noFill/>
+                    </a:ln>
+                    <a:extLst>
+                      <a:ext uri="{53640926-AAD7-44D8-BBD7-CCE9431645EC}">
+                        <a14:shadowObscured xmlns="" xmlns:wpc="http://schemas.microsoft.com/office/word/2010/wordprocessingCanvas" xmlns:mc="http://schemas.openxmlformats.org/markup-compatibility/2006" xmlns:o="urn:schemas-microsoft-com:office:office" xmlns:v="urn:schemas-microsoft-com:vml" xmlns:wp14="http://schemas.microsoft.com/office/word/2010/wordprocessingDrawing" xmlns:w10="urn:schemas-microsoft-com:office:word" xmlns:w="http://schemas.openxmlformats.org/wordprocessingml/2006/main" xmlns:w14="http://schemas.microsoft.com/office/word/2010/wordml" xmlns:wpg="http://schemas.microsoft.com/office/word/2010/wordprocessingGroup" xmlns:wpi="http://schemas.microsoft.com/office/word/2010/wordprocessingInk" xmlns:wps="http://schemas.microsoft.com/office/word/2010/wordprocessingShape" xmlns:a14="http://schemas.microsoft.com/office/drawing/2010/main"/>
+                      </a:ext>
+                    </a:extLst>
+                  </pic:spPr>
+                </pic:pic>
+              </a:graphicData>
+            </a:graphic>
+          </wp:inline>
+        </w:drawing>
+      </w:r>
+    </w:p>
+    <w:p>
+      <w:pPr>
+        <w:pStyle w:val="2"/>
+        <w:rPr>
+          <w:rFonts w:cs="Times New Roman"/>
+          <w:sz w:val="28"/>
+          <w:szCs w:val="28"/>
+        </w:rPr>
+      </w:pPr>
+    </w:p>
+    <w:p>
+      <w:pPr>
+        <w:pStyle w:val="2"/>
+      </w:pPr>
+      <w:r>
+        <w:t>Самостоятельная работа 1</w:t>
+      </w:r>
+    </w:p>
+    <w:p>
+      <w:pPr>
+        <w:rPr>
+          <w:rFonts w:ascii="Times New Roman" w:hAnsi="Times New Roman" w:cs="Times New Roman"/>
+          <w:sz w:val="28"/>
+          <w:szCs w:val="28"/>
+        </w:rPr>
+      </w:pPr>
+    </w:p>
+    <w:p>
+      <w:pPr>
+        <w:jc w:val="center"/>
+        <w:rPr>
+          <w:rFonts w:ascii="Times New Roman" w:hAnsi="Times New Roman" w:cs="Times New Roman"/>
+          <w:sz w:val="28"/>
+          <w:szCs w:val="28"/>
+        </w:rPr>
+      </w:pPr>
+      <w:r>
+        <w:rPr>
+          <w:rFonts w:ascii="Times New Roman" w:hAnsi="Times New Roman" w:cs="Times New Roman"/>
+          <w:noProof/>
+          <w:sz w:val="28"/>
+          <w:szCs w:val="28"/>
+          <w:lang w:eastAsia="ru-RU"/>
+        </w:rPr>
+        <w:drawing>
+          <wp:inline distT="0" distB="0" distL="0" distR="0">
+            <wp:extent cx="5940425" cy="3434205"/>
+            <wp:effectExtent l="19050" t="0" r="3175" b="0"/>
+            <wp:docPr id="21" name="Рисунок 5"/>
+            <wp:cNvGraphicFramePr>
+              <a:graphicFrameLocks xmlns:a="http://schemas.openxmlformats.org/drawingml/2006/main" noChangeAspect="1"/>
+            </wp:cNvGraphicFramePr>
+            <a:graphic xmlns:a="http://schemas.openxmlformats.org/drawingml/2006/main">
+              <a:graphicData uri="http://schemas.openxmlformats.org/drawingml/2006/picture">
+                <pic:pic xmlns:pic="http://schemas.openxmlformats.org/drawingml/2006/picture">
+                  <pic:nvPicPr>
+                    <pic:cNvPr id="0" name="Picture 5"/>
+                    <pic:cNvPicPr>
+                      <a:picLocks noChangeAspect="1" noChangeArrowheads="1"/>
+                    </pic:cNvPicPr>
+                  </pic:nvPicPr>
+                  <pic:blipFill>
+                    <a:blip r:embed="rId26" cstate="print"/>
+                    <a:srcRect/>
+                    <a:stretch>
+                      <a:fillRect/>
+                    </a:stretch>
+                  </pic:blipFill>
+                  <pic:spPr bwMode="auto">
+                    <a:xfrm>
+                      <a:off x="0" y="0"/>
+                      <a:ext cx="5940425" cy="3434205"/>
+                    </a:xfrm>
+                    <a:prstGeom prst="rect">
+                      <a:avLst/>
+                    </a:prstGeom>
+                    <a:noFill/>
+                    <a:ln w="9525">
+                      <a:noFill/>
+                      <a:miter lim="800000"/>
+                      <a:headEnd/>
+                      <a:tailEnd/>
+                    </a:ln>
+                  </pic:spPr>
+                </pic:pic>
+              </a:graphicData>
+            </a:graphic>
+          </wp:inline>
+        </w:drawing>
+      </w:r>
+    </w:p>
+    <w:p>
+      <w:pPr>
+        <w:rPr>
+          <w:rFonts w:ascii="Times New Roman" w:hAnsi="Times New Roman" w:cs="Times New Roman"/>
+          <w:sz w:val="28"/>
+          <w:szCs w:val="28"/>
+        </w:rPr>
+      </w:pPr>
+    </w:p>
+    <w:p>
+      <w:pPr>
+        <w:pStyle w:val="2"/>
+        <w:rPr>
+          <w:rFonts w:cs="Times New Roman"/>
+          <w:sz w:val="28"/>
+          <w:szCs w:val="28"/>
+        </w:rPr>
+      </w:pPr>
+      <w:r>
+        <w:rPr>
+          <w:rFonts w:cs="Times New Roman"/>
+          <w:sz w:val="28"/>
+          <w:szCs w:val="28"/>
+        </w:rPr>
+        <w:t>Контрольные вопросы</w:t>
+      </w:r>
+      <w:proofErr w:type="gramStart"/>
+      <w:r>
+        <w:rPr>
+          <w:rFonts w:cs="Times New Roman"/>
+          <w:sz w:val="28"/>
+          <w:szCs w:val="28"/>
+        </w:rPr>
+        <w:t xml:space="preserve"> :</w:t>
+      </w:r>
+      <w:proofErr w:type="gramEnd"/>
+    </w:p>
+    <w:p>
+      <w:pPr>
+        <w:pStyle w:val="a6"/>
+        <w:numPr>
+          <w:ilvl w:val="0"/>
+          <w:numId w:val="21"/>
+        </w:numPr>
+        <w:rPr>
+          <w:rFonts w:ascii="Times New Roman" w:hAnsi="Times New Roman" w:cs="Times New Roman"/>
+          <w:sz w:val="28"/>
+          <w:szCs w:val="28"/>
+        </w:rPr>
+      </w:pPr>
+      <w:r>
+        <w:rPr>
+          <w:rFonts w:ascii="Times New Roman" w:hAnsi="Times New Roman" w:cs="Times New Roman"/>
+          <w:sz w:val="28"/>
+          <w:szCs w:val="28"/>
+        </w:rPr>
+        <w:t>Преимущества статики: Просто, безопасно, малая нагрузка, полный контроль.</w:t>
+      </w:r>
+    </w:p>
+    <w:p>
+      <w:pPr>
+        <w:pStyle w:val="a6"/>
+        <w:numPr>
+          <w:ilvl w:val="0"/>
+          <w:numId w:val="21"/>
+        </w:numPr>
+        <w:rPr>
+          <w:rFonts w:ascii="Times New Roman" w:hAnsi="Times New Roman" w:cs="Times New Roman"/>
+          <w:sz w:val="28"/>
+          <w:szCs w:val="28"/>
+        </w:rPr>
+      </w:pPr>
+      <w:r>
+        <w:rPr>
+          <w:rFonts w:ascii="Times New Roman" w:hAnsi="Times New Roman" w:cs="Times New Roman"/>
+          <w:sz w:val="28"/>
+          <w:szCs w:val="28"/>
+        </w:rPr>
+        <w:t>Параметры статики: Сеть назначения, маска, следующий хоп, выходной интерфейс.</w:t>
+      </w:r>
+    </w:p>
+    <w:p>
+      <w:pPr>
+        <w:pStyle w:val="a6"/>
+        <w:numPr>
+          <w:ilvl w:val="0"/>
+          <w:numId w:val="21"/>
+        </w:numPr>
+        <w:rPr>
+          <w:rFonts w:ascii="Times New Roman" w:hAnsi="Times New Roman" w:cs="Times New Roman"/>
+          <w:sz w:val="28"/>
+          <w:szCs w:val="28"/>
+        </w:rPr>
+      </w:pPr>
+      <w:r>
+        <w:rPr>
+          <w:rFonts w:ascii="Times New Roman" w:hAnsi="Times New Roman" w:cs="Times New Roman"/>
+          <w:sz w:val="28"/>
+          <w:szCs w:val="28"/>
+        </w:rPr>
+        <w:lastRenderedPageBreak/>
+        <w:t>У роутера, чего нет у коммутатора: IP на физ. интерфейсах, настройка протоколов маршрутизации.</w:t>
+      </w:r>
+    </w:p>
+    <w:p>
+      <w:pPr>
+        <w:pStyle w:val="a6"/>
+        <w:numPr>
+          <w:ilvl w:val="0"/>
+          <w:numId w:val="21"/>
+        </w:numPr>
+        <w:rPr>
+          <w:rFonts w:ascii="Times New Roman" w:hAnsi="Times New Roman" w:cs="Times New Roman"/>
+          <w:sz w:val="28"/>
+          <w:szCs w:val="28"/>
+        </w:rPr>
+      </w:pPr>
+      <w:r>
+        <w:rPr>
+          <w:rFonts w:ascii="Times New Roman" w:hAnsi="Times New Roman" w:cs="Times New Roman"/>
+          <w:sz w:val="28"/>
+          <w:szCs w:val="28"/>
+        </w:rPr>
+        <w:t xml:space="preserve">Команда для роутера (не коммутатора): </w:t>
+      </w:r>
+      <w:proofErr w:type="spellStart"/>
+      <w:r>
+        <w:rPr>
+          <w:rFonts w:ascii="Times New Roman" w:hAnsi="Times New Roman" w:cs="Times New Roman"/>
+          <w:sz w:val="28"/>
+          <w:szCs w:val="28"/>
+        </w:rPr>
+        <w:t>ip</w:t>
+      </w:r>
+      <w:proofErr w:type="spellEnd"/>
+      <w:r>
+        <w:rPr>
+          <w:rFonts w:ascii="Times New Roman" w:hAnsi="Times New Roman" w:cs="Times New Roman"/>
+          <w:sz w:val="28"/>
+          <w:szCs w:val="28"/>
+        </w:rPr>
+        <w:t xml:space="preserve"> </w:t>
+      </w:r>
+      <w:proofErr w:type="spellStart"/>
+      <w:r>
+        <w:rPr>
+          <w:rFonts w:ascii="Times New Roman" w:hAnsi="Times New Roman" w:cs="Times New Roman"/>
+          <w:sz w:val="28"/>
+          <w:szCs w:val="28"/>
+        </w:rPr>
+        <w:t>address</w:t>
+      </w:r>
+      <w:proofErr w:type="spellEnd"/>
+      <w:r>
+        <w:rPr>
+          <w:rFonts w:ascii="Times New Roman" w:hAnsi="Times New Roman" w:cs="Times New Roman"/>
+          <w:sz w:val="28"/>
+          <w:szCs w:val="28"/>
+        </w:rPr>
+        <w:t xml:space="preserve"> </w:t>
+      </w:r>
+      <w:proofErr w:type="spellStart"/>
+      <w:r>
+        <w:rPr>
+          <w:rFonts w:ascii="Times New Roman" w:hAnsi="Times New Roman" w:cs="Times New Roman"/>
+          <w:sz w:val="28"/>
+          <w:szCs w:val="28"/>
+        </w:rPr>
+        <w:t>dhcp</w:t>
+      </w:r>
+      <w:proofErr w:type="spellEnd"/>
+      <w:r>
+        <w:rPr>
+          <w:rFonts w:ascii="Times New Roman" w:hAnsi="Times New Roman" w:cs="Times New Roman"/>
+          <w:sz w:val="28"/>
+          <w:szCs w:val="28"/>
+        </w:rPr>
+        <w:t>.</w:t>
+      </w:r>
+    </w:p>
+    <w:p>
+      <w:pPr>
+        <w:pStyle w:val="a6"/>
+        <w:numPr>
+          <w:ilvl w:val="0"/>
+          <w:numId w:val="21"/>
+        </w:numPr>
+        <w:rPr>
+          <w:rFonts w:ascii="Times New Roman" w:hAnsi="Times New Roman" w:cs="Times New Roman"/>
+          <w:sz w:val="28"/>
+          <w:szCs w:val="28"/>
+        </w:rPr>
+      </w:pPr>
+      <w:r>
+        <w:rPr>
+          <w:rFonts w:ascii="Times New Roman" w:hAnsi="Times New Roman" w:cs="Times New Roman"/>
+          <w:sz w:val="28"/>
+          <w:szCs w:val="28"/>
+        </w:rPr>
+        <w:t>Отличия CLI: У роутера больше команд для маршрутизации и WAN-интерфейсов.</w:t>
+      </w:r>
+    </w:p>
+    <w:p>
+      <w:pPr>
+        <w:pStyle w:val="a6"/>
+        <w:numPr>
+          <w:ilvl w:val="0"/>
+          <w:numId w:val="21"/>
+        </w:numPr>
+        <w:rPr>
+          <w:rFonts w:ascii="Times New Roman" w:hAnsi="Times New Roman" w:cs="Times New Roman"/>
+          <w:sz w:val="28"/>
+          <w:szCs w:val="28"/>
+        </w:rPr>
+      </w:pPr>
+      <w:r>
+        <w:rPr>
+          <w:rFonts w:ascii="Times New Roman" w:hAnsi="Times New Roman" w:cs="Times New Roman"/>
+          <w:sz w:val="28"/>
+          <w:szCs w:val="28"/>
+        </w:rPr>
+        <w:t xml:space="preserve">Не покажет IP: </w:t>
+      </w:r>
+      <w:proofErr w:type="spellStart"/>
+      <w:r>
+        <w:rPr>
+          <w:rFonts w:ascii="Times New Roman" w:hAnsi="Times New Roman" w:cs="Times New Roman"/>
+          <w:sz w:val="28"/>
+          <w:szCs w:val="28"/>
+        </w:rPr>
+        <w:t>Show</w:t>
+      </w:r>
+      <w:proofErr w:type="spellEnd"/>
+      <w:r>
+        <w:rPr>
+          <w:rFonts w:ascii="Times New Roman" w:hAnsi="Times New Roman" w:cs="Times New Roman"/>
+          <w:sz w:val="28"/>
+          <w:szCs w:val="28"/>
+        </w:rPr>
+        <w:t xml:space="preserve"> </w:t>
+      </w:r>
+      <w:proofErr w:type="spellStart"/>
+      <w:r>
+        <w:rPr>
+          <w:rFonts w:ascii="Times New Roman" w:hAnsi="Times New Roman" w:cs="Times New Roman"/>
+          <w:sz w:val="28"/>
+          <w:szCs w:val="28"/>
+        </w:rPr>
+        <w:t>version</w:t>
+      </w:r>
+      <w:proofErr w:type="spellEnd"/>
+      <w:r>
+        <w:rPr>
+          <w:rFonts w:ascii="Times New Roman" w:hAnsi="Times New Roman" w:cs="Times New Roman"/>
+          <w:sz w:val="28"/>
+          <w:szCs w:val="28"/>
+        </w:rPr>
+        <w:t>.</w:t>
+      </w:r>
+    </w:p>
+    <w:p>
+      <w:pPr>
+        <w:pStyle w:val="a6"/>
+        <w:numPr>
+          <w:ilvl w:val="0"/>
+          <w:numId w:val="21"/>
+        </w:numPr>
+        <w:rPr>
+          <w:rFonts w:ascii="Times New Roman" w:hAnsi="Times New Roman" w:cs="Times New Roman"/>
+          <w:sz w:val="28"/>
+          <w:szCs w:val="28"/>
+        </w:rPr>
+      </w:pPr>
+      <w:r>
+        <w:rPr>
+          <w:rFonts w:ascii="Times New Roman" w:hAnsi="Times New Roman" w:cs="Times New Roman"/>
+          <w:sz w:val="28"/>
+          <w:szCs w:val="28"/>
+        </w:rPr>
+        <w:t>Функции роутера по OSI: Уровень 3 (маршрутизация), Уровень 2 (кадры), Уровень 1 (биты).</w:t>
+      </w:r>
+    </w:p>
+    <w:p>
+      <w:pPr>
+        <w:pStyle w:val="a6"/>
+        <w:numPr>
+          <w:ilvl w:val="0"/>
+          <w:numId w:val="21"/>
+        </w:numPr>
+        <w:rPr>
+          <w:rFonts w:ascii="Times New Roman" w:hAnsi="Times New Roman" w:cs="Times New Roman"/>
+          <w:sz w:val="28"/>
+          <w:szCs w:val="28"/>
+        </w:rPr>
+      </w:pPr>
+      <w:r>
+        <w:rPr>
+          <w:rFonts w:ascii="Times New Roman" w:hAnsi="Times New Roman" w:cs="Times New Roman"/>
+          <w:sz w:val="28"/>
+          <w:szCs w:val="28"/>
+        </w:rPr>
+        <w:t>Классификация роутеров: Домашние, бизнес, агрегации, ядра.</w:t>
+      </w:r>
+    </w:p>
+    <w:p>
+      <w:pPr>
+        <w:pStyle w:val="a6"/>
+        <w:numPr>
+          <w:ilvl w:val="0"/>
+          <w:numId w:val="21"/>
+        </w:numPr>
+        <w:rPr>
+          <w:rFonts w:ascii="Times New Roman" w:hAnsi="Times New Roman" w:cs="Times New Roman"/>
+          <w:sz w:val="28"/>
+          <w:szCs w:val="28"/>
+        </w:rPr>
+      </w:pPr>
+      <w:r>
+        <w:rPr>
+          <w:rFonts w:ascii="Times New Roman" w:hAnsi="Times New Roman" w:cs="Times New Roman"/>
+          <w:sz w:val="28"/>
+          <w:szCs w:val="28"/>
+        </w:rPr>
+        <w:t>Тех. характеристики: Пропускная способность, скорость пересылки, порты, память, процессор.</w:t>
+      </w:r>
+    </w:p>
+    <w:p>
+      <w:pPr>
+        <w:pStyle w:val="a6"/>
+        <w:numPr>
+          <w:ilvl w:val="0"/>
+          <w:numId w:val="21"/>
+        </w:numPr>
+        <w:rPr>
+          <w:rFonts w:ascii="Times New Roman" w:hAnsi="Times New Roman" w:cs="Times New Roman"/>
+          <w:sz w:val="28"/>
+          <w:szCs w:val="28"/>
+        </w:rPr>
+      </w:pPr>
+      <w:r>
+        <w:rPr>
+          <w:rFonts w:ascii="Times New Roman" w:hAnsi="Times New Roman" w:cs="Times New Roman"/>
+          <w:sz w:val="28"/>
+          <w:szCs w:val="28"/>
+        </w:rPr>
+        <w:t xml:space="preserve">Серии </w:t>
+      </w:r>
+      <w:proofErr w:type="spellStart"/>
+      <w:r>
+        <w:rPr>
+          <w:rFonts w:ascii="Times New Roman" w:hAnsi="Times New Roman" w:cs="Times New Roman"/>
+          <w:sz w:val="28"/>
+          <w:szCs w:val="28"/>
+        </w:rPr>
+        <w:t>Cisco</w:t>
+      </w:r>
+      <w:proofErr w:type="spellEnd"/>
+      <w:r>
+        <w:rPr>
+          <w:rFonts w:ascii="Times New Roman" w:hAnsi="Times New Roman" w:cs="Times New Roman"/>
+          <w:sz w:val="28"/>
+          <w:szCs w:val="28"/>
+        </w:rPr>
+        <w:t>: ISR (1000-8000), ASR (900, 1000, 9000), CSR (виртуальный).</w:t>
+      </w:r>
+    </w:p>
+    <w:p>
+      <w:pPr>
+        <w:pStyle w:val="a6"/>
+        <w:numPr>
+          <w:ilvl w:val="0"/>
+          <w:numId w:val="21"/>
+        </w:numPr>
+        <w:rPr>
+          <w:rFonts w:ascii="Times New Roman" w:hAnsi="Times New Roman" w:cs="Times New Roman"/>
+          <w:sz w:val="28"/>
+          <w:szCs w:val="28"/>
+        </w:rPr>
+      </w:pPr>
+      <w:r>
+        <w:rPr>
+          <w:rFonts w:ascii="Times New Roman" w:hAnsi="Times New Roman" w:cs="Times New Roman"/>
+          <w:sz w:val="28"/>
+          <w:szCs w:val="28"/>
+        </w:rPr>
+        <w:t>Протоколы маршрутизации:</w:t>
+      </w:r>
+    </w:p>
+    <w:p>
+      <w:pPr>
+        <w:pStyle w:val="a6"/>
+        <w:numPr>
+          <w:ilvl w:val="1"/>
+          <w:numId w:val="11"/>
+        </w:numPr>
+        <w:rPr>
+          <w:rFonts w:ascii="Times New Roman" w:hAnsi="Times New Roman" w:cs="Times New Roman"/>
+          <w:sz w:val="28"/>
+          <w:szCs w:val="28"/>
+        </w:rPr>
+      </w:pPr>
+      <w:r>
+        <w:rPr>
+          <w:rFonts w:ascii="Times New Roman" w:hAnsi="Times New Roman" w:cs="Times New Roman"/>
+          <w:sz w:val="28"/>
+          <w:szCs w:val="28"/>
+        </w:rPr>
+        <w:t>RIP: Счет</w:t>
+      </w:r>
+      <w:proofErr w:type="gramStart"/>
+      <w:r>
+        <w:rPr>
+          <w:rFonts w:ascii="Times New Roman" w:hAnsi="Times New Roman" w:cs="Times New Roman"/>
+          <w:sz w:val="28"/>
+          <w:szCs w:val="28"/>
+        </w:rPr>
+        <w:t>.</w:t>
+      </w:r>
+      <w:proofErr w:type="gramEnd"/>
+      <w:r>
+        <w:rPr>
+          <w:rFonts w:ascii="Times New Roman" w:hAnsi="Times New Roman" w:cs="Times New Roman"/>
+          <w:sz w:val="28"/>
+          <w:szCs w:val="28"/>
+        </w:rPr>
+        <w:t xml:space="preserve"> </w:t>
+      </w:r>
+      <w:proofErr w:type="spellStart"/>
+      <w:proofErr w:type="gramStart"/>
+      <w:r>
+        <w:rPr>
+          <w:rFonts w:ascii="Times New Roman" w:hAnsi="Times New Roman" w:cs="Times New Roman"/>
+          <w:sz w:val="28"/>
+          <w:szCs w:val="28"/>
+        </w:rPr>
+        <w:t>х</w:t>
+      </w:r>
+      <w:proofErr w:type="gramEnd"/>
+      <w:r>
+        <w:rPr>
+          <w:rFonts w:ascii="Times New Roman" w:hAnsi="Times New Roman" w:cs="Times New Roman"/>
+          <w:sz w:val="28"/>
+          <w:szCs w:val="28"/>
+        </w:rPr>
+        <w:t>опов</w:t>
+      </w:r>
+      <w:proofErr w:type="spellEnd"/>
+      <w:r>
+        <w:rPr>
+          <w:rFonts w:ascii="Times New Roman" w:hAnsi="Times New Roman" w:cs="Times New Roman"/>
+          <w:sz w:val="28"/>
+          <w:szCs w:val="28"/>
+        </w:rPr>
+        <w:t>, прост, медленный.</w:t>
+      </w:r>
+    </w:p>
+    <w:p>
+      <w:pPr>
+        <w:pStyle w:val="a6"/>
+        <w:numPr>
+          <w:ilvl w:val="1"/>
+          <w:numId w:val="11"/>
+        </w:numPr>
+        <w:rPr>
+          <w:rFonts w:ascii="Times New Roman" w:hAnsi="Times New Roman" w:cs="Times New Roman"/>
+          <w:sz w:val="28"/>
+          <w:szCs w:val="28"/>
+        </w:rPr>
+      </w:pPr>
+      <w:r>
+        <w:rPr>
+          <w:rFonts w:ascii="Times New Roman" w:hAnsi="Times New Roman" w:cs="Times New Roman"/>
+          <w:sz w:val="28"/>
+          <w:szCs w:val="28"/>
+        </w:rPr>
+        <w:t xml:space="preserve">OSPF: Состояние канала, </w:t>
+      </w:r>
+      <w:proofErr w:type="gramStart"/>
+      <w:r>
+        <w:rPr>
+          <w:rFonts w:ascii="Times New Roman" w:hAnsi="Times New Roman" w:cs="Times New Roman"/>
+          <w:sz w:val="28"/>
+          <w:szCs w:val="28"/>
+        </w:rPr>
+        <w:t>быстрый</w:t>
+      </w:r>
+      <w:proofErr w:type="gramEnd"/>
+      <w:r>
+        <w:rPr>
+          <w:rFonts w:ascii="Times New Roman" w:hAnsi="Times New Roman" w:cs="Times New Roman"/>
+          <w:sz w:val="28"/>
+          <w:szCs w:val="28"/>
+        </w:rPr>
+        <w:t>, масштабируемый.</w:t>
+      </w:r>
+    </w:p>
+    <w:p>
+      <w:pPr>
+        <w:pStyle w:val="a6"/>
+        <w:numPr>
+          <w:ilvl w:val="1"/>
+          <w:numId w:val="11"/>
+        </w:numPr>
+        <w:rPr>
+          <w:rFonts w:ascii="Times New Roman" w:hAnsi="Times New Roman" w:cs="Times New Roman"/>
+          <w:sz w:val="28"/>
+          <w:szCs w:val="28"/>
+        </w:rPr>
+      </w:pPr>
+      <w:r>
+        <w:rPr>
+          <w:rFonts w:ascii="Times New Roman" w:hAnsi="Times New Roman" w:cs="Times New Roman"/>
+          <w:sz w:val="28"/>
+          <w:szCs w:val="28"/>
+        </w:rPr>
+        <w:t>EIGRP: Вектор, быстр, эффективен (</w:t>
+      </w:r>
+      <w:proofErr w:type="spellStart"/>
+      <w:r>
+        <w:rPr>
+          <w:rFonts w:ascii="Times New Roman" w:hAnsi="Times New Roman" w:cs="Times New Roman"/>
+          <w:sz w:val="28"/>
+          <w:szCs w:val="28"/>
+        </w:rPr>
+        <w:t>Cisco</w:t>
+      </w:r>
+      <w:proofErr w:type="spellEnd"/>
+      <w:r>
+        <w:rPr>
+          <w:rFonts w:ascii="Times New Roman" w:hAnsi="Times New Roman" w:cs="Times New Roman"/>
+          <w:sz w:val="28"/>
+          <w:szCs w:val="28"/>
+        </w:rPr>
+        <w:t>).</w:t>
+      </w:r>
+    </w:p>
+    <w:p>
+      <w:pPr>
+        <w:pStyle w:val="a6"/>
+        <w:numPr>
+          <w:ilvl w:val="1"/>
+          <w:numId w:val="11"/>
+        </w:numPr>
+        <w:rPr>
+          <w:rFonts w:ascii="Times New Roman" w:hAnsi="Times New Roman" w:cs="Times New Roman"/>
+          <w:sz w:val="28"/>
+          <w:szCs w:val="28"/>
+        </w:rPr>
+      </w:pPr>
+      <w:r>
+        <w:rPr>
+          <w:rFonts w:ascii="Times New Roman" w:hAnsi="Times New Roman" w:cs="Times New Roman"/>
+          <w:sz w:val="28"/>
+          <w:szCs w:val="28"/>
+        </w:rPr>
+        <w:t>BGP: Между сетями (провайдерами), на основе политик.</w:t>
+      </w:r>
+    </w:p>
+    <w:p>
+      <w:pPr>
+        <w:pStyle w:val="a6"/>
+        <w:numPr>
+          <w:ilvl w:val="0"/>
+          <w:numId w:val="21"/>
+        </w:numPr>
+        <w:rPr>
+          <w:rFonts w:ascii="Times New Roman" w:hAnsi="Times New Roman" w:cs="Times New Roman"/>
+          <w:sz w:val="28"/>
+          <w:szCs w:val="28"/>
+          <w:lang w:val="en-US"/>
+        </w:rPr>
+      </w:pPr>
+      <w:r>
+        <w:rPr>
+          <w:rFonts w:ascii="Times New Roman" w:hAnsi="Times New Roman" w:cs="Times New Roman"/>
+          <w:sz w:val="28"/>
+          <w:szCs w:val="28"/>
+        </w:rPr>
+        <w:t>Интерфейсы</w:t>
+      </w:r>
+      <w:r>
+        <w:rPr>
+          <w:rFonts w:ascii="Times New Roman" w:hAnsi="Times New Roman" w:cs="Times New Roman"/>
+          <w:sz w:val="28"/>
+          <w:szCs w:val="28"/>
+          <w:lang w:val="en-US"/>
+        </w:rPr>
+        <w:t>:</w:t>
+      </w:r>
+    </w:p>
+    <w:p>
+      <w:pPr>
+        <w:pStyle w:val="a6"/>
+        <w:numPr>
+          <w:ilvl w:val="1"/>
+          <w:numId w:val="11"/>
+        </w:numPr>
+        <w:rPr>
+          <w:rFonts w:ascii="Times New Roman" w:hAnsi="Times New Roman" w:cs="Times New Roman"/>
+          <w:sz w:val="28"/>
+          <w:szCs w:val="28"/>
+          <w:lang w:val="en-US"/>
+        </w:rPr>
+      </w:pPr>
+      <w:r>
+        <w:rPr>
+          <w:rFonts w:ascii="Times New Roman" w:hAnsi="Times New Roman" w:cs="Times New Roman"/>
+          <w:sz w:val="28"/>
+          <w:szCs w:val="28"/>
+          <w:lang w:val="en-US"/>
+        </w:rPr>
+        <w:t>LAN: Ethernet (</w:t>
+      </w:r>
+      <w:proofErr w:type="spellStart"/>
+      <w:r>
+        <w:rPr>
+          <w:rFonts w:ascii="Times New Roman" w:hAnsi="Times New Roman" w:cs="Times New Roman"/>
+          <w:sz w:val="28"/>
+          <w:szCs w:val="28"/>
+          <w:lang w:val="en-US"/>
+        </w:rPr>
+        <w:t>Gbit</w:t>
+      </w:r>
+      <w:proofErr w:type="spellEnd"/>
+      <w:r>
+        <w:rPr>
+          <w:rFonts w:ascii="Times New Roman" w:hAnsi="Times New Roman" w:cs="Times New Roman"/>
+          <w:sz w:val="28"/>
+          <w:szCs w:val="28"/>
+          <w:lang w:val="en-US"/>
+        </w:rPr>
+        <w:t xml:space="preserve">, </w:t>
+      </w:r>
+      <w:proofErr w:type="spellStart"/>
+      <w:r>
+        <w:rPr>
+          <w:rFonts w:ascii="Times New Roman" w:hAnsi="Times New Roman" w:cs="Times New Roman"/>
+          <w:sz w:val="28"/>
+          <w:szCs w:val="28"/>
+          <w:lang w:val="en-US"/>
+        </w:rPr>
+        <w:t>TenGbit</w:t>
+      </w:r>
+      <w:proofErr w:type="spellEnd"/>
+      <w:r>
+        <w:rPr>
+          <w:rFonts w:ascii="Times New Roman" w:hAnsi="Times New Roman" w:cs="Times New Roman"/>
+          <w:sz w:val="28"/>
+          <w:szCs w:val="28"/>
+          <w:lang w:val="en-US"/>
+        </w:rPr>
+        <w:t>).</w:t>
+      </w:r>
+    </w:p>
+    <w:p>
+      <w:pPr>
+        <w:pStyle w:val="a6"/>
+        <w:numPr>
+          <w:ilvl w:val="1"/>
+          <w:numId w:val="11"/>
+        </w:numPr>
+        <w:rPr>
+          <w:rFonts w:ascii="Times New Roman" w:hAnsi="Times New Roman" w:cs="Times New Roman"/>
+          <w:sz w:val="28"/>
+          <w:szCs w:val="28"/>
+          <w:lang w:val="en-US"/>
+        </w:rPr>
+      </w:pPr>
+      <w:r>
+        <w:rPr>
+          <w:rFonts w:ascii="Times New Roman" w:hAnsi="Times New Roman" w:cs="Times New Roman"/>
+          <w:sz w:val="28"/>
+          <w:szCs w:val="28"/>
+          <w:lang w:val="en-US"/>
+        </w:rPr>
+        <w:t xml:space="preserve">WAN: Serial, ATM, Frame Relay, </w:t>
+      </w:r>
+      <w:proofErr w:type="gramStart"/>
+      <w:r>
+        <w:rPr>
+          <w:rFonts w:ascii="Times New Roman" w:hAnsi="Times New Roman" w:cs="Times New Roman"/>
+          <w:sz w:val="28"/>
+          <w:szCs w:val="28"/>
+          <w:lang w:val="en-US"/>
+        </w:rPr>
+        <w:t>DSL</w:t>
+      </w:r>
+      <w:proofErr w:type="gramEnd"/>
+      <w:r>
+        <w:rPr>
+          <w:rFonts w:ascii="Times New Roman" w:hAnsi="Times New Roman" w:cs="Times New Roman"/>
+          <w:sz w:val="28"/>
+          <w:szCs w:val="28"/>
+          <w:lang w:val="en-US"/>
+        </w:rPr>
+        <w:t>.</w:t>
+      </w:r>
+    </w:p>
+    <w:p>
+      <w:pPr>
+        <w:pStyle w:val="a6"/>
+        <w:numPr>
+          <w:ilvl w:val="0"/>
+          <w:numId w:val="21"/>
+        </w:numPr>
+        <w:rPr>
+          <w:rFonts w:ascii="Times New Roman" w:hAnsi="Times New Roman" w:cs="Times New Roman"/>
+          <w:sz w:val="28"/>
+          <w:szCs w:val="28"/>
+        </w:rPr>
+      </w:pPr>
+      <w:r>
+        <w:rPr>
+          <w:rFonts w:ascii="Times New Roman" w:hAnsi="Times New Roman" w:cs="Times New Roman"/>
+          <w:sz w:val="28"/>
+          <w:szCs w:val="28"/>
+        </w:rPr>
+        <w:t>Сетевые протоколы:</w:t>
+      </w:r>
+    </w:p>
+    <w:p>
+      <w:pPr>
+        <w:pStyle w:val="a6"/>
+        <w:numPr>
+          <w:ilvl w:val="1"/>
+          <w:numId w:val="11"/>
+        </w:numPr>
+        <w:rPr>
+          <w:rFonts w:ascii="Times New Roman" w:hAnsi="Times New Roman" w:cs="Times New Roman"/>
+          <w:sz w:val="28"/>
+          <w:szCs w:val="28"/>
+        </w:rPr>
+      </w:pPr>
+      <w:r>
+        <w:rPr>
+          <w:rFonts w:ascii="Times New Roman" w:hAnsi="Times New Roman" w:cs="Times New Roman"/>
+          <w:sz w:val="28"/>
+          <w:szCs w:val="28"/>
+        </w:rPr>
+        <w:t>IP: Адресация, маршрутизация.</w:t>
+      </w:r>
+    </w:p>
+    <w:p>
+      <w:pPr>
+        <w:pStyle w:val="a6"/>
+        <w:numPr>
+          <w:ilvl w:val="1"/>
+          <w:numId w:val="11"/>
+        </w:numPr>
+        <w:rPr>
+          <w:rFonts w:ascii="Times New Roman" w:hAnsi="Times New Roman" w:cs="Times New Roman"/>
+          <w:sz w:val="28"/>
+          <w:szCs w:val="28"/>
+          <w:lang w:val="en-US"/>
+        </w:rPr>
+      </w:pPr>
+      <w:r>
+        <w:rPr>
+          <w:rFonts w:ascii="Times New Roman" w:hAnsi="Times New Roman" w:cs="Times New Roman"/>
+          <w:sz w:val="28"/>
+          <w:szCs w:val="28"/>
+          <w:lang w:val="en-US"/>
+        </w:rPr>
+        <w:t xml:space="preserve">ICMP: </w:t>
+      </w:r>
+      <w:r>
+        <w:rPr>
+          <w:rFonts w:ascii="Times New Roman" w:hAnsi="Times New Roman" w:cs="Times New Roman"/>
+          <w:sz w:val="28"/>
+          <w:szCs w:val="28"/>
+        </w:rPr>
+        <w:t>Диагностика</w:t>
+      </w:r>
+      <w:r>
+        <w:rPr>
+          <w:rFonts w:ascii="Times New Roman" w:hAnsi="Times New Roman" w:cs="Times New Roman"/>
+          <w:sz w:val="28"/>
+          <w:szCs w:val="28"/>
+          <w:lang w:val="en-US"/>
+        </w:rPr>
+        <w:t xml:space="preserve"> (ping).</w:t>
+      </w:r>
+    </w:p>
+    <w:p>
+      <w:pPr>
+        <w:pStyle w:val="a6"/>
+        <w:numPr>
+          <w:ilvl w:val="1"/>
+          <w:numId w:val="11"/>
+        </w:numPr>
+        <w:rPr>
+          <w:rFonts w:ascii="Times New Roman" w:hAnsi="Times New Roman" w:cs="Times New Roman"/>
+          <w:sz w:val="28"/>
+          <w:szCs w:val="28"/>
+          <w:lang w:val="en-US"/>
+        </w:rPr>
+      </w:pPr>
+      <w:r>
+        <w:rPr>
+          <w:rFonts w:ascii="Times New Roman" w:hAnsi="Times New Roman" w:cs="Times New Roman"/>
+          <w:sz w:val="28"/>
+          <w:szCs w:val="28"/>
+          <w:lang w:val="en-US"/>
+        </w:rPr>
+        <w:t>ARP: IP &lt;-&gt; MAC.</w:t>
+      </w:r>
+    </w:p>
+    <w:p>
+      <w:pPr>
+        <w:pStyle w:val="a6"/>
+        <w:numPr>
+          <w:ilvl w:val="1"/>
+          <w:numId w:val="11"/>
+        </w:numPr>
+        <w:rPr>
+          <w:rFonts w:ascii="Times New Roman" w:hAnsi="Times New Roman" w:cs="Times New Roman"/>
+          <w:sz w:val="28"/>
+          <w:szCs w:val="28"/>
+          <w:lang w:val="en-US"/>
+        </w:rPr>
+      </w:pPr>
+      <w:r>
+        <w:rPr>
+          <w:rFonts w:ascii="Times New Roman" w:hAnsi="Times New Roman" w:cs="Times New Roman"/>
+          <w:sz w:val="28"/>
+          <w:szCs w:val="28"/>
+          <w:lang w:val="en-US"/>
+        </w:rPr>
+        <w:t xml:space="preserve">DHCP: </w:t>
+      </w:r>
+      <w:r>
+        <w:rPr>
+          <w:rFonts w:ascii="Times New Roman" w:hAnsi="Times New Roman" w:cs="Times New Roman"/>
+          <w:sz w:val="28"/>
+          <w:szCs w:val="28"/>
+        </w:rPr>
+        <w:t>Авто</w:t>
+      </w:r>
+      <w:r>
+        <w:rPr>
+          <w:rFonts w:ascii="Times New Roman" w:hAnsi="Times New Roman" w:cs="Times New Roman"/>
+          <w:sz w:val="28"/>
+          <w:szCs w:val="28"/>
+          <w:lang w:val="en-US"/>
+        </w:rPr>
+        <w:t xml:space="preserve"> IP.</w:t>
+      </w:r>
+    </w:p>
+    <w:p>
+      <w:pPr>
+        <w:pStyle w:val="a6"/>
+        <w:numPr>
+          <w:ilvl w:val="1"/>
+          <w:numId w:val="11"/>
+        </w:numPr>
+        <w:rPr>
+          <w:rFonts w:ascii="Times New Roman" w:hAnsi="Times New Roman" w:cs="Times New Roman"/>
+          <w:sz w:val="28"/>
+          <w:szCs w:val="28"/>
+          <w:lang w:val="en-US"/>
+        </w:rPr>
+      </w:pPr>
+      <w:r>
+        <w:rPr>
+          <w:rFonts w:ascii="Times New Roman" w:hAnsi="Times New Roman" w:cs="Times New Roman"/>
+          <w:sz w:val="28"/>
+          <w:szCs w:val="28"/>
+          <w:lang w:val="en-US"/>
+        </w:rPr>
+        <w:t xml:space="preserve">DNS: </w:t>
+      </w:r>
+      <w:r>
+        <w:rPr>
+          <w:rFonts w:ascii="Times New Roman" w:hAnsi="Times New Roman" w:cs="Times New Roman"/>
+          <w:sz w:val="28"/>
+          <w:szCs w:val="28"/>
+        </w:rPr>
+        <w:t>Имя</w:t>
+      </w:r>
+      <w:r>
+        <w:rPr>
+          <w:rFonts w:ascii="Times New Roman" w:hAnsi="Times New Roman" w:cs="Times New Roman"/>
+          <w:sz w:val="28"/>
+          <w:szCs w:val="28"/>
+          <w:lang w:val="en-US"/>
+        </w:rPr>
+        <w:t xml:space="preserve"> -&gt; IP.</w:t>
+      </w:r>
+    </w:p>
+    <w:p>
+      <w:pPr>
+        <w:pStyle w:val="a6"/>
+        <w:numPr>
+          <w:ilvl w:val="1"/>
+          <w:numId w:val="11"/>
+        </w:numPr>
+        <w:rPr>
+          <w:rFonts w:ascii="Times New Roman" w:hAnsi="Times New Roman" w:cs="Times New Roman"/>
+          <w:sz w:val="28"/>
+          <w:szCs w:val="28"/>
+        </w:rPr>
+      </w:pPr>
+      <w:r>
+        <w:rPr>
+          <w:rFonts w:ascii="Times New Roman" w:hAnsi="Times New Roman" w:cs="Times New Roman"/>
+          <w:sz w:val="28"/>
+          <w:szCs w:val="28"/>
+        </w:rPr>
+        <w:t>TCP: Надежная доставка.</w:t>
+      </w:r>
+    </w:p>
+    <w:p>
+      <w:pPr>
+        <w:pStyle w:val="a6"/>
+        <w:numPr>
+          <w:ilvl w:val="1"/>
+          <w:numId w:val="11"/>
+        </w:numPr>
+        <w:rPr>
+          <w:rFonts w:ascii="Times New Roman" w:hAnsi="Times New Roman" w:cs="Times New Roman"/>
+          <w:sz w:val="28"/>
+          <w:szCs w:val="28"/>
+        </w:rPr>
+      </w:pPr>
+      <w:r>
+        <w:rPr>
+          <w:rFonts w:ascii="Times New Roman" w:hAnsi="Times New Roman" w:cs="Times New Roman"/>
+          <w:sz w:val="28"/>
+          <w:szCs w:val="28"/>
+        </w:rPr>
+        <w:t>UDP: Быстрая доставка.</w:t>
+      </w:r>
+    </w:p>
+    <w:p>
+      <w:pPr>
+        <w:pStyle w:val="a6"/>
+        <w:numPr>
+          <w:ilvl w:val="1"/>
+          <w:numId w:val="11"/>
+        </w:numPr>
+        <w:rPr>
+          <w:rFonts w:ascii="Times New Roman" w:hAnsi="Times New Roman" w:cs="Times New Roman"/>
+          <w:sz w:val="28"/>
+          <w:szCs w:val="28"/>
+        </w:rPr>
+      </w:pPr>
+      <w:r>
+        <w:rPr>
+          <w:rFonts w:ascii="Times New Roman" w:hAnsi="Times New Roman" w:cs="Times New Roman"/>
+          <w:sz w:val="28"/>
+          <w:szCs w:val="28"/>
+        </w:rPr>
+        <w:t>Протоколы маршрутизации: RIP, OSPF, EIGRP, BGP.</w:t>
+      </w:r>
+    </w:p>
+    <w:p>
+      <w:pPr>
+        <w:rPr>
+          <w:rFonts w:ascii="Times New Roman" w:hAnsi="Times New Roman" w:cs="Times New Roman"/>
+          <w:sz w:val="28"/>
+          <w:szCs w:val="28"/>
+        </w:rPr>
+      </w:pPr>
+    </w:p>
+    <w:p>
+      <w:pPr>
+        <w:rPr>
+          <w:rFonts w:ascii="Times New Roman" w:hAnsi="Times New Roman" w:cs="Times New Roman"/>
+          <w:sz w:val="28"/>
+          <w:szCs w:val="28"/>
+        </w:rPr>
+      </w:pPr>
+    </w:p>
+    <w:p>
+      <w:pPr>
+        <w:rPr>
+          <w:rFonts w:ascii="Times New Roman" w:hAnsi="Times New Roman" w:cs="Times New Roman"/>
+          <w:sz w:val="28"/>
+          <w:szCs w:val="28"/>
+        </w:rPr>
+      </w:pPr>
+    </w:p>
+    <w:p>
+      <w:pPr>
+        <w:rPr>
+          <w:rFonts w:ascii="Times New Roman" w:hAnsi="Times New Roman" w:cs="Times New Roman"/>
+          <w:sz w:val="28"/>
+          <w:szCs w:val="28"/>
+        </w:rPr>
+      </w:pPr>
+    </w:p>
+    <w:p>
+      <w:pPr>
+        <w:rPr>
+          <w:rFonts w:ascii="Times New Roman" w:hAnsi="Times New Roman" w:cs="Times New Roman"/>
+          <w:sz w:val="28"/>
+          <w:szCs w:val="28"/>
+        </w:rPr>
+      </w:pPr>
+    </w:p>
+    <w:p>
+      <w:pPr>
+        <w:rPr>
+          <w:rFonts w:ascii="Times New Roman" w:hAnsi="Times New Roman" w:cs="Times New Roman"/>
+          <w:sz w:val="28"/>
+          <w:szCs w:val="28"/>
+        </w:rPr>
+      </w:pPr>
+    </w:p>
+    <w:p>
+      <w:pPr>
+        <w:pStyle w:val="1"/>
+      </w:pPr>
+      <w:r>
+        <w:lastRenderedPageBreak/>
+        <w:t>Лабораторная работа №6. Настройка протокола RIP.</w:t>
+      </w:r>
+    </w:p>
+    <w:p>
+      <w:pPr>
+        <w:rPr>
+          <w:rFonts w:ascii="Times New Roman" w:hAnsi="Times New Roman" w:cs="Times New Roman"/>
+          <w:sz w:val="28"/>
+          <w:szCs w:val="28"/>
+        </w:rPr>
+      </w:pPr>
+      <w:r>
+        <w:rPr>
+          <w:rFonts w:ascii="Times New Roman" w:hAnsi="Times New Roman" w:cs="Times New Roman"/>
+          <w:noProof/>
+          <w:sz w:val="28"/>
+          <w:szCs w:val="28"/>
+          <w:lang w:eastAsia="ru-RU"/>
+        </w:rPr>
+        <w:drawing>
+          <wp:inline distT="0" distB="0" distL="0" distR="0">
+            <wp:extent cx="4211670" cy="3812584"/>
+            <wp:effectExtent l="19050" t="0" r="0" b="0"/>
+            <wp:docPr id="22" name="Рисунок 8"/>
+            <wp:cNvGraphicFramePr>
+              <a:graphicFrameLocks xmlns:a="http://schemas.openxmlformats.org/drawingml/2006/main" noChangeAspect="1"/>
+            </wp:cNvGraphicFramePr>
+            <a:graphic xmlns:a="http://schemas.openxmlformats.org/drawingml/2006/main">
+              <a:graphicData uri="http://schemas.openxmlformats.org/drawingml/2006/picture">
+                <pic:pic xmlns:pic="http://schemas.openxmlformats.org/drawingml/2006/picture">
+                  <pic:nvPicPr>
+                    <pic:cNvPr id="0" name="Picture 8"/>
+                    <pic:cNvPicPr>
+                      <a:picLocks noChangeAspect="1" noChangeArrowheads="1"/>
+                    </pic:cNvPicPr>
+                  </pic:nvPicPr>
+                  <pic:blipFill>
+                    <a:blip r:embed="rId27" cstate="print"/>
+                    <a:srcRect/>
+                    <a:stretch>
+                      <a:fillRect/>
+                    </a:stretch>
+                  </pic:blipFill>
+                  <pic:spPr bwMode="auto">
+                    <a:xfrm>
+                      <a:off x="0" y="0"/>
+                      <a:ext cx="4214483" cy="3815131"/>
+                    </a:xfrm>
+                    <a:prstGeom prst="rect">
+                      <a:avLst/>
+                    </a:prstGeom>
+                    <a:noFill/>
+                    <a:ln w="9525">
+                      <a:noFill/>
+                      <a:miter lim="800000"/>
+                      <a:headEnd/>
+                      <a:tailEnd/>
+                    </a:ln>
+                  </pic:spPr>
+                </pic:pic>
+              </a:graphicData>
+            </a:graphic>
+          </wp:inline>
+        </w:drawing>
+      </w:r>
+    </w:p>
+    <w:p>
+      <w:pPr>
+        <w:rPr>
+          <w:rFonts w:ascii="Times New Roman" w:hAnsi="Times New Roman" w:cs="Times New Roman"/>
+          <w:sz w:val="28"/>
+          <w:szCs w:val="28"/>
+          <w:lang w:val="en-US"/>
+        </w:rPr>
+      </w:pPr>
+      <w:r>
+        <w:rPr>
+          <w:rFonts w:ascii="Times New Roman" w:hAnsi="Times New Roman" w:cs="Times New Roman"/>
+          <w:noProof/>
+          <w:sz w:val="28"/>
+          <w:szCs w:val="28"/>
+          <w:lang w:eastAsia="ru-RU"/>
+        </w:rPr>
+        <w:drawing>
+          <wp:inline distT="0" distB="0" distL="0" distR="0">
+            <wp:extent cx="5940425" cy="3961823"/>
+            <wp:effectExtent l="19050" t="0" r="3175" b="0"/>
+            <wp:docPr id="24" name="Рисунок 4"/>
+            <wp:cNvGraphicFramePr>
+              <a:graphicFrameLocks xmlns:a="http://schemas.openxmlformats.org/drawingml/2006/main" noChangeAspect="1"/>
+            </wp:cNvGraphicFramePr>
+            <a:graphic xmlns:a="http://schemas.openxmlformats.org/drawingml/2006/main">
+              <a:graphicData uri="http://schemas.openxmlformats.org/drawingml/2006/picture">
+                <pic:pic xmlns:pic="http://schemas.openxmlformats.org/drawingml/2006/picture">
+                  <pic:nvPicPr>
+                    <pic:cNvPr id="0" name="Picture 4"/>
+                    <pic:cNvPicPr>
+                      <a:picLocks noChangeAspect="1" noChangeArrowheads="1"/>
+                    </pic:cNvPicPr>
+                  </pic:nvPicPr>
+                  <pic:blipFill>
+                    <a:blip r:embed="rId28" cstate="print"/>
+                    <a:srcRect/>
+                    <a:stretch>
+                      <a:fillRect/>
+                    </a:stretch>
+                  </pic:blipFill>
+                  <pic:spPr bwMode="auto">
+                    <a:xfrm>
+                      <a:off x="0" y="0"/>
+                      <a:ext cx="5940425" cy="3961823"/>
+                    </a:xfrm>
+                    <a:prstGeom prst="rect">
+                      <a:avLst/>
+                    </a:prstGeom>
+                    <a:noFill/>
+                    <a:ln w="9525">
+                      <a:noFill/>
+                      <a:miter lim="800000"/>
+                      <a:headEnd/>
+                      <a:tailEnd/>
+                    </a:ln>
+                  </pic:spPr>
+                </pic:pic>
+              </a:graphicData>
+            </a:graphic>
+          </wp:inline>
+        </w:drawing>
+      </w:r>
+    </w:p>
+    <w:p>
+      <w:pPr>
+        <w:rPr>
+          <w:rFonts w:ascii="Times New Roman" w:hAnsi="Times New Roman" w:cs="Times New Roman"/>
+          <w:sz w:val="28"/>
+          <w:szCs w:val="28"/>
+        </w:rPr>
+      </w:pPr>
+      <w:r>
+        <w:rPr>
+          <w:rFonts w:ascii="Times New Roman" w:hAnsi="Times New Roman" w:cs="Times New Roman"/>
+          <w:sz w:val="28"/>
+          <w:szCs w:val="28"/>
+        </w:rPr>
+        <w:t>Результат:</w:t>
+      </w:r>
+    </w:p>
+    <w:p>
+      <w:pPr>
+        <w:rPr>
+          <w:rFonts w:ascii="Times New Roman" w:hAnsi="Times New Roman" w:cs="Times New Roman"/>
+          <w:sz w:val="28"/>
+          <w:szCs w:val="28"/>
+        </w:rPr>
+      </w:pPr>
+      <w:r>
+        <w:rPr>
+          <w:rFonts w:ascii="Times New Roman" w:hAnsi="Times New Roman" w:cs="Times New Roman"/>
+          <w:noProof/>
+          <w:sz w:val="28"/>
+          <w:szCs w:val="28"/>
+          <w:lang w:eastAsia="ru-RU"/>
+        </w:rPr>
+        <w:lastRenderedPageBreak/>
+        <w:drawing>
+          <wp:inline distT="0" distB="0" distL="0" distR="0">
+            <wp:extent cx="4111249" cy="4168842"/>
+            <wp:effectExtent l="19050" t="0" r="3551" b="0"/>
+            <wp:docPr id="25" name="Рисунок 7"/>
+            <wp:cNvGraphicFramePr>
+              <a:graphicFrameLocks xmlns:a="http://schemas.openxmlformats.org/drawingml/2006/main" noChangeAspect="1"/>
+            </wp:cNvGraphicFramePr>
+            <a:graphic xmlns:a="http://schemas.openxmlformats.org/drawingml/2006/main">
+              <a:graphicData uri="http://schemas.openxmlformats.org/drawingml/2006/picture">
+                <pic:pic xmlns:pic="http://schemas.openxmlformats.org/drawingml/2006/picture">
+                  <pic:nvPicPr>
+                    <pic:cNvPr id="0" name="Picture 7"/>
+                    <pic:cNvPicPr>
+                      <a:picLocks noChangeAspect="1" noChangeArrowheads="1"/>
+                    </pic:cNvPicPr>
+                  </pic:nvPicPr>
+                  <pic:blipFill>
+                    <a:blip r:embed="rId29" cstate="print"/>
+                    <a:srcRect/>
+                    <a:stretch>
+                      <a:fillRect/>
+                    </a:stretch>
+                  </pic:blipFill>
+                  <pic:spPr bwMode="auto">
+                    <a:xfrm>
+                      <a:off x="0" y="0"/>
+                      <a:ext cx="4114794" cy="4172436"/>
+                    </a:xfrm>
+                    <a:prstGeom prst="rect">
+                      <a:avLst/>
+                    </a:prstGeom>
+                    <a:noFill/>
+                    <a:ln w="9525">
+                      <a:noFill/>
+                      <a:miter lim="800000"/>
+                      <a:headEnd/>
+                      <a:tailEnd/>
+                    </a:ln>
+                  </pic:spPr>
+                </pic:pic>
+              </a:graphicData>
+            </a:graphic>
+          </wp:inline>
+        </w:drawing>
+      </w:r>
+    </w:p>
+    <w:p>
+      <w:pPr>
+        <w:rPr>
+          <w:rFonts w:ascii="Times New Roman" w:hAnsi="Times New Roman" w:cs="Times New Roman"/>
+          <w:sz w:val="28"/>
+          <w:szCs w:val="28"/>
+          <w:lang w:val="en-US"/>
+        </w:rPr>
+      </w:pPr>
+      <w:r>
+        <w:rPr>
+          <w:rFonts w:ascii="Times New Roman" w:hAnsi="Times New Roman" w:cs="Times New Roman"/>
+          <w:noProof/>
+          <w:sz w:val="28"/>
+          <w:szCs w:val="28"/>
+          <w:lang w:eastAsia="ru-RU"/>
+        </w:rPr>
+        <w:drawing>
+          <wp:inline distT="0" distB="0" distL="0" distR="0">
+            <wp:extent cx="5940425" cy="3965241"/>
+            <wp:effectExtent l="19050" t="0" r="3175" b="0"/>
+            <wp:docPr id="26" name="Рисунок 10"/>
+            <wp:cNvGraphicFramePr>
+              <a:graphicFrameLocks xmlns:a="http://schemas.openxmlformats.org/drawingml/2006/main" noChangeAspect="1"/>
+            </wp:cNvGraphicFramePr>
+            <a:graphic xmlns:a="http://schemas.openxmlformats.org/drawingml/2006/main">
+              <a:graphicData uri="http://schemas.openxmlformats.org/drawingml/2006/picture">
+                <pic:pic xmlns:pic="http://schemas.openxmlformats.org/drawingml/2006/picture">
+                  <pic:nvPicPr>
+                    <pic:cNvPr id="0" name="Picture 10"/>
+                    <pic:cNvPicPr>
+                      <a:picLocks noChangeAspect="1" noChangeArrowheads="1"/>
+                    </pic:cNvPicPr>
+                  </pic:nvPicPr>
+                  <pic:blipFill>
+                    <a:blip r:embed="rId30" cstate="print"/>
+                    <a:srcRect/>
+                    <a:stretch>
+                      <a:fillRect/>
+                    </a:stretch>
+                  </pic:blipFill>
+                  <pic:spPr bwMode="auto">
+                    <a:xfrm>
+                      <a:off x="0" y="0"/>
+                      <a:ext cx="5940425" cy="3965241"/>
+                    </a:xfrm>
+                    <a:prstGeom prst="rect">
+                      <a:avLst/>
+                    </a:prstGeom>
+                    <a:noFill/>
+                    <a:ln w="9525">
+                      <a:noFill/>
+                      <a:miter lim="800000"/>
+                      <a:headEnd/>
+                      <a:tailEnd/>
+                    </a:ln>
+                  </pic:spPr>
+                </pic:pic>
+              </a:graphicData>
+            </a:graphic>
+          </wp:inline>
+        </w:drawing>
+      </w:r>
+    </w:p>
+    <w:p>
+      <w:pPr>
+        <w:rPr>
+          <w:rFonts w:ascii="Times New Roman" w:hAnsi="Times New Roman" w:cs="Times New Roman"/>
+          <w:sz w:val="28"/>
+          <w:szCs w:val="28"/>
+          <w:lang w:val="en-US"/>
+        </w:rPr>
+      </w:pPr>
+    </w:p>
+    <w:p>
+      <w:pPr>
+        <w:spacing w:after="200"/>
+        <w:rPr>
+          <w:rFonts w:ascii="Times New Roman" w:hAnsi="Times New Roman" w:cs="Times New Roman"/>
+          <w:sz w:val="28"/>
+          <w:szCs w:val="28"/>
+          <w:lang w:val="en-US"/>
+        </w:rPr>
+      </w:pPr>
+      <w:r>
+        <w:rPr>
+          <w:rFonts w:ascii="Times New Roman" w:hAnsi="Times New Roman" w:cs="Times New Roman"/>
+          <w:sz w:val="28"/>
+          <w:szCs w:val="28"/>
+          <w:lang w:val="en-US"/>
+        </w:rPr>
+        <w:br w:type="page"/>
+      </w:r>
+    </w:p>
+    <w:p>
+      <w:pPr>
+        <w:pStyle w:val="1"/>
+        <w:jc w:val="center"/>
+      </w:pPr>
+      <w:r>
+        <w:lastRenderedPageBreak/>
+        <w:t xml:space="preserve">Лабораторная работа №7. Настройка протокола </w:t>
+      </w:r>
+      <w:r>
+        <w:rPr>
+          <w:lang w:val="en-US"/>
+        </w:rPr>
+        <w:t>RIP</w:t>
+      </w:r>
+      <w:r>
+        <w:t xml:space="preserve"> в корпоративной</w:t>
+      </w:r>
+      <w:r>
+        <w:t xml:space="preserve"> сети</w:t>
+      </w:r>
+    </w:p>
+    <w:p/>
+    <w:p>
+      <w:r>
+        <w:rPr>
+          <w:noProof/>
+          <w:lang w:eastAsia="ru-RU"/>
+        </w:rPr>
+        <w:drawing>
+          <wp:inline distT="0" distB="0" distL="0" distR="0">
+            <wp:extent cx="5940425" cy="4926862"/>
+            <wp:effectExtent l="19050" t="0" r="3175" b="0"/>
+            <wp:docPr id="27" name="Рисунок 13"/>
+            <wp:cNvGraphicFramePr>
+              <a:graphicFrameLocks xmlns:a="http://schemas.openxmlformats.org/drawingml/2006/main" noChangeAspect="1"/>
+            </wp:cNvGraphicFramePr>
+            <a:graphic xmlns:a="http://schemas.openxmlformats.org/drawingml/2006/main">
+              <a:graphicData uri="http://schemas.openxmlformats.org/drawingml/2006/picture">
+                <pic:pic xmlns:pic="http://schemas.openxmlformats.org/drawingml/2006/picture">
+                  <pic:nvPicPr>
+                    <pic:cNvPr id="0" name="Picture 13"/>
+                    <pic:cNvPicPr>
+                      <a:picLocks noChangeAspect="1" noChangeArrowheads="1"/>
+                    </pic:cNvPicPr>
+                  </pic:nvPicPr>
+                  <pic:blipFill>
+                    <a:blip r:embed="rId31" cstate="print"/>
+                    <a:srcRect/>
+                    <a:stretch>
+                      <a:fillRect/>
+                    </a:stretch>
+                  </pic:blipFill>
+                  <pic:spPr bwMode="auto">
+                    <a:xfrm>
+                      <a:off x="0" y="0"/>
+                      <a:ext cx="5940425" cy="4926862"/>
+                    </a:xfrm>
+                    <a:prstGeom prst="rect">
+                      <a:avLst/>
+                    </a:prstGeom>
+                    <a:noFill/>
+                    <a:ln w="9525">
+                      <a:noFill/>
+                      <a:miter lim="800000"/>
+                      <a:headEnd/>
+                      <a:tailEnd/>
+                    </a:ln>
+                  </pic:spPr>
+                </pic:pic>
+              </a:graphicData>
+            </a:graphic>
+          </wp:inline>
+        </w:drawing>
+      </w:r>
+    </w:p>
+    <w:p>
+      <w:pPr>
+        <w:rPr>
+          <w:lang w:val="en-US"/>
+        </w:rPr>
+      </w:pPr>
+    </w:p>
     <w:sectPr>
       <w:pgSz w:w="11906" w:h="16838"/>
       <w:pgMar w:top="1134" w:right="850" w:bottom="1134" w:left="1701" w:header="708" w:footer="708" w:gutter="0"/>
@@ -2819,6 +7612,742 @@
 <file path=word/numbering.xml><?xml version="1.0" encoding="utf-8"?>
 <w:numbering xmlns:ve="http://schemas.openxmlformats.org/markup-compatibility/2006" xmlns:o="urn:schemas-microsoft-com:office:office" xmlns:r="http://schemas.openxmlformats.org/officeDocument/2006/relationships" xmlns:m="http://schemas.openxmlformats.org/officeDocument/2006/math" xmlns:v="urn:schemas-microsoft-com:vml" xmlns:wp="http://schemas.openxmlformats.org/drawingml/2006/wordprocessingDrawing" xmlns:w10="urn:schemas-microsoft-com:office:word" xmlns:w="http://schemas.openxmlformats.org/wordprocessingml/2006/main" xmlns:wne="http://schemas.microsoft.com/office/word/2006/wordml">
   <w:abstractNum w:abstractNumId="0">
+    <w:nsid w:val="02E838F0"/>
+    <w:multiLevelType w:val="hybridMultilevel"/>
+    <w:tmpl w:val="FBDA7586"/>
+    <w:lvl w:ilvl="0" w:tplc="04190001">
+      <w:start w:val="1"/>
+      <w:numFmt w:val="bullet"/>
+      <w:lvlText w:val=""/>
+      <w:lvlJc w:val="left"/>
+      <w:pPr>
+        <w:ind w:left="762" w:hanging="360"/>
+      </w:pPr>
+      <w:rPr>
+        <w:rFonts w:ascii="Symbol" w:hAnsi="Symbol" w:hint="default"/>
+      </w:rPr>
+    </w:lvl>
+    <w:lvl w:ilvl="1" w:tplc="04190003" w:tentative="1">
+      <w:start w:val="1"/>
+      <w:numFmt w:val="bullet"/>
+      <w:lvlText w:val="o"/>
+      <w:lvlJc w:val="left"/>
+      <w:pPr>
+        <w:ind w:left="1482" w:hanging="360"/>
+      </w:pPr>
+      <w:rPr>
+        <w:rFonts w:ascii="Courier New" w:hAnsi="Courier New" w:cs="Courier New" w:hint="default"/>
+      </w:rPr>
+    </w:lvl>
+    <w:lvl w:ilvl="2" w:tplc="04190005" w:tentative="1">
+      <w:start w:val="1"/>
+      <w:numFmt w:val="bullet"/>
+      <w:lvlText w:val=""/>
+      <w:lvlJc w:val="left"/>
+      <w:pPr>
+        <w:ind w:left="2202" w:hanging="360"/>
+      </w:pPr>
+      <w:rPr>
+        <w:rFonts w:ascii="Wingdings" w:hAnsi="Wingdings" w:hint="default"/>
+      </w:rPr>
+    </w:lvl>
+    <w:lvl w:ilvl="3" w:tplc="04190001" w:tentative="1">
+      <w:start w:val="1"/>
+      <w:numFmt w:val="bullet"/>
+      <w:lvlText w:val=""/>
+      <w:lvlJc w:val="left"/>
+      <w:pPr>
+        <w:ind w:left="2922" w:hanging="360"/>
+      </w:pPr>
+      <w:rPr>
+        <w:rFonts w:ascii="Symbol" w:hAnsi="Symbol" w:hint="default"/>
+      </w:rPr>
+    </w:lvl>
+    <w:lvl w:ilvl="4" w:tplc="04190003" w:tentative="1">
+      <w:start w:val="1"/>
+      <w:numFmt w:val="bullet"/>
+      <w:lvlText w:val="o"/>
+      <w:lvlJc w:val="left"/>
+      <w:pPr>
+        <w:ind w:left="3642" w:hanging="360"/>
+      </w:pPr>
+      <w:rPr>
+        <w:rFonts w:ascii="Courier New" w:hAnsi="Courier New" w:cs="Courier New" w:hint="default"/>
+      </w:rPr>
+    </w:lvl>
+    <w:lvl w:ilvl="5" w:tplc="04190005" w:tentative="1">
+      <w:start w:val="1"/>
+      <w:numFmt w:val="bullet"/>
+      <w:lvlText w:val=""/>
+      <w:lvlJc w:val="left"/>
+      <w:pPr>
+        <w:ind w:left="4362" w:hanging="360"/>
+      </w:pPr>
+      <w:rPr>
+        <w:rFonts w:ascii="Wingdings" w:hAnsi="Wingdings" w:hint="default"/>
+      </w:rPr>
+    </w:lvl>
+    <w:lvl w:ilvl="6" w:tplc="04190001" w:tentative="1">
+      <w:start w:val="1"/>
+      <w:numFmt w:val="bullet"/>
+      <w:lvlText w:val=""/>
+      <w:lvlJc w:val="left"/>
+      <w:pPr>
+        <w:ind w:left="5082" w:hanging="360"/>
+      </w:pPr>
+      <w:rPr>
+        <w:rFonts w:ascii="Symbol" w:hAnsi="Symbol" w:hint="default"/>
+      </w:rPr>
+    </w:lvl>
+    <w:lvl w:ilvl="7" w:tplc="04190003" w:tentative="1">
+      <w:start w:val="1"/>
+      <w:numFmt w:val="bullet"/>
+      <w:lvlText w:val="o"/>
+      <w:lvlJc w:val="left"/>
+      <w:pPr>
+        <w:ind w:left="5802" w:hanging="360"/>
+      </w:pPr>
+      <w:rPr>
+        <w:rFonts w:ascii="Courier New" w:hAnsi="Courier New" w:cs="Courier New" w:hint="default"/>
+      </w:rPr>
+    </w:lvl>
+    <w:lvl w:ilvl="8" w:tplc="04190005" w:tentative="1">
+      <w:start w:val="1"/>
+      <w:numFmt w:val="bullet"/>
+      <w:lvlText w:val=""/>
+      <w:lvlJc w:val="left"/>
+      <w:pPr>
+        <w:ind w:left="6522" w:hanging="360"/>
+      </w:pPr>
+      <w:rPr>
+        <w:rFonts w:ascii="Wingdings" w:hAnsi="Wingdings" w:hint="default"/>
+      </w:rPr>
+    </w:lvl>
+  </w:abstractNum>
+  <w:abstractNum w:abstractNumId="1">
+    <w:nsid w:val="14E24876"/>
+    <w:multiLevelType w:val="hybridMultilevel"/>
+    <w:tmpl w:val="0700CBFC"/>
+    <w:lvl w:ilvl="0" w:tplc="04190001">
+      <w:start w:val="1"/>
+      <w:numFmt w:val="bullet"/>
+      <w:lvlText w:val=""/>
+      <w:lvlJc w:val="left"/>
+      <w:pPr>
+        <w:ind w:left="720" w:hanging="360"/>
+      </w:pPr>
+      <w:rPr>
+        <w:rFonts w:ascii="Symbol" w:hAnsi="Symbol" w:hint="default"/>
+      </w:rPr>
+    </w:lvl>
+    <w:lvl w:ilvl="1" w:tplc="04190003" w:tentative="1">
+      <w:start w:val="1"/>
+      <w:numFmt w:val="bullet"/>
+      <w:lvlText w:val="o"/>
+      <w:lvlJc w:val="left"/>
+      <w:pPr>
+        <w:ind w:left="1440" w:hanging="360"/>
+      </w:pPr>
+      <w:rPr>
+        <w:rFonts w:ascii="Courier New" w:hAnsi="Courier New" w:cs="Courier New" w:hint="default"/>
+      </w:rPr>
+    </w:lvl>
+    <w:lvl w:ilvl="2" w:tplc="04190005" w:tentative="1">
+      <w:start w:val="1"/>
+      <w:numFmt w:val="bullet"/>
+      <w:lvlText w:val=""/>
+      <w:lvlJc w:val="left"/>
+      <w:pPr>
+        <w:ind w:left="2160" w:hanging="360"/>
+      </w:pPr>
+      <w:rPr>
+        <w:rFonts w:ascii="Wingdings" w:hAnsi="Wingdings" w:hint="default"/>
+      </w:rPr>
+    </w:lvl>
+    <w:lvl w:ilvl="3" w:tplc="04190001" w:tentative="1">
+      <w:start w:val="1"/>
+      <w:numFmt w:val="bullet"/>
+      <w:lvlText w:val=""/>
+      <w:lvlJc w:val="left"/>
+      <w:pPr>
+        <w:ind w:left="2880" w:hanging="360"/>
+      </w:pPr>
+      <w:rPr>
+        <w:rFonts w:ascii="Symbol" w:hAnsi="Symbol" w:hint="default"/>
+      </w:rPr>
+    </w:lvl>
+    <w:lvl w:ilvl="4" w:tplc="04190003" w:tentative="1">
+      <w:start w:val="1"/>
+      <w:numFmt w:val="bullet"/>
+      <w:lvlText w:val="o"/>
+      <w:lvlJc w:val="left"/>
+      <w:pPr>
+        <w:ind w:left="3600" w:hanging="360"/>
+      </w:pPr>
+      <w:rPr>
+        <w:rFonts w:ascii="Courier New" w:hAnsi="Courier New" w:cs="Courier New" w:hint="default"/>
+      </w:rPr>
+    </w:lvl>
+    <w:lvl w:ilvl="5" w:tplc="04190005" w:tentative="1">
+      <w:start w:val="1"/>
+      <w:numFmt w:val="bullet"/>
+      <w:lvlText w:val=""/>
+      <w:lvlJc w:val="left"/>
+      <w:pPr>
+        <w:ind w:left="4320" w:hanging="360"/>
+      </w:pPr>
+      <w:rPr>
+        <w:rFonts w:ascii="Wingdings" w:hAnsi="Wingdings" w:hint="default"/>
+      </w:rPr>
+    </w:lvl>
+    <w:lvl w:ilvl="6" w:tplc="04190001" w:tentative="1">
+      <w:start w:val="1"/>
+      <w:numFmt w:val="bullet"/>
+      <w:lvlText w:val=""/>
+      <w:lvlJc w:val="left"/>
+      <w:pPr>
+        <w:ind w:left="5040" w:hanging="360"/>
+      </w:pPr>
+      <w:rPr>
+        <w:rFonts w:ascii="Symbol" w:hAnsi="Symbol" w:hint="default"/>
+      </w:rPr>
+    </w:lvl>
+    <w:lvl w:ilvl="7" w:tplc="04190003" w:tentative="1">
+      <w:start w:val="1"/>
+      <w:numFmt w:val="bullet"/>
+      <w:lvlText w:val="o"/>
+      <w:lvlJc w:val="left"/>
+      <w:pPr>
+        <w:ind w:left="5760" w:hanging="360"/>
+      </w:pPr>
+      <w:rPr>
+        <w:rFonts w:ascii="Courier New" w:hAnsi="Courier New" w:cs="Courier New" w:hint="default"/>
+      </w:rPr>
+    </w:lvl>
+    <w:lvl w:ilvl="8" w:tplc="04190005" w:tentative="1">
+      <w:start w:val="1"/>
+      <w:numFmt w:val="bullet"/>
+      <w:lvlText w:val=""/>
+      <w:lvlJc w:val="left"/>
+      <w:pPr>
+        <w:ind w:left="6480" w:hanging="360"/>
+      </w:pPr>
+      <w:rPr>
+        <w:rFonts w:ascii="Wingdings" w:hAnsi="Wingdings" w:hint="default"/>
+      </w:rPr>
+    </w:lvl>
+  </w:abstractNum>
+  <w:abstractNum w:abstractNumId="2">
+    <w:nsid w:val="15B0235B"/>
+    <w:multiLevelType w:val="hybridMultilevel"/>
+    <w:tmpl w:val="2EC222E6"/>
+    <w:lvl w:ilvl="0" w:tplc="0419000F">
+      <w:start w:val="1"/>
+      <w:numFmt w:val="decimal"/>
+      <w:lvlText w:val="%1."/>
+      <w:lvlJc w:val="left"/>
+      <w:pPr>
+        <w:ind w:left="762" w:hanging="360"/>
+      </w:pPr>
+    </w:lvl>
+    <w:lvl w:ilvl="1" w:tplc="04190019" w:tentative="1">
+      <w:start w:val="1"/>
+      <w:numFmt w:val="lowerLetter"/>
+      <w:lvlText w:val="%2."/>
+      <w:lvlJc w:val="left"/>
+      <w:pPr>
+        <w:ind w:left="1482" w:hanging="360"/>
+      </w:pPr>
+    </w:lvl>
+    <w:lvl w:ilvl="2" w:tplc="0419001B" w:tentative="1">
+      <w:start w:val="1"/>
+      <w:numFmt w:val="lowerRoman"/>
+      <w:lvlText w:val="%3."/>
+      <w:lvlJc w:val="right"/>
+      <w:pPr>
+        <w:ind w:left="2202" w:hanging="180"/>
+      </w:pPr>
+    </w:lvl>
+    <w:lvl w:ilvl="3" w:tplc="0419000F" w:tentative="1">
+      <w:start w:val="1"/>
+      <w:numFmt w:val="decimal"/>
+      <w:lvlText w:val="%4."/>
+      <w:lvlJc w:val="left"/>
+      <w:pPr>
+        <w:ind w:left="2922" w:hanging="360"/>
+      </w:pPr>
+    </w:lvl>
+    <w:lvl w:ilvl="4" w:tplc="04190019" w:tentative="1">
+      <w:start w:val="1"/>
+      <w:numFmt w:val="lowerLetter"/>
+      <w:lvlText w:val="%5."/>
+      <w:lvlJc w:val="left"/>
+      <w:pPr>
+        <w:ind w:left="3642" w:hanging="360"/>
+      </w:pPr>
+    </w:lvl>
+    <w:lvl w:ilvl="5" w:tplc="0419001B" w:tentative="1">
+      <w:start w:val="1"/>
+      <w:numFmt w:val="lowerRoman"/>
+      <w:lvlText w:val="%6."/>
+      <w:lvlJc w:val="right"/>
+      <w:pPr>
+        <w:ind w:left="4362" w:hanging="180"/>
+      </w:pPr>
+    </w:lvl>
+    <w:lvl w:ilvl="6" w:tplc="0419000F" w:tentative="1">
+      <w:start w:val="1"/>
+      <w:numFmt w:val="decimal"/>
+      <w:lvlText w:val="%7."/>
+      <w:lvlJc w:val="left"/>
+      <w:pPr>
+        <w:ind w:left="5082" w:hanging="360"/>
+      </w:pPr>
+    </w:lvl>
+    <w:lvl w:ilvl="7" w:tplc="04190019" w:tentative="1">
+      <w:start w:val="1"/>
+      <w:numFmt w:val="lowerLetter"/>
+      <w:lvlText w:val="%8."/>
+      <w:lvlJc w:val="left"/>
+      <w:pPr>
+        <w:ind w:left="5802" w:hanging="360"/>
+      </w:pPr>
+    </w:lvl>
+    <w:lvl w:ilvl="8" w:tplc="0419001B" w:tentative="1">
+      <w:start w:val="1"/>
+      <w:numFmt w:val="lowerRoman"/>
+      <w:lvlText w:val="%9."/>
+      <w:lvlJc w:val="right"/>
+      <w:pPr>
+        <w:ind w:left="6522" w:hanging="180"/>
+      </w:pPr>
+    </w:lvl>
+  </w:abstractNum>
+  <w:abstractNum w:abstractNumId="3">
+    <w:nsid w:val="165201A0"/>
+    <w:multiLevelType w:val="hybridMultilevel"/>
+    <w:tmpl w:val="EDEACF9E"/>
+    <w:lvl w:ilvl="0" w:tplc="AA922AF0">
+      <w:numFmt w:val="bullet"/>
+      <w:lvlText w:val="•"/>
+      <w:lvlJc w:val="left"/>
+      <w:pPr>
+        <w:ind w:left="1440" w:hanging="360"/>
+      </w:pPr>
+      <w:rPr>
+        <w:rFonts w:ascii="Times New Roman" w:eastAsiaTheme="minorHAnsi" w:hAnsi="Times New Roman" w:cs="Times New Roman" w:hint="default"/>
+      </w:rPr>
+    </w:lvl>
+    <w:lvl w:ilvl="1" w:tplc="04190003" w:tentative="1">
+      <w:start w:val="1"/>
+      <w:numFmt w:val="bullet"/>
+      <w:lvlText w:val="o"/>
+      <w:lvlJc w:val="left"/>
+      <w:pPr>
+        <w:ind w:left="1440" w:hanging="360"/>
+      </w:pPr>
+      <w:rPr>
+        <w:rFonts w:ascii="Courier New" w:hAnsi="Courier New" w:cs="Courier New" w:hint="default"/>
+      </w:rPr>
+    </w:lvl>
+    <w:lvl w:ilvl="2" w:tplc="04190005" w:tentative="1">
+      <w:start w:val="1"/>
+      <w:numFmt w:val="bullet"/>
+      <w:lvlText w:val=""/>
+      <w:lvlJc w:val="left"/>
+      <w:pPr>
+        <w:ind w:left="2160" w:hanging="360"/>
+      </w:pPr>
+      <w:rPr>
+        <w:rFonts w:ascii="Wingdings" w:hAnsi="Wingdings" w:hint="default"/>
+      </w:rPr>
+    </w:lvl>
+    <w:lvl w:ilvl="3" w:tplc="04190001" w:tentative="1">
+      <w:start w:val="1"/>
+      <w:numFmt w:val="bullet"/>
+      <w:lvlText w:val=""/>
+      <w:lvlJc w:val="left"/>
+      <w:pPr>
+        <w:ind w:left="2880" w:hanging="360"/>
+      </w:pPr>
+      <w:rPr>
+        <w:rFonts w:ascii="Symbol" w:hAnsi="Symbol" w:hint="default"/>
+      </w:rPr>
+    </w:lvl>
+    <w:lvl w:ilvl="4" w:tplc="04190003" w:tentative="1">
+      <w:start w:val="1"/>
+      <w:numFmt w:val="bullet"/>
+      <w:lvlText w:val="o"/>
+      <w:lvlJc w:val="left"/>
+      <w:pPr>
+        <w:ind w:left="3600" w:hanging="360"/>
+      </w:pPr>
+      <w:rPr>
+        <w:rFonts w:ascii="Courier New" w:hAnsi="Courier New" w:cs="Courier New" w:hint="default"/>
+      </w:rPr>
+    </w:lvl>
+    <w:lvl w:ilvl="5" w:tplc="04190005" w:tentative="1">
+      <w:start w:val="1"/>
+      <w:numFmt w:val="bullet"/>
+      <w:lvlText w:val=""/>
+      <w:lvlJc w:val="left"/>
+      <w:pPr>
+        <w:ind w:left="4320" w:hanging="360"/>
+      </w:pPr>
+      <w:rPr>
+        <w:rFonts w:ascii="Wingdings" w:hAnsi="Wingdings" w:hint="default"/>
+      </w:rPr>
+    </w:lvl>
+    <w:lvl w:ilvl="6" w:tplc="04190001" w:tentative="1">
+      <w:start w:val="1"/>
+      <w:numFmt w:val="bullet"/>
+      <w:lvlText w:val=""/>
+      <w:lvlJc w:val="left"/>
+      <w:pPr>
+        <w:ind w:left="5040" w:hanging="360"/>
+      </w:pPr>
+      <w:rPr>
+        <w:rFonts w:ascii="Symbol" w:hAnsi="Symbol" w:hint="default"/>
+      </w:rPr>
+    </w:lvl>
+    <w:lvl w:ilvl="7" w:tplc="04190003" w:tentative="1">
+      <w:start w:val="1"/>
+      <w:numFmt w:val="bullet"/>
+      <w:lvlText w:val="o"/>
+      <w:lvlJc w:val="left"/>
+      <w:pPr>
+        <w:ind w:left="5760" w:hanging="360"/>
+      </w:pPr>
+      <w:rPr>
+        <w:rFonts w:ascii="Courier New" w:hAnsi="Courier New" w:cs="Courier New" w:hint="default"/>
+      </w:rPr>
+    </w:lvl>
+    <w:lvl w:ilvl="8" w:tplc="04190005" w:tentative="1">
+      <w:start w:val="1"/>
+      <w:numFmt w:val="bullet"/>
+      <w:lvlText w:val=""/>
+      <w:lvlJc w:val="left"/>
+      <w:pPr>
+        <w:ind w:left="6480" w:hanging="360"/>
+      </w:pPr>
+      <w:rPr>
+        <w:rFonts w:ascii="Wingdings" w:hAnsi="Wingdings" w:hint="default"/>
+      </w:rPr>
+    </w:lvl>
+  </w:abstractNum>
+  <w:abstractNum w:abstractNumId="4">
+    <w:nsid w:val="21184C66"/>
+    <w:multiLevelType w:val="hybridMultilevel"/>
+    <w:tmpl w:val="64209134"/>
+    <w:lvl w:ilvl="0" w:tplc="0419000F">
+      <w:start w:val="1"/>
+      <w:numFmt w:val="decimal"/>
+      <w:lvlText w:val="%1."/>
+      <w:lvlJc w:val="left"/>
+      <w:pPr>
+        <w:ind w:left="762" w:hanging="360"/>
+      </w:pPr>
+    </w:lvl>
+    <w:lvl w:ilvl="1" w:tplc="04190019" w:tentative="1">
+      <w:start w:val="1"/>
+      <w:numFmt w:val="lowerLetter"/>
+      <w:lvlText w:val="%2."/>
+      <w:lvlJc w:val="left"/>
+      <w:pPr>
+        <w:ind w:left="1482" w:hanging="360"/>
+      </w:pPr>
+    </w:lvl>
+    <w:lvl w:ilvl="2" w:tplc="0419001B" w:tentative="1">
+      <w:start w:val="1"/>
+      <w:numFmt w:val="lowerRoman"/>
+      <w:lvlText w:val="%3."/>
+      <w:lvlJc w:val="right"/>
+      <w:pPr>
+        <w:ind w:left="2202" w:hanging="180"/>
+      </w:pPr>
+    </w:lvl>
+    <w:lvl w:ilvl="3" w:tplc="0419000F" w:tentative="1">
+      <w:start w:val="1"/>
+      <w:numFmt w:val="decimal"/>
+      <w:lvlText w:val="%4."/>
+      <w:lvlJc w:val="left"/>
+      <w:pPr>
+        <w:ind w:left="2922" w:hanging="360"/>
+      </w:pPr>
+    </w:lvl>
+    <w:lvl w:ilvl="4" w:tplc="04190019" w:tentative="1">
+      <w:start w:val="1"/>
+      <w:numFmt w:val="lowerLetter"/>
+      <w:lvlText w:val="%5."/>
+      <w:lvlJc w:val="left"/>
+      <w:pPr>
+        <w:ind w:left="3642" w:hanging="360"/>
+      </w:pPr>
+    </w:lvl>
+    <w:lvl w:ilvl="5" w:tplc="0419001B" w:tentative="1">
+      <w:start w:val="1"/>
+      <w:numFmt w:val="lowerRoman"/>
+      <w:lvlText w:val="%6."/>
+      <w:lvlJc w:val="right"/>
+      <w:pPr>
+        <w:ind w:left="4362" w:hanging="180"/>
+      </w:pPr>
+    </w:lvl>
+    <w:lvl w:ilvl="6" w:tplc="0419000F" w:tentative="1">
+      <w:start w:val="1"/>
+      <w:numFmt w:val="decimal"/>
+      <w:lvlText w:val="%7."/>
+      <w:lvlJc w:val="left"/>
+      <w:pPr>
+        <w:ind w:left="5082" w:hanging="360"/>
+      </w:pPr>
+    </w:lvl>
+    <w:lvl w:ilvl="7" w:tplc="04190019" w:tentative="1">
+      <w:start w:val="1"/>
+      <w:numFmt w:val="lowerLetter"/>
+      <w:lvlText w:val="%8."/>
+      <w:lvlJc w:val="left"/>
+      <w:pPr>
+        <w:ind w:left="5802" w:hanging="360"/>
+      </w:pPr>
+    </w:lvl>
+    <w:lvl w:ilvl="8" w:tplc="0419001B" w:tentative="1">
+      <w:start w:val="1"/>
+      <w:numFmt w:val="lowerRoman"/>
+      <w:lvlText w:val="%9."/>
+      <w:lvlJc w:val="right"/>
+      <w:pPr>
+        <w:ind w:left="6522" w:hanging="180"/>
+      </w:pPr>
+    </w:lvl>
+  </w:abstractNum>
+  <w:abstractNum w:abstractNumId="5">
+    <w:nsid w:val="225B2E56"/>
+    <w:multiLevelType w:val="hybridMultilevel"/>
+    <w:tmpl w:val="F7D4490A"/>
+    <w:lvl w:ilvl="0" w:tplc="04190001">
+      <w:start w:val="1"/>
+      <w:numFmt w:val="bullet"/>
+      <w:lvlText w:val=""/>
+      <w:lvlJc w:val="left"/>
+      <w:pPr>
+        <w:ind w:left="720" w:hanging="360"/>
+      </w:pPr>
+      <w:rPr>
+        <w:rFonts w:ascii="Symbol" w:hAnsi="Symbol" w:hint="default"/>
+      </w:rPr>
+    </w:lvl>
+    <w:lvl w:ilvl="1" w:tplc="04190003" w:tentative="1">
+      <w:start w:val="1"/>
+      <w:numFmt w:val="bullet"/>
+      <w:lvlText w:val="o"/>
+      <w:lvlJc w:val="left"/>
+      <w:pPr>
+        <w:ind w:left="1440" w:hanging="360"/>
+      </w:pPr>
+      <w:rPr>
+        <w:rFonts w:ascii="Courier New" w:hAnsi="Courier New" w:cs="Courier New" w:hint="default"/>
+      </w:rPr>
+    </w:lvl>
+    <w:lvl w:ilvl="2" w:tplc="04190005" w:tentative="1">
+      <w:start w:val="1"/>
+      <w:numFmt w:val="bullet"/>
+      <w:lvlText w:val=""/>
+      <w:lvlJc w:val="left"/>
+      <w:pPr>
+        <w:ind w:left="2160" w:hanging="360"/>
+      </w:pPr>
+      <w:rPr>
+        <w:rFonts w:ascii="Wingdings" w:hAnsi="Wingdings" w:hint="default"/>
+      </w:rPr>
+    </w:lvl>
+    <w:lvl w:ilvl="3" w:tplc="04190001" w:tentative="1">
+      <w:start w:val="1"/>
+      <w:numFmt w:val="bullet"/>
+      <w:lvlText w:val=""/>
+      <w:lvlJc w:val="left"/>
+      <w:pPr>
+        <w:ind w:left="2880" w:hanging="360"/>
+      </w:pPr>
+      <w:rPr>
+        <w:rFonts w:ascii="Symbol" w:hAnsi="Symbol" w:hint="default"/>
+      </w:rPr>
+    </w:lvl>
+    <w:lvl w:ilvl="4" w:tplc="04190003" w:tentative="1">
+      <w:start w:val="1"/>
+      <w:numFmt w:val="bullet"/>
+      <w:lvlText w:val="o"/>
+      <w:lvlJc w:val="left"/>
+      <w:pPr>
+        <w:ind w:left="3600" w:hanging="360"/>
+      </w:pPr>
+      <w:rPr>
+        <w:rFonts w:ascii="Courier New" w:hAnsi="Courier New" w:cs="Courier New" w:hint="default"/>
+      </w:rPr>
+    </w:lvl>
+    <w:lvl w:ilvl="5" w:tplc="04190005" w:tentative="1">
+      <w:start w:val="1"/>
+      <w:numFmt w:val="bullet"/>
+      <w:lvlText w:val=""/>
+      <w:lvlJc w:val="left"/>
+      <w:pPr>
+        <w:ind w:left="4320" w:hanging="360"/>
+      </w:pPr>
+      <w:rPr>
+        <w:rFonts w:ascii="Wingdings" w:hAnsi="Wingdings" w:hint="default"/>
+      </w:rPr>
+    </w:lvl>
+    <w:lvl w:ilvl="6" w:tplc="04190001" w:tentative="1">
+      <w:start w:val="1"/>
+      <w:numFmt w:val="bullet"/>
+      <w:lvlText w:val=""/>
+      <w:lvlJc w:val="left"/>
+      <w:pPr>
+        <w:ind w:left="5040" w:hanging="360"/>
+      </w:pPr>
+      <w:rPr>
+        <w:rFonts w:ascii="Symbol" w:hAnsi="Symbol" w:hint="default"/>
+      </w:rPr>
+    </w:lvl>
+    <w:lvl w:ilvl="7" w:tplc="04190003" w:tentative="1">
+      <w:start w:val="1"/>
+      <w:numFmt w:val="bullet"/>
+      <w:lvlText w:val="o"/>
+      <w:lvlJc w:val="left"/>
+      <w:pPr>
+        <w:ind w:left="5760" w:hanging="360"/>
+      </w:pPr>
+      <w:rPr>
+        <w:rFonts w:ascii="Courier New" w:hAnsi="Courier New" w:cs="Courier New" w:hint="default"/>
+      </w:rPr>
+    </w:lvl>
+    <w:lvl w:ilvl="8" w:tplc="04190005" w:tentative="1">
+      <w:start w:val="1"/>
+      <w:numFmt w:val="bullet"/>
+      <w:lvlText w:val=""/>
+      <w:lvlJc w:val="left"/>
+      <w:pPr>
+        <w:ind w:left="6480" w:hanging="360"/>
+      </w:pPr>
+      <w:rPr>
+        <w:rFonts w:ascii="Wingdings" w:hAnsi="Wingdings" w:hint="default"/>
+      </w:rPr>
+    </w:lvl>
+  </w:abstractNum>
+  <w:abstractNum w:abstractNumId="6">
+    <w:nsid w:val="23570416"/>
+    <w:multiLevelType w:val="hybridMultilevel"/>
+    <w:tmpl w:val="746A8764"/>
+    <w:lvl w:ilvl="0" w:tplc="04190001">
+      <w:start w:val="1"/>
+      <w:numFmt w:val="bullet"/>
+      <w:lvlText w:val=""/>
+      <w:lvlJc w:val="left"/>
+      <w:pPr>
+        <w:ind w:left="720" w:hanging="360"/>
+      </w:pPr>
+      <w:rPr>
+        <w:rFonts w:ascii="Symbol" w:hAnsi="Symbol" w:hint="default"/>
+      </w:rPr>
+    </w:lvl>
+    <w:lvl w:ilvl="1" w:tplc="04190003" w:tentative="1">
+      <w:start w:val="1"/>
+      <w:numFmt w:val="bullet"/>
+      <w:lvlText w:val="o"/>
+      <w:lvlJc w:val="left"/>
+      <w:pPr>
+        <w:ind w:left="1440" w:hanging="360"/>
+      </w:pPr>
+      <w:rPr>
+        <w:rFonts w:ascii="Courier New" w:hAnsi="Courier New" w:cs="Courier New" w:hint="default"/>
+      </w:rPr>
+    </w:lvl>
+    <w:lvl w:ilvl="2" w:tplc="04190005" w:tentative="1">
+      <w:start w:val="1"/>
+      <w:numFmt w:val="bullet"/>
+      <w:lvlText w:val=""/>
+      <w:lvlJc w:val="left"/>
+      <w:pPr>
+        <w:ind w:left="2160" w:hanging="360"/>
+      </w:pPr>
+      <w:rPr>
+        <w:rFonts w:ascii="Wingdings" w:hAnsi="Wingdings" w:hint="default"/>
+      </w:rPr>
+    </w:lvl>
+    <w:lvl w:ilvl="3" w:tplc="04190001" w:tentative="1">
+      <w:start w:val="1"/>
+      <w:numFmt w:val="bullet"/>
+      <w:lvlText w:val=""/>
+      <w:lvlJc w:val="left"/>
+      <w:pPr>
+        <w:ind w:left="2880" w:hanging="360"/>
+      </w:pPr>
+      <w:rPr>
+        <w:rFonts w:ascii="Symbol" w:hAnsi="Symbol" w:hint="default"/>
+      </w:rPr>
+    </w:lvl>
+    <w:lvl w:ilvl="4" w:tplc="04190003" w:tentative="1">
+      <w:start w:val="1"/>
+      <w:numFmt w:val="bullet"/>
+      <w:lvlText w:val="o"/>
+      <w:lvlJc w:val="left"/>
+      <w:pPr>
+        <w:ind w:left="3600" w:hanging="360"/>
+      </w:pPr>
+      <w:rPr>
+        <w:rFonts w:ascii="Courier New" w:hAnsi="Courier New" w:cs="Courier New" w:hint="default"/>
+      </w:rPr>
+    </w:lvl>
+    <w:lvl w:ilvl="5" w:tplc="04190005" w:tentative="1">
+      <w:start w:val="1"/>
+      <w:numFmt w:val="bullet"/>
+      <w:lvlText w:val=""/>
+      <w:lvlJc w:val="left"/>
+      <w:pPr>
+        <w:ind w:left="4320" w:hanging="360"/>
+      </w:pPr>
+      <w:rPr>
+        <w:rFonts w:ascii="Wingdings" w:hAnsi="Wingdings" w:hint="default"/>
+      </w:rPr>
+    </w:lvl>
+    <w:lvl w:ilvl="6" w:tplc="04190001" w:tentative="1">
+      <w:start w:val="1"/>
+      <w:numFmt w:val="bullet"/>
+      <w:lvlText w:val=""/>
+      <w:lvlJc w:val="left"/>
+      <w:pPr>
+        <w:ind w:left="5040" w:hanging="360"/>
+      </w:pPr>
+      <w:rPr>
+        <w:rFonts w:ascii="Symbol" w:hAnsi="Symbol" w:hint="default"/>
+      </w:rPr>
+    </w:lvl>
+    <w:lvl w:ilvl="7" w:tplc="04190003" w:tentative="1">
+      <w:start w:val="1"/>
+      <w:numFmt w:val="bullet"/>
+      <w:lvlText w:val="o"/>
+      <w:lvlJc w:val="left"/>
+      <w:pPr>
+        <w:ind w:left="5760" w:hanging="360"/>
+      </w:pPr>
+      <w:rPr>
+        <w:rFonts w:ascii="Courier New" w:hAnsi="Courier New" w:cs="Courier New" w:hint="default"/>
+      </w:rPr>
+    </w:lvl>
+    <w:lvl w:ilvl="8" w:tplc="04190005" w:tentative="1">
+      <w:start w:val="1"/>
+      <w:numFmt w:val="bullet"/>
+      <w:lvlText w:val=""/>
+      <w:lvlJc w:val="left"/>
+      <w:pPr>
+        <w:ind w:left="6480" w:hanging="360"/>
+      </w:pPr>
+      <w:rPr>
+        <w:rFonts w:ascii="Wingdings" w:hAnsi="Wingdings" w:hint="default"/>
+      </w:rPr>
+    </w:lvl>
+  </w:abstractNum>
+  <w:abstractNum w:abstractNumId="7">
     <w:nsid w:val="399B39DB"/>
     <w:multiLevelType w:val="hybridMultilevel"/>
     <w:tmpl w:val="8FD8BA3A"/>
@@ -2931,7 +8460,1313 @@
       </w:rPr>
     </w:lvl>
   </w:abstractNum>
-  <w:abstractNum w:abstractNumId="1">
+  <w:abstractNum w:abstractNumId="8">
+    <w:nsid w:val="3C361D14"/>
+    <w:multiLevelType w:val="hybridMultilevel"/>
+    <w:tmpl w:val="7E5C2DE8"/>
+    <w:lvl w:ilvl="0" w:tplc="0419000F">
+      <w:start w:val="1"/>
+      <w:numFmt w:val="decimal"/>
+      <w:lvlText w:val="%1."/>
+      <w:lvlJc w:val="left"/>
+      <w:pPr>
+        <w:ind w:left="720" w:hanging="360"/>
+      </w:pPr>
+    </w:lvl>
+    <w:lvl w:ilvl="1" w:tplc="04190019" w:tentative="1">
+      <w:start w:val="1"/>
+      <w:numFmt w:val="lowerLetter"/>
+      <w:lvlText w:val="%2."/>
+      <w:lvlJc w:val="left"/>
+      <w:pPr>
+        <w:ind w:left="1440" w:hanging="360"/>
+      </w:pPr>
+    </w:lvl>
+    <w:lvl w:ilvl="2" w:tplc="0419001B" w:tentative="1">
+      <w:start w:val="1"/>
+      <w:numFmt w:val="lowerRoman"/>
+      <w:lvlText w:val="%3."/>
+      <w:lvlJc w:val="right"/>
+      <w:pPr>
+        <w:ind w:left="2160" w:hanging="180"/>
+      </w:pPr>
+    </w:lvl>
+    <w:lvl w:ilvl="3" w:tplc="0419000F" w:tentative="1">
+      <w:start w:val="1"/>
+      <w:numFmt w:val="decimal"/>
+      <w:lvlText w:val="%4."/>
+      <w:lvlJc w:val="left"/>
+      <w:pPr>
+        <w:ind w:left="2880" w:hanging="360"/>
+      </w:pPr>
+    </w:lvl>
+    <w:lvl w:ilvl="4" w:tplc="04190019" w:tentative="1">
+      <w:start w:val="1"/>
+      <w:numFmt w:val="lowerLetter"/>
+      <w:lvlText w:val="%5."/>
+      <w:lvlJc w:val="left"/>
+      <w:pPr>
+        <w:ind w:left="3600" w:hanging="360"/>
+      </w:pPr>
+    </w:lvl>
+    <w:lvl w:ilvl="5" w:tplc="0419001B" w:tentative="1">
+      <w:start w:val="1"/>
+      <w:numFmt w:val="lowerRoman"/>
+      <w:lvlText w:val="%6."/>
+      <w:lvlJc w:val="right"/>
+      <w:pPr>
+        <w:ind w:left="4320" w:hanging="180"/>
+      </w:pPr>
+    </w:lvl>
+    <w:lvl w:ilvl="6" w:tplc="0419000F" w:tentative="1">
+      <w:start w:val="1"/>
+      <w:numFmt w:val="decimal"/>
+      <w:lvlText w:val="%7."/>
+      <w:lvlJc w:val="left"/>
+      <w:pPr>
+        <w:ind w:left="5040" w:hanging="360"/>
+      </w:pPr>
+    </w:lvl>
+    <w:lvl w:ilvl="7" w:tplc="04190019" w:tentative="1">
+      <w:start w:val="1"/>
+      <w:numFmt w:val="lowerLetter"/>
+      <w:lvlText w:val="%8."/>
+      <w:lvlJc w:val="left"/>
+      <w:pPr>
+        <w:ind w:left="5760" w:hanging="360"/>
+      </w:pPr>
+    </w:lvl>
+    <w:lvl w:ilvl="8" w:tplc="0419001B" w:tentative="1">
+      <w:start w:val="1"/>
+      <w:numFmt w:val="lowerRoman"/>
+      <w:lvlText w:val="%9."/>
+      <w:lvlJc w:val="right"/>
+      <w:pPr>
+        <w:ind w:left="6480" w:hanging="180"/>
+      </w:pPr>
+    </w:lvl>
+  </w:abstractNum>
+  <w:abstractNum w:abstractNumId="9">
+    <w:nsid w:val="41AC3552"/>
+    <w:multiLevelType w:val="hybridMultilevel"/>
+    <w:tmpl w:val="6E1811DE"/>
+    <w:lvl w:ilvl="0" w:tplc="AA922AF0">
+      <w:numFmt w:val="bullet"/>
+      <w:lvlText w:val="•"/>
+      <w:lvlJc w:val="left"/>
+      <w:pPr>
+        <w:ind w:left="1440" w:hanging="360"/>
+      </w:pPr>
+      <w:rPr>
+        <w:rFonts w:ascii="Times New Roman" w:eastAsiaTheme="minorHAnsi" w:hAnsi="Times New Roman" w:cs="Times New Roman" w:hint="default"/>
+      </w:rPr>
+    </w:lvl>
+    <w:lvl w:ilvl="1" w:tplc="04190003" w:tentative="1">
+      <w:start w:val="1"/>
+      <w:numFmt w:val="bullet"/>
+      <w:lvlText w:val="o"/>
+      <w:lvlJc w:val="left"/>
+      <w:pPr>
+        <w:ind w:left="1440" w:hanging="360"/>
+      </w:pPr>
+      <w:rPr>
+        <w:rFonts w:ascii="Courier New" w:hAnsi="Courier New" w:cs="Courier New" w:hint="default"/>
+      </w:rPr>
+    </w:lvl>
+    <w:lvl w:ilvl="2" w:tplc="04190005" w:tentative="1">
+      <w:start w:val="1"/>
+      <w:numFmt w:val="bullet"/>
+      <w:lvlText w:val=""/>
+      <w:lvlJc w:val="left"/>
+      <w:pPr>
+        <w:ind w:left="2160" w:hanging="360"/>
+      </w:pPr>
+      <w:rPr>
+        <w:rFonts w:ascii="Wingdings" w:hAnsi="Wingdings" w:hint="default"/>
+      </w:rPr>
+    </w:lvl>
+    <w:lvl w:ilvl="3" w:tplc="04190001" w:tentative="1">
+      <w:start w:val="1"/>
+      <w:numFmt w:val="bullet"/>
+      <w:lvlText w:val=""/>
+      <w:lvlJc w:val="left"/>
+      <w:pPr>
+        <w:ind w:left="2880" w:hanging="360"/>
+      </w:pPr>
+      <w:rPr>
+        <w:rFonts w:ascii="Symbol" w:hAnsi="Symbol" w:hint="default"/>
+      </w:rPr>
+    </w:lvl>
+    <w:lvl w:ilvl="4" w:tplc="04190003" w:tentative="1">
+      <w:start w:val="1"/>
+      <w:numFmt w:val="bullet"/>
+      <w:lvlText w:val="o"/>
+      <w:lvlJc w:val="left"/>
+      <w:pPr>
+        <w:ind w:left="3600" w:hanging="360"/>
+      </w:pPr>
+      <w:rPr>
+        <w:rFonts w:ascii="Courier New" w:hAnsi="Courier New" w:cs="Courier New" w:hint="default"/>
+      </w:rPr>
+    </w:lvl>
+    <w:lvl w:ilvl="5" w:tplc="04190005" w:tentative="1">
+      <w:start w:val="1"/>
+      <w:numFmt w:val="bullet"/>
+      <w:lvlText w:val=""/>
+      <w:lvlJc w:val="left"/>
+      <w:pPr>
+        <w:ind w:left="4320" w:hanging="360"/>
+      </w:pPr>
+      <w:rPr>
+        <w:rFonts w:ascii="Wingdings" w:hAnsi="Wingdings" w:hint="default"/>
+      </w:rPr>
+    </w:lvl>
+    <w:lvl w:ilvl="6" w:tplc="04190001" w:tentative="1">
+      <w:start w:val="1"/>
+      <w:numFmt w:val="bullet"/>
+      <w:lvlText w:val=""/>
+      <w:lvlJc w:val="left"/>
+      <w:pPr>
+        <w:ind w:left="5040" w:hanging="360"/>
+      </w:pPr>
+      <w:rPr>
+        <w:rFonts w:ascii="Symbol" w:hAnsi="Symbol" w:hint="default"/>
+      </w:rPr>
+    </w:lvl>
+    <w:lvl w:ilvl="7" w:tplc="04190003" w:tentative="1">
+      <w:start w:val="1"/>
+      <w:numFmt w:val="bullet"/>
+      <w:lvlText w:val="o"/>
+      <w:lvlJc w:val="left"/>
+      <w:pPr>
+        <w:ind w:left="5760" w:hanging="360"/>
+      </w:pPr>
+      <w:rPr>
+        <w:rFonts w:ascii="Courier New" w:hAnsi="Courier New" w:cs="Courier New" w:hint="default"/>
+      </w:rPr>
+    </w:lvl>
+    <w:lvl w:ilvl="8" w:tplc="04190005" w:tentative="1">
+      <w:start w:val="1"/>
+      <w:numFmt w:val="bullet"/>
+      <w:lvlText w:val=""/>
+      <w:lvlJc w:val="left"/>
+      <w:pPr>
+        <w:ind w:left="6480" w:hanging="360"/>
+      </w:pPr>
+      <w:rPr>
+        <w:rFonts w:ascii="Wingdings" w:hAnsi="Wingdings" w:hint="default"/>
+      </w:rPr>
+    </w:lvl>
+  </w:abstractNum>
+  <w:abstractNum w:abstractNumId="10">
+    <w:nsid w:val="43420D68"/>
+    <w:multiLevelType w:val="hybridMultilevel"/>
+    <w:tmpl w:val="FFA2AB0A"/>
+    <w:lvl w:ilvl="0" w:tplc="04190001">
+      <w:start w:val="1"/>
+      <w:numFmt w:val="bullet"/>
+      <w:lvlText w:val=""/>
+      <w:lvlJc w:val="left"/>
+      <w:pPr>
+        <w:ind w:left="1163" w:hanging="360"/>
+      </w:pPr>
+      <w:rPr>
+        <w:rFonts w:ascii="Symbol" w:hAnsi="Symbol" w:hint="default"/>
+      </w:rPr>
+    </w:lvl>
+    <w:lvl w:ilvl="1" w:tplc="04190003" w:tentative="1">
+      <w:start w:val="1"/>
+      <w:numFmt w:val="bullet"/>
+      <w:lvlText w:val="o"/>
+      <w:lvlJc w:val="left"/>
+      <w:pPr>
+        <w:ind w:left="1883" w:hanging="360"/>
+      </w:pPr>
+      <w:rPr>
+        <w:rFonts w:ascii="Courier New" w:hAnsi="Courier New" w:cs="Courier New" w:hint="default"/>
+      </w:rPr>
+    </w:lvl>
+    <w:lvl w:ilvl="2" w:tplc="04190005" w:tentative="1">
+      <w:start w:val="1"/>
+      <w:numFmt w:val="bullet"/>
+      <w:lvlText w:val=""/>
+      <w:lvlJc w:val="left"/>
+      <w:pPr>
+        <w:ind w:left="2603" w:hanging="360"/>
+      </w:pPr>
+      <w:rPr>
+        <w:rFonts w:ascii="Wingdings" w:hAnsi="Wingdings" w:hint="default"/>
+      </w:rPr>
+    </w:lvl>
+    <w:lvl w:ilvl="3" w:tplc="04190001" w:tentative="1">
+      <w:start w:val="1"/>
+      <w:numFmt w:val="bullet"/>
+      <w:lvlText w:val=""/>
+      <w:lvlJc w:val="left"/>
+      <w:pPr>
+        <w:ind w:left="3323" w:hanging="360"/>
+      </w:pPr>
+      <w:rPr>
+        <w:rFonts w:ascii="Symbol" w:hAnsi="Symbol" w:hint="default"/>
+      </w:rPr>
+    </w:lvl>
+    <w:lvl w:ilvl="4" w:tplc="04190003" w:tentative="1">
+      <w:start w:val="1"/>
+      <w:numFmt w:val="bullet"/>
+      <w:lvlText w:val="o"/>
+      <w:lvlJc w:val="left"/>
+      <w:pPr>
+        <w:ind w:left="4043" w:hanging="360"/>
+      </w:pPr>
+      <w:rPr>
+        <w:rFonts w:ascii="Courier New" w:hAnsi="Courier New" w:cs="Courier New" w:hint="default"/>
+      </w:rPr>
+    </w:lvl>
+    <w:lvl w:ilvl="5" w:tplc="04190005" w:tentative="1">
+      <w:start w:val="1"/>
+      <w:numFmt w:val="bullet"/>
+      <w:lvlText w:val=""/>
+      <w:lvlJc w:val="left"/>
+      <w:pPr>
+        <w:ind w:left="4763" w:hanging="360"/>
+      </w:pPr>
+      <w:rPr>
+        <w:rFonts w:ascii="Wingdings" w:hAnsi="Wingdings" w:hint="default"/>
+      </w:rPr>
+    </w:lvl>
+    <w:lvl w:ilvl="6" w:tplc="04190001" w:tentative="1">
+      <w:start w:val="1"/>
+      <w:numFmt w:val="bullet"/>
+      <w:lvlText w:val=""/>
+      <w:lvlJc w:val="left"/>
+      <w:pPr>
+        <w:ind w:left="5483" w:hanging="360"/>
+      </w:pPr>
+      <w:rPr>
+        <w:rFonts w:ascii="Symbol" w:hAnsi="Symbol" w:hint="default"/>
+      </w:rPr>
+    </w:lvl>
+    <w:lvl w:ilvl="7" w:tplc="04190003" w:tentative="1">
+      <w:start w:val="1"/>
+      <w:numFmt w:val="bullet"/>
+      <w:lvlText w:val="o"/>
+      <w:lvlJc w:val="left"/>
+      <w:pPr>
+        <w:ind w:left="6203" w:hanging="360"/>
+      </w:pPr>
+      <w:rPr>
+        <w:rFonts w:ascii="Courier New" w:hAnsi="Courier New" w:cs="Courier New" w:hint="default"/>
+      </w:rPr>
+    </w:lvl>
+    <w:lvl w:ilvl="8" w:tplc="04190005" w:tentative="1">
+      <w:start w:val="1"/>
+      <w:numFmt w:val="bullet"/>
+      <w:lvlText w:val=""/>
+      <w:lvlJc w:val="left"/>
+      <w:pPr>
+        <w:ind w:left="6923" w:hanging="360"/>
+      </w:pPr>
+      <w:rPr>
+        <w:rFonts w:ascii="Wingdings" w:hAnsi="Wingdings" w:hint="default"/>
+      </w:rPr>
+    </w:lvl>
+  </w:abstractNum>
+  <w:abstractNum w:abstractNumId="11">
+    <w:nsid w:val="52FC4423"/>
+    <w:multiLevelType w:val="hybridMultilevel"/>
+    <w:tmpl w:val="68DACE3A"/>
+    <w:lvl w:ilvl="0" w:tplc="04190001">
+      <w:start w:val="1"/>
+      <w:numFmt w:val="bullet"/>
+      <w:lvlText w:val=""/>
+      <w:lvlJc w:val="left"/>
+      <w:pPr>
+        <w:ind w:left="720" w:hanging="360"/>
+      </w:pPr>
+      <w:rPr>
+        <w:rFonts w:ascii="Symbol" w:hAnsi="Symbol" w:hint="default"/>
+      </w:rPr>
+    </w:lvl>
+    <w:lvl w:ilvl="1" w:tplc="04190003" w:tentative="1">
+      <w:start w:val="1"/>
+      <w:numFmt w:val="bullet"/>
+      <w:lvlText w:val="o"/>
+      <w:lvlJc w:val="left"/>
+      <w:pPr>
+        <w:ind w:left="1440" w:hanging="360"/>
+      </w:pPr>
+      <w:rPr>
+        <w:rFonts w:ascii="Courier New" w:hAnsi="Courier New" w:cs="Courier New" w:hint="default"/>
+      </w:rPr>
+    </w:lvl>
+    <w:lvl w:ilvl="2" w:tplc="04190005" w:tentative="1">
+      <w:start w:val="1"/>
+      <w:numFmt w:val="bullet"/>
+      <w:lvlText w:val=""/>
+      <w:lvlJc w:val="left"/>
+      <w:pPr>
+        <w:ind w:left="2160" w:hanging="360"/>
+      </w:pPr>
+      <w:rPr>
+        <w:rFonts w:ascii="Wingdings" w:hAnsi="Wingdings" w:hint="default"/>
+      </w:rPr>
+    </w:lvl>
+    <w:lvl w:ilvl="3" w:tplc="04190001" w:tentative="1">
+      <w:start w:val="1"/>
+      <w:numFmt w:val="bullet"/>
+      <w:lvlText w:val=""/>
+      <w:lvlJc w:val="left"/>
+      <w:pPr>
+        <w:ind w:left="2880" w:hanging="360"/>
+      </w:pPr>
+      <w:rPr>
+        <w:rFonts w:ascii="Symbol" w:hAnsi="Symbol" w:hint="default"/>
+      </w:rPr>
+    </w:lvl>
+    <w:lvl w:ilvl="4" w:tplc="04190003" w:tentative="1">
+      <w:start w:val="1"/>
+      <w:numFmt w:val="bullet"/>
+      <w:lvlText w:val="o"/>
+      <w:lvlJc w:val="left"/>
+      <w:pPr>
+        <w:ind w:left="3600" w:hanging="360"/>
+      </w:pPr>
+      <w:rPr>
+        <w:rFonts w:ascii="Courier New" w:hAnsi="Courier New" w:cs="Courier New" w:hint="default"/>
+      </w:rPr>
+    </w:lvl>
+    <w:lvl w:ilvl="5" w:tplc="04190005" w:tentative="1">
+      <w:start w:val="1"/>
+      <w:numFmt w:val="bullet"/>
+      <w:lvlText w:val=""/>
+      <w:lvlJc w:val="left"/>
+      <w:pPr>
+        <w:ind w:left="4320" w:hanging="360"/>
+      </w:pPr>
+      <w:rPr>
+        <w:rFonts w:ascii="Wingdings" w:hAnsi="Wingdings" w:hint="default"/>
+      </w:rPr>
+    </w:lvl>
+    <w:lvl w:ilvl="6" w:tplc="04190001" w:tentative="1">
+      <w:start w:val="1"/>
+      <w:numFmt w:val="bullet"/>
+      <w:lvlText w:val=""/>
+      <w:lvlJc w:val="left"/>
+      <w:pPr>
+        <w:ind w:left="5040" w:hanging="360"/>
+      </w:pPr>
+      <w:rPr>
+        <w:rFonts w:ascii="Symbol" w:hAnsi="Symbol" w:hint="default"/>
+      </w:rPr>
+    </w:lvl>
+    <w:lvl w:ilvl="7" w:tplc="04190003" w:tentative="1">
+      <w:start w:val="1"/>
+      <w:numFmt w:val="bullet"/>
+      <w:lvlText w:val="o"/>
+      <w:lvlJc w:val="left"/>
+      <w:pPr>
+        <w:ind w:left="5760" w:hanging="360"/>
+      </w:pPr>
+      <w:rPr>
+        <w:rFonts w:ascii="Courier New" w:hAnsi="Courier New" w:cs="Courier New" w:hint="default"/>
+      </w:rPr>
+    </w:lvl>
+    <w:lvl w:ilvl="8" w:tplc="04190005" w:tentative="1">
+      <w:start w:val="1"/>
+      <w:numFmt w:val="bullet"/>
+      <w:lvlText w:val=""/>
+      <w:lvlJc w:val="left"/>
+      <w:pPr>
+        <w:ind w:left="6480" w:hanging="360"/>
+      </w:pPr>
+      <w:rPr>
+        <w:rFonts w:ascii="Wingdings" w:hAnsi="Wingdings" w:hint="default"/>
+      </w:rPr>
+    </w:lvl>
+  </w:abstractNum>
+  <w:abstractNum w:abstractNumId="12">
+    <w:nsid w:val="54D1224C"/>
+    <w:multiLevelType w:val="hybridMultilevel"/>
+    <w:tmpl w:val="DC9A7EC0"/>
+    <w:lvl w:ilvl="0" w:tplc="04190001">
+      <w:start w:val="1"/>
+      <w:numFmt w:val="bullet"/>
+      <w:lvlText w:val=""/>
+      <w:lvlJc w:val="left"/>
+      <w:pPr>
+        <w:ind w:left="720" w:hanging="360"/>
+      </w:pPr>
+      <w:rPr>
+        <w:rFonts w:ascii="Symbol" w:hAnsi="Symbol" w:hint="default"/>
+      </w:rPr>
+    </w:lvl>
+    <w:lvl w:ilvl="1" w:tplc="04190003" w:tentative="1">
+      <w:start w:val="1"/>
+      <w:numFmt w:val="bullet"/>
+      <w:lvlText w:val="o"/>
+      <w:lvlJc w:val="left"/>
+      <w:pPr>
+        <w:ind w:left="1440" w:hanging="360"/>
+      </w:pPr>
+      <w:rPr>
+        <w:rFonts w:ascii="Courier New" w:hAnsi="Courier New" w:cs="Courier New" w:hint="default"/>
+      </w:rPr>
+    </w:lvl>
+    <w:lvl w:ilvl="2" w:tplc="04190005" w:tentative="1">
+      <w:start w:val="1"/>
+      <w:numFmt w:val="bullet"/>
+      <w:lvlText w:val=""/>
+      <w:lvlJc w:val="left"/>
+      <w:pPr>
+        <w:ind w:left="2160" w:hanging="360"/>
+      </w:pPr>
+      <w:rPr>
+        <w:rFonts w:ascii="Wingdings" w:hAnsi="Wingdings" w:hint="default"/>
+      </w:rPr>
+    </w:lvl>
+    <w:lvl w:ilvl="3" w:tplc="04190001" w:tentative="1">
+      <w:start w:val="1"/>
+      <w:numFmt w:val="bullet"/>
+      <w:lvlText w:val=""/>
+      <w:lvlJc w:val="left"/>
+      <w:pPr>
+        <w:ind w:left="2880" w:hanging="360"/>
+      </w:pPr>
+      <w:rPr>
+        <w:rFonts w:ascii="Symbol" w:hAnsi="Symbol" w:hint="default"/>
+      </w:rPr>
+    </w:lvl>
+    <w:lvl w:ilvl="4" w:tplc="04190003" w:tentative="1">
+      <w:start w:val="1"/>
+      <w:numFmt w:val="bullet"/>
+      <w:lvlText w:val="o"/>
+      <w:lvlJc w:val="left"/>
+      <w:pPr>
+        <w:ind w:left="3600" w:hanging="360"/>
+      </w:pPr>
+      <w:rPr>
+        <w:rFonts w:ascii="Courier New" w:hAnsi="Courier New" w:cs="Courier New" w:hint="default"/>
+      </w:rPr>
+    </w:lvl>
+    <w:lvl w:ilvl="5" w:tplc="04190005" w:tentative="1">
+      <w:start w:val="1"/>
+      <w:numFmt w:val="bullet"/>
+      <w:lvlText w:val=""/>
+      <w:lvlJc w:val="left"/>
+      <w:pPr>
+        <w:ind w:left="4320" w:hanging="360"/>
+      </w:pPr>
+      <w:rPr>
+        <w:rFonts w:ascii="Wingdings" w:hAnsi="Wingdings" w:hint="default"/>
+      </w:rPr>
+    </w:lvl>
+    <w:lvl w:ilvl="6" w:tplc="04190001" w:tentative="1">
+      <w:start w:val="1"/>
+      <w:numFmt w:val="bullet"/>
+      <w:lvlText w:val=""/>
+      <w:lvlJc w:val="left"/>
+      <w:pPr>
+        <w:ind w:left="5040" w:hanging="360"/>
+      </w:pPr>
+      <w:rPr>
+        <w:rFonts w:ascii="Symbol" w:hAnsi="Symbol" w:hint="default"/>
+      </w:rPr>
+    </w:lvl>
+    <w:lvl w:ilvl="7" w:tplc="04190003" w:tentative="1">
+      <w:start w:val="1"/>
+      <w:numFmt w:val="bullet"/>
+      <w:lvlText w:val="o"/>
+      <w:lvlJc w:val="left"/>
+      <w:pPr>
+        <w:ind w:left="5760" w:hanging="360"/>
+      </w:pPr>
+      <w:rPr>
+        <w:rFonts w:ascii="Courier New" w:hAnsi="Courier New" w:cs="Courier New" w:hint="default"/>
+      </w:rPr>
+    </w:lvl>
+    <w:lvl w:ilvl="8" w:tplc="04190005" w:tentative="1">
+      <w:start w:val="1"/>
+      <w:numFmt w:val="bullet"/>
+      <w:lvlText w:val=""/>
+      <w:lvlJc w:val="left"/>
+      <w:pPr>
+        <w:ind w:left="6480" w:hanging="360"/>
+      </w:pPr>
+      <w:rPr>
+        <w:rFonts w:ascii="Wingdings" w:hAnsi="Wingdings" w:hint="default"/>
+      </w:rPr>
+    </w:lvl>
+  </w:abstractNum>
+  <w:abstractNum w:abstractNumId="13">
+    <w:nsid w:val="57B91AA4"/>
+    <w:multiLevelType w:val="hybridMultilevel"/>
+    <w:tmpl w:val="20FA7A86"/>
+    <w:lvl w:ilvl="0" w:tplc="04190001">
+      <w:start w:val="1"/>
+      <w:numFmt w:val="bullet"/>
+      <w:lvlText w:val=""/>
+      <w:lvlJc w:val="left"/>
+      <w:pPr>
+        <w:ind w:left="720" w:hanging="360"/>
+      </w:pPr>
+      <w:rPr>
+        <w:rFonts w:ascii="Symbol" w:hAnsi="Symbol" w:hint="default"/>
+      </w:rPr>
+    </w:lvl>
+    <w:lvl w:ilvl="1" w:tplc="04190003" w:tentative="1">
+      <w:start w:val="1"/>
+      <w:numFmt w:val="bullet"/>
+      <w:lvlText w:val="o"/>
+      <w:lvlJc w:val="left"/>
+      <w:pPr>
+        <w:ind w:left="1440" w:hanging="360"/>
+      </w:pPr>
+      <w:rPr>
+        <w:rFonts w:ascii="Courier New" w:hAnsi="Courier New" w:cs="Courier New" w:hint="default"/>
+      </w:rPr>
+    </w:lvl>
+    <w:lvl w:ilvl="2" w:tplc="04190005" w:tentative="1">
+      <w:start w:val="1"/>
+      <w:numFmt w:val="bullet"/>
+      <w:lvlText w:val=""/>
+      <w:lvlJc w:val="left"/>
+      <w:pPr>
+        <w:ind w:left="2160" w:hanging="360"/>
+      </w:pPr>
+      <w:rPr>
+        <w:rFonts w:ascii="Wingdings" w:hAnsi="Wingdings" w:hint="default"/>
+      </w:rPr>
+    </w:lvl>
+    <w:lvl w:ilvl="3" w:tplc="04190001" w:tentative="1">
+      <w:start w:val="1"/>
+      <w:numFmt w:val="bullet"/>
+      <w:lvlText w:val=""/>
+      <w:lvlJc w:val="left"/>
+      <w:pPr>
+        <w:ind w:left="2880" w:hanging="360"/>
+      </w:pPr>
+      <w:rPr>
+        <w:rFonts w:ascii="Symbol" w:hAnsi="Symbol" w:hint="default"/>
+      </w:rPr>
+    </w:lvl>
+    <w:lvl w:ilvl="4" w:tplc="04190003" w:tentative="1">
+      <w:start w:val="1"/>
+      <w:numFmt w:val="bullet"/>
+      <w:lvlText w:val="o"/>
+      <w:lvlJc w:val="left"/>
+      <w:pPr>
+        <w:ind w:left="3600" w:hanging="360"/>
+      </w:pPr>
+      <w:rPr>
+        <w:rFonts w:ascii="Courier New" w:hAnsi="Courier New" w:cs="Courier New" w:hint="default"/>
+      </w:rPr>
+    </w:lvl>
+    <w:lvl w:ilvl="5" w:tplc="04190005" w:tentative="1">
+      <w:start w:val="1"/>
+      <w:numFmt w:val="bullet"/>
+      <w:lvlText w:val=""/>
+      <w:lvlJc w:val="left"/>
+      <w:pPr>
+        <w:ind w:left="4320" w:hanging="360"/>
+      </w:pPr>
+      <w:rPr>
+        <w:rFonts w:ascii="Wingdings" w:hAnsi="Wingdings" w:hint="default"/>
+      </w:rPr>
+    </w:lvl>
+    <w:lvl w:ilvl="6" w:tplc="04190001" w:tentative="1">
+      <w:start w:val="1"/>
+      <w:numFmt w:val="bullet"/>
+      <w:lvlText w:val=""/>
+      <w:lvlJc w:val="left"/>
+      <w:pPr>
+        <w:ind w:left="5040" w:hanging="360"/>
+      </w:pPr>
+      <w:rPr>
+        <w:rFonts w:ascii="Symbol" w:hAnsi="Symbol" w:hint="default"/>
+      </w:rPr>
+    </w:lvl>
+    <w:lvl w:ilvl="7" w:tplc="04190003" w:tentative="1">
+      <w:start w:val="1"/>
+      <w:numFmt w:val="bullet"/>
+      <w:lvlText w:val="o"/>
+      <w:lvlJc w:val="left"/>
+      <w:pPr>
+        <w:ind w:left="5760" w:hanging="360"/>
+      </w:pPr>
+      <w:rPr>
+        <w:rFonts w:ascii="Courier New" w:hAnsi="Courier New" w:cs="Courier New" w:hint="default"/>
+      </w:rPr>
+    </w:lvl>
+    <w:lvl w:ilvl="8" w:tplc="04190005" w:tentative="1">
+      <w:start w:val="1"/>
+      <w:numFmt w:val="bullet"/>
+      <w:lvlText w:val=""/>
+      <w:lvlJc w:val="left"/>
+      <w:pPr>
+        <w:ind w:left="6480" w:hanging="360"/>
+      </w:pPr>
+      <w:rPr>
+        <w:rFonts w:ascii="Wingdings" w:hAnsi="Wingdings" w:hint="default"/>
+      </w:rPr>
+    </w:lvl>
+  </w:abstractNum>
+  <w:abstractNum w:abstractNumId="14">
+    <w:nsid w:val="58DB011C"/>
+    <w:multiLevelType w:val="hybridMultilevel"/>
+    <w:tmpl w:val="9D647D68"/>
+    <w:lvl w:ilvl="0" w:tplc="0419000F">
+      <w:start w:val="1"/>
+      <w:numFmt w:val="decimal"/>
+      <w:lvlText w:val="%1."/>
+      <w:lvlJc w:val="left"/>
+      <w:pPr>
+        <w:ind w:left="762" w:hanging="360"/>
+      </w:pPr>
+    </w:lvl>
+    <w:lvl w:ilvl="1" w:tplc="04190019" w:tentative="1">
+      <w:start w:val="1"/>
+      <w:numFmt w:val="lowerLetter"/>
+      <w:lvlText w:val="%2."/>
+      <w:lvlJc w:val="left"/>
+      <w:pPr>
+        <w:ind w:left="1482" w:hanging="360"/>
+      </w:pPr>
+    </w:lvl>
+    <w:lvl w:ilvl="2" w:tplc="0419001B" w:tentative="1">
+      <w:start w:val="1"/>
+      <w:numFmt w:val="lowerRoman"/>
+      <w:lvlText w:val="%3."/>
+      <w:lvlJc w:val="right"/>
+      <w:pPr>
+        <w:ind w:left="2202" w:hanging="180"/>
+      </w:pPr>
+    </w:lvl>
+    <w:lvl w:ilvl="3" w:tplc="0419000F" w:tentative="1">
+      <w:start w:val="1"/>
+      <w:numFmt w:val="decimal"/>
+      <w:lvlText w:val="%4."/>
+      <w:lvlJc w:val="left"/>
+      <w:pPr>
+        <w:ind w:left="2922" w:hanging="360"/>
+      </w:pPr>
+    </w:lvl>
+    <w:lvl w:ilvl="4" w:tplc="04190019" w:tentative="1">
+      <w:start w:val="1"/>
+      <w:numFmt w:val="lowerLetter"/>
+      <w:lvlText w:val="%5."/>
+      <w:lvlJc w:val="left"/>
+      <w:pPr>
+        <w:ind w:left="3642" w:hanging="360"/>
+      </w:pPr>
+    </w:lvl>
+    <w:lvl w:ilvl="5" w:tplc="0419001B" w:tentative="1">
+      <w:start w:val="1"/>
+      <w:numFmt w:val="lowerRoman"/>
+      <w:lvlText w:val="%6."/>
+      <w:lvlJc w:val="right"/>
+      <w:pPr>
+        <w:ind w:left="4362" w:hanging="180"/>
+      </w:pPr>
+    </w:lvl>
+    <w:lvl w:ilvl="6" w:tplc="0419000F" w:tentative="1">
+      <w:start w:val="1"/>
+      <w:numFmt w:val="decimal"/>
+      <w:lvlText w:val="%7."/>
+      <w:lvlJc w:val="left"/>
+      <w:pPr>
+        <w:ind w:left="5082" w:hanging="360"/>
+      </w:pPr>
+    </w:lvl>
+    <w:lvl w:ilvl="7" w:tplc="04190019" w:tentative="1">
+      <w:start w:val="1"/>
+      <w:numFmt w:val="lowerLetter"/>
+      <w:lvlText w:val="%8."/>
+      <w:lvlJc w:val="left"/>
+      <w:pPr>
+        <w:ind w:left="5802" w:hanging="360"/>
+      </w:pPr>
+    </w:lvl>
+    <w:lvl w:ilvl="8" w:tplc="0419001B" w:tentative="1">
+      <w:start w:val="1"/>
+      <w:numFmt w:val="lowerRoman"/>
+      <w:lvlText w:val="%9."/>
+      <w:lvlJc w:val="right"/>
+      <w:pPr>
+        <w:ind w:left="6522" w:hanging="180"/>
+      </w:pPr>
+    </w:lvl>
+  </w:abstractNum>
+  <w:abstractNum w:abstractNumId="15">
+    <w:nsid w:val="5AB063CB"/>
+    <w:multiLevelType w:val="hybridMultilevel"/>
+    <w:tmpl w:val="BD74A188"/>
+    <w:lvl w:ilvl="0" w:tplc="04190001">
+      <w:start w:val="1"/>
+      <w:numFmt w:val="bullet"/>
+      <w:lvlText w:val=""/>
+      <w:lvlJc w:val="left"/>
+      <w:pPr>
+        <w:ind w:left="720" w:hanging="360"/>
+      </w:pPr>
+      <w:rPr>
+        <w:rFonts w:ascii="Symbol" w:hAnsi="Symbol" w:hint="default"/>
+      </w:rPr>
+    </w:lvl>
+    <w:lvl w:ilvl="1" w:tplc="04190003" w:tentative="1">
+      <w:start w:val="1"/>
+      <w:numFmt w:val="bullet"/>
+      <w:lvlText w:val="o"/>
+      <w:lvlJc w:val="left"/>
+      <w:pPr>
+        <w:ind w:left="1440" w:hanging="360"/>
+      </w:pPr>
+      <w:rPr>
+        <w:rFonts w:ascii="Courier New" w:hAnsi="Courier New" w:cs="Courier New" w:hint="default"/>
+      </w:rPr>
+    </w:lvl>
+    <w:lvl w:ilvl="2" w:tplc="04190005" w:tentative="1">
+      <w:start w:val="1"/>
+      <w:numFmt w:val="bullet"/>
+      <w:lvlText w:val=""/>
+      <w:lvlJc w:val="left"/>
+      <w:pPr>
+        <w:ind w:left="2160" w:hanging="360"/>
+      </w:pPr>
+      <w:rPr>
+        <w:rFonts w:ascii="Wingdings" w:hAnsi="Wingdings" w:hint="default"/>
+      </w:rPr>
+    </w:lvl>
+    <w:lvl w:ilvl="3" w:tplc="04190001" w:tentative="1">
+      <w:start w:val="1"/>
+      <w:numFmt w:val="bullet"/>
+      <w:lvlText w:val=""/>
+      <w:lvlJc w:val="left"/>
+      <w:pPr>
+        <w:ind w:left="2880" w:hanging="360"/>
+      </w:pPr>
+      <w:rPr>
+        <w:rFonts w:ascii="Symbol" w:hAnsi="Symbol" w:hint="default"/>
+      </w:rPr>
+    </w:lvl>
+    <w:lvl w:ilvl="4" w:tplc="04190003" w:tentative="1">
+      <w:start w:val="1"/>
+      <w:numFmt w:val="bullet"/>
+      <w:lvlText w:val="o"/>
+      <w:lvlJc w:val="left"/>
+      <w:pPr>
+        <w:ind w:left="3600" w:hanging="360"/>
+      </w:pPr>
+      <w:rPr>
+        <w:rFonts w:ascii="Courier New" w:hAnsi="Courier New" w:cs="Courier New" w:hint="default"/>
+      </w:rPr>
+    </w:lvl>
+    <w:lvl w:ilvl="5" w:tplc="04190005" w:tentative="1">
+      <w:start w:val="1"/>
+      <w:numFmt w:val="bullet"/>
+      <w:lvlText w:val=""/>
+      <w:lvlJc w:val="left"/>
+      <w:pPr>
+        <w:ind w:left="4320" w:hanging="360"/>
+      </w:pPr>
+      <w:rPr>
+        <w:rFonts w:ascii="Wingdings" w:hAnsi="Wingdings" w:hint="default"/>
+      </w:rPr>
+    </w:lvl>
+    <w:lvl w:ilvl="6" w:tplc="04190001" w:tentative="1">
+      <w:start w:val="1"/>
+      <w:numFmt w:val="bullet"/>
+      <w:lvlText w:val=""/>
+      <w:lvlJc w:val="left"/>
+      <w:pPr>
+        <w:ind w:left="5040" w:hanging="360"/>
+      </w:pPr>
+      <w:rPr>
+        <w:rFonts w:ascii="Symbol" w:hAnsi="Symbol" w:hint="default"/>
+      </w:rPr>
+    </w:lvl>
+    <w:lvl w:ilvl="7" w:tplc="04190003" w:tentative="1">
+      <w:start w:val="1"/>
+      <w:numFmt w:val="bullet"/>
+      <w:lvlText w:val="o"/>
+      <w:lvlJc w:val="left"/>
+      <w:pPr>
+        <w:ind w:left="5760" w:hanging="360"/>
+      </w:pPr>
+      <w:rPr>
+        <w:rFonts w:ascii="Courier New" w:hAnsi="Courier New" w:cs="Courier New" w:hint="default"/>
+      </w:rPr>
+    </w:lvl>
+    <w:lvl w:ilvl="8" w:tplc="04190005" w:tentative="1">
+      <w:start w:val="1"/>
+      <w:numFmt w:val="bullet"/>
+      <w:lvlText w:val=""/>
+      <w:lvlJc w:val="left"/>
+      <w:pPr>
+        <w:ind w:left="6480" w:hanging="360"/>
+      </w:pPr>
+      <w:rPr>
+        <w:rFonts w:ascii="Wingdings" w:hAnsi="Wingdings" w:hint="default"/>
+      </w:rPr>
+    </w:lvl>
+  </w:abstractNum>
+  <w:abstractNum w:abstractNumId="16">
+    <w:nsid w:val="604C0886"/>
+    <w:multiLevelType w:val="hybridMultilevel"/>
+    <w:tmpl w:val="B396FEE6"/>
+    <w:lvl w:ilvl="0" w:tplc="04190001">
+      <w:start w:val="1"/>
+      <w:numFmt w:val="bullet"/>
+      <w:lvlText w:val=""/>
+      <w:lvlJc w:val="left"/>
+      <w:pPr>
+        <w:ind w:left="720" w:hanging="360"/>
+      </w:pPr>
+      <w:rPr>
+        <w:rFonts w:ascii="Symbol" w:hAnsi="Symbol" w:hint="default"/>
+      </w:rPr>
+    </w:lvl>
+    <w:lvl w:ilvl="1" w:tplc="04190003" w:tentative="1">
+      <w:start w:val="1"/>
+      <w:numFmt w:val="bullet"/>
+      <w:lvlText w:val="o"/>
+      <w:lvlJc w:val="left"/>
+      <w:pPr>
+        <w:ind w:left="1440" w:hanging="360"/>
+      </w:pPr>
+      <w:rPr>
+        <w:rFonts w:ascii="Courier New" w:hAnsi="Courier New" w:cs="Courier New" w:hint="default"/>
+      </w:rPr>
+    </w:lvl>
+    <w:lvl w:ilvl="2" w:tplc="04190005" w:tentative="1">
+      <w:start w:val="1"/>
+      <w:numFmt w:val="bullet"/>
+      <w:lvlText w:val=""/>
+      <w:lvlJc w:val="left"/>
+      <w:pPr>
+        <w:ind w:left="2160" w:hanging="360"/>
+      </w:pPr>
+      <w:rPr>
+        <w:rFonts w:ascii="Wingdings" w:hAnsi="Wingdings" w:hint="default"/>
+      </w:rPr>
+    </w:lvl>
+    <w:lvl w:ilvl="3" w:tplc="04190001" w:tentative="1">
+      <w:start w:val="1"/>
+      <w:numFmt w:val="bullet"/>
+      <w:lvlText w:val=""/>
+      <w:lvlJc w:val="left"/>
+      <w:pPr>
+        <w:ind w:left="2880" w:hanging="360"/>
+      </w:pPr>
+      <w:rPr>
+        <w:rFonts w:ascii="Symbol" w:hAnsi="Symbol" w:hint="default"/>
+      </w:rPr>
+    </w:lvl>
+    <w:lvl w:ilvl="4" w:tplc="04190003" w:tentative="1">
+      <w:start w:val="1"/>
+      <w:numFmt w:val="bullet"/>
+      <w:lvlText w:val="o"/>
+      <w:lvlJc w:val="left"/>
+      <w:pPr>
+        <w:ind w:left="3600" w:hanging="360"/>
+      </w:pPr>
+      <w:rPr>
+        <w:rFonts w:ascii="Courier New" w:hAnsi="Courier New" w:cs="Courier New" w:hint="default"/>
+      </w:rPr>
+    </w:lvl>
+    <w:lvl w:ilvl="5" w:tplc="04190005" w:tentative="1">
+      <w:start w:val="1"/>
+      <w:numFmt w:val="bullet"/>
+      <w:lvlText w:val=""/>
+      <w:lvlJc w:val="left"/>
+      <w:pPr>
+        <w:ind w:left="4320" w:hanging="360"/>
+      </w:pPr>
+      <w:rPr>
+        <w:rFonts w:ascii="Wingdings" w:hAnsi="Wingdings" w:hint="default"/>
+      </w:rPr>
+    </w:lvl>
+    <w:lvl w:ilvl="6" w:tplc="04190001" w:tentative="1">
+      <w:start w:val="1"/>
+      <w:numFmt w:val="bullet"/>
+      <w:lvlText w:val=""/>
+      <w:lvlJc w:val="left"/>
+      <w:pPr>
+        <w:ind w:left="5040" w:hanging="360"/>
+      </w:pPr>
+      <w:rPr>
+        <w:rFonts w:ascii="Symbol" w:hAnsi="Symbol" w:hint="default"/>
+      </w:rPr>
+    </w:lvl>
+    <w:lvl w:ilvl="7" w:tplc="04190003" w:tentative="1">
+      <w:start w:val="1"/>
+      <w:numFmt w:val="bullet"/>
+      <w:lvlText w:val="o"/>
+      <w:lvlJc w:val="left"/>
+      <w:pPr>
+        <w:ind w:left="5760" w:hanging="360"/>
+      </w:pPr>
+      <w:rPr>
+        <w:rFonts w:ascii="Courier New" w:hAnsi="Courier New" w:cs="Courier New" w:hint="default"/>
+      </w:rPr>
+    </w:lvl>
+    <w:lvl w:ilvl="8" w:tplc="04190005" w:tentative="1">
+      <w:start w:val="1"/>
+      <w:numFmt w:val="bullet"/>
+      <w:lvlText w:val=""/>
+      <w:lvlJc w:val="left"/>
+      <w:pPr>
+        <w:ind w:left="6480" w:hanging="360"/>
+      </w:pPr>
+      <w:rPr>
+        <w:rFonts w:ascii="Wingdings" w:hAnsi="Wingdings" w:hint="default"/>
+      </w:rPr>
+    </w:lvl>
+  </w:abstractNum>
+  <w:abstractNum w:abstractNumId="17">
+    <w:nsid w:val="62291078"/>
+    <w:multiLevelType w:val="hybridMultilevel"/>
+    <w:tmpl w:val="11264FE0"/>
+    <w:lvl w:ilvl="0" w:tplc="0419000F">
+      <w:start w:val="1"/>
+      <w:numFmt w:val="decimal"/>
+      <w:lvlText w:val="%1."/>
+      <w:lvlJc w:val="left"/>
+      <w:pPr>
+        <w:ind w:left="720" w:hanging="360"/>
+      </w:pPr>
+    </w:lvl>
+    <w:lvl w:ilvl="1" w:tplc="04190019" w:tentative="1">
+      <w:start w:val="1"/>
+      <w:numFmt w:val="lowerLetter"/>
+      <w:lvlText w:val="%2."/>
+      <w:lvlJc w:val="left"/>
+      <w:pPr>
+        <w:ind w:left="1440" w:hanging="360"/>
+      </w:pPr>
+    </w:lvl>
+    <w:lvl w:ilvl="2" w:tplc="0419001B" w:tentative="1">
+      <w:start w:val="1"/>
+      <w:numFmt w:val="lowerRoman"/>
+      <w:lvlText w:val="%3."/>
+      <w:lvlJc w:val="right"/>
+      <w:pPr>
+        <w:ind w:left="2160" w:hanging="180"/>
+      </w:pPr>
+    </w:lvl>
+    <w:lvl w:ilvl="3" w:tplc="0419000F" w:tentative="1">
+      <w:start w:val="1"/>
+      <w:numFmt w:val="decimal"/>
+      <w:lvlText w:val="%4."/>
+      <w:lvlJc w:val="left"/>
+      <w:pPr>
+        <w:ind w:left="2880" w:hanging="360"/>
+      </w:pPr>
+    </w:lvl>
+    <w:lvl w:ilvl="4" w:tplc="04190019" w:tentative="1">
+      <w:start w:val="1"/>
+      <w:numFmt w:val="lowerLetter"/>
+      <w:lvlText w:val="%5."/>
+      <w:lvlJc w:val="left"/>
+      <w:pPr>
+        <w:ind w:left="3600" w:hanging="360"/>
+      </w:pPr>
+    </w:lvl>
+    <w:lvl w:ilvl="5" w:tplc="0419001B" w:tentative="1">
+      <w:start w:val="1"/>
+      <w:numFmt w:val="lowerRoman"/>
+      <w:lvlText w:val="%6."/>
+      <w:lvlJc w:val="right"/>
+      <w:pPr>
+        <w:ind w:left="4320" w:hanging="180"/>
+      </w:pPr>
+    </w:lvl>
+    <w:lvl w:ilvl="6" w:tplc="0419000F" w:tentative="1">
+      <w:start w:val="1"/>
+      <w:numFmt w:val="decimal"/>
+      <w:lvlText w:val="%7."/>
+      <w:lvlJc w:val="left"/>
+      <w:pPr>
+        <w:ind w:left="5040" w:hanging="360"/>
+      </w:pPr>
+    </w:lvl>
+    <w:lvl w:ilvl="7" w:tplc="04190019" w:tentative="1">
+      <w:start w:val="1"/>
+      <w:numFmt w:val="lowerLetter"/>
+      <w:lvlText w:val="%8."/>
+      <w:lvlJc w:val="left"/>
+      <w:pPr>
+        <w:ind w:left="5760" w:hanging="360"/>
+      </w:pPr>
+    </w:lvl>
+    <w:lvl w:ilvl="8" w:tplc="0419001B" w:tentative="1">
+      <w:start w:val="1"/>
+      <w:numFmt w:val="lowerRoman"/>
+      <w:lvlText w:val="%9."/>
+      <w:lvlJc w:val="right"/>
+      <w:pPr>
+        <w:ind w:left="6480" w:hanging="180"/>
+      </w:pPr>
+    </w:lvl>
+  </w:abstractNum>
+  <w:abstractNum w:abstractNumId="18">
+    <w:nsid w:val="63DD5EDD"/>
+    <w:multiLevelType w:val="hybridMultilevel"/>
+    <w:tmpl w:val="B58A0EB4"/>
+    <w:lvl w:ilvl="0" w:tplc="0419000F">
+      <w:start w:val="1"/>
+      <w:numFmt w:val="decimal"/>
+      <w:lvlText w:val="%1."/>
+      <w:lvlJc w:val="left"/>
+      <w:pPr>
+        <w:ind w:left="762" w:hanging="360"/>
+      </w:pPr>
+    </w:lvl>
+    <w:lvl w:ilvl="1" w:tplc="04190019" w:tentative="1">
+      <w:start w:val="1"/>
+      <w:numFmt w:val="lowerLetter"/>
+      <w:lvlText w:val="%2."/>
+      <w:lvlJc w:val="left"/>
+      <w:pPr>
+        <w:ind w:left="1482" w:hanging="360"/>
+      </w:pPr>
+    </w:lvl>
+    <w:lvl w:ilvl="2" w:tplc="0419001B" w:tentative="1">
+      <w:start w:val="1"/>
+      <w:numFmt w:val="lowerRoman"/>
+      <w:lvlText w:val="%3."/>
+      <w:lvlJc w:val="right"/>
+      <w:pPr>
+        <w:ind w:left="2202" w:hanging="180"/>
+      </w:pPr>
+    </w:lvl>
+    <w:lvl w:ilvl="3" w:tplc="0419000F" w:tentative="1">
+      <w:start w:val="1"/>
+      <w:numFmt w:val="decimal"/>
+      <w:lvlText w:val="%4."/>
+      <w:lvlJc w:val="left"/>
+      <w:pPr>
+        <w:ind w:left="2922" w:hanging="360"/>
+      </w:pPr>
+    </w:lvl>
+    <w:lvl w:ilvl="4" w:tplc="04190019" w:tentative="1">
+      <w:start w:val="1"/>
+      <w:numFmt w:val="lowerLetter"/>
+      <w:lvlText w:val="%5."/>
+      <w:lvlJc w:val="left"/>
+      <w:pPr>
+        <w:ind w:left="3642" w:hanging="360"/>
+      </w:pPr>
+    </w:lvl>
+    <w:lvl w:ilvl="5" w:tplc="0419001B" w:tentative="1">
+      <w:start w:val="1"/>
+      <w:numFmt w:val="lowerRoman"/>
+      <w:lvlText w:val="%6."/>
+      <w:lvlJc w:val="right"/>
+      <w:pPr>
+        <w:ind w:left="4362" w:hanging="180"/>
+      </w:pPr>
+    </w:lvl>
+    <w:lvl w:ilvl="6" w:tplc="0419000F" w:tentative="1">
+      <w:start w:val="1"/>
+      <w:numFmt w:val="decimal"/>
+      <w:lvlText w:val="%7."/>
+      <w:lvlJc w:val="left"/>
+      <w:pPr>
+        <w:ind w:left="5082" w:hanging="360"/>
+      </w:pPr>
+    </w:lvl>
+    <w:lvl w:ilvl="7" w:tplc="04190019" w:tentative="1">
+      <w:start w:val="1"/>
+      <w:numFmt w:val="lowerLetter"/>
+      <w:lvlText w:val="%8."/>
+      <w:lvlJc w:val="left"/>
+      <w:pPr>
+        <w:ind w:left="5802" w:hanging="360"/>
+      </w:pPr>
+    </w:lvl>
+    <w:lvl w:ilvl="8" w:tplc="0419001B" w:tentative="1">
+      <w:start w:val="1"/>
+      <w:numFmt w:val="lowerRoman"/>
+      <w:lvlText w:val="%9."/>
+      <w:lvlJc w:val="right"/>
+      <w:pPr>
+        <w:ind w:left="6522" w:hanging="180"/>
+      </w:pPr>
+    </w:lvl>
+  </w:abstractNum>
+  <w:abstractNum w:abstractNumId="19">
+    <w:nsid w:val="66E23FE5"/>
+    <w:multiLevelType w:val="hybridMultilevel"/>
+    <w:tmpl w:val="F9CE06A4"/>
+    <w:lvl w:ilvl="0" w:tplc="0419000F">
+      <w:start w:val="1"/>
+      <w:numFmt w:val="decimal"/>
+      <w:lvlText w:val="%1."/>
+      <w:lvlJc w:val="left"/>
+      <w:pPr>
+        <w:ind w:left="720" w:hanging="360"/>
+      </w:pPr>
+    </w:lvl>
+    <w:lvl w:ilvl="1" w:tplc="04190019" w:tentative="1">
+      <w:start w:val="1"/>
+      <w:numFmt w:val="lowerLetter"/>
+      <w:lvlText w:val="%2."/>
+      <w:lvlJc w:val="left"/>
+      <w:pPr>
+        <w:ind w:left="1440" w:hanging="360"/>
+      </w:pPr>
+    </w:lvl>
+    <w:lvl w:ilvl="2" w:tplc="0419001B" w:tentative="1">
+      <w:start w:val="1"/>
+      <w:numFmt w:val="lowerRoman"/>
+      <w:lvlText w:val="%3."/>
+      <w:lvlJc w:val="right"/>
+      <w:pPr>
+        <w:ind w:left="2160" w:hanging="180"/>
+      </w:pPr>
+    </w:lvl>
+    <w:lvl w:ilvl="3" w:tplc="0419000F" w:tentative="1">
+      <w:start w:val="1"/>
+      <w:numFmt w:val="decimal"/>
+      <w:lvlText w:val="%4."/>
+      <w:lvlJc w:val="left"/>
+      <w:pPr>
+        <w:ind w:left="2880" w:hanging="360"/>
+      </w:pPr>
+    </w:lvl>
+    <w:lvl w:ilvl="4" w:tplc="04190019" w:tentative="1">
+      <w:start w:val="1"/>
+      <w:numFmt w:val="lowerLetter"/>
+      <w:lvlText w:val="%5."/>
+      <w:lvlJc w:val="left"/>
+      <w:pPr>
+        <w:ind w:left="3600" w:hanging="360"/>
+      </w:pPr>
+    </w:lvl>
+    <w:lvl w:ilvl="5" w:tplc="0419001B" w:tentative="1">
+      <w:start w:val="1"/>
+      <w:numFmt w:val="lowerRoman"/>
+      <w:lvlText w:val="%6."/>
+      <w:lvlJc w:val="right"/>
+      <w:pPr>
+        <w:ind w:left="4320" w:hanging="180"/>
+      </w:pPr>
+    </w:lvl>
+    <w:lvl w:ilvl="6" w:tplc="0419000F" w:tentative="1">
+      <w:start w:val="1"/>
+      <w:numFmt w:val="decimal"/>
+      <w:lvlText w:val="%7."/>
+      <w:lvlJc w:val="left"/>
+      <w:pPr>
+        <w:ind w:left="5040" w:hanging="360"/>
+      </w:pPr>
+    </w:lvl>
+    <w:lvl w:ilvl="7" w:tplc="04190019" w:tentative="1">
+      <w:start w:val="1"/>
+      <w:numFmt w:val="lowerLetter"/>
+      <w:lvlText w:val="%8."/>
+      <w:lvlJc w:val="left"/>
+      <w:pPr>
+        <w:ind w:left="5760" w:hanging="360"/>
+      </w:pPr>
+    </w:lvl>
+    <w:lvl w:ilvl="8" w:tplc="0419001B" w:tentative="1">
+      <w:start w:val="1"/>
+      <w:numFmt w:val="lowerRoman"/>
+      <w:lvlText w:val="%9."/>
+      <w:lvlJc w:val="right"/>
+      <w:pPr>
+        <w:ind w:left="6480" w:hanging="180"/>
+      </w:pPr>
+    </w:lvl>
+  </w:abstractNum>
+  <w:abstractNum w:abstractNumId="20">
+    <w:nsid w:val="6BF31574"/>
+    <w:multiLevelType w:val="hybridMultilevel"/>
+    <w:tmpl w:val="843EB3CA"/>
+    <w:lvl w:ilvl="0" w:tplc="0419000F">
+      <w:start w:val="1"/>
+      <w:numFmt w:val="decimal"/>
+      <w:lvlText w:val="%1."/>
+      <w:lvlJc w:val="left"/>
+      <w:pPr>
+        <w:ind w:left="762" w:hanging="360"/>
+      </w:pPr>
+    </w:lvl>
+    <w:lvl w:ilvl="1" w:tplc="04190019" w:tentative="1">
+      <w:start w:val="1"/>
+      <w:numFmt w:val="lowerLetter"/>
+      <w:lvlText w:val="%2."/>
+      <w:lvlJc w:val="left"/>
+      <w:pPr>
+        <w:ind w:left="1482" w:hanging="360"/>
+      </w:pPr>
+    </w:lvl>
+    <w:lvl w:ilvl="2" w:tplc="0419001B" w:tentative="1">
+      <w:start w:val="1"/>
+      <w:numFmt w:val="lowerRoman"/>
+      <w:lvlText w:val="%3."/>
+      <w:lvlJc w:val="right"/>
+      <w:pPr>
+        <w:ind w:left="2202" w:hanging="180"/>
+      </w:pPr>
+    </w:lvl>
+    <w:lvl w:ilvl="3" w:tplc="0419000F" w:tentative="1">
+      <w:start w:val="1"/>
+      <w:numFmt w:val="decimal"/>
+      <w:lvlText w:val="%4."/>
+      <w:lvlJc w:val="left"/>
+      <w:pPr>
+        <w:ind w:left="2922" w:hanging="360"/>
+      </w:pPr>
+    </w:lvl>
+    <w:lvl w:ilvl="4" w:tplc="04190019" w:tentative="1">
+      <w:start w:val="1"/>
+      <w:numFmt w:val="lowerLetter"/>
+      <w:lvlText w:val="%5."/>
+      <w:lvlJc w:val="left"/>
+      <w:pPr>
+        <w:ind w:left="3642" w:hanging="360"/>
+      </w:pPr>
+    </w:lvl>
+    <w:lvl w:ilvl="5" w:tplc="0419001B" w:tentative="1">
+      <w:start w:val="1"/>
+      <w:numFmt w:val="lowerRoman"/>
+      <w:lvlText w:val="%6."/>
+      <w:lvlJc w:val="right"/>
+      <w:pPr>
+        <w:ind w:left="4362" w:hanging="180"/>
+      </w:pPr>
+    </w:lvl>
+    <w:lvl w:ilvl="6" w:tplc="0419000F" w:tentative="1">
+      <w:start w:val="1"/>
+      <w:numFmt w:val="decimal"/>
+      <w:lvlText w:val="%7."/>
+      <w:lvlJc w:val="left"/>
+      <w:pPr>
+        <w:ind w:left="5082" w:hanging="360"/>
+      </w:pPr>
+    </w:lvl>
+    <w:lvl w:ilvl="7" w:tplc="04190019" w:tentative="1">
+      <w:start w:val="1"/>
+      <w:numFmt w:val="lowerLetter"/>
+      <w:lvlText w:val="%8."/>
+      <w:lvlJc w:val="left"/>
+      <w:pPr>
+        <w:ind w:left="5802" w:hanging="360"/>
+      </w:pPr>
+    </w:lvl>
+    <w:lvl w:ilvl="8" w:tplc="0419001B" w:tentative="1">
+      <w:start w:val="1"/>
+      <w:numFmt w:val="lowerRoman"/>
+      <w:lvlText w:val="%9."/>
+      <w:lvlJc w:val="right"/>
+      <w:pPr>
+        <w:ind w:left="6522" w:hanging="180"/>
+      </w:pPr>
+    </w:lvl>
+  </w:abstractNum>
+  <w:abstractNum w:abstractNumId="21">
     <w:nsid w:val="75452C2E"/>
     <w:multiLevelType w:val="hybridMultilevel"/>
     <w:tmpl w:val="4EC098CC"/>
@@ -3017,11 +9852,364 @@
       </w:pPr>
     </w:lvl>
   </w:abstractNum>
+  <w:abstractNum w:abstractNumId="22">
+    <w:nsid w:val="757563CB"/>
+    <w:multiLevelType w:val="hybridMultilevel"/>
+    <w:tmpl w:val="5E241814"/>
+    <w:lvl w:ilvl="0" w:tplc="0419000F">
+      <w:start w:val="1"/>
+      <w:numFmt w:val="decimal"/>
+      <w:lvlText w:val="%1."/>
+      <w:lvlJc w:val="left"/>
+      <w:pPr>
+        <w:ind w:left="762" w:hanging="360"/>
+      </w:pPr>
+    </w:lvl>
+    <w:lvl w:ilvl="1" w:tplc="04190019" w:tentative="1">
+      <w:start w:val="1"/>
+      <w:numFmt w:val="lowerLetter"/>
+      <w:lvlText w:val="%2."/>
+      <w:lvlJc w:val="left"/>
+      <w:pPr>
+        <w:ind w:left="1482" w:hanging="360"/>
+      </w:pPr>
+    </w:lvl>
+    <w:lvl w:ilvl="2" w:tplc="0419001B" w:tentative="1">
+      <w:start w:val="1"/>
+      <w:numFmt w:val="lowerRoman"/>
+      <w:lvlText w:val="%3."/>
+      <w:lvlJc w:val="right"/>
+      <w:pPr>
+        <w:ind w:left="2202" w:hanging="180"/>
+      </w:pPr>
+    </w:lvl>
+    <w:lvl w:ilvl="3" w:tplc="0419000F" w:tentative="1">
+      <w:start w:val="1"/>
+      <w:numFmt w:val="decimal"/>
+      <w:lvlText w:val="%4."/>
+      <w:lvlJc w:val="left"/>
+      <w:pPr>
+        <w:ind w:left="2922" w:hanging="360"/>
+      </w:pPr>
+    </w:lvl>
+    <w:lvl w:ilvl="4" w:tplc="04190019" w:tentative="1">
+      <w:start w:val="1"/>
+      <w:numFmt w:val="lowerLetter"/>
+      <w:lvlText w:val="%5."/>
+      <w:lvlJc w:val="left"/>
+      <w:pPr>
+        <w:ind w:left="3642" w:hanging="360"/>
+      </w:pPr>
+    </w:lvl>
+    <w:lvl w:ilvl="5" w:tplc="0419001B" w:tentative="1">
+      <w:start w:val="1"/>
+      <w:numFmt w:val="lowerRoman"/>
+      <w:lvlText w:val="%6."/>
+      <w:lvlJc w:val="right"/>
+      <w:pPr>
+        <w:ind w:left="4362" w:hanging="180"/>
+      </w:pPr>
+    </w:lvl>
+    <w:lvl w:ilvl="6" w:tplc="0419000F" w:tentative="1">
+      <w:start w:val="1"/>
+      <w:numFmt w:val="decimal"/>
+      <w:lvlText w:val="%7."/>
+      <w:lvlJc w:val="left"/>
+      <w:pPr>
+        <w:ind w:left="5082" w:hanging="360"/>
+      </w:pPr>
+    </w:lvl>
+    <w:lvl w:ilvl="7" w:tplc="04190019" w:tentative="1">
+      <w:start w:val="1"/>
+      <w:numFmt w:val="lowerLetter"/>
+      <w:lvlText w:val="%8."/>
+      <w:lvlJc w:val="left"/>
+      <w:pPr>
+        <w:ind w:left="5802" w:hanging="360"/>
+      </w:pPr>
+    </w:lvl>
+    <w:lvl w:ilvl="8" w:tplc="0419001B" w:tentative="1">
+      <w:start w:val="1"/>
+      <w:numFmt w:val="lowerRoman"/>
+      <w:lvlText w:val="%9."/>
+      <w:lvlJc w:val="right"/>
+      <w:pPr>
+        <w:ind w:left="6522" w:hanging="180"/>
+      </w:pPr>
+    </w:lvl>
+  </w:abstractNum>
+  <w:abstractNum w:abstractNumId="23">
+    <w:nsid w:val="79D522C6"/>
+    <w:multiLevelType w:val="hybridMultilevel"/>
+    <w:tmpl w:val="7F0423AA"/>
+    <w:lvl w:ilvl="0" w:tplc="0419000F">
+      <w:start w:val="1"/>
+      <w:numFmt w:val="decimal"/>
+      <w:lvlText w:val="%1."/>
+      <w:lvlJc w:val="left"/>
+      <w:pPr>
+        <w:ind w:left="720" w:hanging="360"/>
+      </w:pPr>
+    </w:lvl>
+    <w:lvl w:ilvl="1" w:tplc="04190019" w:tentative="1">
+      <w:start w:val="1"/>
+      <w:numFmt w:val="lowerLetter"/>
+      <w:lvlText w:val="%2."/>
+      <w:lvlJc w:val="left"/>
+      <w:pPr>
+        <w:ind w:left="1440" w:hanging="360"/>
+      </w:pPr>
+    </w:lvl>
+    <w:lvl w:ilvl="2" w:tplc="0419001B" w:tentative="1">
+      <w:start w:val="1"/>
+      <w:numFmt w:val="lowerRoman"/>
+      <w:lvlText w:val="%3."/>
+      <w:lvlJc w:val="right"/>
+      <w:pPr>
+        <w:ind w:left="2160" w:hanging="180"/>
+      </w:pPr>
+    </w:lvl>
+    <w:lvl w:ilvl="3" w:tplc="0419000F" w:tentative="1">
+      <w:start w:val="1"/>
+      <w:numFmt w:val="decimal"/>
+      <w:lvlText w:val="%4."/>
+      <w:lvlJc w:val="left"/>
+      <w:pPr>
+        <w:ind w:left="2880" w:hanging="360"/>
+      </w:pPr>
+    </w:lvl>
+    <w:lvl w:ilvl="4" w:tplc="04190019" w:tentative="1">
+      <w:start w:val="1"/>
+      <w:numFmt w:val="lowerLetter"/>
+      <w:lvlText w:val="%5."/>
+      <w:lvlJc w:val="left"/>
+      <w:pPr>
+        <w:ind w:left="3600" w:hanging="360"/>
+      </w:pPr>
+    </w:lvl>
+    <w:lvl w:ilvl="5" w:tplc="0419001B" w:tentative="1">
+      <w:start w:val="1"/>
+      <w:numFmt w:val="lowerRoman"/>
+      <w:lvlText w:val="%6."/>
+      <w:lvlJc w:val="right"/>
+      <w:pPr>
+        <w:ind w:left="4320" w:hanging="180"/>
+      </w:pPr>
+    </w:lvl>
+    <w:lvl w:ilvl="6" w:tplc="0419000F" w:tentative="1">
+      <w:start w:val="1"/>
+      <w:numFmt w:val="decimal"/>
+      <w:lvlText w:val="%7."/>
+      <w:lvlJc w:val="left"/>
+      <w:pPr>
+        <w:ind w:left="5040" w:hanging="360"/>
+      </w:pPr>
+    </w:lvl>
+    <w:lvl w:ilvl="7" w:tplc="04190019" w:tentative="1">
+      <w:start w:val="1"/>
+      <w:numFmt w:val="lowerLetter"/>
+      <w:lvlText w:val="%8."/>
+      <w:lvlJc w:val="left"/>
+      <w:pPr>
+        <w:ind w:left="5760" w:hanging="360"/>
+      </w:pPr>
+    </w:lvl>
+    <w:lvl w:ilvl="8" w:tplc="0419001B" w:tentative="1">
+      <w:start w:val="1"/>
+      <w:numFmt w:val="lowerRoman"/>
+      <w:lvlText w:val="%9."/>
+      <w:lvlJc w:val="right"/>
+      <w:pPr>
+        <w:ind w:left="6480" w:hanging="180"/>
+      </w:pPr>
+    </w:lvl>
+  </w:abstractNum>
+  <w:abstractNum w:abstractNumId="24">
+    <w:nsid w:val="7A015485"/>
+    <w:multiLevelType w:val="hybridMultilevel"/>
+    <w:tmpl w:val="2BF6E736"/>
+    <w:lvl w:ilvl="0" w:tplc="04190001">
+      <w:start w:val="1"/>
+      <w:numFmt w:val="bullet"/>
+      <w:lvlText w:val=""/>
+      <w:lvlJc w:val="left"/>
+      <w:pPr>
+        <w:ind w:left="720" w:hanging="360"/>
+      </w:pPr>
+      <w:rPr>
+        <w:rFonts w:ascii="Symbol" w:hAnsi="Symbol" w:hint="default"/>
+      </w:rPr>
+    </w:lvl>
+    <w:lvl w:ilvl="1" w:tplc="AA922AF0">
+      <w:numFmt w:val="bullet"/>
+      <w:lvlText w:val="•"/>
+      <w:lvlJc w:val="left"/>
+      <w:pPr>
+        <w:ind w:left="1440" w:hanging="360"/>
+      </w:pPr>
+      <w:rPr>
+        <w:rFonts w:ascii="Times New Roman" w:eastAsiaTheme="minorHAnsi" w:hAnsi="Times New Roman" w:cs="Times New Roman" w:hint="default"/>
+      </w:rPr>
+    </w:lvl>
+    <w:lvl w:ilvl="2" w:tplc="04190005" w:tentative="1">
+      <w:start w:val="1"/>
+      <w:numFmt w:val="bullet"/>
+      <w:lvlText w:val=""/>
+      <w:lvlJc w:val="left"/>
+      <w:pPr>
+        <w:ind w:left="2160" w:hanging="360"/>
+      </w:pPr>
+      <w:rPr>
+        <w:rFonts w:ascii="Wingdings" w:hAnsi="Wingdings" w:hint="default"/>
+      </w:rPr>
+    </w:lvl>
+    <w:lvl w:ilvl="3" w:tplc="04190001" w:tentative="1">
+      <w:start w:val="1"/>
+      <w:numFmt w:val="bullet"/>
+      <w:lvlText w:val=""/>
+      <w:lvlJc w:val="left"/>
+      <w:pPr>
+        <w:ind w:left="2880" w:hanging="360"/>
+      </w:pPr>
+      <w:rPr>
+        <w:rFonts w:ascii="Symbol" w:hAnsi="Symbol" w:hint="default"/>
+      </w:rPr>
+    </w:lvl>
+    <w:lvl w:ilvl="4" w:tplc="04190003" w:tentative="1">
+      <w:start w:val="1"/>
+      <w:numFmt w:val="bullet"/>
+      <w:lvlText w:val="o"/>
+      <w:lvlJc w:val="left"/>
+      <w:pPr>
+        <w:ind w:left="3600" w:hanging="360"/>
+      </w:pPr>
+      <w:rPr>
+        <w:rFonts w:ascii="Courier New" w:hAnsi="Courier New" w:cs="Courier New" w:hint="default"/>
+      </w:rPr>
+    </w:lvl>
+    <w:lvl w:ilvl="5" w:tplc="04190005" w:tentative="1">
+      <w:start w:val="1"/>
+      <w:numFmt w:val="bullet"/>
+      <w:lvlText w:val=""/>
+      <w:lvlJc w:val="left"/>
+      <w:pPr>
+        <w:ind w:left="4320" w:hanging="360"/>
+      </w:pPr>
+      <w:rPr>
+        <w:rFonts w:ascii="Wingdings" w:hAnsi="Wingdings" w:hint="default"/>
+      </w:rPr>
+    </w:lvl>
+    <w:lvl w:ilvl="6" w:tplc="04190001" w:tentative="1">
+      <w:start w:val="1"/>
+      <w:numFmt w:val="bullet"/>
+      <w:lvlText w:val=""/>
+      <w:lvlJc w:val="left"/>
+      <w:pPr>
+        <w:ind w:left="5040" w:hanging="360"/>
+      </w:pPr>
+      <w:rPr>
+        <w:rFonts w:ascii="Symbol" w:hAnsi="Symbol" w:hint="default"/>
+      </w:rPr>
+    </w:lvl>
+    <w:lvl w:ilvl="7" w:tplc="04190003" w:tentative="1">
+      <w:start w:val="1"/>
+      <w:numFmt w:val="bullet"/>
+      <w:lvlText w:val="o"/>
+      <w:lvlJc w:val="left"/>
+      <w:pPr>
+        <w:ind w:left="5760" w:hanging="360"/>
+      </w:pPr>
+      <w:rPr>
+        <w:rFonts w:ascii="Courier New" w:hAnsi="Courier New" w:cs="Courier New" w:hint="default"/>
+      </w:rPr>
+    </w:lvl>
+    <w:lvl w:ilvl="8" w:tplc="04190005" w:tentative="1">
+      <w:start w:val="1"/>
+      <w:numFmt w:val="bullet"/>
+      <w:lvlText w:val=""/>
+      <w:lvlJc w:val="left"/>
+      <w:pPr>
+        <w:ind w:left="6480" w:hanging="360"/>
+      </w:pPr>
+      <w:rPr>
+        <w:rFonts w:ascii="Wingdings" w:hAnsi="Wingdings" w:hint="default"/>
+      </w:rPr>
+    </w:lvl>
+  </w:abstractNum>
   <w:num w:numId="1">
+    <w:abstractNumId w:val="7"/>
+  </w:num>
+  <w:num w:numId="2">
+    <w:abstractNumId w:val="21"/>
+  </w:num>
+  <w:num w:numId="3">
+    <w:abstractNumId w:val="20"/>
+  </w:num>
+  <w:num w:numId="4">
+    <w:abstractNumId w:val="4"/>
+  </w:num>
+  <w:num w:numId="5">
+    <w:abstractNumId w:val="13"/>
+  </w:num>
+  <w:num w:numId="6">
+    <w:abstractNumId w:val="17"/>
+  </w:num>
+  <w:num w:numId="7">
+    <w:abstractNumId w:val="12"/>
+  </w:num>
+  <w:num w:numId="8">
+    <w:abstractNumId w:val="8"/>
+  </w:num>
+  <w:num w:numId="9">
+    <w:abstractNumId w:val="1"/>
+  </w:num>
+  <w:num w:numId="10">
+    <w:abstractNumId w:val="14"/>
+  </w:num>
+  <w:num w:numId="11">
+    <w:abstractNumId w:val="24"/>
+  </w:num>
+  <w:num w:numId="12">
+    <w:abstractNumId w:val="10"/>
+  </w:num>
+  <w:num w:numId="13">
+    <w:abstractNumId w:val="16"/>
+  </w:num>
+  <w:num w:numId="14">
+    <w:abstractNumId w:val="15"/>
+  </w:num>
+  <w:num w:numId="15">
+    <w:abstractNumId w:val="18"/>
+  </w:num>
+  <w:num w:numId="16">
     <w:abstractNumId w:val="0"/>
   </w:num>
-  <w:num w:numId="2">
-    <w:abstractNumId w:val="1"/>
+  <w:num w:numId="17">
+    <w:abstractNumId w:val="22"/>
+  </w:num>
+  <w:num w:numId="18">
+    <w:abstractNumId w:val="5"/>
+  </w:num>
+  <w:num w:numId="19">
+    <w:abstractNumId w:val="19"/>
+  </w:num>
+  <w:num w:numId="20">
+    <w:abstractNumId w:val="6"/>
+  </w:num>
+  <w:num w:numId="21">
+    <w:abstractNumId w:val="2"/>
+  </w:num>
+  <w:num w:numId="22">
+    <w:abstractNumId w:val="11"/>
+  </w:num>
+  <w:num w:numId="23">
+    <w:abstractNumId w:val="23"/>
+  </w:num>
+  <w:num w:numId="24">
+    <w:abstractNumId w:val="3"/>
+  </w:num>
+  <w:num w:numId="25">
+    <w:abstractNumId w:val="9"/>
   </w:num>
 </w:numbering>
 </file>
@@ -3202,7 +10390,7 @@
     <w:link w:val="10"/>
     <w:uiPriority w:val="9"/>
     <w:qFormat/>
-    <w:rsid w:val="00131A0B"/>
+    <w:rsid w:val="00B7342F"/>
     <w:pPr>
       <w:keepNext/>
       <w:keepLines/>
@@ -3210,7 +10398,7 @@
       <w:outlineLvl w:val="0"/>
     </w:pPr>
     <w:rPr>
-      <w:rFonts w:asciiTheme="majorHAnsi" w:eastAsiaTheme="majorEastAsia" w:hAnsiTheme="majorHAnsi" w:cstheme="majorBidi"/>
+      <w:rFonts w:ascii="Times New Roman" w:eastAsiaTheme="majorEastAsia" w:hAnsi="Times New Roman" w:cstheme="majorBidi"/>
       <w:b/>
       <w:bCs/>
       <w:sz w:val="40"/>
@@ -3225,7 +10413,7 @@
     <w:uiPriority w:val="9"/>
     <w:unhideWhenUsed/>
     <w:qFormat/>
-    <w:rsid w:val="00134CC1"/>
+    <w:rsid w:val="00B7342F"/>
     <w:pPr>
       <w:keepNext/>
       <w:keepLines/>
@@ -3233,11 +10421,11 @@
       <w:outlineLvl w:val="1"/>
     </w:pPr>
     <w:rPr>
-      <w:rFonts w:asciiTheme="majorHAnsi" w:eastAsiaTheme="majorEastAsia" w:hAnsiTheme="majorHAnsi" w:cstheme="majorBidi"/>
+      <w:rFonts w:ascii="Times New Roman" w:eastAsiaTheme="majorEastAsia" w:hAnsi="Times New Roman" w:cstheme="majorBidi"/>
       <w:b/>
       <w:bCs/>
       <w:color w:val="000000" w:themeColor="text1"/>
-      <w:sz w:val="26"/>
+      <w:sz w:val="30"/>
       <w:szCs w:val="26"/>
     </w:rPr>
   </w:style>
@@ -3336,9 +10524,9 @@
     <w:basedOn w:val="a0"/>
     <w:link w:val="1"/>
     <w:uiPriority w:val="9"/>
-    <w:rsid w:val="00131A0B"/>
+    <w:rsid w:val="00B7342F"/>
     <w:rPr>
-      <w:rFonts w:asciiTheme="majorHAnsi" w:eastAsiaTheme="majorEastAsia" w:hAnsiTheme="majorHAnsi" w:cstheme="majorBidi"/>
+      <w:rFonts w:ascii="Times New Roman" w:eastAsiaTheme="majorEastAsia" w:hAnsi="Times New Roman" w:cstheme="majorBidi"/>
       <w:b/>
       <w:bCs/>
       <w:kern w:val="2"/>
@@ -3367,14 +10555,14 @@
     <w:basedOn w:val="a0"/>
     <w:link w:val="2"/>
     <w:uiPriority w:val="9"/>
-    <w:rsid w:val="00134CC1"/>
+    <w:rsid w:val="00B7342F"/>
     <w:rPr>
-      <w:rFonts w:asciiTheme="majorHAnsi" w:eastAsiaTheme="majorEastAsia" w:hAnsiTheme="majorHAnsi" w:cstheme="majorBidi"/>
+      <w:rFonts w:ascii="Times New Roman" w:eastAsiaTheme="majorEastAsia" w:hAnsi="Times New Roman" w:cstheme="majorBidi"/>
       <w:b/>
       <w:bCs/>
       <w:color w:val="000000" w:themeColor="text1"/>
       <w:kern w:val="2"/>
-      <w:sz w:val="26"/>
+      <w:sz w:val="30"/>
       <w:szCs w:val="26"/>
     </w:rPr>
   </w:style>
@@ -4024,7 +11212,7 @@
 </file>
 
 <file path=customXml/itemProps1.xml><?xml version="1.0" encoding="utf-8"?>
-<ds:datastoreItem xmlns:ds="http://schemas.openxmlformats.org/officeDocument/2006/customXml" ds:itemID="{67232FFB-5CB8-46F9-95B0-0C468D367A51}">
+<ds:datastoreItem xmlns:ds="http://schemas.openxmlformats.org/officeDocument/2006/customXml" ds:itemID="{8F523666-9A67-4248-87FF-0AF9F8318F25}">
   <ds:schemaRefs>
     <ds:schemaRef ds:uri="http://schemas.openxmlformats.org/officeDocument/2006/bibliography"/>
   </ds:schemaRefs>

--- a/Компьютерные сети/cisco Отчет.docx
+++ b/Компьютерные сети/cisco Отчет.docx
@@ -64,7 +64,7 @@
                           <a:blip r:embed="rId8" cstate="print">
                             <a:extLst>
                               <a:ext uri="{28A0092B-C50C-407E-A947-70E740481C1C}">
-                                <a14:useLocalDpi xmlns:a14="http://schemas.microsoft.com/office/drawing/2010/main" xmlns:wps="http://schemas.microsoft.com/office/word/2010/wordprocessingShape" xmlns:wpi="http://schemas.microsoft.com/office/word/2010/wordprocessingInk" xmlns:wpg="http://schemas.microsoft.com/office/word/2010/wordprocessingGroup" xmlns:w14="http://schemas.microsoft.com/office/word/2010/wordml" xmlns:w="http://schemas.openxmlformats.org/wordprocessingml/2006/main" xmlns:w10="urn:schemas-microsoft-com:office:word" xmlns:wp14="http://schemas.microsoft.com/office/word/2010/wordprocessingDrawing" xmlns:v="urn:schemas-microsoft-com:vml" xmlns:o="urn:schemas-microsoft-com:office:office" xmlns:mc="http://schemas.openxmlformats.org/markup-compatibility/2006" xmlns:wpc="http://schemas.microsoft.com/office/word/2010/wordprocessingCanvas" xmlns="" xmlns:arto="http://schemas.microsoft.com/office/word/2006/arto" val="0"/>
+                                <a14:useLocalDpi xmlns:arto="http://schemas.microsoft.com/office/word/2006/arto" xmlns="" xmlns:wpc="http://schemas.microsoft.com/office/word/2010/wordprocessingCanvas" xmlns:mc="http://schemas.openxmlformats.org/markup-compatibility/2006" xmlns:o="urn:schemas-microsoft-com:office:office" xmlns:v="urn:schemas-microsoft-com:vml" xmlns:wp14="http://schemas.microsoft.com/office/word/2010/wordprocessingDrawing" xmlns:w10="urn:schemas-microsoft-com:office:word" xmlns:w="http://schemas.openxmlformats.org/wordprocessingml/2006/main" xmlns:w14="http://schemas.microsoft.com/office/word/2010/wordml" xmlns:wpg="http://schemas.microsoft.com/office/word/2010/wordprocessingGroup" xmlns:wpi="http://schemas.microsoft.com/office/word/2010/wordprocessingInk" xmlns:wps="http://schemas.microsoft.com/office/word/2010/wordprocessingShape" xmlns:a14="http://schemas.microsoft.com/office/drawing/2010/main" val="0"/>
                               </a:ext>
                             </a:extLst>
                           </a:blip>
@@ -770,6 +770,7 @@
         <w:rPr>
           <w:rFonts w:cs="Times New Roman"/>
           <w:szCs w:val="28"/>
+          <w:lang w:val="en-US"/>
         </w:rPr>
       </w:pPr>
       <w:r>
@@ -818,17 +819,6 @@
     </w:p>
     <w:p>
       <w:pPr>
-        <w:spacing w:after="0" w:line="240" w:lineRule="auto"/>
-        <w:rPr>
-          <w:rFonts w:eastAsia="Times New Roman" w:cs="Times New Roman"/>
-          <w:kern w:val="0"/>
-          <w:szCs w:val="28"/>
-          <w:lang w:eastAsia="ru-RU"/>
-        </w:rPr>
-      </w:pPr>
-    </w:p>
-    <w:p>
-      <w:pPr>
         <w:pStyle w:val="2"/>
       </w:pPr>
       <w:r>
@@ -1051,17 +1041,7 @@
           <w:szCs w:val="28"/>
           <w:lang w:eastAsia="ru-RU"/>
         </w:rPr>
-        <w:t xml:space="preserve"> В "Event List" отображаются типы событий (а значит, и протоколов), которые генерируются или обрабатываются устройствами. Также при выборе </w:t>
-      </w:r>
-      <w:r>
-        <w:rPr>
-          <w:rFonts w:eastAsia="Times New Roman" w:cs="Times New Roman"/>
-          <w:kern w:val="0"/>
-          <w:szCs w:val="28"/>
-          <w:lang w:eastAsia="ru-RU"/>
-        </w:rPr>
-        <w:lastRenderedPageBreak/>
-        <w:t xml:space="preserve">пакета можно видеть, какие протоколы использовались на каждом уровне OSI. </w:t>
+        <w:t xml:space="preserve"> В "Event List" отображаются типы событий (а значит, и протоколов), которые генерируются или обрабатываются устройствами. Также при выборе пакета можно видеть, какие протоколы использовались на каждом уровне OSI. </w:t>
       </w:r>
     </w:p>
     <w:p>
@@ -1087,6 +1067,7 @@
           <w:szCs w:val="28"/>
           <w:lang w:eastAsia="ru-RU"/>
         </w:rPr>
+        <w:lastRenderedPageBreak/>
         <w:t>Прослеживание изменения содержимого пакета:</w:t>
       </w:r>
       <w:r>
@@ -3475,7 +3456,7 @@
                     </a:ln>
                     <a:extLst>
                       <a:ext uri="{53640926-AAD7-44D8-BBD7-CCE9431645EC}">
-                        <a14:shadowObscured xmlns="" xmlns:wpc="http://schemas.microsoft.com/office/word/2010/wordprocessingCanvas" xmlns:cx="http://schemas.microsoft.com/office/drawing/2014/chartex" xmlns:cx1="http://schemas.microsoft.com/office/drawing/2015/9/8/chartex" xmlns:cx2="http://schemas.microsoft.com/office/drawing/2015/10/21/chartex" xmlns:cx3="http://schemas.microsoft.com/office/drawing/2016/5/9/chartex" xmlns:cx4="http://schemas.microsoft.com/office/drawing/2016/5/10/chartex" xmlns:cx5="http://schemas.microsoft.com/office/drawing/2016/5/11/chartex" xmlns:cx6="http://schemas.microsoft.com/office/drawing/2016/5/12/chartex" xmlns:cx7="http://schemas.microsoft.com/office/drawing/2016/5/13/chartex" xmlns:cx8="http://schemas.microsoft.com/office/drawing/2016/5/14/chartex" xmlns:mc="http://schemas.openxmlformats.org/markup-compatibility/2006" xmlns:aink="http://schemas.microsoft.com/office/drawing/2016/ink" xmlns:am3d="http://schemas.microsoft.com/office/drawing/2017/model3d" xmlns:o="urn:schemas-microsoft-com:office:office" xmlns:v="urn:schemas-microsoft-com:vml" xmlns:wp14="http://schemas.microsoft.com/office/word/2010/wordprocessingDrawing" xmlns:w10="urn:schemas-microsoft-com:office:word" xmlns:w="http://schemas.openxmlformats.org/wordprocessingml/2006/main" xmlns:w14="http://schemas.microsoft.com/office/word/2010/wordml" xmlns:w15="http://schemas.microsoft.com/office/word/2012/wordml" xmlns:w16cex="http://schemas.microsoft.com/office/word/2018/wordml/cex" xmlns:w16cid="http://schemas.microsoft.com/office/word/2016/wordml/cid" xmlns:w16="http://schemas.microsoft.com/office/word/2018/wordml" xmlns:w16se="http://schemas.microsoft.com/office/word/2015/wordml/symex" xmlns:wpg="http://schemas.microsoft.com/office/word/2010/wordprocessingGroup" xmlns:wpi="http://schemas.microsoft.com/office/word/2010/wordprocessingInk" xmlns:wps="http://schemas.microsoft.com/office/word/2010/wordprocessingShape" xmlns:a14="http://schemas.microsoft.com/office/drawing/2010/main" xmlns:arto="http://schemas.microsoft.com/office/word/2006/arto"/>
+                        <a14:shadowObscured xmlns:arto="http://schemas.microsoft.com/office/word/2006/arto" xmlns:a14="http://schemas.microsoft.com/office/drawing/2010/main" xmlns:wps="http://schemas.microsoft.com/office/word/2010/wordprocessingShape" xmlns:wpi="http://schemas.microsoft.com/office/word/2010/wordprocessingInk" xmlns:wpg="http://schemas.microsoft.com/office/word/2010/wordprocessingGroup" xmlns:w16se="http://schemas.microsoft.com/office/word/2015/wordml/symex" xmlns:w16="http://schemas.microsoft.com/office/word/2018/wordml" xmlns:w16cid="http://schemas.microsoft.com/office/word/2016/wordml/cid" xmlns:w16cex="http://schemas.microsoft.com/office/word/2018/wordml/cex" xmlns:w15="http://schemas.microsoft.com/office/word/2012/wordml" xmlns:w14="http://schemas.microsoft.com/office/word/2010/wordml" xmlns:w="http://schemas.openxmlformats.org/wordprocessingml/2006/main" xmlns:w10="urn:schemas-microsoft-com:office:word" xmlns:wp14="http://schemas.microsoft.com/office/word/2010/wordprocessingDrawing" xmlns:v="urn:schemas-microsoft-com:vml" xmlns:o="urn:schemas-microsoft-com:office:office" xmlns:am3d="http://schemas.microsoft.com/office/drawing/2017/model3d" xmlns:aink="http://schemas.microsoft.com/office/drawing/2016/ink" xmlns:mc="http://schemas.openxmlformats.org/markup-compatibility/2006" xmlns:cx8="http://schemas.microsoft.com/office/drawing/2016/5/14/chartex" xmlns:cx7="http://schemas.microsoft.com/office/drawing/2016/5/13/chartex" xmlns:cx6="http://schemas.microsoft.com/office/drawing/2016/5/12/chartex" xmlns:cx5="http://schemas.microsoft.com/office/drawing/2016/5/11/chartex" xmlns:cx4="http://schemas.microsoft.com/office/drawing/2016/5/10/chartex" xmlns:cx3="http://schemas.microsoft.com/office/drawing/2016/5/9/chartex" xmlns:cx2="http://schemas.microsoft.com/office/drawing/2015/10/21/chartex" xmlns:cx1="http://schemas.microsoft.com/office/drawing/2015/9/8/chartex" xmlns:cx="http://schemas.microsoft.com/office/drawing/2014/chartex" xmlns:wpc="http://schemas.microsoft.com/office/word/2010/wordprocessingCanvas" xmlns=""/>
                       </a:ext>
                     </a:extLst>
                   </pic:spPr>
@@ -3544,7 +3525,7 @@
                     </a:ln>
                     <a:extLst>
                       <a:ext uri="{53640926-AAD7-44D8-BBD7-CCE9431645EC}">
-                        <a14:shadowObscured xmlns="" xmlns:wpc="http://schemas.microsoft.com/office/word/2010/wordprocessingCanvas" xmlns:cx="http://schemas.microsoft.com/office/drawing/2014/chartex" xmlns:cx1="http://schemas.microsoft.com/office/drawing/2015/9/8/chartex" xmlns:cx2="http://schemas.microsoft.com/office/drawing/2015/10/21/chartex" xmlns:cx3="http://schemas.microsoft.com/office/drawing/2016/5/9/chartex" xmlns:cx4="http://schemas.microsoft.com/office/drawing/2016/5/10/chartex" xmlns:cx5="http://schemas.microsoft.com/office/drawing/2016/5/11/chartex" xmlns:cx6="http://schemas.microsoft.com/office/drawing/2016/5/12/chartex" xmlns:cx7="http://schemas.microsoft.com/office/drawing/2016/5/13/chartex" xmlns:cx8="http://schemas.microsoft.com/office/drawing/2016/5/14/chartex" xmlns:mc="http://schemas.openxmlformats.org/markup-compatibility/2006" xmlns:aink="http://schemas.microsoft.com/office/drawing/2016/ink" xmlns:am3d="http://schemas.microsoft.com/office/drawing/2017/model3d" xmlns:o="urn:schemas-microsoft-com:office:office" xmlns:v="urn:schemas-microsoft-com:vml" xmlns:wp14="http://schemas.microsoft.com/office/word/2010/wordprocessingDrawing" xmlns:w10="urn:schemas-microsoft-com:office:word" xmlns:w="http://schemas.openxmlformats.org/wordprocessingml/2006/main" xmlns:w14="http://schemas.microsoft.com/office/word/2010/wordml" xmlns:w15="http://schemas.microsoft.com/office/word/2012/wordml" xmlns:w16cex="http://schemas.microsoft.com/office/word/2018/wordml/cex" xmlns:w16cid="http://schemas.microsoft.com/office/word/2016/wordml/cid" xmlns:w16="http://schemas.microsoft.com/office/word/2018/wordml" xmlns:w16se="http://schemas.microsoft.com/office/word/2015/wordml/symex" xmlns:wpg="http://schemas.microsoft.com/office/word/2010/wordprocessingGroup" xmlns:wpi="http://schemas.microsoft.com/office/word/2010/wordprocessingInk" xmlns:wps="http://schemas.microsoft.com/office/word/2010/wordprocessingShape" xmlns:a14="http://schemas.microsoft.com/office/drawing/2010/main" xmlns:arto="http://schemas.microsoft.com/office/word/2006/arto"/>
+                        <a14:shadowObscured xmlns:arto="http://schemas.microsoft.com/office/word/2006/arto" xmlns:a14="http://schemas.microsoft.com/office/drawing/2010/main" xmlns:wps="http://schemas.microsoft.com/office/word/2010/wordprocessingShape" xmlns:wpi="http://schemas.microsoft.com/office/word/2010/wordprocessingInk" xmlns:wpg="http://schemas.microsoft.com/office/word/2010/wordprocessingGroup" xmlns:w16se="http://schemas.microsoft.com/office/word/2015/wordml/symex" xmlns:w16="http://schemas.microsoft.com/office/word/2018/wordml" xmlns:w16cid="http://schemas.microsoft.com/office/word/2016/wordml/cid" xmlns:w16cex="http://schemas.microsoft.com/office/word/2018/wordml/cex" xmlns:w15="http://schemas.microsoft.com/office/word/2012/wordml" xmlns:w14="http://schemas.microsoft.com/office/word/2010/wordml" xmlns:w="http://schemas.openxmlformats.org/wordprocessingml/2006/main" xmlns:w10="urn:schemas-microsoft-com:office:word" xmlns:wp14="http://schemas.microsoft.com/office/word/2010/wordprocessingDrawing" xmlns:v="urn:schemas-microsoft-com:vml" xmlns:o="urn:schemas-microsoft-com:office:office" xmlns:am3d="http://schemas.microsoft.com/office/drawing/2017/model3d" xmlns:aink="http://schemas.microsoft.com/office/drawing/2016/ink" xmlns:mc="http://schemas.openxmlformats.org/markup-compatibility/2006" xmlns:cx8="http://schemas.microsoft.com/office/drawing/2016/5/14/chartex" xmlns:cx7="http://schemas.microsoft.com/office/drawing/2016/5/13/chartex" xmlns:cx6="http://schemas.microsoft.com/office/drawing/2016/5/12/chartex" xmlns:cx5="http://schemas.microsoft.com/office/drawing/2016/5/11/chartex" xmlns:cx4="http://schemas.microsoft.com/office/drawing/2016/5/10/chartex" xmlns:cx3="http://schemas.microsoft.com/office/drawing/2016/5/9/chartex" xmlns:cx2="http://schemas.microsoft.com/office/drawing/2015/10/21/chartex" xmlns:cx1="http://schemas.microsoft.com/office/drawing/2015/9/8/chartex" xmlns:cx="http://schemas.microsoft.com/office/drawing/2014/chartex" xmlns:wpc="http://schemas.microsoft.com/office/word/2010/wordprocessingCanvas" xmlns=""/>
                       </a:ext>
                     </a:extLst>
                   </pic:spPr>
@@ -3618,7 +3599,7 @@
                     </a:ln>
                     <a:extLst>
                       <a:ext uri="{53640926-AAD7-44D8-BBD7-CCE9431645EC}">
-                        <a14:shadowObscured xmlns="" xmlns:wpc="http://schemas.microsoft.com/office/word/2010/wordprocessingCanvas" xmlns:cx="http://schemas.microsoft.com/office/drawing/2014/chartex" xmlns:cx1="http://schemas.microsoft.com/office/drawing/2015/9/8/chartex" xmlns:cx2="http://schemas.microsoft.com/office/drawing/2015/10/21/chartex" xmlns:cx3="http://schemas.microsoft.com/office/drawing/2016/5/9/chartex" xmlns:cx4="http://schemas.microsoft.com/office/drawing/2016/5/10/chartex" xmlns:cx5="http://schemas.microsoft.com/office/drawing/2016/5/11/chartex" xmlns:cx6="http://schemas.microsoft.com/office/drawing/2016/5/12/chartex" xmlns:cx7="http://schemas.microsoft.com/office/drawing/2016/5/13/chartex" xmlns:cx8="http://schemas.microsoft.com/office/drawing/2016/5/14/chartex" xmlns:mc="http://schemas.openxmlformats.org/markup-compatibility/2006" xmlns:aink="http://schemas.microsoft.com/office/drawing/2016/ink" xmlns:am3d="http://schemas.microsoft.com/office/drawing/2017/model3d" xmlns:o="urn:schemas-microsoft-com:office:office" xmlns:v="urn:schemas-microsoft-com:vml" xmlns:wp14="http://schemas.microsoft.com/office/word/2010/wordprocessingDrawing" xmlns:w10="urn:schemas-microsoft-com:office:word" xmlns:w="http://schemas.openxmlformats.org/wordprocessingml/2006/main" xmlns:w14="http://schemas.microsoft.com/office/word/2010/wordml" xmlns:w15="http://schemas.microsoft.com/office/word/2012/wordml" xmlns:w16cex="http://schemas.microsoft.com/office/word/2018/wordml/cex" xmlns:w16cid="http://schemas.microsoft.com/office/word/2016/wordml/cid" xmlns:w16="http://schemas.microsoft.com/office/word/2018/wordml" xmlns:w16se="http://schemas.microsoft.com/office/word/2015/wordml/symex" xmlns:wpg="http://schemas.microsoft.com/office/word/2010/wordprocessingGroup" xmlns:wpi="http://schemas.microsoft.com/office/word/2010/wordprocessingInk" xmlns:wps="http://schemas.microsoft.com/office/word/2010/wordprocessingShape" xmlns:a14="http://schemas.microsoft.com/office/drawing/2010/main" xmlns:arto="http://schemas.microsoft.com/office/word/2006/arto"/>
+                        <a14:shadowObscured xmlns:arto="http://schemas.microsoft.com/office/word/2006/arto" xmlns:a14="http://schemas.microsoft.com/office/drawing/2010/main" xmlns:wps="http://schemas.microsoft.com/office/word/2010/wordprocessingShape" xmlns:wpi="http://schemas.microsoft.com/office/word/2010/wordprocessingInk" xmlns:wpg="http://schemas.microsoft.com/office/word/2010/wordprocessingGroup" xmlns:w16se="http://schemas.microsoft.com/office/word/2015/wordml/symex" xmlns:w16="http://schemas.microsoft.com/office/word/2018/wordml" xmlns:w16cid="http://schemas.microsoft.com/office/word/2016/wordml/cid" xmlns:w16cex="http://schemas.microsoft.com/office/word/2018/wordml/cex" xmlns:w15="http://schemas.microsoft.com/office/word/2012/wordml" xmlns:w14="http://schemas.microsoft.com/office/word/2010/wordml" xmlns:w="http://schemas.openxmlformats.org/wordprocessingml/2006/main" xmlns:w10="urn:schemas-microsoft-com:office:word" xmlns:wp14="http://schemas.microsoft.com/office/word/2010/wordprocessingDrawing" xmlns:v="urn:schemas-microsoft-com:vml" xmlns:o="urn:schemas-microsoft-com:office:office" xmlns:am3d="http://schemas.microsoft.com/office/drawing/2017/model3d" xmlns:aink="http://schemas.microsoft.com/office/drawing/2016/ink" xmlns:mc="http://schemas.openxmlformats.org/markup-compatibility/2006" xmlns:cx8="http://schemas.microsoft.com/office/drawing/2016/5/14/chartex" xmlns:cx7="http://schemas.microsoft.com/office/drawing/2016/5/13/chartex" xmlns:cx6="http://schemas.microsoft.com/office/drawing/2016/5/12/chartex" xmlns:cx5="http://schemas.microsoft.com/office/drawing/2016/5/11/chartex" xmlns:cx4="http://schemas.microsoft.com/office/drawing/2016/5/10/chartex" xmlns:cx3="http://schemas.microsoft.com/office/drawing/2016/5/9/chartex" xmlns:cx2="http://schemas.microsoft.com/office/drawing/2015/10/21/chartex" xmlns:cx1="http://schemas.microsoft.com/office/drawing/2015/9/8/chartex" xmlns:cx="http://schemas.microsoft.com/office/drawing/2014/chartex" xmlns:wpc="http://schemas.microsoft.com/office/word/2010/wordprocessingCanvas" xmlns=""/>
                       </a:ext>
                     </a:extLst>
                   </pic:spPr>
@@ -3969,7 +3950,7 @@
                     </a:ln>
                     <a:extLst>
                       <a:ext uri="{53640926-AAD7-44D8-BBD7-CCE9431645EC}">
-                        <a14:shadowObscured xmlns:a14="http://schemas.microsoft.com/office/drawing/2010/main" xmlns:wps="http://schemas.microsoft.com/office/word/2010/wordprocessingShape" xmlns:wpi="http://schemas.microsoft.com/office/word/2010/wordprocessingInk" xmlns:wpg="http://schemas.microsoft.com/office/word/2010/wordprocessingGroup" xmlns:w14="http://schemas.microsoft.com/office/word/2010/wordml" xmlns:w="http://schemas.openxmlformats.org/wordprocessingml/2006/main" xmlns:w10="urn:schemas-microsoft-com:office:word" xmlns:wp14="http://schemas.microsoft.com/office/word/2010/wordprocessingDrawing" xmlns:v="urn:schemas-microsoft-com:vml" xmlns:o="urn:schemas-microsoft-com:office:office" xmlns:mc="http://schemas.openxmlformats.org/markup-compatibility/2006" xmlns:wpc="http://schemas.microsoft.com/office/word/2010/wordprocessingCanvas" xmlns="" xmlns:arto="http://schemas.microsoft.com/office/word/2006/arto"/>
+                        <a14:shadowObscured xmlns:arto="http://schemas.microsoft.com/office/word/2006/arto" xmlns="" xmlns:wpc="http://schemas.microsoft.com/office/word/2010/wordprocessingCanvas" xmlns:mc="http://schemas.openxmlformats.org/markup-compatibility/2006" xmlns:o="urn:schemas-microsoft-com:office:office" xmlns:v="urn:schemas-microsoft-com:vml" xmlns:wp14="http://schemas.microsoft.com/office/word/2010/wordprocessingDrawing" xmlns:w10="urn:schemas-microsoft-com:office:word" xmlns:w="http://schemas.openxmlformats.org/wordprocessingml/2006/main" xmlns:w14="http://schemas.microsoft.com/office/word/2010/wordml" xmlns:wpg="http://schemas.microsoft.com/office/word/2010/wordprocessingGroup" xmlns:wpi="http://schemas.microsoft.com/office/word/2010/wordprocessingInk" xmlns:wps="http://schemas.microsoft.com/office/word/2010/wordprocessingShape" xmlns:a14="http://schemas.microsoft.com/office/drawing/2010/main"/>
                       </a:ext>
                     </a:extLst>
                   </pic:spPr>
@@ -5139,7 +5120,8 @@
       </w:pPr>
       <w:r>
         <w:rPr>
-          <w:lang w:val="en-US"/>
+          <w:noProof/>
+          <w:lang w:eastAsia="ru-RU"/>
         </w:rPr>
         <w:drawing>
           <wp:inline distT="0" distB="0" distL="0" distR="0">
@@ -5160,7 +5142,7 @@
                     <a:blip r:embed="rId34" cstate="print">
                       <a:extLst>
                         <a:ext uri="{28A0092B-C50C-407E-A947-70E740481C1C}">
-                          <a14:useLocalDpi xmlns="" xmlns:wpc="http://schemas.microsoft.com/office/word/2010/wordprocessingCanvas" xmlns:mc="http://schemas.openxmlformats.org/markup-compatibility/2006" xmlns:o="urn:schemas-microsoft-com:office:office" xmlns:v="urn:schemas-microsoft-com:vml" xmlns:wp14="http://schemas.microsoft.com/office/word/2010/wordprocessingDrawing" xmlns:w10="urn:schemas-microsoft-com:office:word" xmlns:w="http://schemas.openxmlformats.org/wordprocessingml/2006/main" xmlns:w14="http://schemas.microsoft.com/office/word/2010/wordml" xmlns:wpg="http://schemas.microsoft.com/office/word/2010/wordprocessingGroup" xmlns:wpi="http://schemas.microsoft.com/office/word/2010/wordprocessingInk" xmlns:wps="http://schemas.microsoft.com/office/word/2010/wordprocessingShape" xmlns:a14="http://schemas.microsoft.com/office/drawing/2010/main" xmlns:arto="http://schemas.microsoft.com/office/word/2006/arto" val="0"/>
+                          <a14:useLocalDpi xmlns:arto="http://schemas.microsoft.com/office/word/2006/arto" xmlns:a14="http://schemas.microsoft.com/office/drawing/2010/main" xmlns:wps="http://schemas.microsoft.com/office/word/2010/wordprocessingShape" xmlns:wpi="http://schemas.microsoft.com/office/word/2010/wordprocessingInk" xmlns:wpg="http://schemas.microsoft.com/office/word/2010/wordprocessingGroup" xmlns:w14="http://schemas.microsoft.com/office/word/2010/wordml" xmlns:w="http://schemas.openxmlformats.org/wordprocessingml/2006/main" xmlns:w10="urn:schemas-microsoft-com:office:word" xmlns:wp14="http://schemas.microsoft.com/office/word/2010/wordprocessingDrawing" xmlns:v="urn:schemas-microsoft-com:vml" xmlns:o="urn:schemas-microsoft-com:office:office" xmlns:mc="http://schemas.openxmlformats.org/markup-compatibility/2006" xmlns:wpc="http://schemas.microsoft.com/office/word/2010/wordprocessingCanvas" xmlns="" val="0"/>
                         </a:ext>
                       </a:extLst>
                     </a:blip>
@@ -5190,6 +5172,10 @@
         <w:jc w:val="center"/>
       </w:pPr>
       <w:r>
+        <w:rPr>
+          <w:noProof/>
+          <w:lang w:eastAsia="ru-RU"/>
+        </w:rPr>
         <w:lastRenderedPageBreak/>
         <w:drawing>
           <wp:inline distT="0" distB="0" distL="0" distR="0">
@@ -5210,7 +5196,7 @@
                     <a:blip r:embed="rId35" cstate="print">
                       <a:extLst>
                         <a:ext uri="{28A0092B-C50C-407E-A947-70E740481C1C}">
-                          <a14:useLocalDpi xmlns="" xmlns:wpc="http://schemas.microsoft.com/office/word/2010/wordprocessingCanvas" xmlns:mc="http://schemas.openxmlformats.org/markup-compatibility/2006" xmlns:o="urn:schemas-microsoft-com:office:office" xmlns:v="urn:schemas-microsoft-com:vml" xmlns:wp14="http://schemas.microsoft.com/office/word/2010/wordprocessingDrawing" xmlns:w10="urn:schemas-microsoft-com:office:word" xmlns:w="http://schemas.openxmlformats.org/wordprocessingml/2006/main" xmlns:w14="http://schemas.microsoft.com/office/word/2010/wordml" xmlns:wpg="http://schemas.microsoft.com/office/word/2010/wordprocessingGroup" xmlns:wpi="http://schemas.microsoft.com/office/word/2010/wordprocessingInk" xmlns:wps="http://schemas.microsoft.com/office/word/2010/wordprocessingShape" xmlns:a14="http://schemas.microsoft.com/office/drawing/2010/main" xmlns:arto="http://schemas.microsoft.com/office/word/2006/arto" val="0"/>
+                          <a14:useLocalDpi xmlns:arto="http://schemas.microsoft.com/office/word/2006/arto" xmlns:a14="http://schemas.microsoft.com/office/drawing/2010/main" xmlns:wps="http://schemas.microsoft.com/office/word/2010/wordprocessingShape" xmlns:wpi="http://schemas.microsoft.com/office/word/2010/wordprocessingInk" xmlns:wpg="http://schemas.microsoft.com/office/word/2010/wordprocessingGroup" xmlns:w14="http://schemas.microsoft.com/office/word/2010/wordml" xmlns:w="http://schemas.openxmlformats.org/wordprocessingml/2006/main" xmlns:w10="urn:schemas-microsoft-com:office:word" xmlns:wp14="http://schemas.microsoft.com/office/word/2010/wordprocessingDrawing" xmlns:v="urn:schemas-microsoft-com:vml" xmlns:o="urn:schemas-microsoft-com:office:office" xmlns:mc="http://schemas.openxmlformats.org/markup-compatibility/2006" xmlns:wpc="http://schemas.microsoft.com/office/word/2010/wordprocessingCanvas" xmlns="" val="0"/>
                         </a:ext>
                       </a:extLst>
                     </a:blip>
@@ -5240,6 +5226,10 @@
         <w:jc w:val="center"/>
       </w:pPr>
       <w:r>
+        <w:rPr>
+          <w:noProof/>
+          <w:lang w:eastAsia="ru-RU"/>
+        </w:rPr>
         <w:drawing>
           <wp:inline distT="0" distB="0" distL="0" distR="0">
             <wp:extent cx="6399112" cy="4088651"/>
@@ -5259,7 +5249,7 @@
                     <a:blip r:embed="rId36" cstate="print">
                       <a:extLst>
                         <a:ext uri="{28A0092B-C50C-407E-A947-70E740481C1C}">
-                          <a14:useLocalDpi xmlns="" xmlns:wpc="http://schemas.microsoft.com/office/word/2010/wordprocessingCanvas" xmlns:mc="http://schemas.openxmlformats.org/markup-compatibility/2006" xmlns:o="urn:schemas-microsoft-com:office:office" xmlns:v="urn:schemas-microsoft-com:vml" xmlns:wp14="http://schemas.microsoft.com/office/word/2010/wordprocessingDrawing" xmlns:w10="urn:schemas-microsoft-com:office:word" xmlns:w="http://schemas.openxmlformats.org/wordprocessingml/2006/main" xmlns:w14="http://schemas.microsoft.com/office/word/2010/wordml" xmlns:wpg="http://schemas.microsoft.com/office/word/2010/wordprocessingGroup" xmlns:wpi="http://schemas.microsoft.com/office/word/2010/wordprocessingInk" xmlns:wps="http://schemas.microsoft.com/office/word/2010/wordprocessingShape" xmlns:a14="http://schemas.microsoft.com/office/drawing/2010/main" xmlns:arto="http://schemas.microsoft.com/office/word/2006/arto" val="0"/>
+                          <a14:useLocalDpi xmlns:arto="http://schemas.microsoft.com/office/word/2006/arto" xmlns:a14="http://schemas.microsoft.com/office/drawing/2010/main" xmlns:wps="http://schemas.microsoft.com/office/word/2010/wordprocessingShape" xmlns:wpi="http://schemas.microsoft.com/office/word/2010/wordprocessingInk" xmlns:wpg="http://schemas.microsoft.com/office/word/2010/wordprocessingGroup" xmlns:w14="http://schemas.microsoft.com/office/word/2010/wordml" xmlns:w="http://schemas.openxmlformats.org/wordprocessingml/2006/main" xmlns:w10="urn:schemas-microsoft-com:office:word" xmlns:wp14="http://schemas.microsoft.com/office/word/2010/wordprocessingDrawing" xmlns:v="urn:schemas-microsoft-com:vml" xmlns:o="urn:schemas-microsoft-com:office:office" xmlns:mc="http://schemas.openxmlformats.org/markup-compatibility/2006" xmlns:wpc="http://schemas.microsoft.com/office/word/2010/wordprocessingCanvas" xmlns="" val="0"/>
                         </a:ext>
                       </a:extLst>
                     </a:blip>
@@ -5289,6 +5279,10 @@
         <w:jc w:val="center"/>
       </w:pPr>
       <w:r>
+        <w:rPr>
+          <w:noProof/>
+          <w:lang w:eastAsia="ru-RU"/>
+        </w:rPr>
         <w:lastRenderedPageBreak/>
         <w:drawing>
           <wp:inline distT="0" distB="0" distL="0" distR="0">
@@ -5309,7 +5303,7 @@
                     <a:blip r:embed="rId37" cstate="print">
                       <a:extLst>
                         <a:ext uri="{28A0092B-C50C-407E-A947-70E740481C1C}">
-                          <a14:useLocalDpi xmlns="" xmlns:wpc="http://schemas.microsoft.com/office/word/2010/wordprocessingCanvas" xmlns:mc="http://schemas.openxmlformats.org/markup-compatibility/2006" xmlns:o="urn:schemas-microsoft-com:office:office" xmlns:v="urn:schemas-microsoft-com:vml" xmlns:wp14="http://schemas.microsoft.com/office/word/2010/wordprocessingDrawing" xmlns:w10="urn:schemas-microsoft-com:office:word" xmlns:w="http://schemas.openxmlformats.org/wordprocessingml/2006/main" xmlns:w14="http://schemas.microsoft.com/office/word/2010/wordml" xmlns:wpg="http://schemas.microsoft.com/office/word/2010/wordprocessingGroup" xmlns:wpi="http://schemas.microsoft.com/office/word/2010/wordprocessingInk" xmlns:wps="http://schemas.microsoft.com/office/word/2010/wordprocessingShape" xmlns:a14="http://schemas.microsoft.com/office/drawing/2010/main" xmlns:arto="http://schemas.microsoft.com/office/word/2006/arto" val="0"/>
+                          <a14:useLocalDpi xmlns:arto="http://schemas.microsoft.com/office/word/2006/arto" xmlns:a14="http://schemas.microsoft.com/office/drawing/2010/main" xmlns:wps="http://schemas.microsoft.com/office/word/2010/wordprocessingShape" xmlns:wpi="http://schemas.microsoft.com/office/word/2010/wordprocessingInk" xmlns:wpg="http://schemas.microsoft.com/office/word/2010/wordprocessingGroup" xmlns:w14="http://schemas.microsoft.com/office/word/2010/wordml" xmlns:w="http://schemas.openxmlformats.org/wordprocessingml/2006/main" xmlns:w10="urn:schemas-microsoft-com:office:word" xmlns:wp14="http://schemas.microsoft.com/office/word/2010/wordprocessingDrawing" xmlns:v="urn:schemas-microsoft-com:vml" xmlns:o="urn:schemas-microsoft-com:office:office" xmlns:mc="http://schemas.openxmlformats.org/markup-compatibility/2006" xmlns:wpc="http://schemas.microsoft.com/office/word/2010/wordprocessingCanvas" xmlns="" val="0"/>
                         </a:ext>
                       </a:extLst>
                     </a:blip>
@@ -5339,6 +5333,10 @@
         <w:jc w:val="center"/>
       </w:pPr>
       <w:r>
+        <w:rPr>
+          <w:noProof/>
+          <w:lang w:eastAsia="ru-RU"/>
+        </w:rPr>
         <w:drawing>
           <wp:inline distT="0" distB="0" distL="0" distR="0">
             <wp:extent cx="5716205" cy="5455568"/>
@@ -5358,7 +5356,7 @@
                     <a:blip r:embed="rId38" cstate="print">
                       <a:extLst>
                         <a:ext uri="{28A0092B-C50C-407E-A947-70E740481C1C}">
-                          <a14:useLocalDpi xmlns="" xmlns:wpc="http://schemas.microsoft.com/office/word/2010/wordprocessingCanvas" xmlns:mc="http://schemas.openxmlformats.org/markup-compatibility/2006" xmlns:o="urn:schemas-microsoft-com:office:office" xmlns:v="urn:schemas-microsoft-com:vml" xmlns:wp14="http://schemas.microsoft.com/office/word/2010/wordprocessingDrawing" xmlns:w10="urn:schemas-microsoft-com:office:word" xmlns:w="http://schemas.openxmlformats.org/wordprocessingml/2006/main" xmlns:w14="http://schemas.microsoft.com/office/word/2010/wordml" xmlns:wpg="http://schemas.microsoft.com/office/word/2010/wordprocessingGroup" xmlns:wpi="http://schemas.microsoft.com/office/word/2010/wordprocessingInk" xmlns:wps="http://schemas.microsoft.com/office/word/2010/wordprocessingShape" xmlns:a14="http://schemas.microsoft.com/office/drawing/2010/main" xmlns:arto="http://schemas.microsoft.com/office/word/2006/arto" val="0"/>
+                          <a14:useLocalDpi xmlns:arto="http://schemas.microsoft.com/office/word/2006/arto" xmlns:a14="http://schemas.microsoft.com/office/drawing/2010/main" xmlns:wps="http://schemas.microsoft.com/office/word/2010/wordprocessingShape" xmlns:wpi="http://schemas.microsoft.com/office/word/2010/wordprocessingInk" xmlns:wpg="http://schemas.microsoft.com/office/word/2010/wordprocessingGroup" xmlns:w14="http://schemas.microsoft.com/office/word/2010/wordml" xmlns:w="http://schemas.openxmlformats.org/wordprocessingml/2006/main" xmlns:w10="urn:schemas-microsoft-com:office:word" xmlns:wp14="http://schemas.microsoft.com/office/word/2010/wordprocessingDrawing" xmlns:v="urn:schemas-microsoft-com:vml" xmlns:o="urn:schemas-microsoft-com:office:office" xmlns:mc="http://schemas.openxmlformats.org/markup-compatibility/2006" xmlns:wpc="http://schemas.microsoft.com/office/word/2010/wordprocessingCanvas" xmlns="" val="0"/>
                         </a:ext>
                       </a:extLst>
                     </a:blip>
@@ -5409,7 +5407,8 @@
       </w:pPr>
       <w:r>
         <w:rPr>
-          <w:lang w:val="en-US"/>
+          <w:noProof/>
+          <w:lang w:eastAsia="ru-RU"/>
         </w:rPr>
         <w:drawing>
           <wp:inline distT="0" distB="0" distL="0" distR="0">
@@ -5430,7 +5429,7 @@
                     <a:blip r:embed="rId39" cstate="print">
                       <a:extLst>
                         <a:ext uri="{28A0092B-C50C-407E-A947-70E740481C1C}">
-                          <a14:useLocalDpi xmlns="" xmlns:wpc="http://schemas.microsoft.com/office/word/2010/wordprocessingCanvas" xmlns:mc="http://schemas.openxmlformats.org/markup-compatibility/2006" xmlns:o="urn:schemas-microsoft-com:office:office" xmlns:v="urn:schemas-microsoft-com:vml" xmlns:wp14="http://schemas.microsoft.com/office/word/2010/wordprocessingDrawing" xmlns:w10="urn:schemas-microsoft-com:office:word" xmlns:w="http://schemas.openxmlformats.org/wordprocessingml/2006/main" xmlns:w14="http://schemas.microsoft.com/office/word/2010/wordml" xmlns:wpg="http://schemas.microsoft.com/office/word/2010/wordprocessingGroup" xmlns:wpi="http://schemas.microsoft.com/office/word/2010/wordprocessingInk" xmlns:wps="http://schemas.microsoft.com/office/word/2010/wordprocessingShape" xmlns:a14="http://schemas.microsoft.com/office/drawing/2010/main" xmlns:arto="http://schemas.microsoft.com/office/word/2006/arto" val="0"/>
+                          <a14:useLocalDpi xmlns:arto="http://schemas.microsoft.com/office/word/2006/arto" xmlns:a14="http://schemas.microsoft.com/office/drawing/2010/main" xmlns:wps="http://schemas.microsoft.com/office/word/2010/wordprocessingShape" xmlns:wpi="http://schemas.microsoft.com/office/word/2010/wordprocessingInk" xmlns:wpg="http://schemas.microsoft.com/office/word/2010/wordprocessingGroup" xmlns:w14="http://schemas.microsoft.com/office/word/2010/wordml" xmlns:w="http://schemas.openxmlformats.org/wordprocessingml/2006/main" xmlns:w10="urn:schemas-microsoft-com:office:word" xmlns:wp14="http://schemas.microsoft.com/office/word/2010/wordprocessingDrawing" xmlns:v="urn:schemas-microsoft-com:vml" xmlns:o="urn:schemas-microsoft-com:office:office" xmlns:mc="http://schemas.openxmlformats.org/markup-compatibility/2006" xmlns:wpc="http://schemas.microsoft.com/office/word/2010/wordprocessingCanvas" xmlns="" val="0"/>
                         </a:ext>
                       </a:extLst>
                     </a:blip>
@@ -5467,6 +5466,10 @@
     </w:p>
     <w:p>
       <w:r>
+        <w:rPr>
+          <w:noProof/>
+          <w:lang w:eastAsia="ru-RU"/>
+        </w:rPr>
         <w:drawing>
           <wp:anchor distT="0" distB="0" distL="114300" distR="114300" simplePos="0" relativeHeight="251658240" behindDoc="0" locked="0" layoutInCell="1" allowOverlap="1">
             <wp:simplePos x="0" y="0"/>
@@ -5494,7 +5497,7 @@
                     <a:blip r:embed="rId40" cstate="print">
                       <a:extLst>
                         <a:ext uri="{28A0092B-C50C-407E-A947-70E740481C1C}">
-                          <a14:useLocalDpi xmlns="" xmlns:wpc="http://schemas.microsoft.com/office/word/2010/wordprocessingCanvas" xmlns:mc="http://schemas.openxmlformats.org/markup-compatibility/2006" xmlns:o="urn:schemas-microsoft-com:office:office" xmlns:v="urn:schemas-microsoft-com:vml" xmlns:wp14="http://schemas.microsoft.com/office/word/2010/wordprocessingDrawing" xmlns:w10="urn:schemas-microsoft-com:office:word" xmlns:w="http://schemas.openxmlformats.org/wordprocessingml/2006/main" xmlns:w14="http://schemas.microsoft.com/office/word/2010/wordml" xmlns:wpg="http://schemas.microsoft.com/office/word/2010/wordprocessingGroup" xmlns:wpi="http://schemas.microsoft.com/office/word/2010/wordprocessingInk" xmlns:wps="http://schemas.microsoft.com/office/word/2010/wordprocessingShape" xmlns:a14="http://schemas.microsoft.com/office/drawing/2010/main" xmlns:arto="http://schemas.microsoft.com/office/word/2006/arto" val="0"/>
+                          <a14:useLocalDpi xmlns:arto="http://schemas.microsoft.com/office/word/2006/arto" xmlns:a14="http://schemas.microsoft.com/office/drawing/2010/main" xmlns:wps="http://schemas.microsoft.com/office/word/2010/wordprocessingShape" xmlns:wpi="http://schemas.microsoft.com/office/word/2010/wordprocessingInk" xmlns:wpg="http://schemas.microsoft.com/office/word/2010/wordprocessingGroup" xmlns:w14="http://schemas.microsoft.com/office/word/2010/wordml" xmlns:w="http://schemas.openxmlformats.org/wordprocessingml/2006/main" xmlns:w10="urn:schemas-microsoft-com:office:word" xmlns:wp14="http://schemas.microsoft.com/office/word/2010/wordprocessingDrawing" xmlns:v="urn:schemas-microsoft-com:vml" xmlns:o="urn:schemas-microsoft-com:office:office" xmlns:mc="http://schemas.openxmlformats.org/markup-compatibility/2006" xmlns:wpc="http://schemas.microsoft.com/office/word/2010/wordprocessingCanvas" xmlns="" val="0"/>
                         </a:ext>
                       </a:extLst>
                     </a:blip>
@@ -7038,13 +7041,7 @@
         <w:t>Лабораторная работа №9. Преобразование сетевых адресов NAT.</w:t>
       </w:r>
     </w:p>
-    <w:p>
-      <w:pPr>
-        <w:rPr>
-          <w:lang w:val="en-US"/>
-        </w:rPr>
-      </w:pPr>
-    </w:p>
+    <w:p/>
     <w:p>
       <w:pPr>
         <w:rPr>
@@ -13523,7 +13520,7 @@
 </file>
 
 <file path=customXml/itemProps1.xml><?xml version="1.0" encoding="utf-8"?>
-<ds:datastoreItem xmlns:ds="http://schemas.openxmlformats.org/officeDocument/2006/customXml" ds:itemID="{DA090D6F-8652-466A-9FF1-EF6811382099}">
+<ds:datastoreItem xmlns:ds="http://schemas.openxmlformats.org/officeDocument/2006/customXml" ds:itemID="{A5A4FFCB-33E2-4AED-8C08-59CB6B825972}">
   <ds:schemaRefs>
     <ds:schemaRef ds:uri="http://schemas.openxmlformats.org/officeDocument/2006/bibliography"/>
   </ds:schemaRefs>

--- a/Компьютерные сети/cisco Отчет.docx
+++ b/Компьютерные сети/cisco Отчет.docx
@@ -64,7 +64,7 @@
                           <a:blip r:embed="rId8" cstate="print">
                             <a:extLst>
                               <a:ext uri="{28A0092B-C50C-407E-A947-70E740481C1C}">
-                                <a14:useLocalDpi xmlns:arto="http://schemas.microsoft.com/office/word/2006/arto" xmlns="" xmlns:wpc="http://schemas.microsoft.com/office/word/2010/wordprocessingCanvas" xmlns:mc="http://schemas.openxmlformats.org/markup-compatibility/2006" xmlns:o="urn:schemas-microsoft-com:office:office" xmlns:v="urn:schemas-microsoft-com:vml" xmlns:wp14="http://schemas.microsoft.com/office/word/2010/wordprocessingDrawing" xmlns:w10="urn:schemas-microsoft-com:office:word" xmlns:w="http://schemas.openxmlformats.org/wordprocessingml/2006/main" xmlns:w14="http://schemas.microsoft.com/office/word/2010/wordml" xmlns:wpg="http://schemas.microsoft.com/office/word/2010/wordprocessingGroup" xmlns:wpi="http://schemas.microsoft.com/office/word/2010/wordprocessingInk" xmlns:wps="http://schemas.microsoft.com/office/word/2010/wordprocessingShape" xmlns:a14="http://schemas.microsoft.com/office/drawing/2010/main" val="0"/>
+                                <a14:useLocalDpi xmlns:a14="http://schemas.microsoft.com/office/drawing/2010/main" xmlns:wps="http://schemas.microsoft.com/office/word/2010/wordprocessingShape" xmlns:wpi="http://schemas.microsoft.com/office/word/2010/wordprocessingInk" xmlns:wpg="http://schemas.microsoft.com/office/word/2010/wordprocessingGroup" xmlns:w14="http://schemas.microsoft.com/office/word/2010/wordml" xmlns:w="http://schemas.openxmlformats.org/wordprocessingml/2006/main" xmlns:w10="urn:schemas-microsoft-com:office:word" xmlns:wp14="http://schemas.microsoft.com/office/word/2010/wordprocessingDrawing" xmlns:v="urn:schemas-microsoft-com:vml" xmlns:o="urn:schemas-microsoft-com:office:office" xmlns:mc="http://schemas.openxmlformats.org/markup-compatibility/2006" xmlns:wpc="http://schemas.microsoft.com/office/word/2010/wordprocessingCanvas" xmlns="" xmlns:arto="http://schemas.microsoft.com/office/word/2006/arto" val="0"/>
                               </a:ext>
                             </a:extLst>
                           </a:blip>
@@ -568,6 +568,1017 @@
         <w:t>Москва, 2025 г.</w:t>
       </w:r>
     </w:p>
+    <w:sdt>
+      <w:sdtPr>
+        <w:id w:val="632513469"/>
+        <w:docPartObj>
+          <w:docPartGallery w:val="Table of Contents"/>
+          <w:docPartUnique/>
+        </w:docPartObj>
+      </w:sdtPr>
+      <w:sdtEndPr>
+        <w:rPr>
+          <w:rFonts w:ascii="Times New Roman" w:eastAsiaTheme="minorHAnsi" w:hAnsi="Times New Roman" w:cstheme="minorBidi"/>
+          <w:b w:val="0"/>
+          <w:bCs w:val="0"/>
+          <w:color w:val="auto"/>
+          <w:kern w:val="2"/>
+          <w:szCs w:val="24"/>
+        </w:rPr>
+      </w:sdtEndPr>
+      <w:sdtContent>
+        <w:p>
+          <w:pPr>
+            <w:pStyle w:val="ab"/>
+          </w:pPr>
+          <w:r>
+            <w:t>Оглавление</w:t>
+          </w:r>
+        </w:p>
+        <w:p>
+          <w:pPr>
+            <w:pStyle w:val="11"/>
+            <w:tabs>
+              <w:tab w:val="right" w:leader="dot" w:pos="9345"/>
+            </w:tabs>
+            <w:rPr>
+              <w:noProof/>
+            </w:rPr>
+          </w:pPr>
+          <w:r>
+            <w:fldChar w:fldCharType="begin"/>
+          </w:r>
+          <w:r>
+            <w:instrText xml:space="preserve"> TOC \o "1-3" \h \z \u </w:instrText>
+          </w:r>
+          <w:r>
+            <w:fldChar w:fldCharType="separate"/>
+          </w:r>
+          <w:hyperlink w:anchor="_Toc215594244" w:history="1">
+            <w:r>
+              <w:rPr>
+                <w:rStyle w:val="ac"/>
+                <w:noProof/>
+              </w:rPr>
+              <w:t>Лабораторная работа №1. Режим симуляции в Cicso Packet Tracer.</w:t>
+            </w:r>
+            <w:r>
+              <w:rPr>
+                <w:noProof/>
+                <w:webHidden/>
+              </w:rPr>
+              <w:tab/>
+            </w:r>
+            <w:r>
+              <w:rPr>
+                <w:noProof/>
+                <w:webHidden/>
+              </w:rPr>
+              <w:fldChar w:fldCharType="begin"/>
+            </w:r>
+            <w:r>
+              <w:rPr>
+                <w:noProof/>
+                <w:webHidden/>
+              </w:rPr>
+              <w:instrText xml:space="preserve"> PAGEREF _Toc215594244 \h </w:instrText>
+            </w:r>
+            <w:r>
+              <w:rPr>
+                <w:noProof/>
+                <w:webHidden/>
+              </w:rPr>
+            </w:r>
+            <w:r>
+              <w:rPr>
+                <w:noProof/>
+                <w:webHidden/>
+              </w:rPr>
+              <w:fldChar w:fldCharType="separate"/>
+            </w:r>
+            <w:r>
+              <w:rPr>
+                <w:noProof/>
+                <w:webHidden/>
+              </w:rPr>
+              <w:t>3</w:t>
+            </w:r>
+            <w:r>
+              <w:rPr>
+                <w:noProof/>
+                <w:webHidden/>
+              </w:rPr>
+              <w:fldChar w:fldCharType="end"/>
+            </w:r>
+          </w:hyperlink>
+        </w:p>
+        <w:p>
+          <w:pPr>
+            <w:pStyle w:val="21"/>
+            <w:tabs>
+              <w:tab w:val="right" w:leader="dot" w:pos="9345"/>
+            </w:tabs>
+            <w:rPr>
+              <w:noProof/>
+            </w:rPr>
+          </w:pPr>
+          <w:hyperlink w:anchor="_Toc215594245" w:history="1">
+            <w:r>
+              <w:rPr>
+                <w:rStyle w:val="ac"/>
+                <w:noProof/>
+              </w:rPr>
+              <w:t>Контрольные вопросы:</w:t>
+            </w:r>
+            <w:r>
+              <w:rPr>
+                <w:noProof/>
+                <w:webHidden/>
+              </w:rPr>
+              <w:tab/>
+            </w:r>
+            <w:r>
+              <w:rPr>
+                <w:noProof/>
+                <w:webHidden/>
+              </w:rPr>
+              <w:fldChar w:fldCharType="begin"/>
+            </w:r>
+            <w:r>
+              <w:rPr>
+                <w:noProof/>
+                <w:webHidden/>
+              </w:rPr>
+              <w:instrText xml:space="preserve"> PAGEREF _Toc215594245 \h </w:instrText>
+            </w:r>
+            <w:r>
+              <w:rPr>
+                <w:noProof/>
+                <w:webHidden/>
+              </w:rPr>
+            </w:r>
+            <w:r>
+              <w:rPr>
+                <w:noProof/>
+                <w:webHidden/>
+              </w:rPr>
+              <w:fldChar w:fldCharType="separate"/>
+            </w:r>
+            <w:r>
+              <w:rPr>
+                <w:noProof/>
+                <w:webHidden/>
+              </w:rPr>
+              <w:t>4</w:t>
+            </w:r>
+            <w:r>
+              <w:rPr>
+                <w:noProof/>
+                <w:webHidden/>
+              </w:rPr>
+              <w:fldChar w:fldCharType="end"/>
+            </w:r>
+          </w:hyperlink>
+        </w:p>
+        <w:p>
+          <w:pPr>
+            <w:pStyle w:val="11"/>
+            <w:tabs>
+              <w:tab w:val="right" w:leader="dot" w:pos="9345"/>
+            </w:tabs>
+            <w:rPr>
+              <w:noProof/>
+            </w:rPr>
+          </w:pPr>
+          <w:hyperlink w:anchor="_Toc215594246" w:history="1">
+            <w:r>
+              <w:rPr>
+                <w:rStyle w:val="ac"/>
+                <w:noProof/>
+              </w:rPr>
+              <w:t>Лабораторная работа №2. Настройка сетевых сервисов.</w:t>
+            </w:r>
+            <w:r>
+              <w:rPr>
+                <w:noProof/>
+                <w:webHidden/>
+              </w:rPr>
+              <w:tab/>
+            </w:r>
+            <w:r>
+              <w:rPr>
+                <w:noProof/>
+                <w:webHidden/>
+              </w:rPr>
+              <w:fldChar w:fldCharType="begin"/>
+            </w:r>
+            <w:r>
+              <w:rPr>
+                <w:noProof/>
+                <w:webHidden/>
+              </w:rPr>
+              <w:instrText xml:space="preserve"> PAGEREF _Toc215594246 \h </w:instrText>
+            </w:r>
+            <w:r>
+              <w:rPr>
+                <w:noProof/>
+                <w:webHidden/>
+              </w:rPr>
+            </w:r>
+            <w:r>
+              <w:rPr>
+                <w:noProof/>
+                <w:webHidden/>
+              </w:rPr>
+              <w:fldChar w:fldCharType="separate"/>
+            </w:r>
+            <w:r>
+              <w:rPr>
+                <w:noProof/>
+                <w:webHidden/>
+              </w:rPr>
+              <w:t>5</w:t>
+            </w:r>
+            <w:r>
+              <w:rPr>
+                <w:noProof/>
+                <w:webHidden/>
+              </w:rPr>
+              <w:fldChar w:fldCharType="end"/>
+            </w:r>
+          </w:hyperlink>
+        </w:p>
+        <w:p>
+          <w:pPr>
+            <w:pStyle w:val="21"/>
+            <w:tabs>
+              <w:tab w:val="right" w:leader="dot" w:pos="9345"/>
+            </w:tabs>
+            <w:rPr>
+              <w:noProof/>
+            </w:rPr>
+          </w:pPr>
+          <w:hyperlink w:anchor="_Toc215594247" w:history="1">
+            <w:r>
+              <w:rPr>
+                <w:rStyle w:val="ac"/>
+                <w:noProof/>
+              </w:rPr>
+              <w:t>Контрольные вопросы:</w:t>
+            </w:r>
+            <w:r>
+              <w:rPr>
+                <w:noProof/>
+                <w:webHidden/>
+              </w:rPr>
+              <w:tab/>
+            </w:r>
+            <w:r>
+              <w:rPr>
+                <w:noProof/>
+                <w:webHidden/>
+              </w:rPr>
+              <w:fldChar w:fldCharType="begin"/>
+            </w:r>
+            <w:r>
+              <w:rPr>
+                <w:noProof/>
+                <w:webHidden/>
+              </w:rPr>
+              <w:instrText xml:space="preserve"> PAGEREF _Toc215594247 \h </w:instrText>
+            </w:r>
+            <w:r>
+              <w:rPr>
+                <w:noProof/>
+                <w:webHidden/>
+              </w:rPr>
+            </w:r>
+            <w:r>
+              <w:rPr>
+                <w:noProof/>
+                <w:webHidden/>
+              </w:rPr>
+              <w:fldChar w:fldCharType="separate"/>
+            </w:r>
+            <w:r>
+              <w:rPr>
+                <w:noProof/>
+                <w:webHidden/>
+              </w:rPr>
+              <w:t>6</w:t>
+            </w:r>
+            <w:r>
+              <w:rPr>
+                <w:noProof/>
+                <w:webHidden/>
+              </w:rPr>
+              <w:fldChar w:fldCharType="end"/>
+            </w:r>
+          </w:hyperlink>
+        </w:p>
+        <w:p>
+          <w:pPr>
+            <w:pStyle w:val="11"/>
+            <w:tabs>
+              <w:tab w:val="right" w:leader="dot" w:pos="9345"/>
+            </w:tabs>
+            <w:rPr>
+              <w:noProof/>
+            </w:rPr>
+          </w:pPr>
+          <w:hyperlink w:anchor="_Toc215594248" w:history="1">
+            <w:r>
+              <w:rPr>
+                <w:rStyle w:val="ac"/>
+                <w:noProof/>
+              </w:rPr>
+              <w:t>Лабораторная работа №3. Знакомство с командами IOS.</w:t>
+            </w:r>
+            <w:r>
+              <w:rPr>
+                <w:noProof/>
+                <w:webHidden/>
+              </w:rPr>
+              <w:tab/>
+            </w:r>
+            <w:r>
+              <w:rPr>
+                <w:noProof/>
+                <w:webHidden/>
+              </w:rPr>
+              <w:fldChar w:fldCharType="begin"/>
+            </w:r>
+            <w:r>
+              <w:rPr>
+                <w:noProof/>
+                <w:webHidden/>
+              </w:rPr>
+              <w:instrText xml:space="preserve"> PAGEREF _Toc215594248 \h </w:instrText>
+            </w:r>
+            <w:r>
+              <w:rPr>
+                <w:noProof/>
+                <w:webHidden/>
+              </w:rPr>
+            </w:r>
+            <w:r>
+              <w:rPr>
+                <w:noProof/>
+                <w:webHidden/>
+              </w:rPr>
+              <w:fldChar w:fldCharType="separate"/>
+            </w:r>
+            <w:r>
+              <w:rPr>
+                <w:noProof/>
+                <w:webHidden/>
+              </w:rPr>
+              <w:t>8</w:t>
+            </w:r>
+            <w:r>
+              <w:rPr>
+                <w:noProof/>
+                <w:webHidden/>
+              </w:rPr>
+              <w:fldChar w:fldCharType="end"/>
+            </w:r>
+          </w:hyperlink>
+        </w:p>
+        <w:p>
+          <w:pPr>
+            <w:pStyle w:val="21"/>
+            <w:tabs>
+              <w:tab w:val="right" w:leader="dot" w:pos="9345"/>
+            </w:tabs>
+            <w:rPr>
+              <w:noProof/>
+            </w:rPr>
+          </w:pPr>
+          <w:hyperlink w:anchor="_Toc215594249" w:history="1">
+            <w:r>
+              <w:rPr>
+                <w:rStyle w:val="ac"/>
+                <w:noProof/>
+              </w:rPr>
+              <w:t>Контрольные вопросы:</w:t>
+            </w:r>
+            <w:r>
+              <w:rPr>
+                <w:noProof/>
+                <w:webHidden/>
+              </w:rPr>
+              <w:tab/>
+            </w:r>
+            <w:r>
+              <w:rPr>
+                <w:noProof/>
+                <w:webHidden/>
+              </w:rPr>
+              <w:fldChar w:fldCharType="begin"/>
+            </w:r>
+            <w:r>
+              <w:rPr>
+                <w:noProof/>
+                <w:webHidden/>
+              </w:rPr>
+              <w:instrText xml:space="preserve"> PAGEREF _Toc215594249 \h </w:instrText>
+            </w:r>
+            <w:r>
+              <w:rPr>
+                <w:noProof/>
+                <w:webHidden/>
+              </w:rPr>
+            </w:r>
+            <w:r>
+              <w:rPr>
+                <w:noProof/>
+                <w:webHidden/>
+              </w:rPr>
+              <w:fldChar w:fldCharType="separate"/>
+            </w:r>
+            <w:r>
+              <w:rPr>
+                <w:noProof/>
+                <w:webHidden/>
+              </w:rPr>
+              <w:t>10</w:t>
+            </w:r>
+            <w:r>
+              <w:rPr>
+                <w:noProof/>
+                <w:webHidden/>
+              </w:rPr>
+              <w:fldChar w:fldCharType="end"/>
+            </w:r>
+          </w:hyperlink>
+        </w:p>
+        <w:p>
+          <w:pPr>
+            <w:pStyle w:val="11"/>
+            <w:tabs>
+              <w:tab w:val="right" w:leader="dot" w:pos="9345"/>
+            </w:tabs>
+            <w:rPr>
+              <w:noProof/>
+            </w:rPr>
+          </w:pPr>
+          <w:hyperlink w:anchor="_Toc215594250" w:history="1">
+            <w:r>
+              <w:rPr>
+                <w:rStyle w:val="ac"/>
+                <w:noProof/>
+              </w:rPr>
+              <w:t>Лабораторная работа №4. Настройка статической маршрутизации.</w:t>
+            </w:r>
+            <w:r>
+              <w:rPr>
+                <w:noProof/>
+                <w:webHidden/>
+              </w:rPr>
+              <w:tab/>
+            </w:r>
+            <w:r>
+              <w:rPr>
+                <w:noProof/>
+                <w:webHidden/>
+              </w:rPr>
+              <w:fldChar w:fldCharType="begin"/>
+            </w:r>
+            <w:r>
+              <w:rPr>
+                <w:noProof/>
+                <w:webHidden/>
+              </w:rPr>
+              <w:instrText xml:space="preserve"> PAGEREF _Toc215594250 \h </w:instrText>
+            </w:r>
+            <w:r>
+              <w:rPr>
+                <w:noProof/>
+                <w:webHidden/>
+              </w:rPr>
+            </w:r>
+            <w:r>
+              <w:rPr>
+                <w:noProof/>
+                <w:webHidden/>
+              </w:rPr>
+              <w:fldChar w:fldCharType="separate"/>
+            </w:r>
+            <w:r>
+              <w:rPr>
+                <w:noProof/>
+                <w:webHidden/>
+              </w:rPr>
+              <w:t>12</w:t>
+            </w:r>
+            <w:r>
+              <w:rPr>
+                <w:noProof/>
+                <w:webHidden/>
+              </w:rPr>
+              <w:fldChar w:fldCharType="end"/>
+            </w:r>
+          </w:hyperlink>
+        </w:p>
+        <w:p>
+          <w:pPr>
+            <w:pStyle w:val="11"/>
+            <w:tabs>
+              <w:tab w:val="right" w:leader="dot" w:pos="9345"/>
+            </w:tabs>
+            <w:rPr>
+              <w:noProof/>
+            </w:rPr>
+          </w:pPr>
+          <w:hyperlink w:anchor="_Toc215594251" w:history="1">
+            <w:r>
+              <w:rPr>
+                <w:rStyle w:val="ac"/>
+                <w:noProof/>
+              </w:rPr>
+              <w:t>Лабораторная работа №5. Построение таблиц маршрутизации.</w:t>
+            </w:r>
+            <w:r>
+              <w:rPr>
+                <w:noProof/>
+                <w:webHidden/>
+              </w:rPr>
+              <w:tab/>
+            </w:r>
+            <w:r>
+              <w:rPr>
+                <w:noProof/>
+                <w:webHidden/>
+              </w:rPr>
+              <w:fldChar w:fldCharType="begin"/>
+            </w:r>
+            <w:r>
+              <w:rPr>
+                <w:noProof/>
+                <w:webHidden/>
+              </w:rPr>
+              <w:instrText xml:space="preserve"> PAGEREF _Toc215594251 \h </w:instrText>
+            </w:r>
+            <w:r>
+              <w:rPr>
+                <w:noProof/>
+                <w:webHidden/>
+              </w:rPr>
+            </w:r>
+            <w:r>
+              <w:rPr>
+                <w:noProof/>
+                <w:webHidden/>
+              </w:rPr>
+              <w:fldChar w:fldCharType="separate"/>
+            </w:r>
+            <w:r>
+              <w:rPr>
+                <w:noProof/>
+                <w:webHidden/>
+              </w:rPr>
+              <w:t>14</w:t>
+            </w:r>
+            <w:r>
+              <w:rPr>
+                <w:noProof/>
+                <w:webHidden/>
+              </w:rPr>
+              <w:fldChar w:fldCharType="end"/>
+            </w:r>
+          </w:hyperlink>
+        </w:p>
+        <w:p>
+          <w:pPr>
+            <w:pStyle w:val="21"/>
+            <w:tabs>
+              <w:tab w:val="right" w:leader="dot" w:pos="9345"/>
+            </w:tabs>
+            <w:rPr>
+              <w:noProof/>
+            </w:rPr>
+          </w:pPr>
+          <w:hyperlink w:anchor="_Toc215594252" w:history="1">
+            <w:r>
+              <w:rPr>
+                <w:rStyle w:val="ac"/>
+                <w:noProof/>
+              </w:rPr>
+              <w:t>Самостоятельная работа 1</w:t>
+            </w:r>
+            <w:r>
+              <w:rPr>
+                <w:noProof/>
+                <w:webHidden/>
+              </w:rPr>
+              <w:tab/>
+            </w:r>
+            <w:r>
+              <w:rPr>
+                <w:noProof/>
+                <w:webHidden/>
+              </w:rPr>
+              <w:fldChar w:fldCharType="begin"/>
+            </w:r>
+            <w:r>
+              <w:rPr>
+                <w:noProof/>
+                <w:webHidden/>
+              </w:rPr>
+              <w:instrText xml:space="preserve"> PAGEREF _Toc215594252 \h </w:instrText>
+            </w:r>
+            <w:r>
+              <w:rPr>
+                <w:noProof/>
+                <w:webHidden/>
+              </w:rPr>
+            </w:r>
+            <w:r>
+              <w:rPr>
+                <w:noProof/>
+                <w:webHidden/>
+              </w:rPr>
+              <w:fldChar w:fldCharType="separate"/>
+            </w:r>
+            <w:r>
+              <w:rPr>
+                <w:noProof/>
+                <w:webHidden/>
+              </w:rPr>
+              <w:t>15</w:t>
+            </w:r>
+            <w:r>
+              <w:rPr>
+                <w:noProof/>
+                <w:webHidden/>
+              </w:rPr>
+              <w:fldChar w:fldCharType="end"/>
+            </w:r>
+          </w:hyperlink>
+        </w:p>
+        <w:p>
+          <w:pPr>
+            <w:pStyle w:val="21"/>
+            <w:tabs>
+              <w:tab w:val="right" w:leader="dot" w:pos="9345"/>
+            </w:tabs>
+            <w:rPr>
+              <w:noProof/>
+            </w:rPr>
+          </w:pPr>
+          <w:hyperlink w:anchor="_Toc215594253" w:history="1">
+            <w:r>
+              <w:rPr>
+                <w:rStyle w:val="ac"/>
+                <w:rFonts w:cs="Times New Roman"/>
+                <w:noProof/>
+              </w:rPr>
+              <w:t>Контрольные вопросы :</w:t>
+            </w:r>
+            <w:r>
+              <w:rPr>
+                <w:noProof/>
+                <w:webHidden/>
+              </w:rPr>
+              <w:tab/>
+            </w:r>
+            <w:r>
+              <w:rPr>
+                <w:noProof/>
+                <w:webHidden/>
+              </w:rPr>
+              <w:fldChar w:fldCharType="begin"/>
+            </w:r>
+            <w:r>
+              <w:rPr>
+                <w:noProof/>
+                <w:webHidden/>
+              </w:rPr>
+              <w:instrText xml:space="preserve"> PAGEREF _Toc215594253 \h </w:instrText>
+            </w:r>
+            <w:r>
+              <w:rPr>
+                <w:noProof/>
+                <w:webHidden/>
+              </w:rPr>
+            </w:r>
+            <w:r>
+              <w:rPr>
+                <w:noProof/>
+                <w:webHidden/>
+              </w:rPr>
+              <w:fldChar w:fldCharType="separate"/>
+            </w:r>
+            <w:r>
+              <w:rPr>
+                <w:noProof/>
+                <w:webHidden/>
+              </w:rPr>
+              <w:t>15</w:t>
+            </w:r>
+            <w:r>
+              <w:rPr>
+                <w:noProof/>
+                <w:webHidden/>
+              </w:rPr>
+              <w:fldChar w:fldCharType="end"/>
+            </w:r>
+          </w:hyperlink>
+        </w:p>
+        <w:p>
+          <w:pPr>
+            <w:pStyle w:val="11"/>
+            <w:tabs>
+              <w:tab w:val="right" w:leader="dot" w:pos="9345"/>
+            </w:tabs>
+            <w:rPr>
+              <w:noProof/>
+            </w:rPr>
+          </w:pPr>
+          <w:hyperlink w:anchor="_Toc215594254" w:history="1">
+            <w:r>
+              <w:rPr>
+                <w:rStyle w:val="ac"/>
+                <w:noProof/>
+              </w:rPr>
+              <w:t>Лабораторная работа №6. Настройка протокола RIP.</w:t>
+            </w:r>
+            <w:r>
+              <w:rPr>
+                <w:noProof/>
+                <w:webHidden/>
+              </w:rPr>
+              <w:tab/>
+            </w:r>
+            <w:r>
+              <w:rPr>
+                <w:noProof/>
+                <w:webHidden/>
+              </w:rPr>
+              <w:fldChar w:fldCharType="begin"/>
+            </w:r>
+            <w:r>
+              <w:rPr>
+                <w:noProof/>
+                <w:webHidden/>
+              </w:rPr>
+              <w:instrText xml:space="preserve"> PAGEREF _Toc215594254 \h </w:instrText>
+            </w:r>
+            <w:r>
+              <w:rPr>
+                <w:noProof/>
+                <w:webHidden/>
+              </w:rPr>
+            </w:r>
+            <w:r>
+              <w:rPr>
+                <w:noProof/>
+                <w:webHidden/>
+              </w:rPr>
+              <w:fldChar w:fldCharType="separate"/>
+            </w:r>
+            <w:r>
+              <w:rPr>
+                <w:noProof/>
+                <w:webHidden/>
+              </w:rPr>
+              <w:t>17</w:t>
+            </w:r>
+            <w:r>
+              <w:rPr>
+                <w:noProof/>
+                <w:webHidden/>
+              </w:rPr>
+              <w:fldChar w:fldCharType="end"/>
+            </w:r>
+          </w:hyperlink>
+        </w:p>
+        <w:p>
+          <w:pPr>
+            <w:pStyle w:val="11"/>
+            <w:tabs>
+              <w:tab w:val="right" w:leader="dot" w:pos="9345"/>
+            </w:tabs>
+            <w:rPr>
+              <w:noProof/>
+            </w:rPr>
+          </w:pPr>
+          <w:hyperlink w:anchor="_Toc215594255" w:history="1">
+            <w:r>
+              <w:rPr>
+                <w:rStyle w:val="ac"/>
+                <w:noProof/>
+              </w:rPr>
+              <w:t xml:space="preserve">Лабораторная работа №7. Настройка протокола </w:t>
+            </w:r>
+            <w:r>
+              <w:rPr>
+                <w:rStyle w:val="ac"/>
+                <w:noProof/>
+                <w:lang w:val="en-US"/>
+              </w:rPr>
+              <w:t>RIP</w:t>
+            </w:r>
+            <w:r>
+              <w:rPr>
+                <w:rStyle w:val="ac"/>
+                <w:noProof/>
+              </w:rPr>
+              <w:t xml:space="preserve"> в корпоративной сети</w:t>
+            </w:r>
+            <w:r>
+              <w:rPr>
+                <w:noProof/>
+                <w:webHidden/>
+              </w:rPr>
+              <w:tab/>
+            </w:r>
+            <w:r>
+              <w:rPr>
+                <w:noProof/>
+                <w:webHidden/>
+              </w:rPr>
+              <w:fldChar w:fldCharType="begin"/>
+            </w:r>
+            <w:r>
+              <w:rPr>
+                <w:noProof/>
+                <w:webHidden/>
+              </w:rPr>
+              <w:instrText xml:space="preserve"> PAGEREF _Toc215594255 \h </w:instrText>
+            </w:r>
+            <w:r>
+              <w:rPr>
+                <w:noProof/>
+                <w:webHidden/>
+              </w:rPr>
+            </w:r>
+            <w:r>
+              <w:rPr>
+                <w:noProof/>
+                <w:webHidden/>
+              </w:rPr>
+              <w:fldChar w:fldCharType="separate"/>
+            </w:r>
+            <w:r>
+              <w:rPr>
+                <w:noProof/>
+                <w:webHidden/>
+              </w:rPr>
+              <w:t>19</w:t>
+            </w:r>
+            <w:r>
+              <w:rPr>
+                <w:noProof/>
+                <w:webHidden/>
+              </w:rPr>
+              <w:fldChar w:fldCharType="end"/>
+            </w:r>
+          </w:hyperlink>
+        </w:p>
+        <w:p>
+          <w:pPr>
+            <w:pStyle w:val="11"/>
+            <w:tabs>
+              <w:tab w:val="right" w:leader="dot" w:pos="9345"/>
+            </w:tabs>
+            <w:rPr>
+              <w:noProof/>
+            </w:rPr>
+          </w:pPr>
+          <w:hyperlink w:anchor="_Toc215594256" w:history="1">
+            <w:r>
+              <w:rPr>
+                <w:rStyle w:val="ac"/>
+                <w:noProof/>
+              </w:rPr>
+              <w:t>Лабораторная работа №8. Настройка протокола OSPF.</w:t>
+            </w:r>
+            <w:r>
+              <w:rPr>
+                <w:noProof/>
+                <w:webHidden/>
+              </w:rPr>
+              <w:tab/>
+            </w:r>
+            <w:r>
+              <w:rPr>
+                <w:noProof/>
+                <w:webHidden/>
+              </w:rPr>
+              <w:fldChar w:fldCharType="begin"/>
+            </w:r>
+            <w:r>
+              <w:rPr>
+                <w:noProof/>
+                <w:webHidden/>
+              </w:rPr>
+              <w:instrText xml:space="preserve"> PAGEREF _Toc215594256 \h </w:instrText>
+            </w:r>
+            <w:r>
+              <w:rPr>
+                <w:noProof/>
+                <w:webHidden/>
+              </w:rPr>
+            </w:r>
+            <w:r>
+              <w:rPr>
+                <w:noProof/>
+                <w:webHidden/>
+              </w:rPr>
+              <w:fldChar w:fldCharType="separate"/>
+            </w:r>
+            <w:r>
+              <w:rPr>
+                <w:noProof/>
+                <w:webHidden/>
+              </w:rPr>
+              <w:t>23</w:t>
+            </w:r>
+            <w:r>
+              <w:rPr>
+                <w:noProof/>
+                <w:webHidden/>
+              </w:rPr>
+              <w:fldChar w:fldCharType="end"/>
+            </w:r>
+          </w:hyperlink>
+        </w:p>
+        <w:p>
+          <w:pPr>
+            <w:pStyle w:val="11"/>
+            <w:tabs>
+              <w:tab w:val="right" w:leader="dot" w:pos="9345"/>
+            </w:tabs>
+            <w:rPr>
+              <w:noProof/>
+            </w:rPr>
+          </w:pPr>
+          <w:hyperlink w:anchor="_Toc215594257" w:history="1">
+            <w:r>
+              <w:rPr>
+                <w:rStyle w:val="ac"/>
+                <w:noProof/>
+              </w:rPr>
+              <w:t>Лабораторная работа №9. Преобразование сетевых адресов NAT.</w:t>
+            </w:r>
+            <w:r>
+              <w:rPr>
+                <w:noProof/>
+                <w:webHidden/>
+              </w:rPr>
+              <w:tab/>
+            </w:r>
+            <w:r>
+              <w:rPr>
+                <w:noProof/>
+                <w:webHidden/>
+              </w:rPr>
+              <w:fldChar w:fldCharType="begin"/>
+            </w:r>
+            <w:r>
+              <w:rPr>
+                <w:noProof/>
+                <w:webHidden/>
+              </w:rPr>
+              <w:instrText xml:space="preserve"> PAGEREF _Toc215594257 \h </w:instrText>
+            </w:r>
+            <w:r>
+              <w:rPr>
+                <w:noProof/>
+                <w:webHidden/>
+              </w:rPr>
+            </w:r>
+            <w:r>
+              <w:rPr>
+                <w:noProof/>
+                <w:webHidden/>
+              </w:rPr>
+              <w:fldChar w:fldCharType="separate"/>
+            </w:r>
+            <w:r>
+              <w:rPr>
+                <w:noProof/>
+                <w:webHidden/>
+              </w:rPr>
+              <w:t>30</w:t>
+            </w:r>
+            <w:r>
+              <w:rPr>
+                <w:noProof/>
+                <w:webHidden/>
+              </w:rPr>
+              <w:fldChar w:fldCharType="end"/>
+            </w:r>
+          </w:hyperlink>
+        </w:p>
+        <w:p>
+          <w:r>
+            <w:fldChar w:fldCharType="end"/>
+          </w:r>
+        </w:p>
+      </w:sdtContent>
+    </w:sdt>
     <w:p>
       <w:pPr>
         <w:spacing w:after="200"/>
@@ -576,15 +1587,35 @@
           <w:szCs w:val="28"/>
         </w:rPr>
       </w:pPr>
+    </w:p>
+    <w:p>
+      <w:pPr>
+        <w:spacing w:after="200"/>
+        <w:rPr>
+          <w:rFonts w:cs="Times New Roman"/>
+          <w:szCs w:val="28"/>
+          <w:lang w:val="en-US"/>
+        </w:rPr>
+      </w:pPr>
+      <w:r>
+        <w:rPr>
+          <w:rFonts w:cs="Times New Roman"/>
+          <w:szCs w:val="28"/>
+        </w:rPr>
+        <w:br w:type="page"/>
+      </w:r>
     </w:p>
     <w:p>
       <w:pPr>
         <w:pStyle w:val="1"/>
         <w:jc w:val="center"/>
       </w:pPr>
-      <w:r>
+      <w:bookmarkStart w:id="0" w:name="_Toc215594244"/>
+      <w:r>
+        <w:lastRenderedPageBreak/>
         <w:t>Лабораторная работа №1. Режим симуляции в Cicso Packet Tracer.</w:t>
       </w:r>
+      <w:bookmarkEnd w:id="0"/>
     </w:p>
     <w:p>
       <w:pPr>
@@ -747,7 +1778,6 @@
           <w:rFonts w:cs="Times New Roman"/>
           <w:szCs w:val="28"/>
         </w:rPr>
-        <w:lastRenderedPageBreak/>
         <w:tab/>
       </w:r>
     </w:p>
@@ -780,6 +1810,7 @@
           <w:szCs w:val="28"/>
           <w:lang w:eastAsia="ru-RU"/>
         </w:rPr>
+        <w:lastRenderedPageBreak/>
         <w:drawing>
           <wp:inline distT="0" distB="0" distL="0" distR="0">
             <wp:extent cx="5694218" cy="3063778"/>
@@ -821,9 +1852,11 @@
       <w:pPr>
         <w:pStyle w:val="2"/>
       </w:pPr>
+      <w:bookmarkStart w:id="1" w:name="_Toc215594245"/>
       <w:r>
         <w:t>Контрольные вопросы:</w:t>
       </w:r>
+      <w:bookmarkEnd w:id="1"/>
     </w:p>
     <w:p>
       <w:pPr>
@@ -1067,7 +2100,6 @@
           <w:szCs w:val="28"/>
           <w:lang w:eastAsia="ru-RU"/>
         </w:rPr>
-        <w:lastRenderedPageBreak/>
         <w:t>Прослеживание изменения содержимого пакета:</w:t>
       </w:r>
       <w:r>
@@ -1077,7 +2109,17 @@
           <w:szCs w:val="28"/>
           <w:lang w:eastAsia="ru-RU"/>
         </w:rPr>
-        <w:t xml:space="preserve"> При выборе пакета в "Event List" можно перейти по его истории (стрелками "Back" и "Next") и в деталях пакета на каждом уровне видеть, как изменяется его содержимое (добавляются/изменяются заголовки разных протоколов) при прохождении через устройства. </w:t>
+        <w:t xml:space="preserve"> При выборе пакета в "Event List" можно перейти по его истории (стрелками "Back" и "Next") и в деталях пакета на каждом уровне видеть, как изменяется его </w:t>
+      </w:r>
+      <w:r>
+        <w:rPr>
+          <w:rFonts w:eastAsia="Times New Roman" w:cs="Times New Roman"/>
+          <w:kern w:val="0"/>
+          <w:szCs w:val="28"/>
+          <w:lang w:eastAsia="ru-RU"/>
+        </w:rPr>
+        <w:lastRenderedPageBreak/>
+        <w:t xml:space="preserve">содержимое (добавляются/изменяются заголовки разных протоколов) при прохождении через устройства. </w:t>
       </w:r>
     </w:p>
     <w:p>
@@ -1297,8 +2339,8 @@
           <w:szCs w:val="28"/>
         </w:rPr>
       </w:pPr>
-      <w:bookmarkStart w:id="0" w:name="_GoBack"/>
-      <w:bookmarkEnd w:id="0"/>
+      <w:bookmarkStart w:id="2" w:name="_GoBack"/>
+      <w:bookmarkEnd w:id="2"/>
     </w:p>
     <w:p>
       <w:pPr>
@@ -1313,9 +2355,11 @@
         <w:pStyle w:val="1"/>
         <w:jc w:val="center"/>
       </w:pPr>
+      <w:bookmarkStart w:id="3" w:name="_Toc215594246"/>
       <w:r>
         <w:t>Лабораторная работа №2. Настройка сетевых сервисов.</w:t>
       </w:r>
+      <w:bookmarkEnd w:id="3"/>
     </w:p>
     <w:p>
       <w:pPr>
@@ -1459,9 +2503,11 @@
       <w:pPr>
         <w:pStyle w:val="2"/>
       </w:pPr>
+      <w:bookmarkStart w:id="4" w:name="_Toc215594247"/>
       <w:r>
         <w:t>Контрольные вопросы:</w:t>
       </w:r>
+      <w:bookmarkEnd w:id="4"/>
     </w:p>
     <w:p>
       <w:pPr>
@@ -2290,10 +3336,12 @@
         <w:pStyle w:val="1"/>
         <w:jc w:val="center"/>
       </w:pPr>
+      <w:bookmarkStart w:id="5" w:name="_Toc215594248"/>
       <w:r>
         <w:lastRenderedPageBreak/>
         <w:t>Лабораторная работа №3. Знакомство с командами IOS.</w:t>
       </w:r>
+      <w:bookmarkEnd w:id="5"/>
     </w:p>
     <w:p>
       <w:pPr>
@@ -2817,9 +3865,11 @@
       <w:pPr>
         <w:pStyle w:val="2"/>
       </w:pPr>
+      <w:bookmarkStart w:id="6" w:name="_Toc215594249"/>
       <w:r>
         <w:t>Контрольные вопросы:</w:t>
       </w:r>
+      <w:bookmarkEnd w:id="6"/>
     </w:p>
     <w:p>
       <w:pPr>
@@ -3341,10 +4391,12 @@
         <w:pStyle w:val="1"/>
         <w:jc w:val="center"/>
       </w:pPr>
+      <w:bookmarkStart w:id="7" w:name="_Toc215594250"/>
       <w:r>
         <w:lastRenderedPageBreak/>
         <w:t>Лабораторная работа №4. Настройка статической маршрутизации.</w:t>
       </w:r>
+      <w:bookmarkEnd w:id="7"/>
     </w:p>
     <w:p>
       <w:pPr>
@@ -3456,7 +4508,7 @@
                     </a:ln>
                     <a:extLst>
                       <a:ext uri="{53640926-AAD7-44D8-BBD7-CCE9431645EC}">
-                        <a14:shadowObscured xmlns:arto="http://schemas.microsoft.com/office/word/2006/arto" xmlns:a14="http://schemas.microsoft.com/office/drawing/2010/main" xmlns:wps="http://schemas.microsoft.com/office/word/2010/wordprocessingShape" xmlns:wpi="http://schemas.microsoft.com/office/word/2010/wordprocessingInk" xmlns:wpg="http://schemas.microsoft.com/office/word/2010/wordprocessingGroup" xmlns:w16se="http://schemas.microsoft.com/office/word/2015/wordml/symex" xmlns:w16="http://schemas.microsoft.com/office/word/2018/wordml" xmlns:w16cid="http://schemas.microsoft.com/office/word/2016/wordml/cid" xmlns:w16cex="http://schemas.microsoft.com/office/word/2018/wordml/cex" xmlns:w15="http://schemas.microsoft.com/office/word/2012/wordml" xmlns:w14="http://schemas.microsoft.com/office/word/2010/wordml" xmlns:w="http://schemas.openxmlformats.org/wordprocessingml/2006/main" xmlns:w10="urn:schemas-microsoft-com:office:word" xmlns:wp14="http://schemas.microsoft.com/office/word/2010/wordprocessingDrawing" xmlns:v="urn:schemas-microsoft-com:vml" xmlns:o="urn:schemas-microsoft-com:office:office" xmlns:am3d="http://schemas.microsoft.com/office/drawing/2017/model3d" xmlns:aink="http://schemas.microsoft.com/office/drawing/2016/ink" xmlns:mc="http://schemas.openxmlformats.org/markup-compatibility/2006" xmlns:cx8="http://schemas.microsoft.com/office/drawing/2016/5/14/chartex" xmlns:cx7="http://schemas.microsoft.com/office/drawing/2016/5/13/chartex" xmlns:cx6="http://schemas.microsoft.com/office/drawing/2016/5/12/chartex" xmlns:cx5="http://schemas.microsoft.com/office/drawing/2016/5/11/chartex" xmlns:cx4="http://schemas.microsoft.com/office/drawing/2016/5/10/chartex" xmlns:cx3="http://schemas.microsoft.com/office/drawing/2016/5/9/chartex" xmlns:cx2="http://schemas.microsoft.com/office/drawing/2015/10/21/chartex" xmlns:cx1="http://schemas.microsoft.com/office/drawing/2015/9/8/chartex" xmlns:cx="http://schemas.microsoft.com/office/drawing/2014/chartex" xmlns:wpc="http://schemas.microsoft.com/office/word/2010/wordprocessingCanvas" xmlns=""/>
+                        <a14:shadowObscured xmlns="" xmlns:wpc="http://schemas.microsoft.com/office/word/2010/wordprocessingCanvas" xmlns:cx="http://schemas.microsoft.com/office/drawing/2014/chartex" xmlns:cx1="http://schemas.microsoft.com/office/drawing/2015/9/8/chartex" xmlns:cx2="http://schemas.microsoft.com/office/drawing/2015/10/21/chartex" xmlns:cx3="http://schemas.microsoft.com/office/drawing/2016/5/9/chartex" xmlns:cx4="http://schemas.microsoft.com/office/drawing/2016/5/10/chartex" xmlns:cx5="http://schemas.microsoft.com/office/drawing/2016/5/11/chartex" xmlns:cx6="http://schemas.microsoft.com/office/drawing/2016/5/12/chartex" xmlns:cx7="http://schemas.microsoft.com/office/drawing/2016/5/13/chartex" xmlns:cx8="http://schemas.microsoft.com/office/drawing/2016/5/14/chartex" xmlns:mc="http://schemas.openxmlformats.org/markup-compatibility/2006" xmlns:aink="http://schemas.microsoft.com/office/drawing/2016/ink" xmlns:am3d="http://schemas.microsoft.com/office/drawing/2017/model3d" xmlns:o="urn:schemas-microsoft-com:office:office" xmlns:v="urn:schemas-microsoft-com:vml" xmlns:wp14="http://schemas.microsoft.com/office/word/2010/wordprocessingDrawing" xmlns:w10="urn:schemas-microsoft-com:office:word" xmlns:w="http://schemas.openxmlformats.org/wordprocessingml/2006/main" xmlns:w14="http://schemas.microsoft.com/office/word/2010/wordml" xmlns:w15="http://schemas.microsoft.com/office/word/2012/wordml" xmlns:w16cex="http://schemas.microsoft.com/office/word/2018/wordml/cex" xmlns:w16cid="http://schemas.microsoft.com/office/word/2016/wordml/cid" xmlns:w16="http://schemas.microsoft.com/office/word/2018/wordml" xmlns:w16se="http://schemas.microsoft.com/office/word/2015/wordml/symex" xmlns:wpg="http://schemas.microsoft.com/office/word/2010/wordprocessingGroup" xmlns:wpi="http://schemas.microsoft.com/office/word/2010/wordprocessingInk" xmlns:wps="http://schemas.microsoft.com/office/word/2010/wordprocessingShape" xmlns:a14="http://schemas.microsoft.com/office/drawing/2010/main" xmlns:arto="http://schemas.microsoft.com/office/word/2006/arto"/>
                       </a:ext>
                     </a:extLst>
                   </pic:spPr>
@@ -3525,7 +4577,7 @@
                     </a:ln>
                     <a:extLst>
                       <a:ext uri="{53640926-AAD7-44D8-BBD7-CCE9431645EC}">
-                        <a14:shadowObscured xmlns:arto="http://schemas.microsoft.com/office/word/2006/arto" xmlns:a14="http://schemas.microsoft.com/office/drawing/2010/main" xmlns:wps="http://schemas.microsoft.com/office/word/2010/wordprocessingShape" xmlns:wpi="http://schemas.microsoft.com/office/word/2010/wordprocessingInk" xmlns:wpg="http://schemas.microsoft.com/office/word/2010/wordprocessingGroup" xmlns:w16se="http://schemas.microsoft.com/office/word/2015/wordml/symex" xmlns:w16="http://schemas.microsoft.com/office/word/2018/wordml" xmlns:w16cid="http://schemas.microsoft.com/office/word/2016/wordml/cid" xmlns:w16cex="http://schemas.microsoft.com/office/word/2018/wordml/cex" xmlns:w15="http://schemas.microsoft.com/office/word/2012/wordml" xmlns:w14="http://schemas.microsoft.com/office/word/2010/wordml" xmlns:w="http://schemas.openxmlformats.org/wordprocessingml/2006/main" xmlns:w10="urn:schemas-microsoft-com:office:word" xmlns:wp14="http://schemas.microsoft.com/office/word/2010/wordprocessingDrawing" xmlns:v="urn:schemas-microsoft-com:vml" xmlns:o="urn:schemas-microsoft-com:office:office" xmlns:am3d="http://schemas.microsoft.com/office/drawing/2017/model3d" xmlns:aink="http://schemas.microsoft.com/office/drawing/2016/ink" xmlns:mc="http://schemas.openxmlformats.org/markup-compatibility/2006" xmlns:cx8="http://schemas.microsoft.com/office/drawing/2016/5/14/chartex" xmlns:cx7="http://schemas.microsoft.com/office/drawing/2016/5/13/chartex" xmlns:cx6="http://schemas.microsoft.com/office/drawing/2016/5/12/chartex" xmlns:cx5="http://schemas.microsoft.com/office/drawing/2016/5/11/chartex" xmlns:cx4="http://schemas.microsoft.com/office/drawing/2016/5/10/chartex" xmlns:cx3="http://schemas.microsoft.com/office/drawing/2016/5/9/chartex" xmlns:cx2="http://schemas.microsoft.com/office/drawing/2015/10/21/chartex" xmlns:cx1="http://schemas.microsoft.com/office/drawing/2015/9/8/chartex" xmlns:cx="http://schemas.microsoft.com/office/drawing/2014/chartex" xmlns:wpc="http://schemas.microsoft.com/office/word/2010/wordprocessingCanvas" xmlns=""/>
+                        <a14:shadowObscured xmlns="" xmlns:wpc="http://schemas.microsoft.com/office/word/2010/wordprocessingCanvas" xmlns:cx="http://schemas.microsoft.com/office/drawing/2014/chartex" xmlns:cx1="http://schemas.microsoft.com/office/drawing/2015/9/8/chartex" xmlns:cx2="http://schemas.microsoft.com/office/drawing/2015/10/21/chartex" xmlns:cx3="http://schemas.microsoft.com/office/drawing/2016/5/9/chartex" xmlns:cx4="http://schemas.microsoft.com/office/drawing/2016/5/10/chartex" xmlns:cx5="http://schemas.microsoft.com/office/drawing/2016/5/11/chartex" xmlns:cx6="http://schemas.microsoft.com/office/drawing/2016/5/12/chartex" xmlns:cx7="http://schemas.microsoft.com/office/drawing/2016/5/13/chartex" xmlns:cx8="http://schemas.microsoft.com/office/drawing/2016/5/14/chartex" xmlns:mc="http://schemas.openxmlformats.org/markup-compatibility/2006" xmlns:aink="http://schemas.microsoft.com/office/drawing/2016/ink" xmlns:am3d="http://schemas.microsoft.com/office/drawing/2017/model3d" xmlns:o="urn:schemas-microsoft-com:office:office" xmlns:v="urn:schemas-microsoft-com:vml" xmlns:wp14="http://schemas.microsoft.com/office/word/2010/wordprocessingDrawing" xmlns:w10="urn:schemas-microsoft-com:office:word" xmlns:w="http://schemas.openxmlformats.org/wordprocessingml/2006/main" xmlns:w14="http://schemas.microsoft.com/office/word/2010/wordml" xmlns:w15="http://schemas.microsoft.com/office/word/2012/wordml" xmlns:w16cex="http://schemas.microsoft.com/office/word/2018/wordml/cex" xmlns:w16cid="http://schemas.microsoft.com/office/word/2016/wordml/cid" xmlns:w16="http://schemas.microsoft.com/office/word/2018/wordml" xmlns:w16se="http://schemas.microsoft.com/office/word/2015/wordml/symex" xmlns:wpg="http://schemas.microsoft.com/office/word/2010/wordprocessingGroup" xmlns:wpi="http://schemas.microsoft.com/office/word/2010/wordprocessingInk" xmlns:wps="http://schemas.microsoft.com/office/word/2010/wordprocessingShape" xmlns:a14="http://schemas.microsoft.com/office/drawing/2010/main" xmlns:arto="http://schemas.microsoft.com/office/word/2006/arto"/>
                       </a:ext>
                     </a:extLst>
                   </pic:spPr>
@@ -3599,7 +4651,7 @@
                     </a:ln>
                     <a:extLst>
                       <a:ext uri="{53640926-AAD7-44D8-BBD7-CCE9431645EC}">
-                        <a14:shadowObscured xmlns:arto="http://schemas.microsoft.com/office/word/2006/arto" xmlns:a14="http://schemas.microsoft.com/office/drawing/2010/main" xmlns:wps="http://schemas.microsoft.com/office/word/2010/wordprocessingShape" xmlns:wpi="http://schemas.microsoft.com/office/word/2010/wordprocessingInk" xmlns:wpg="http://schemas.microsoft.com/office/word/2010/wordprocessingGroup" xmlns:w16se="http://schemas.microsoft.com/office/word/2015/wordml/symex" xmlns:w16="http://schemas.microsoft.com/office/word/2018/wordml" xmlns:w16cid="http://schemas.microsoft.com/office/word/2016/wordml/cid" xmlns:w16cex="http://schemas.microsoft.com/office/word/2018/wordml/cex" xmlns:w15="http://schemas.microsoft.com/office/word/2012/wordml" xmlns:w14="http://schemas.microsoft.com/office/word/2010/wordml" xmlns:w="http://schemas.openxmlformats.org/wordprocessingml/2006/main" xmlns:w10="urn:schemas-microsoft-com:office:word" xmlns:wp14="http://schemas.microsoft.com/office/word/2010/wordprocessingDrawing" xmlns:v="urn:schemas-microsoft-com:vml" xmlns:o="urn:schemas-microsoft-com:office:office" xmlns:am3d="http://schemas.microsoft.com/office/drawing/2017/model3d" xmlns:aink="http://schemas.microsoft.com/office/drawing/2016/ink" xmlns:mc="http://schemas.openxmlformats.org/markup-compatibility/2006" xmlns:cx8="http://schemas.microsoft.com/office/drawing/2016/5/14/chartex" xmlns:cx7="http://schemas.microsoft.com/office/drawing/2016/5/13/chartex" xmlns:cx6="http://schemas.microsoft.com/office/drawing/2016/5/12/chartex" xmlns:cx5="http://schemas.microsoft.com/office/drawing/2016/5/11/chartex" xmlns:cx4="http://schemas.microsoft.com/office/drawing/2016/5/10/chartex" xmlns:cx3="http://schemas.microsoft.com/office/drawing/2016/5/9/chartex" xmlns:cx2="http://schemas.microsoft.com/office/drawing/2015/10/21/chartex" xmlns:cx1="http://schemas.microsoft.com/office/drawing/2015/9/8/chartex" xmlns:cx="http://schemas.microsoft.com/office/drawing/2014/chartex" xmlns:wpc="http://schemas.microsoft.com/office/word/2010/wordprocessingCanvas" xmlns=""/>
+                        <a14:shadowObscured xmlns="" xmlns:wpc="http://schemas.microsoft.com/office/word/2010/wordprocessingCanvas" xmlns:cx="http://schemas.microsoft.com/office/drawing/2014/chartex" xmlns:cx1="http://schemas.microsoft.com/office/drawing/2015/9/8/chartex" xmlns:cx2="http://schemas.microsoft.com/office/drawing/2015/10/21/chartex" xmlns:cx3="http://schemas.microsoft.com/office/drawing/2016/5/9/chartex" xmlns:cx4="http://schemas.microsoft.com/office/drawing/2016/5/10/chartex" xmlns:cx5="http://schemas.microsoft.com/office/drawing/2016/5/11/chartex" xmlns:cx6="http://schemas.microsoft.com/office/drawing/2016/5/12/chartex" xmlns:cx7="http://schemas.microsoft.com/office/drawing/2016/5/13/chartex" xmlns:cx8="http://schemas.microsoft.com/office/drawing/2016/5/14/chartex" xmlns:mc="http://schemas.openxmlformats.org/markup-compatibility/2006" xmlns:aink="http://schemas.microsoft.com/office/drawing/2016/ink" xmlns:am3d="http://schemas.microsoft.com/office/drawing/2017/model3d" xmlns:o="urn:schemas-microsoft-com:office:office" xmlns:v="urn:schemas-microsoft-com:vml" xmlns:wp14="http://schemas.microsoft.com/office/word/2010/wordprocessingDrawing" xmlns:w10="urn:schemas-microsoft-com:office:word" xmlns:w="http://schemas.openxmlformats.org/wordprocessingml/2006/main" xmlns:w14="http://schemas.microsoft.com/office/word/2010/wordml" xmlns:w15="http://schemas.microsoft.com/office/word/2012/wordml" xmlns:w16cex="http://schemas.microsoft.com/office/word/2018/wordml/cex" xmlns:w16cid="http://schemas.microsoft.com/office/word/2016/wordml/cid" xmlns:w16="http://schemas.microsoft.com/office/word/2018/wordml" xmlns:w16se="http://schemas.microsoft.com/office/word/2015/wordml/symex" xmlns:wpg="http://schemas.microsoft.com/office/word/2010/wordprocessingGroup" xmlns:wpi="http://schemas.microsoft.com/office/word/2010/wordprocessingInk" xmlns:wps="http://schemas.microsoft.com/office/word/2010/wordprocessingShape" xmlns:a14="http://schemas.microsoft.com/office/drawing/2010/main" xmlns:arto="http://schemas.microsoft.com/office/word/2006/arto"/>
                       </a:ext>
                     </a:extLst>
                   </pic:spPr>
@@ -3720,10 +4772,12 @@
       <w:pPr>
         <w:pStyle w:val="1"/>
       </w:pPr>
+      <w:bookmarkStart w:id="8" w:name="_Toc215594251"/>
       <w:r>
         <w:lastRenderedPageBreak/>
         <w:t>Лабораторная работа №5. Построение таблиц маршрутизации.</w:t>
       </w:r>
+      <w:bookmarkEnd w:id="8"/>
     </w:p>
     <w:p>
       <w:pPr>
@@ -3950,7 +5004,7 @@
                     </a:ln>
                     <a:extLst>
                       <a:ext uri="{53640926-AAD7-44D8-BBD7-CCE9431645EC}">
-                        <a14:shadowObscured xmlns:arto="http://schemas.microsoft.com/office/word/2006/arto" xmlns="" xmlns:wpc="http://schemas.microsoft.com/office/word/2010/wordprocessingCanvas" xmlns:mc="http://schemas.openxmlformats.org/markup-compatibility/2006" xmlns:o="urn:schemas-microsoft-com:office:office" xmlns:v="urn:schemas-microsoft-com:vml" xmlns:wp14="http://schemas.microsoft.com/office/word/2010/wordprocessingDrawing" xmlns:w10="urn:schemas-microsoft-com:office:word" xmlns:w="http://schemas.openxmlformats.org/wordprocessingml/2006/main" xmlns:w14="http://schemas.microsoft.com/office/word/2010/wordml" xmlns:wpg="http://schemas.microsoft.com/office/word/2010/wordprocessingGroup" xmlns:wpi="http://schemas.microsoft.com/office/word/2010/wordprocessingInk" xmlns:wps="http://schemas.microsoft.com/office/word/2010/wordprocessingShape" xmlns:a14="http://schemas.microsoft.com/office/drawing/2010/main"/>
+                        <a14:shadowObscured xmlns:a14="http://schemas.microsoft.com/office/drawing/2010/main" xmlns:wps="http://schemas.microsoft.com/office/word/2010/wordprocessingShape" xmlns:wpi="http://schemas.microsoft.com/office/word/2010/wordprocessingInk" xmlns:wpg="http://schemas.microsoft.com/office/word/2010/wordprocessingGroup" xmlns:w14="http://schemas.microsoft.com/office/word/2010/wordml" xmlns:w="http://schemas.openxmlformats.org/wordprocessingml/2006/main" xmlns:w10="urn:schemas-microsoft-com:office:word" xmlns:wp14="http://schemas.microsoft.com/office/word/2010/wordprocessingDrawing" xmlns:v="urn:schemas-microsoft-com:vml" xmlns:o="urn:schemas-microsoft-com:office:office" xmlns:mc="http://schemas.openxmlformats.org/markup-compatibility/2006" xmlns:wpc="http://schemas.microsoft.com/office/word/2010/wordprocessingCanvas" xmlns="" xmlns:arto="http://schemas.microsoft.com/office/word/2006/arto"/>
                       </a:ext>
                     </a:extLst>
                   </pic:spPr>
@@ -3975,9 +5029,11 @@
       <w:pPr>
         <w:pStyle w:val="2"/>
       </w:pPr>
+      <w:bookmarkStart w:id="9" w:name="_Toc215594252"/>
       <w:r>
         <w:t>Самостоятельная работа 1</w:t>
       </w:r>
+      <w:bookmarkEnd w:id="9"/>
     </w:p>
     <w:p>
       <w:pPr>
@@ -4066,6 +5122,7 @@
           <w:szCs w:val="28"/>
         </w:rPr>
       </w:pPr>
+      <w:bookmarkStart w:id="10" w:name="_Toc215594253"/>
       <w:r>
         <w:rPr>
           <w:rFonts w:cs="Times New Roman"/>
@@ -4074,6 +5131,7 @@
         </w:rPr>
         <w:t>Контрольные вопросы :</w:t>
       </w:r>
+      <w:bookmarkEnd w:id="10"/>
     </w:p>
     <w:p>
       <w:pPr>
@@ -4734,10 +5792,12 @@
       <w:pPr>
         <w:pStyle w:val="1"/>
       </w:pPr>
+      <w:bookmarkStart w:id="11" w:name="_Toc215594254"/>
       <w:r>
         <w:lastRenderedPageBreak/>
         <w:t>Лабораторная работа №6. Настройка протокола RIP.</w:t>
       </w:r>
+      <w:bookmarkEnd w:id="11"/>
     </w:p>
     <w:p>
       <w:pPr>
@@ -5033,6 +6093,7 @@
         <w:pStyle w:val="1"/>
         <w:jc w:val="center"/>
       </w:pPr>
+      <w:bookmarkStart w:id="12" w:name="_Toc215594255"/>
       <w:r>
         <w:lastRenderedPageBreak/>
         <w:t xml:space="preserve">Лабораторная работа №7. Настройка протокола </w:t>
@@ -5049,6 +6110,7 @@
       <w:r>
         <w:t xml:space="preserve"> сети</w:t>
       </w:r>
+      <w:bookmarkEnd w:id="12"/>
     </w:p>
     <w:p/>
     <w:p>
@@ -5142,7 +6204,7 @@
                     <a:blip r:embed="rId34" cstate="print">
                       <a:extLst>
                         <a:ext uri="{28A0092B-C50C-407E-A947-70E740481C1C}">
-                          <a14:useLocalDpi xmlns:arto="http://schemas.microsoft.com/office/word/2006/arto" xmlns:a14="http://schemas.microsoft.com/office/drawing/2010/main" xmlns:wps="http://schemas.microsoft.com/office/word/2010/wordprocessingShape" xmlns:wpi="http://schemas.microsoft.com/office/word/2010/wordprocessingInk" xmlns:wpg="http://schemas.microsoft.com/office/word/2010/wordprocessingGroup" xmlns:w14="http://schemas.microsoft.com/office/word/2010/wordml" xmlns:w="http://schemas.openxmlformats.org/wordprocessingml/2006/main" xmlns:w10="urn:schemas-microsoft-com:office:word" xmlns:wp14="http://schemas.microsoft.com/office/word/2010/wordprocessingDrawing" xmlns:v="urn:schemas-microsoft-com:vml" xmlns:o="urn:schemas-microsoft-com:office:office" xmlns:mc="http://schemas.openxmlformats.org/markup-compatibility/2006" xmlns:wpc="http://schemas.microsoft.com/office/word/2010/wordprocessingCanvas" xmlns="" val="0"/>
+                          <a14:useLocalDpi xmlns="" xmlns:wpc="http://schemas.microsoft.com/office/word/2010/wordprocessingCanvas" xmlns:mc="http://schemas.openxmlformats.org/markup-compatibility/2006" xmlns:o="urn:schemas-microsoft-com:office:office" xmlns:v="urn:schemas-microsoft-com:vml" xmlns:wp14="http://schemas.microsoft.com/office/word/2010/wordprocessingDrawing" xmlns:w10="urn:schemas-microsoft-com:office:word" xmlns:w="http://schemas.openxmlformats.org/wordprocessingml/2006/main" xmlns:w14="http://schemas.microsoft.com/office/word/2010/wordml" xmlns:wpg="http://schemas.microsoft.com/office/word/2010/wordprocessingGroup" xmlns:wpi="http://schemas.microsoft.com/office/word/2010/wordprocessingInk" xmlns:wps="http://schemas.microsoft.com/office/word/2010/wordprocessingShape" xmlns:a14="http://schemas.microsoft.com/office/drawing/2010/main" xmlns:arto="http://schemas.microsoft.com/office/word/2006/arto" val="0"/>
                         </a:ext>
                       </a:extLst>
                     </a:blip>
@@ -5196,7 +6258,7 @@
                     <a:blip r:embed="rId35" cstate="print">
                       <a:extLst>
                         <a:ext uri="{28A0092B-C50C-407E-A947-70E740481C1C}">
-                          <a14:useLocalDpi xmlns:arto="http://schemas.microsoft.com/office/word/2006/arto" xmlns:a14="http://schemas.microsoft.com/office/drawing/2010/main" xmlns:wps="http://schemas.microsoft.com/office/word/2010/wordprocessingShape" xmlns:wpi="http://schemas.microsoft.com/office/word/2010/wordprocessingInk" xmlns:wpg="http://schemas.microsoft.com/office/word/2010/wordprocessingGroup" xmlns:w14="http://schemas.microsoft.com/office/word/2010/wordml" xmlns:w="http://schemas.openxmlformats.org/wordprocessingml/2006/main" xmlns:w10="urn:schemas-microsoft-com:office:word" xmlns:wp14="http://schemas.microsoft.com/office/word/2010/wordprocessingDrawing" xmlns:v="urn:schemas-microsoft-com:vml" xmlns:o="urn:schemas-microsoft-com:office:office" xmlns:mc="http://schemas.openxmlformats.org/markup-compatibility/2006" xmlns:wpc="http://schemas.microsoft.com/office/word/2010/wordprocessingCanvas" xmlns="" val="0"/>
+                          <a14:useLocalDpi xmlns="" xmlns:wpc="http://schemas.microsoft.com/office/word/2010/wordprocessingCanvas" xmlns:mc="http://schemas.openxmlformats.org/markup-compatibility/2006" xmlns:o="urn:schemas-microsoft-com:office:office" xmlns:v="urn:schemas-microsoft-com:vml" xmlns:wp14="http://schemas.microsoft.com/office/word/2010/wordprocessingDrawing" xmlns:w10="urn:schemas-microsoft-com:office:word" xmlns:w="http://schemas.openxmlformats.org/wordprocessingml/2006/main" xmlns:w14="http://schemas.microsoft.com/office/word/2010/wordml" xmlns:wpg="http://schemas.microsoft.com/office/word/2010/wordprocessingGroup" xmlns:wpi="http://schemas.microsoft.com/office/word/2010/wordprocessingInk" xmlns:wps="http://schemas.microsoft.com/office/word/2010/wordprocessingShape" xmlns:a14="http://schemas.microsoft.com/office/drawing/2010/main" xmlns:arto="http://schemas.microsoft.com/office/word/2006/arto" val="0"/>
                         </a:ext>
                       </a:extLst>
                     </a:blip>
@@ -5249,7 +6311,7 @@
                     <a:blip r:embed="rId36" cstate="print">
                       <a:extLst>
                         <a:ext uri="{28A0092B-C50C-407E-A947-70E740481C1C}">
-                          <a14:useLocalDpi xmlns:arto="http://schemas.microsoft.com/office/word/2006/arto" xmlns:a14="http://schemas.microsoft.com/office/drawing/2010/main" xmlns:wps="http://schemas.microsoft.com/office/word/2010/wordprocessingShape" xmlns:wpi="http://schemas.microsoft.com/office/word/2010/wordprocessingInk" xmlns:wpg="http://schemas.microsoft.com/office/word/2010/wordprocessingGroup" xmlns:w14="http://schemas.microsoft.com/office/word/2010/wordml" xmlns:w="http://schemas.openxmlformats.org/wordprocessingml/2006/main" xmlns:w10="urn:schemas-microsoft-com:office:word" xmlns:wp14="http://schemas.microsoft.com/office/word/2010/wordprocessingDrawing" xmlns:v="urn:schemas-microsoft-com:vml" xmlns:o="urn:schemas-microsoft-com:office:office" xmlns:mc="http://schemas.openxmlformats.org/markup-compatibility/2006" xmlns:wpc="http://schemas.microsoft.com/office/word/2010/wordprocessingCanvas" xmlns="" val="0"/>
+                          <a14:useLocalDpi xmlns="" xmlns:wpc="http://schemas.microsoft.com/office/word/2010/wordprocessingCanvas" xmlns:mc="http://schemas.openxmlformats.org/markup-compatibility/2006" xmlns:o="urn:schemas-microsoft-com:office:office" xmlns:v="urn:schemas-microsoft-com:vml" xmlns:wp14="http://schemas.microsoft.com/office/word/2010/wordprocessingDrawing" xmlns:w10="urn:schemas-microsoft-com:office:word" xmlns:w="http://schemas.openxmlformats.org/wordprocessingml/2006/main" xmlns:w14="http://schemas.microsoft.com/office/word/2010/wordml" xmlns:wpg="http://schemas.microsoft.com/office/word/2010/wordprocessingGroup" xmlns:wpi="http://schemas.microsoft.com/office/word/2010/wordprocessingInk" xmlns:wps="http://schemas.microsoft.com/office/word/2010/wordprocessingShape" xmlns:a14="http://schemas.microsoft.com/office/drawing/2010/main" xmlns:arto="http://schemas.microsoft.com/office/word/2006/arto" val="0"/>
                         </a:ext>
                       </a:extLst>
                     </a:blip>
@@ -5303,7 +6365,7 @@
                     <a:blip r:embed="rId37" cstate="print">
                       <a:extLst>
                         <a:ext uri="{28A0092B-C50C-407E-A947-70E740481C1C}">
-                          <a14:useLocalDpi xmlns:arto="http://schemas.microsoft.com/office/word/2006/arto" xmlns:a14="http://schemas.microsoft.com/office/drawing/2010/main" xmlns:wps="http://schemas.microsoft.com/office/word/2010/wordprocessingShape" xmlns:wpi="http://schemas.microsoft.com/office/word/2010/wordprocessingInk" xmlns:wpg="http://schemas.microsoft.com/office/word/2010/wordprocessingGroup" xmlns:w14="http://schemas.microsoft.com/office/word/2010/wordml" xmlns:w="http://schemas.openxmlformats.org/wordprocessingml/2006/main" xmlns:w10="urn:schemas-microsoft-com:office:word" xmlns:wp14="http://schemas.microsoft.com/office/word/2010/wordprocessingDrawing" xmlns:v="urn:schemas-microsoft-com:vml" xmlns:o="urn:schemas-microsoft-com:office:office" xmlns:mc="http://schemas.openxmlformats.org/markup-compatibility/2006" xmlns:wpc="http://schemas.microsoft.com/office/word/2010/wordprocessingCanvas" xmlns="" val="0"/>
+                          <a14:useLocalDpi xmlns="" xmlns:wpc="http://schemas.microsoft.com/office/word/2010/wordprocessingCanvas" xmlns:mc="http://schemas.openxmlformats.org/markup-compatibility/2006" xmlns:o="urn:schemas-microsoft-com:office:office" xmlns:v="urn:schemas-microsoft-com:vml" xmlns:wp14="http://schemas.microsoft.com/office/word/2010/wordprocessingDrawing" xmlns:w10="urn:schemas-microsoft-com:office:word" xmlns:w="http://schemas.openxmlformats.org/wordprocessingml/2006/main" xmlns:w14="http://schemas.microsoft.com/office/word/2010/wordml" xmlns:wpg="http://schemas.microsoft.com/office/word/2010/wordprocessingGroup" xmlns:wpi="http://schemas.microsoft.com/office/word/2010/wordprocessingInk" xmlns:wps="http://schemas.microsoft.com/office/word/2010/wordprocessingShape" xmlns:a14="http://schemas.microsoft.com/office/drawing/2010/main" xmlns:arto="http://schemas.microsoft.com/office/word/2006/arto" val="0"/>
                         </a:ext>
                       </a:extLst>
                     </a:blip>
@@ -5356,7 +6418,7 @@
                     <a:blip r:embed="rId38" cstate="print">
                       <a:extLst>
                         <a:ext uri="{28A0092B-C50C-407E-A947-70E740481C1C}">
-                          <a14:useLocalDpi xmlns:arto="http://schemas.microsoft.com/office/word/2006/arto" xmlns:a14="http://schemas.microsoft.com/office/drawing/2010/main" xmlns:wps="http://schemas.microsoft.com/office/word/2010/wordprocessingShape" xmlns:wpi="http://schemas.microsoft.com/office/word/2010/wordprocessingInk" xmlns:wpg="http://schemas.microsoft.com/office/word/2010/wordprocessingGroup" xmlns:w14="http://schemas.microsoft.com/office/word/2010/wordml" xmlns:w="http://schemas.openxmlformats.org/wordprocessingml/2006/main" xmlns:w10="urn:schemas-microsoft-com:office:word" xmlns:wp14="http://schemas.microsoft.com/office/word/2010/wordprocessingDrawing" xmlns:v="urn:schemas-microsoft-com:vml" xmlns:o="urn:schemas-microsoft-com:office:office" xmlns:mc="http://schemas.openxmlformats.org/markup-compatibility/2006" xmlns:wpc="http://schemas.microsoft.com/office/word/2010/wordprocessingCanvas" xmlns="" val="0"/>
+                          <a14:useLocalDpi xmlns="" xmlns:wpc="http://schemas.microsoft.com/office/word/2010/wordprocessingCanvas" xmlns:mc="http://schemas.openxmlformats.org/markup-compatibility/2006" xmlns:o="urn:schemas-microsoft-com:office:office" xmlns:v="urn:schemas-microsoft-com:vml" xmlns:wp14="http://schemas.microsoft.com/office/word/2010/wordprocessingDrawing" xmlns:w10="urn:schemas-microsoft-com:office:word" xmlns:w="http://schemas.openxmlformats.org/wordprocessingml/2006/main" xmlns:w14="http://schemas.microsoft.com/office/word/2010/wordml" xmlns:wpg="http://schemas.microsoft.com/office/word/2010/wordprocessingGroup" xmlns:wpi="http://schemas.microsoft.com/office/word/2010/wordprocessingInk" xmlns:wps="http://schemas.microsoft.com/office/word/2010/wordprocessingShape" xmlns:a14="http://schemas.microsoft.com/office/drawing/2010/main" xmlns:arto="http://schemas.microsoft.com/office/word/2006/arto" val="0"/>
                         </a:ext>
                       </a:extLst>
                     </a:blip>
@@ -5429,7 +6491,7 @@
                     <a:blip r:embed="rId39" cstate="print">
                       <a:extLst>
                         <a:ext uri="{28A0092B-C50C-407E-A947-70E740481C1C}">
-                          <a14:useLocalDpi xmlns:arto="http://schemas.microsoft.com/office/word/2006/arto" xmlns:a14="http://schemas.microsoft.com/office/drawing/2010/main" xmlns:wps="http://schemas.microsoft.com/office/word/2010/wordprocessingShape" xmlns:wpi="http://schemas.microsoft.com/office/word/2010/wordprocessingInk" xmlns:wpg="http://schemas.microsoft.com/office/word/2010/wordprocessingGroup" xmlns:w14="http://schemas.microsoft.com/office/word/2010/wordml" xmlns:w="http://schemas.openxmlformats.org/wordprocessingml/2006/main" xmlns:w10="urn:schemas-microsoft-com:office:word" xmlns:wp14="http://schemas.microsoft.com/office/word/2010/wordprocessingDrawing" xmlns:v="urn:schemas-microsoft-com:vml" xmlns:o="urn:schemas-microsoft-com:office:office" xmlns:mc="http://schemas.openxmlformats.org/markup-compatibility/2006" xmlns:wpc="http://schemas.microsoft.com/office/word/2010/wordprocessingCanvas" xmlns="" val="0"/>
+                          <a14:useLocalDpi xmlns="" xmlns:wpc="http://schemas.microsoft.com/office/word/2010/wordprocessingCanvas" xmlns:mc="http://schemas.openxmlformats.org/markup-compatibility/2006" xmlns:o="urn:schemas-microsoft-com:office:office" xmlns:v="urn:schemas-microsoft-com:vml" xmlns:wp14="http://schemas.microsoft.com/office/word/2010/wordprocessingDrawing" xmlns:w10="urn:schemas-microsoft-com:office:word" xmlns:w="http://schemas.openxmlformats.org/wordprocessingml/2006/main" xmlns:w14="http://schemas.microsoft.com/office/word/2010/wordml" xmlns:wpg="http://schemas.microsoft.com/office/word/2010/wordprocessingGroup" xmlns:wpi="http://schemas.microsoft.com/office/word/2010/wordprocessingInk" xmlns:wps="http://schemas.microsoft.com/office/word/2010/wordprocessingShape" xmlns:a14="http://schemas.microsoft.com/office/drawing/2010/main" xmlns:arto="http://schemas.microsoft.com/office/word/2006/arto" val="0"/>
                         </a:ext>
                       </a:extLst>
                     </a:blip>
@@ -5497,7 +6559,7 @@
                     <a:blip r:embed="rId40" cstate="print">
                       <a:extLst>
                         <a:ext uri="{28A0092B-C50C-407E-A947-70E740481C1C}">
-                          <a14:useLocalDpi xmlns:arto="http://schemas.microsoft.com/office/word/2006/arto" xmlns:a14="http://schemas.microsoft.com/office/drawing/2010/main" xmlns:wps="http://schemas.microsoft.com/office/word/2010/wordprocessingShape" xmlns:wpi="http://schemas.microsoft.com/office/word/2010/wordprocessingInk" xmlns:wpg="http://schemas.microsoft.com/office/word/2010/wordprocessingGroup" xmlns:w14="http://schemas.microsoft.com/office/word/2010/wordml" xmlns:w="http://schemas.openxmlformats.org/wordprocessingml/2006/main" xmlns:w10="urn:schemas-microsoft-com:office:word" xmlns:wp14="http://schemas.microsoft.com/office/word/2010/wordprocessingDrawing" xmlns:v="urn:schemas-microsoft-com:vml" xmlns:o="urn:schemas-microsoft-com:office:office" xmlns:mc="http://schemas.openxmlformats.org/markup-compatibility/2006" xmlns:wpc="http://schemas.microsoft.com/office/word/2010/wordprocessingCanvas" xmlns="" val="0"/>
+                          <a14:useLocalDpi xmlns="" xmlns:wpc="http://schemas.microsoft.com/office/word/2010/wordprocessingCanvas" xmlns:mc="http://schemas.openxmlformats.org/markup-compatibility/2006" xmlns:o="urn:schemas-microsoft-com:office:office" xmlns:v="urn:schemas-microsoft-com:vml" xmlns:wp14="http://schemas.microsoft.com/office/word/2010/wordprocessingDrawing" xmlns:w10="urn:schemas-microsoft-com:office:word" xmlns:w="http://schemas.openxmlformats.org/wordprocessingml/2006/main" xmlns:w14="http://schemas.microsoft.com/office/word/2010/wordml" xmlns:wpg="http://schemas.microsoft.com/office/word/2010/wordprocessingGroup" xmlns:wpi="http://schemas.microsoft.com/office/word/2010/wordprocessingInk" xmlns:wps="http://schemas.microsoft.com/office/word/2010/wordprocessingShape" xmlns:a14="http://schemas.microsoft.com/office/drawing/2010/main" xmlns:arto="http://schemas.microsoft.com/office/word/2006/arto" val="0"/>
                         </a:ext>
                       </a:extLst>
                     </a:blip>
@@ -5530,10 +6592,12 @@
         <w:pStyle w:val="1"/>
         <w:jc w:val="center"/>
       </w:pPr>
+      <w:bookmarkStart w:id="13" w:name="_Toc215594256"/>
       <w:r>
         <w:lastRenderedPageBreak/>
         <w:t>Лабораторная работа №8. Настройка протокола OSPF.</w:t>
       </w:r>
+      <w:bookmarkEnd w:id="13"/>
     </w:p>
     <w:p>
       <w:pPr>
@@ -7036,10 +8100,12 @@
         <w:pStyle w:val="1"/>
         <w:jc w:val="center"/>
       </w:pPr>
+      <w:bookmarkStart w:id="14" w:name="_Toc215594257"/>
       <w:r>
         <w:lastRenderedPageBreak/>
         <w:t>Лабораторная работа №9. Преобразование сетевых адресов NAT.</w:t>
       </w:r>
+      <w:bookmarkEnd w:id="14"/>
     </w:p>
     <w:p/>
     <w:p>
@@ -13227,6 +14293,61 @@
       <w:szCs w:val="24"/>
     </w:rPr>
   </w:style>
+  <w:style w:type="paragraph" w:styleId="ab">
+    <w:name w:val="TOC Heading"/>
+    <w:basedOn w:val="1"/>
+    <w:next w:val="a"/>
+    <w:uiPriority w:val="39"/>
+    <w:semiHidden/>
+    <w:unhideWhenUsed/>
+    <w:qFormat/>
+    <w:rsid w:val="00DC7414"/>
+    <w:pPr>
+      <w:outlineLvl w:val="9"/>
+    </w:pPr>
+    <w:rPr>
+      <w:rFonts w:asciiTheme="majorHAnsi" w:hAnsiTheme="majorHAnsi"/>
+      <w:color w:val="365F91" w:themeColor="accent1" w:themeShade="BF"/>
+      <w:kern w:val="0"/>
+      <w:sz w:val="28"/>
+    </w:rPr>
+  </w:style>
+  <w:style w:type="paragraph" w:styleId="11">
+    <w:name w:val="toc 1"/>
+    <w:basedOn w:val="a"/>
+    <w:next w:val="a"/>
+    <w:autoRedefine/>
+    <w:uiPriority w:val="39"/>
+    <w:unhideWhenUsed/>
+    <w:rsid w:val="00DC7414"/>
+    <w:pPr>
+      <w:spacing w:after="100"/>
+    </w:pPr>
+  </w:style>
+  <w:style w:type="paragraph" w:styleId="21">
+    <w:name w:val="toc 2"/>
+    <w:basedOn w:val="a"/>
+    <w:next w:val="a"/>
+    <w:autoRedefine/>
+    <w:uiPriority w:val="39"/>
+    <w:unhideWhenUsed/>
+    <w:rsid w:val="00DC7414"/>
+    <w:pPr>
+      <w:spacing w:after="100"/>
+      <w:ind w:left="280"/>
+    </w:pPr>
+  </w:style>
+  <w:style w:type="character" w:styleId="ac">
+    <w:name w:val="Hyperlink"/>
+    <w:basedOn w:val="a0"/>
+    <w:uiPriority w:val="99"/>
+    <w:unhideWhenUsed/>
+    <w:rsid w:val="00DC7414"/>
+    <w:rPr>
+      <w:color w:val="0000FF" w:themeColor="hyperlink"/>
+      <w:u w:val="single"/>
+    </w:rPr>
+  </w:style>
 </w:styles>
 </file>
 
@@ -13520,7 +14641,7 @@
 </file>
 
 <file path=customXml/itemProps1.xml><?xml version="1.0" encoding="utf-8"?>
-<ds:datastoreItem xmlns:ds="http://schemas.openxmlformats.org/officeDocument/2006/customXml" ds:itemID="{A5A4FFCB-33E2-4AED-8C08-59CB6B825972}">
+<ds:datastoreItem xmlns:ds="http://schemas.openxmlformats.org/officeDocument/2006/customXml" ds:itemID="{C7B2DD9A-A77F-48E9-8F85-C123C69C2B3F}">
   <ds:schemaRefs>
     <ds:schemaRef ds:uri="http://schemas.openxmlformats.org/officeDocument/2006/bibliography"/>
   </ds:schemaRefs>
